--- a/link_eshopworld/Documentation/eShopWorld_Checkout_Integration.docx
+++ b/link_eshopworld/Documentation/eShopWorld_Checkout_Integration.docx
@@ -5293,6 +5293,72 @@
     </w:p>
     <w:p>
       <w:pPr>
+        <w:pStyle w:val="ListParagraph"/>
+        <w:numPr>
+          <w:ilvl w:val="0"/>
+          <w:numId w:val="5"/>
+        </w:numPr>
+        <w:rPr>
+          <w:rFonts w:ascii="Arial" w:eastAsia="Times New Roman" w:hAnsi="Arial" w:cs="Arial"/>
+          <w:color w:val="000000"/>
+          <w:lang w:val="en-PK" w:eastAsia="en-PK"/>
+        </w:rPr>
+      </w:pPr>
+      <w:r>
+        <w:rPr>
+          <w:rFonts w:ascii="Arial" w:eastAsia="Times New Roman" w:hAnsi="Arial" w:cs="Arial"/>
+          <w:b/>
+          <w:bCs/>
+          <w:color w:val="000000"/>
+          <w:lang w:val="en-PK" w:eastAsia="en-PK"/>
+        </w:rPr>
+        <w:t>ESW SFCC OCAPI Client ID</w:t>
+      </w:r>
+      <w:r>
+        <w:rPr>
+          <w:rFonts w:ascii="Arial" w:eastAsia="Times New Roman" w:hAnsi="Arial" w:cs="Arial"/>
+          <w:b/>
+          <w:bCs/>
+          <w:color w:val="000000"/>
+          <w:lang w:val="en-PK" w:eastAsia="en-PK"/>
+        </w:rPr>
+        <w:t>:</w:t>
+      </w:r>
+      <w:r>
+        <w:rPr>
+          <w:rFonts w:ascii="Arial" w:eastAsia="Times New Roman" w:hAnsi="Arial" w:cs="Arial"/>
+          <w:color w:val="000000"/>
+          <w:lang w:val="en-PK" w:eastAsia="en-PK"/>
+        </w:rPr>
+        <w:t xml:space="preserve"> </w:t>
+      </w:r>
+      <w:r>
+        <w:rPr>
+          <w:rFonts w:ascii="Arial" w:eastAsia="Times New Roman" w:hAnsi="Arial" w:cs="Arial"/>
+          <w:color w:val="000000"/>
+          <w:lang w:val="en-PK" w:eastAsia="en-PK"/>
+        </w:rPr>
+        <w:t>SFCC OCAPI client ID to be use</w:t>
+      </w:r>
+      <w:r>
+        <w:rPr>
+          <w:rFonts w:ascii="Arial" w:eastAsia="Times New Roman" w:hAnsi="Arial" w:cs="Arial"/>
+          <w:color w:val="000000"/>
+          <w:lang w:val="en-PK" w:eastAsia="en-PK"/>
+        </w:rPr>
+        <w:t>d</w:t>
+      </w:r>
+      <w:r>
+        <w:rPr>
+          <w:rFonts w:ascii="Arial" w:eastAsia="Times New Roman" w:hAnsi="Arial" w:cs="Arial"/>
+          <w:color w:val="000000"/>
+          <w:lang w:val="en-PK" w:eastAsia="en-PK"/>
+        </w:rPr>
+        <w:t xml:space="preserve"> for basket and order related operations in case of embedded checkout</w:t>
+      </w:r>
+    </w:p>
+    <w:p>
+      <w:pPr>
         <w:pStyle w:val="11U"/>
         <w:jc w:val="both"/>
         <w:rPr>
@@ -8863,7 +8929,7 @@
         </w:rPr>
         <w:lastRenderedPageBreak/>
         <w:drawing>
-          <wp:inline distT="0" distB="0" distL="0" distR="0" wp14:anchorId="277855D4" wp14:editId="1A625045">
+          <wp:inline distT="0" distB="0" distL="0" distR="0" wp14:anchorId="277855D4" wp14:editId="5A0A0BED">
             <wp:extent cx="5267568" cy="3795913"/>
             <wp:effectExtent l="0" t="0" r="0" b="0"/>
             <wp:docPr id="6" name="Picture 6"/>
@@ -14925,15 +14991,6 @@
   </w:num>
   <w:num w:numId="22" w16cid:durableId="2044742762">
     <w:abstractNumId w:val="14"/>
-    <w:lvlOverride w:ilvl="0"/>
-    <w:lvlOverride w:ilvl="1"/>
-    <w:lvlOverride w:ilvl="2"/>
-    <w:lvlOverride w:ilvl="3"/>
-    <w:lvlOverride w:ilvl="4"/>
-    <w:lvlOverride w:ilvl="5"/>
-    <w:lvlOverride w:ilvl="6"/>
-    <w:lvlOverride w:ilvl="7"/>
-    <w:lvlOverride w:ilvl="8"/>
   </w:num>
 </w:numbering>
 </file>
@@ -15557,7 +15614,6 @@
   <w:style w:type="character" w:default="1" w:styleId="DefaultParagraphFont">
     <w:name w:val="Default Paragraph Font"/>
     <w:uiPriority w:val="1"/>
-    <w:semiHidden/>
     <w:unhideWhenUsed/>
   </w:style>
   <w:style w:type="table" w:default="1" w:styleId="TableNormal">

--- a/link_eshopworld/Documentation/eShopWorld_Checkout_Integration.docx
+++ b/link_eshopworld/Documentation/eShopWorld_Checkout_Integration.docx
@@ -292,14 +292,7 @@
                                     <w:sz w:val="20"/>
                                     <w:szCs w:val="20"/>
                                   </w:rPr>
-                                  <w:t>4.</w:t>
-                                </w:r>
-                                <w:r>
-                                  <w:rPr>
-                                    <w:sz w:val="20"/>
-                                    <w:szCs w:val="20"/>
-                                  </w:rPr>
-                                  <w:t>8</w:t>
+                                  <w:t>5.0.0</w:t>
                                 </w:r>
                               </w:p>
                               <w:p>
@@ -331,14 +324,21 @@
                                     <w:sz w:val="20"/>
                                     <w:szCs w:val="20"/>
                                   </w:rPr>
-                                  <w:t>September</w:t>
+                                  <w:t>February</w:t>
                                 </w:r>
                                 <w:r>
                                   <w:rPr>
                                     <w:sz w:val="20"/>
                                     <w:szCs w:val="20"/>
                                   </w:rPr>
-                                  <w:t xml:space="preserve"> 2025</w:t>
+                                  <w:t xml:space="preserve"> 202</w:t>
+                                </w:r>
+                                <w:r>
+                                  <w:rPr>
+                                    <w:sz w:val="20"/>
+                                    <w:szCs w:val="20"/>
+                                  </w:rPr>
+                                  <w:t>6</w:t>
                                 </w:r>
                               </w:p>
                               <w:p>
@@ -364,7 +364,7 @@
                                     <w:sz w:val="20"/>
                                     <w:szCs w:val="20"/>
                                   </w:rPr>
-                                  <w:t>5</w:t>
+                                  <w:t>6</w:t>
                                 </w:r>
                                 <w:r>
                                   <w:rPr>
@@ -436,14 +436,7 @@
                               <w:sz w:val="20"/>
                               <w:szCs w:val="20"/>
                             </w:rPr>
-                            <w:t>4.</w:t>
-                          </w:r>
-                          <w:r>
-                            <w:rPr>
-                              <w:sz w:val="20"/>
-                              <w:szCs w:val="20"/>
-                            </w:rPr>
-                            <w:t>8</w:t>
+                            <w:t>5.0.0</w:t>
                           </w:r>
                         </w:p>
                         <w:p>
@@ -475,14 +468,21 @@
                               <w:sz w:val="20"/>
                               <w:szCs w:val="20"/>
                             </w:rPr>
-                            <w:t>September</w:t>
+                            <w:t>February</w:t>
                           </w:r>
                           <w:r>
                             <w:rPr>
                               <w:sz w:val="20"/>
                               <w:szCs w:val="20"/>
                             </w:rPr>
-                            <w:t xml:space="preserve"> 2025</w:t>
+                            <w:t xml:space="preserve"> 202</w:t>
+                          </w:r>
+                          <w:r>
+                            <w:rPr>
+                              <w:sz w:val="20"/>
+                              <w:szCs w:val="20"/>
+                            </w:rPr>
+                            <w:t>6</w:t>
                           </w:r>
                         </w:p>
                         <w:p>
@@ -508,7 +508,7 @@
                               <w:sz w:val="20"/>
                               <w:szCs w:val="20"/>
                             </w:rPr>
-                            <w:t>5</w:t>
+                            <w:t>6</w:t>
                           </w:r>
                           <w:r>
                             <w:rPr>
@@ -1001,8 +1001,11 @@
                 <w:rPr>
                   <w:rFonts w:asciiTheme="minorHAnsi" w:eastAsiaTheme="minorEastAsia" w:hAnsiTheme="minorHAnsi" w:cstheme="minorBidi"/>
                   <w:noProof/>
-                  <w:sz w:val="22"/>
-                  <w:szCs w:val="22"/>
+                  <w:kern w:val="2"/>
+                  <w:sz w:val="24"/>
+                  <w:szCs w:val="24"/>
+                  <w:lang w:val="en-PK" w:eastAsia="en-PK"/>
+                  <w14:ligatures w14:val="standardContextual"/>
                 </w:rPr>
               </w:pPr>
               <w:r>
@@ -1023,7 +1026,7 @@
                 </w:rPr>
                 <w:fldChar w:fldCharType="separate"/>
               </w:r>
-              <w:hyperlink w:anchor="_Toc99367918" w:history="1">
+              <w:hyperlink w:anchor="_Toc221569411" w:history="1">
                 <w:r>
                   <w:rPr>
                     <w:rStyle w:val="Hyperlink"/>
@@ -1036,8 +1039,11 @@
                   <w:rPr>
                     <w:rFonts w:asciiTheme="minorHAnsi" w:eastAsiaTheme="minorEastAsia" w:hAnsiTheme="minorHAnsi" w:cstheme="minorBidi"/>
                     <w:noProof/>
-                    <w:sz w:val="22"/>
-                    <w:szCs w:val="22"/>
+                    <w:kern w:val="2"/>
+                    <w:sz w:val="24"/>
+                    <w:szCs w:val="24"/>
+                    <w:lang w:val="en-PK" w:eastAsia="en-PK"/>
+                    <w14:ligatures w14:val="standardContextual"/>
                   </w:rPr>
                   <w:tab/>
                 </w:r>
@@ -1068,7 +1074,7 @@
                     <w:noProof/>
                     <w:webHidden/>
                   </w:rPr>
-                  <w:instrText xml:space="preserve"> PAGEREF _Toc99367918 \h </w:instrText>
+                  <w:instrText xml:space="preserve"> PAGEREF _Toc221569411 \h </w:instrText>
                 </w:r>
                 <w:r>
                   <w:rPr>
@@ -1088,7 +1094,7 @@
                     <w:noProof/>
                     <w:webHidden/>
                   </w:rPr>
-                  <w:t>3</w:t>
+                  <w:t>2</w:t>
                 </w:r>
                 <w:r>
                   <w:rPr>
@@ -1103,17 +1109,20 @@
               <w:pPr>
                 <w:pStyle w:val="TOC2"/>
                 <w:tabs>
-                  <w:tab w:val="left" w:pos="880"/>
+                  <w:tab w:val="left" w:pos="720"/>
                   <w:tab w:val="right" w:leader="dot" w:pos="9350"/>
                 </w:tabs>
                 <w:rPr>
                   <w:rFonts w:asciiTheme="minorHAnsi" w:eastAsiaTheme="minorEastAsia" w:hAnsiTheme="minorHAnsi" w:cstheme="minorBidi"/>
                   <w:noProof/>
-                  <w:sz w:val="22"/>
-                  <w:szCs w:val="22"/>
+                  <w:kern w:val="2"/>
+                  <w:sz w:val="24"/>
+                  <w:szCs w:val="24"/>
+                  <w:lang w:val="en-PK" w:eastAsia="en-PK"/>
+                  <w14:ligatures w14:val="standardContextual"/>
                 </w:rPr>
               </w:pPr>
-              <w:hyperlink w:anchor="_Toc99367919" w:history="1">
+              <w:hyperlink w:anchor="_Toc221569412" w:history="1">
                 <w:r>
                   <w:rPr>
                     <w:rStyle w:val="Hyperlink"/>
@@ -1126,8 +1135,11 @@
                   <w:rPr>
                     <w:rFonts w:asciiTheme="minorHAnsi" w:eastAsiaTheme="minorEastAsia" w:hAnsiTheme="minorHAnsi" w:cstheme="minorBidi"/>
                     <w:noProof/>
-                    <w:sz w:val="22"/>
-                    <w:szCs w:val="22"/>
+                    <w:kern w:val="2"/>
+                    <w:sz w:val="24"/>
+                    <w:szCs w:val="24"/>
+                    <w:lang w:val="en-PK" w:eastAsia="en-PK"/>
+                    <w14:ligatures w14:val="standardContextual"/>
                   </w:rPr>
                   <w:tab/>
                 </w:r>
@@ -1158,7 +1170,7 @@
                     <w:noProof/>
                     <w:webHidden/>
                   </w:rPr>
-                  <w:instrText xml:space="preserve"> PAGEREF _Toc99367919 \h </w:instrText>
+                  <w:instrText xml:space="preserve"> PAGEREF _Toc221569412 \h </w:instrText>
                 </w:r>
                 <w:r>
                   <w:rPr>
@@ -1193,17 +1205,20 @@
               <w:pPr>
                 <w:pStyle w:val="TOC3"/>
                 <w:tabs>
-                  <w:tab w:val="left" w:pos="1100"/>
+                  <w:tab w:val="left" w:pos="1200"/>
                   <w:tab w:val="right" w:leader="dot" w:pos="9350"/>
                 </w:tabs>
                 <w:rPr>
                   <w:rFonts w:asciiTheme="minorHAnsi" w:eastAsiaTheme="minorEastAsia" w:hAnsiTheme="minorHAnsi" w:cstheme="minorBidi"/>
                   <w:noProof/>
-                  <w:sz w:val="22"/>
-                  <w:szCs w:val="22"/>
+                  <w:kern w:val="2"/>
+                  <w:sz w:val="24"/>
+                  <w:szCs w:val="24"/>
+                  <w:lang w:val="en-PK" w:eastAsia="en-PK"/>
+                  <w14:ligatures w14:val="standardContextual"/>
                 </w:rPr>
               </w:pPr>
-              <w:hyperlink w:anchor="_Toc99367920" w:history="1">
+              <w:hyperlink w:anchor="_Toc221569413" w:history="1">
                 <w:r>
                   <w:rPr>
                     <w:rStyle w:val="Hyperlink"/>
@@ -1216,8 +1231,11 @@
                   <w:rPr>
                     <w:rFonts w:asciiTheme="minorHAnsi" w:eastAsiaTheme="minorEastAsia" w:hAnsiTheme="minorHAnsi" w:cstheme="minorBidi"/>
                     <w:noProof/>
-                    <w:sz w:val="22"/>
-                    <w:szCs w:val="22"/>
+                    <w:kern w:val="2"/>
+                    <w:sz w:val="24"/>
+                    <w:szCs w:val="24"/>
+                    <w:lang w:val="en-PK" w:eastAsia="en-PK"/>
+                    <w14:ligatures w14:val="standardContextual"/>
                   </w:rPr>
                   <w:tab/>
                 </w:r>
@@ -1248,7 +1266,7 @@
                     <w:noProof/>
                     <w:webHidden/>
                   </w:rPr>
-                  <w:instrText xml:space="preserve"> PAGEREF _Toc99367920 \h </w:instrText>
+                  <w:instrText xml:space="preserve"> PAGEREF _Toc221569413 \h </w:instrText>
                 </w:r>
                 <w:r>
                   <w:rPr>
@@ -1283,17 +1301,20 @@
               <w:pPr>
                 <w:pStyle w:val="TOC3"/>
                 <w:tabs>
-                  <w:tab w:val="left" w:pos="1100"/>
+                  <w:tab w:val="left" w:pos="1200"/>
                   <w:tab w:val="right" w:leader="dot" w:pos="9350"/>
                 </w:tabs>
                 <w:rPr>
                   <w:rFonts w:asciiTheme="minorHAnsi" w:eastAsiaTheme="minorEastAsia" w:hAnsiTheme="minorHAnsi" w:cstheme="minorBidi"/>
                   <w:noProof/>
-                  <w:sz w:val="22"/>
-                  <w:szCs w:val="22"/>
+                  <w:kern w:val="2"/>
+                  <w:sz w:val="24"/>
+                  <w:szCs w:val="24"/>
+                  <w:lang w:val="en-PK" w:eastAsia="en-PK"/>
+                  <w14:ligatures w14:val="standardContextual"/>
                 </w:rPr>
               </w:pPr>
-              <w:hyperlink w:anchor="_Toc99367921" w:history="1">
+              <w:hyperlink w:anchor="_Toc221569414" w:history="1">
                 <w:r>
                   <w:rPr>
                     <w:rStyle w:val="Hyperlink"/>
@@ -1306,8 +1327,11 @@
                   <w:rPr>
                     <w:rFonts w:asciiTheme="minorHAnsi" w:eastAsiaTheme="minorEastAsia" w:hAnsiTheme="minorHAnsi" w:cstheme="minorBidi"/>
                     <w:noProof/>
-                    <w:sz w:val="22"/>
-                    <w:szCs w:val="22"/>
+                    <w:kern w:val="2"/>
+                    <w:sz w:val="24"/>
+                    <w:szCs w:val="24"/>
+                    <w:lang w:val="en-PK" w:eastAsia="en-PK"/>
+                    <w14:ligatures w14:val="standardContextual"/>
                   </w:rPr>
                   <w:tab/>
                 </w:r>
@@ -1338,7 +1362,7 @@
                     <w:noProof/>
                     <w:webHidden/>
                   </w:rPr>
-                  <w:instrText xml:space="preserve"> PAGEREF _Toc99367921 \h </w:instrText>
+                  <w:instrText xml:space="preserve"> PAGEREF _Toc221569414 \h </w:instrText>
                 </w:r>
                 <w:r>
                   <w:rPr>
@@ -1373,17 +1397,20 @@
               <w:pPr>
                 <w:pStyle w:val="TOC3"/>
                 <w:tabs>
-                  <w:tab w:val="left" w:pos="1100"/>
+                  <w:tab w:val="left" w:pos="1200"/>
                   <w:tab w:val="right" w:leader="dot" w:pos="9350"/>
                 </w:tabs>
                 <w:rPr>
                   <w:rFonts w:asciiTheme="minorHAnsi" w:eastAsiaTheme="minorEastAsia" w:hAnsiTheme="minorHAnsi" w:cstheme="minorBidi"/>
                   <w:noProof/>
-                  <w:sz w:val="22"/>
-                  <w:szCs w:val="22"/>
+                  <w:kern w:val="2"/>
+                  <w:sz w:val="24"/>
+                  <w:szCs w:val="24"/>
+                  <w:lang w:val="en-PK" w:eastAsia="en-PK"/>
+                  <w14:ligatures w14:val="standardContextual"/>
                 </w:rPr>
               </w:pPr>
-              <w:hyperlink w:anchor="_Toc99367922" w:history="1">
+              <w:hyperlink w:anchor="_Toc221569415" w:history="1">
                 <w:r>
                   <w:rPr>
                     <w:rStyle w:val="Hyperlink"/>
@@ -1396,8 +1423,11 @@
                   <w:rPr>
                     <w:rFonts w:asciiTheme="minorHAnsi" w:eastAsiaTheme="minorEastAsia" w:hAnsiTheme="minorHAnsi" w:cstheme="minorBidi"/>
                     <w:noProof/>
-                    <w:sz w:val="22"/>
-                    <w:szCs w:val="22"/>
+                    <w:kern w:val="2"/>
+                    <w:sz w:val="24"/>
+                    <w:szCs w:val="24"/>
+                    <w:lang w:val="en-PK" w:eastAsia="en-PK"/>
+                    <w14:ligatures w14:val="standardContextual"/>
                   </w:rPr>
                   <w:tab/>
                 </w:r>
@@ -1428,7 +1458,7 @@
                     <w:noProof/>
                     <w:webHidden/>
                   </w:rPr>
-                  <w:instrText xml:space="preserve"> PAGEREF _Toc99367922 \h </w:instrText>
+                  <w:instrText xml:space="preserve"> PAGEREF _Toc221569415 \h </w:instrText>
                 </w:r>
                 <w:r>
                   <w:rPr>
@@ -1469,11 +1499,14 @@
                 <w:rPr>
                   <w:rFonts w:asciiTheme="minorHAnsi" w:eastAsiaTheme="minorEastAsia" w:hAnsiTheme="minorHAnsi" w:cstheme="minorBidi"/>
                   <w:noProof/>
-                  <w:sz w:val="22"/>
-                  <w:szCs w:val="22"/>
+                  <w:kern w:val="2"/>
+                  <w:sz w:val="24"/>
+                  <w:szCs w:val="24"/>
+                  <w:lang w:val="en-PK" w:eastAsia="en-PK"/>
+                  <w14:ligatures w14:val="standardContextual"/>
                 </w:rPr>
               </w:pPr>
-              <w:hyperlink w:anchor="_Toc99367923" w:history="1">
+              <w:hyperlink w:anchor="_Toc221569416" w:history="1">
                 <w:r>
                   <w:rPr>
                     <w:rStyle w:val="Hyperlink"/>
@@ -1486,8 +1519,11 @@
                   <w:rPr>
                     <w:rFonts w:asciiTheme="minorHAnsi" w:eastAsiaTheme="minorEastAsia" w:hAnsiTheme="minorHAnsi" w:cstheme="minorBidi"/>
                     <w:noProof/>
-                    <w:sz w:val="22"/>
-                    <w:szCs w:val="22"/>
+                    <w:kern w:val="2"/>
+                    <w:sz w:val="24"/>
+                    <w:szCs w:val="24"/>
+                    <w:lang w:val="en-PK" w:eastAsia="en-PK"/>
+                    <w14:ligatures w14:val="standardContextual"/>
                   </w:rPr>
                   <w:tab/>
                 </w:r>
@@ -1518,7 +1554,7 @@
                     <w:noProof/>
                     <w:webHidden/>
                   </w:rPr>
-                  <w:instrText xml:space="preserve"> PAGEREF _Toc99367923 \h </w:instrText>
+                  <w:instrText xml:space="preserve"> PAGEREF _Toc221569416 \h </w:instrText>
                 </w:r>
                 <w:r>
                   <w:rPr>
@@ -1538,7 +1574,7 @@
                     <w:noProof/>
                     <w:webHidden/>
                   </w:rPr>
-                  <w:t>7</w:t>
+                  <w:t>9</w:t>
                 </w:r>
                 <w:r>
                   <w:rPr>
@@ -1553,17 +1589,20 @@
               <w:pPr>
                 <w:pStyle w:val="TOC2"/>
                 <w:tabs>
-                  <w:tab w:val="left" w:pos="880"/>
+                  <w:tab w:val="left" w:pos="720"/>
                   <w:tab w:val="right" w:leader="dot" w:pos="9350"/>
                 </w:tabs>
                 <w:rPr>
                   <w:rFonts w:asciiTheme="minorHAnsi" w:eastAsiaTheme="minorEastAsia" w:hAnsiTheme="minorHAnsi" w:cstheme="minorBidi"/>
                   <w:noProof/>
-                  <w:sz w:val="22"/>
-                  <w:szCs w:val="22"/>
+                  <w:kern w:val="2"/>
+                  <w:sz w:val="24"/>
+                  <w:szCs w:val="24"/>
+                  <w:lang w:val="en-PK" w:eastAsia="en-PK"/>
+                  <w14:ligatures w14:val="standardContextual"/>
                 </w:rPr>
               </w:pPr>
-              <w:hyperlink w:anchor="_Toc99367924" w:history="1">
+              <w:hyperlink w:anchor="_Toc221569417" w:history="1">
                 <w:r>
                   <w:rPr>
                     <w:rStyle w:val="Hyperlink"/>
@@ -1576,8 +1615,11 @@
                   <w:rPr>
                     <w:rFonts w:asciiTheme="minorHAnsi" w:eastAsiaTheme="minorEastAsia" w:hAnsiTheme="minorHAnsi" w:cstheme="minorBidi"/>
                     <w:noProof/>
-                    <w:sz w:val="22"/>
-                    <w:szCs w:val="22"/>
+                    <w:kern w:val="2"/>
+                    <w:sz w:val="24"/>
+                    <w:szCs w:val="24"/>
+                    <w:lang w:val="en-PK" w:eastAsia="en-PK"/>
+                    <w14:ligatures w14:val="standardContextual"/>
                   </w:rPr>
                   <w:tab/>
                 </w:r>
@@ -1608,7 +1650,7 @@
                     <w:noProof/>
                     <w:webHidden/>
                   </w:rPr>
-                  <w:instrText xml:space="preserve"> PAGEREF _Toc99367924 \h </w:instrText>
+                  <w:instrText xml:space="preserve"> PAGEREF _Toc221569417 \h </w:instrText>
                 </w:r>
                 <w:r>
                   <w:rPr>
@@ -1628,7 +1670,7 @@
                     <w:noProof/>
                     <w:webHidden/>
                   </w:rPr>
-                  <w:t>7</w:t>
+                  <w:t>9</w:t>
                 </w:r>
                 <w:r>
                   <w:rPr>
@@ -1643,17 +1685,20 @@
               <w:pPr>
                 <w:pStyle w:val="TOC2"/>
                 <w:tabs>
-                  <w:tab w:val="left" w:pos="880"/>
+                  <w:tab w:val="left" w:pos="720"/>
                   <w:tab w:val="right" w:leader="dot" w:pos="9350"/>
                 </w:tabs>
                 <w:rPr>
                   <w:rFonts w:asciiTheme="minorHAnsi" w:eastAsiaTheme="minorEastAsia" w:hAnsiTheme="minorHAnsi" w:cstheme="minorBidi"/>
                   <w:noProof/>
-                  <w:sz w:val="22"/>
-                  <w:szCs w:val="22"/>
+                  <w:kern w:val="2"/>
+                  <w:sz w:val="24"/>
+                  <w:szCs w:val="24"/>
+                  <w:lang w:val="en-PK" w:eastAsia="en-PK"/>
+                  <w14:ligatures w14:val="standardContextual"/>
                 </w:rPr>
               </w:pPr>
-              <w:hyperlink w:anchor="_Toc99367925" w:history="1">
+              <w:hyperlink w:anchor="_Toc221569418" w:history="1">
                 <w:r>
                   <w:rPr>
                     <w:rStyle w:val="Hyperlink"/>
@@ -1666,8 +1711,11 @@
                   <w:rPr>
                     <w:rFonts w:asciiTheme="minorHAnsi" w:eastAsiaTheme="minorEastAsia" w:hAnsiTheme="minorHAnsi" w:cstheme="minorBidi"/>
                     <w:noProof/>
-                    <w:sz w:val="22"/>
-                    <w:szCs w:val="22"/>
+                    <w:kern w:val="2"/>
+                    <w:sz w:val="24"/>
+                    <w:szCs w:val="24"/>
+                    <w:lang w:val="en-PK" w:eastAsia="en-PK"/>
+                    <w14:ligatures w14:val="standardContextual"/>
                   </w:rPr>
                   <w:tab/>
                 </w:r>
@@ -1698,7 +1746,7 @@
                     <w:noProof/>
                     <w:webHidden/>
                   </w:rPr>
-                  <w:instrText xml:space="preserve"> PAGEREF _Toc99367925 \h </w:instrText>
+                  <w:instrText xml:space="preserve"> PAGEREF _Toc221569418 \h </w:instrText>
                 </w:r>
                 <w:r>
                   <w:rPr>
@@ -1718,7 +1766,7 @@
                     <w:noProof/>
                     <w:webHidden/>
                   </w:rPr>
-                  <w:t>8</w:t>
+                  <w:t>11</w:t>
                 </w:r>
                 <w:r>
                   <w:rPr>
@@ -1733,17 +1781,20 @@
               <w:pPr>
                 <w:pStyle w:val="TOC2"/>
                 <w:tabs>
-                  <w:tab w:val="left" w:pos="880"/>
+                  <w:tab w:val="left" w:pos="720"/>
                   <w:tab w:val="right" w:leader="dot" w:pos="9350"/>
                 </w:tabs>
                 <w:rPr>
                   <w:rFonts w:asciiTheme="minorHAnsi" w:eastAsiaTheme="minorEastAsia" w:hAnsiTheme="minorHAnsi" w:cstheme="minorBidi"/>
                   <w:noProof/>
-                  <w:sz w:val="22"/>
-                  <w:szCs w:val="22"/>
+                  <w:kern w:val="2"/>
+                  <w:sz w:val="24"/>
+                  <w:szCs w:val="24"/>
+                  <w:lang w:val="en-PK" w:eastAsia="en-PK"/>
+                  <w14:ligatures w14:val="standardContextual"/>
                 </w:rPr>
               </w:pPr>
-              <w:hyperlink w:anchor="_Toc99367926" w:history="1">
+              <w:hyperlink w:anchor="_Toc221569419" w:history="1">
                 <w:r>
                   <w:rPr>
                     <w:rStyle w:val="Hyperlink"/>
@@ -1756,8 +1807,11 @@
                   <w:rPr>
                     <w:rFonts w:asciiTheme="minorHAnsi" w:eastAsiaTheme="minorEastAsia" w:hAnsiTheme="minorHAnsi" w:cstheme="minorBidi"/>
                     <w:noProof/>
-                    <w:sz w:val="22"/>
-                    <w:szCs w:val="22"/>
+                    <w:kern w:val="2"/>
+                    <w:sz w:val="24"/>
+                    <w:szCs w:val="24"/>
+                    <w:lang w:val="en-PK" w:eastAsia="en-PK"/>
+                    <w14:ligatures w14:val="standardContextual"/>
                   </w:rPr>
                   <w:tab/>
                 </w:r>
@@ -1788,7 +1842,7 @@
                     <w:noProof/>
                     <w:webHidden/>
                   </w:rPr>
-                  <w:instrText xml:space="preserve"> PAGEREF _Toc99367926 \h </w:instrText>
+                  <w:instrText xml:space="preserve"> PAGEREF _Toc221569419 \h </w:instrText>
                 </w:r>
                 <w:r>
                   <w:rPr>
@@ -1808,7 +1862,7 @@
                     <w:noProof/>
                     <w:webHidden/>
                   </w:rPr>
-                  <w:t>12</w:t>
+                  <w:t>14</w:t>
                 </w:r>
                 <w:r>
                   <w:rPr>
@@ -1823,17 +1877,20 @@
               <w:pPr>
                 <w:pStyle w:val="TOC2"/>
                 <w:tabs>
-                  <w:tab w:val="left" w:pos="880"/>
+                  <w:tab w:val="left" w:pos="720"/>
                   <w:tab w:val="right" w:leader="dot" w:pos="9350"/>
                 </w:tabs>
                 <w:rPr>
                   <w:rFonts w:asciiTheme="minorHAnsi" w:eastAsiaTheme="minorEastAsia" w:hAnsiTheme="minorHAnsi" w:cstheme="minorBidi"/>
                   <w:noProof/>
-                  <w:sz w:val="22"/>
-                  <w:szCs w:val="22"/>
+                  <w:kern w:val="2"/>
+                  <w:sz w:val="24"/>
+                  <w:szCs w:val="24"/>
+                  <w:lang w:val="en-PK" w:eastAsia="en-PK"/>
+                  <w14:ligatures w14:val="standardContextual"/>
                 </w:rPr>
               </w:pPr>
-              <w:hyperlink w:anchor="_Toc99367927" w:history="1">
+              <w:hyperlink w:anchor="_Toc221569420" w:history="1">
                 <w:r>
                   <w:rPr>
                     <w:rStyle w:val="Hyperlink"/>
@@ -1846,8 +1903,11 @@
                   <w:rPr>
                     <w:rFonts w:asciiTheme="minorHAnsi" w:eastAsiaTheme="minorEastAsia" w:hAnsiTheme="minorHAnsi" w:cstheme="minorBidi"/>
                     <w:noProof/>
-                    <w:sz w:val="22"/>
-                    <w:szCs w:val="22"/>
+                    <w:kern w:val="2"/>
+                    <w:sz w:val="24"/>
+                    <w:szCs w:val="24"/>
+                    <w:lang w:val="en-PK" w:eastAsia="en-PK"/>
+                    <w14:ligatures w14:val="standardContextual"/>
                   </w:rPr>
                   <w:tab/>
                 </w:r>
@@ -1857,7 +1917,7 @@
                     <w:rFonts w:ascii="Arial" w:hAnsi="Arial" w:cs="Arial"/>
                     <w:noProof/>
                   </w:rPr>
-                  <w:t>EswOAuthService service</w:t>
+                  <w:t>Services</w:t>
                 </w:r>
                 <w:r>
                   <w:rPr>
@@ -1878,7 +1938,7 @@
                     <w:noProof/>
                     <w:webHidden/>
                   </w:rPr>
-                  <w:instrText xml:space="preserve"> PAGEREF _Toc99367927 \h </w:instrText>
+                  <w:instrText xml:space="preserve"> PAGEREF _Toc221569420 \h </w:instrText>
                 </w:r>
                 <w:r>
                   <w:rPr>
@@ -1898,277 +1958,7 @@
                     <w:noProof/>
                     <w:webHidden/>
                   </w:rPr>
-                  <w:t>17</w:t>
-                </w:r>
-                <w:r>
-                  <w:rPr>
-                    <w:noProof/>
-                    <w:webHidden/>
-                  </w:rPr>
-                  <w:fldChar w:fldCharType="end"/>
-                </w:r>
-              </w:hyperlink>
-            </w:p>
-            <w:p>
-              <w:pPr>
-                <w:pStyle w:val="TOC2"/>
-                <w:tabs>
-                  <w:tab w:val="left" w:pos="880"/>
-                  <w:tab w:val="right" w:leader="dot" w:pos="9350"/>
-                </w:tabs>
-                <w:rPr>
-                  <w:rFonts w:asciiTheme="minorHAnsi" w:eastAsiaTheme="minorEastAsia" w:hAnsiTheme="minorHAnsi" w:cstheme="minorBidi"/>
-                  <w:noProof/>
-                  <w:sz w:val="22"/>
-                  <w:szCs w:val="22"/>
-                </w:rPr>
-              </w:pPr>
-              <w:hyperlink w:anchor="_Toc99367928" w:history="1">
-                <w:r>
-                  <w:rPr>
-                    <w:rStyle w:val="Hyperlink"/>
-                    <w:rFonts w:ascii="Arial" w:hAnsi="Arial" w:cs="Arial"/>
-                    <w:noProof/>
-                  </w:rPr>
-                  <w:t>2.5</w:t>
-                </w:r>
-                <w:r>
-                  <w:rPr>
-                    <w:rFonts w:asciiTheme="minorHAnsi" w:eastAsiaTheme="minorEastAsia" w:hAnsiTheme="minorHAnsi" w:cstheme="minorBidi"/>
-                    <w:noProof/>
-                    <w:sz w:val="22"/>
-                    <w:szCs w:val="22"/>
-                  </w:rPr>
-                  <w:tab/>
-                </w:r>
-                <w:r>
-                  <w:rPr>
-                    <w:rStyle w:val="Hyperlink"/>
-                    <w:rFonts w:ascii="Arial" w:hAnsi="Arial" w:cs="Arial"/>
-                    <w:noProof/>
-                  </w:rPr>
-                  <w:t>EswCheckoutV3Service service</w:t>
-                </w:r>
-                <w:r>
-                  <w:rPr>
-                    <w:noProof/>
-                    <w:webHidden/>
-                  </w:rPr>
-                  <w:tab/>
-                </w:r>
-                <w:r>
-                  <w:rPr>
-                    <w:noProof/>
-                    <w:webHidden/>
-                  </w:rPr>
-                  <w:fldChar w:fldCharType="begin"/>
-                </w:r>
-                <w:r>
-                  <w:rPr>
-                    <w:noProof/>
-                    <w:webHidden/>
-                  </w:rPr>
-                  <w:instrText xml:space="preserve"> PAGEREF _Toc99367928 \h </w:instrText>
-                </w:r>
-                <w:r>
-                  <w:rPr>
-                    <w:noProof/>
-                    <w:webHidden/>
-                  </w:rPr>
-                </w:r>
-                <w:r>
-                  <w:rPr>
-                    <w:noProof/>
-                    <w:webHidden/>
-                  </w:rPr>
-                  <w:fldChar w:fldCharType="separate"/>
-                </w:r>
-                <w:r>
-                  <w:rPr>
-                    <w:noProof/>
-                    <w:webHidden/>
-                  </w:rPr>
-                  <w:t>17</w:t>
-                </w:r>
-                <w:r>
-                  <w:rPr>
-                    <w:noProof/>
-                    <w:webHidden/>
-                  </w:rPr>
-                  <w:fldChar w:fldCharType="end"/>
-                </w:r>
-              </w:hyperlink>
-            </w:p>
-            <w:p>
-              <w:pPr>
-                <w:pStyle w:val="TOC2"/>
-                <w:tabs>
-                  <w:tab w:val="left" w:pos="880"/>
-                  <w:tab w:val="right" w:leader="dot" w:pos="9350"/>
-                </w:tabs>
-                <w:rPr>
-                  <w:rFonts w:asciiTheme="minorHAnsi" w:eastAsiaTheme="minorEastAsia" w:hAnsiTheme="minorHAnsi" w:cstheme="minorBidi"/>
-                  <w:noProof/>
-                  <w:sz w:val="22"/>
-                  <w:szCs w:val="22"/>
-                </w:rPr>
-              </w:pPr>
-              <w:hyperlink w:anchor="_Toc99367929" w:history="1">
-                <w:r>
-                  <w:rPr>
-                    <w:rStyle w:val="Hyperlink"/>
-                    <w:rFonts w:ascii="Arial" w:hAnsi="Arial" w:cs="Arial"/>
-                    <w:noProof/>
-                  </w:rPr>
-                  <w:t>2.6</w:t>
-                </w:r>
-                <w:r>
-                  <w:rPr>
-                    <w:rFonts w:asciiTheme="minorHAnsi" w:eastAsiaTheme="minorEastAsia" w:hAnsiTheme="minorHAnsi" w:cstheme="minorBidi"/>
-                    <w:noProof/>
-                    <w:sz w:val="22"/>
-                    <w:szCs w:val="22"/>
-                  </w:rPr>
-                  <w:tab/>
-                </w:r>
-                <w:r>
-                  <w:rPr>
-                    <w:rStyle w:val="Hyperlink"/>
-                    <w:rFonts w:ascii="Arial" w:hAnsi="Arial" w:cs="Arial"/>
-                    <w:noProof/>
-                  </w:rPr>
-                  <w:t>ESWCheckoutV3Service.SG service</w:t>
-                </w:r>
-                <w:r>
-                  <w:rPr>
-                    <w:noProof/>
-                    <w:webHidden/>
-                  </w:rPr>
-                  <w:tab/>
-                </w:r>
-                <w:r>
-                  <w:rPr>
-                    <w:noProof/>
-                    <w:webHidden/>
-                  </w:rPr>
-                  <w:fldChar w:fldCharType="begin"/>
-                </w:r>
-                <w:r>
-                  <w:rPr>
-                    <w:noProof/>
-                    <w:webHidden/>
-                  </w:rPr>
-                  <w:instrText xml:space="preserve"> PAGEREF _Toc99367929 \h </w:instrText>
-                </w:r>
-                <w:r>
-                  <w:rPr>
-                    <w:noProof/>
-                    <w:webHidden/>
-                  </w:rPr>
-                </w:r>
-                <w:r>
-                  <w:rPr>
-                    <w:noProof/>
-                    <w:webHidden/>
-                  </w:rPr>
-                  <w:fldChar w:fldCharType="separate"/>
-                </w:r>
-                <w:r>
-                  <w:rPr>
-                    <w:noProof/>
-                    <w:webHidden/>
-                  </w:rPr>
-                  <w:t>17</w:t>
-                </w:r>
-                <w:r>
-                  <w:rPr>
-                    <w:noProof/>
-                    <w:webHidden/>
-                  </w:rPr>
-                  <w:fldChar w:fldCharType="end"/>
-                </w:r>
-              </w:hyperlink>
-            </w:p>
-            <w:p>
-              <w:pPr>
-                <w:pStyle w:val="TOC2"/>
-                <w:tabs>
-                  <w:tab w:val="left" w:pos="880"/>
-                  <w:tab w:val="right" w:leader="dot" w:pos="9350"/>
-                </w:tabs>
-                <w:rPr>
-                  <w:rFonts w:asciiTheme="minorHAnsi" w:eastAsiaTheme="minorEastAsia" w:hAnsiTheme="minorHAnsi" w:cstheme="minorBidi"/>
-                  <w:noProof/>
-                  <w:sz w:val="22"/>
-                  <w:szCs w:val="22"/>
-                </w:rPr>
-              </w:pPr>
-              <w:hyperlink w:anchor="_Toc99367930" w:history="1">
-                <w:r>
-                  <w:rPr>
-                    <w:rStyle w:val="Hyperlink"/>
-                    <w:rFonts w:ascii="Arial" w:hAnsi="Arial" w:cs="Arial"/>
-                    <w:noProof/>
-                  </w:rPr>
-                  <w:t>2.7</w:t>
-                </w:r>
-                <w:r>
-                  <w:rPr>
-                    <w:rFonts w:asciiTheme="minorHAnsi" w:eastAsiaTheme="minorEastAsia" w:hAnsiTheme="minorHAnsi" w:cstheme="minorBidi"/>
-                    <w:noProof/>
-                    <w:sz w:val="22"/>
-                    <w:szCs w:val="22"/>
-                  </w:rPr>
-                  <w:tab/>
-                </w:r>
-                <w:r>
-                  <w:rPr>
-                    <w:rStyle w:val="Hyperlink"/>
-                    <w:rFonts w:ascii="Arial" w:hAnsi="Arial" w:cs="Arial"/>
-                    <w:noProof/>
-                  </w:rPr>
-                  <w:t>ESWCheckoutV3Service.SFRA service</w:t>
-                </w:r>
-                <w:r>
-                  <w:rPr>
-                    <w:noProof/>
-                    <w:webHidden/>
-                  </w:rPr>
-                  <w:tab/>
-                </w:r>
-                <w:r>
-                  <w:rPr>
-                    <w:noProof/>
-                    <w:webHidden/>
-                  </w:rPr>
-                  <w:fldChar w:fldCharType="begin"/>
-                </w:r>
-                <w:r>
-                  <w:rPr>
-                    <w:noProof/>
-                    <w:webHidden/>
-                  </w:rPr>
-                  <w:instrText xml:space="preserve"> PAGEREF _Toc99367930 \h </w:instrText>
-                </w:r>
-                <w:r>
-                  <w:rPr>
-                    <w:noProof/>
-                    <w:webHidden/>
-                  </w:rPr>
-                </w:r>
-                <w:r>
-                  <w:rPr>
-                    <w:noProof/>
-                    <w:webHidden/>
-                  </w:rPr>
-                  <w:fldChar w:fldCharType="separate"/>
-                </w:r>
-                <w:r>
-                  <w:rPr>
-                    <w:noProof/>
-                    <w:webHidden/>
-                  </w:rPr>
-                  <w:t>17</w:t>
+                  <w:t>20</w:t>
                 </w:r>
                 <w:r>
                   <w:rPr>
@@ -2474,7 +2264,7 @@
           <w:szCs w:val="28"/>
         </w:rPr>
       </w:pPr>
-      <w:bookmarkStart w:id="1" w:name="_Toc99367918"/>
+      <w:bookmarkStart w:id="1" w:name="_Toc221569411"/>
       <w:r>
         <w:rPr>
           <w:rFonts w:ascii="Arial" w:hAnsi="Arial" w:cs="Arial"/>
@@ -2501,6 +2291,7 @@
           <w:sz w:val="20"/>
           <w:szCs w:val="20"/>
         </w:rPr>
+        <w:lastRenderedPageBreak/>
         <w:t>The ESW Checkout page is displayed when shoppers click </w:t>
       </w:r>
       <w:r>
@@ -2546,7 +2337,7 @@
         </w:rPr>
       </w:pPr>
       <w:bookmarkStart w:id="2" w:name="_Toc72250852"/>
-      <w:bookmarkStart w:id="3" w:name="_Toc99367919"/>
+      <w:bookmarkStart w:id="3" w:name="_Toc221569412"/>
       <w:r>
         <w:rPr>
           <w:rFonts w:ascii="Arial" w:hAnsi="Arial" w:cs="Arial"/>
@@ -3208,7 +2999,7 @@
         </w:rPr>
         <w:t xml:space="preserve"> </w:t>
       </w:r>
-      <w:bookmarkStart w:id="4" w:name="_Toc99367920"/>
+      <w:bookmarkStart w:id="4" w:name="_Toc221569413"/>
       <w:r>
         <w:rPr>
           <w:rFonts w:ascii="Arial" w:hAnsi="Arial" w:cs="Arial"/>
@@ -3295,7 +3086,7 @@
         </w:rPr>
         <w:t xml:space="preserve"> </w:t>
       </w:r>
-      <w:bookmarkStart w:id="5" w:name="_Toc99367921"/>
+      <w:bookmarkStart w:id="5" w:name="_Toc221569414"/>
       <w:r>
         <w:rPr>
           <w:rFonts w:ascii="Arial" w:hAnsi="Arial" w:cs="Arial"/>
@@ -3527,7 +3318,7 @@
         </w:rPr>
         <w:t xml:space="preserve"> </w:t>
       </w:r>
-      <w:bookmarkStart w:id="6" w:name="_Toc99367922"/>
+      <w:bookmarkStart w:id="6" w:name="_Toc221569415"/>
       <w:r>
         <w:rPr>
           <w:rFonts w:ascii="Arial" w:hAnsi="Arial" w:cs="Arial"/>
@@ -4429,7 +4220,7 @@
           <w:szCs w:val="28"/>
         </w:rPr>
       </w:pPr>
-      <w:bookmarkStart w:id="7" w:name="_Toc99367923"/>
+      <w:bookmarkStart w:id="7" w:name="_Toc221569416"/>
       <w:r>
         <w:rPr>
           <w:rFonts w:ascii="Arial" w:hAnsi="Arial" w:cs="Arial"/>
@@ -4452,7 +4243,7 @@
       </w:pPr>
       <w:bookmarkStart w:id="8" w:name="_Toc72486097"/>
       <w:bookmarkStart w:id="9" w:name="_Toc72738349"/>
-      <w:bookmarkStart w:id="10" w:name="_Toc99367924"/>
+      <w:bookmarkStart w:id="10" w:name="_Toc221569417"/>
       <w:r>
         <w:rPr>
           <w:rFonts w:ascii="Arial" w:hAnsi="Arial" w:cs="Arial"/>
@@ -5026,7 +4817,6 @@
           <w:ilvl w:val="0"/>
           <w:numId w:val="5"/>
         </w:numPr>
-        <w:spacing w:line="360" w:lineRule="auto"/>
         <w:jc w:val="both"/>
         <w:rPr>
           <w:sz w:val="20"/>
@@ -5057,7 +4847,6 @@
           <w:ilvl w:val="0"/>
           <w:numId w:val="5"/>
         </w:numPr>
-        <w:spacing w:line="360" w:lineRule="auto"/>
         <w:jc w:val="both"/>
         <w:rPr>
           <w:sz w:val="20"/>
@@ -5124,7 +4913,7 @@
           <w:numId w:val="5"/>
         </w:numPr>
         <w:shd w:val="clear" w:color="auto" w:fill="FFFFFF"/>
-        <w:spacing w:line="360" w:lineRule="auto"/>
+        <w:spacing w:line="285" w:lineRule="atLeast"/>
         <w:rPr>
           <w:rFonts w:ascii="Arial" w:eastAsia="Times New Roman" w:hAnsi="Arial" w:cs="Arial"/>
           <w:b/>
@@ -5173,6 +4962,7 @@
           <w:color w:val="111111"/>
           <w:sz w:val="20"/>
           <w:szCs w:val="20"/>
+          <w:lang w:val="en-IE" w:eastAsia="en-IE"/>
         </w:rPr>
       </w:pPr>
       <w:r>
@@ -5261,34 +5051,13 @@
           <w:bCs/>
           <w:color w:val="000000"/>
         </w:rPr>
-        <w:t>ESW Order Status Updates</w:t>
-      </w:r>
-      <w:r>
-        <w:rPr>
-          <w:rFonts w:ascii="Arial" w:eastAsia="Times New Roman" w:hAnsi="Arial" w:cs="Arial"/>
-          <w:b/>
-          <w:bCs/>
-          <w:color w:val="000000"/>
-        </w:rPr>
-        <w:t xml:space="preserve">: </w:t>
-      </w:r>
-      <w:r>
-        <w:rPr>
-          <w:rFonts w:ascii="Arial" w:hAnsi="Arial" w:cs="Arial"/>
-        </w:rPr>
-        <w:t xml:space="preserve">This value determines whether the retailer wants to synchronize </w:t>
-      </w:r>
-      <w:r>
-        <w:rPr>
-          <w:rFonts w:ascii="Arial" w:hAnsi="Arial" w:cs="Arial"/>
-        </w:rPr>
-        <w:t>order</w:t>
-      </w:r>
-      <w:r>
-        <w:rPr>
-          <w:rFonts w:ascii="Arial" w:hAnsi="Arial" w:cs="Arial"/>
-        </w:rPr>
-        <w:t xml:space="preserve"> statuses with ESW.</w:t>
+        <w:t xml:space="preserve">ESW Order Status Updates: </w:t>
+      </w:r>
+      <w:r>
+        <w:rPr>
+          <w:rFonts w:ascii="Arial" w:hAnsi="Arial" w:cs="Arial"/>
+        </w:rPr>
+        <w:t>This value determines whether the retailer wants to synchronize order statuses with ESW.</w:t>
       </w:r>
     </w:p>
     <w:p>
@@ -5298,13 +5067,78 @@
           <w:ilvl w:val="0"/>
           <w:numId w:val="5"/>
         </w:numPr>
+        <w:shd w:val="clear" w:color="auto" w:fill="FFFFFF"/>
+        <w:spacing w:line="285" w:lineRule="atLeast"/>
+        <w:rPr>
+          <w:rFonts w:ascii="Arial" w:eastAsia="Times New Roman" w:hAnsi="Arial" w:cs="Arial"/>
+          <w:b/>
+          <w:bCs/>
+          <w:color w:val="000000"/>
+        </w:rPr>
+      </w:pPr>
+      <w:bookmarkStart w:id="11" w:name="_Hlk220590048"/>
+      <w:r>
+        <w:rPr>
+          <w:rFonts w:ascii="Arial" w:eastAsia="Times New Roman" w:hAnsi="Arial" w:cs="Arial"/>
+          <w:b/>
+          <w:bCs/>
+          <w:color w:val="000000"/>
+        </w:rPr>
+        <w:t xml:space="preserve">ESW Enable </w:t>
+      </w:r>
+      <w:proofErr w:type="spellStart"/>
+      <w:r>
+        <w:rPr>
+          <w:rFonts w:ascii="Arial" w:eastAsia="Times New Roman" w:hAnsi="Arial" w:cs="Arial"/>
+          <w:b/>
+          <w:bCs/>
+          <w:color w:val="000000"/>
+        </w:rPr>
+        <w:t>Optins</w:t>
+      </w:r>
+      <w:proofErr w:type="spellEnd"/>
+      <w:r>
+        <w:rPr>
+          <w:rFonts w:ascii="Arial" w:eastAsia="Times New Roman" w:hAnsi="Arial" w:cs="Arial"/>
+          <w:b/>
+          <w:bCs/>
+          <w:color w:val="000000"/>
+        </w:rPr>
+        <w:t xml:space="preserve">: </w:t>
+      </w:r>
+      <w:r>
         <w:rPr>
           <w:rFonts w:ascii="Arial" w:eastAsia="Times New Roman" w:hAnsi="Arial" w:cs="Arial"/>
           <w:color w:val="000000"/>
-          <w:lang w:val="en-PK" w:eastAsia="en-PK"/>
-        </w:rPr>
-      </w:pPr>
-      <w:r>
+        </w:rPr>
+        <w:t>When enabled, this preferences unlocks the granular level control for the marketing opt-ins (</w:t>
+      </w:r>
+      <w:proofErr w:type="spellStart"/>
+      <w:r>
+        <w:rPr>
+          <w:rFonts w:ascii="Arial" w:eastAsia="Times New Roman" w:hAnsi="Arial" w:cs="Arial"/>
+          <w:color w:val="000000"/>
+        </w:rPr>
+        <w:t>Email,SMS,Phone</w:t>
+      </w:r>
+      <w:proofErr w:type="spellEnd"/>
+      <w:r>
+        <w:rPr>
+          <w:rFonts w:ascii="Arial" w:eastAsia="Times New Roman" w:hAnsi="Arial" w:cs="Arial"/>
+          <w:color w:val="000000"/>
+        </w:rPr>
+        <w:t xml:space="preserve"> &amp; Post). When disabled, the flow falls back to default behaviour which is Email &amp; SMS opt-in. By Default, this preference will be disabled.</w:t>
+      </w:r>
+    </w:p>
+    <w:p>
+      <w:pPr>
+        <w:pStyle w:val="ListParagraph"/>
+        <w:numPr>
+          <w:ilvl w:val="0"/>
+          <w:numId w:val="5"/>
+        </w:numPr>
+        <w:shd w:val="clear" w:color="auto" w:fill="FFFFFF"/>
+        <w:spacing w:line="285" w:lineRule="atLeast"/>
         <w:rPr>
           <w:rFonts w:ascii="Arial" w:eastAsia="Times New Roman" w:hAnsi="Arial" w:cs="Arial"/>
           <w:b/>
@@ -5312,9 +5146,87 @@
           <w:color w:val="000000"/>
           <w:lang w:val="en-PK" w:eastAsia="en-PK"/>
         </w:rPr>
-        <w:t>ESW SFCC OCAPI Client ID</w:t>
-      </w:r>
-      <w:r>
+      </w:pPr>
+      <w:r>
+        <w:rPr>
+          <w:rFonts w:ascii="Arial" w:eastAsia="Times New Roman" w:hAnsi="Arial" w:cs="Arial"/>
+          <w:b/>
+          <w:bCs/>
+          <w:color w:val="1F1F1F"/>
+          <w:lang w:val="en-PK"/>
+        </w:rPr>
+        <w:t xml:space="preserve">ESW Override Opt-In Text Fields: </w:t>
+      </w:r>
+      <w:r>
+        <w:rPr>
+          <w:rFonts w:ascii="Arial" w:eastAsia="Times New Roman" w:hAnsi="Arial" w:cs="Arial"/>
+          <w:color w:val="1F1F1F"/>
+          <w:lang w:val="en-PK"/>
+        </w:rPr>
+        <w:t xml:space="preserve">This value dictates if the default Opt-in legal hint text will be overridden on the ESW checkout. To override the default legal hint text, the retailers can turn the above preference on and edit the marketing sign text in the file </w:t>
+      </w:r>
+      <w:proofErr w:type="spellStart"/>
+      <w:r>
+        <w:rPr>
+          <w:rFonts w:ascii="Arial" w:eastAsia="Times New Roman" w:hAnsi="Arial" w:cs="Arial"/>
+          <w:color w:val="1F1F1F"/>
+          <w:lang w:val="en-PK"/>
+        </w:rPr>
+        <w:t>esw.properties</w:t>
+      </w:r>
+      <w:proofErr w:type="spellEnd"/>
+      <w:r>
+        <w:rPr>
+          <w:rFonts w:ascii="Arial" w:eastAsia="Times New Roman" w:hAnsi="Arial" w:cs="Arial"/>
+          <w:color w:val="1F1F1F"/>
+          <w:lang w:val="en-PK"/>
+        </w:rPr>
+        <w:t>.</w:t>
+      </w:r>
+      <w:r>
+        <w:rPr>
+          <w:rFonts w:ascii="Arial" w:eastAsia="Times New Roman" w:hAnsi="Arial" w:cs="Arial"/>
+          <w:color w:val="1F1F1F"/>
+          <w:lang w:val="en-PK"/>
+        </w:rPr>
+        <w:t xml:space="preserve"> </w:t>
+      </w:r>
+      <w:r>
+        <w:rPr>
+          <w:rFonts w:ascii="Arial" w:eastAsia="Times New Roman" w:hAnsi="Arial" w:cs="Arial"/>
+          <w:color w:val="000000"/>
+          <w:lang w:val="en-PK" w:eastAsia="en-PK"/>
+        </w:rPr>
+        <w:t xml:space="preserve">This toggle will only take place if ESW Enable </w:t>
+      </w:r>
+      <w:proofErr w:type="spellStart"/>
+      <w:r>
+        <w:rPr>
+          <w:rFonts w:ascii="Arial" w:eastAsia="Times New Roman" w:hAnsi="Arial" w:cs="Arial"/>
+          <w:color w:val="000000"/>
+          <w:lang w:val="en-PK" w:eastAsia="en-PK"/>
+        </w:rPr>
+        <w:t>Optins</w:t>
+      </w:r>
+      <w:proofErr w:type="spellEnd"/>
+      <w:r>
+        <w:rPr>
+          <w:rFonts w:ascii="Arial" w:eastAsia="Times New Roman" w:hAnsi="Arial" w:cs="Arial"/>
+          <w:color w:val="000000"/>
+          <w:lang w:val="en-PK" w:eastAsia="en-PK"/>
+        </w:rPr>
+        <w:t xml:space="preserve"> is enabled</w:t>
+      </w:r>
+    </w:p>
+    <w:p>
+      <w:pPr>
+        <w:pStyle w:val="ListParagraph"/>
+        <w:numPr>
+          <w:ilvl w:val="0"/>
+          <w:numId w:val="5"/>
+        </w:numPr>
+        <w:shd w:val="clear" w:color="auto" w:fill="FFFFFF"/>
+        <w:spacing w:line="285" w:lineRule="atLeast"/>
         <w:rPr>
           <w:rFonts w:ascii="Arial" w:eastAsia="Times New Roman" w:hAnsi="Arial" w:cs="Arial"/>
           <w:b/>
@@ -5322,7 +5234,27 @@
           <w:color w:val="000000"/>
           <w:lang w:val="en-PK" w:eastAsia="en-PK"/>
         </w:rPr>
-        <w:t>:</w:t>
+      </w:pPr>
+      <w:bookmarkStart w:id="12" w:name="_Hlk206425981"/>
+      <w:r>
+        <w:rPr>
+          <w:rFonts w:ascii="Arial" w:eastAsia="Times New Roman" w:hAnsi="Arial" w:cs="Arial"/>
+          <w:b/>
+          <w:bCs/>
+          <w:color w:val="000000"/>
+          <w:lang w:val="en-PK" w:eastAsia="en-PK"/>
+        </w:rPr>
+        <w:t>ESW Enable Email Marketing Opt-In</w:t>
+      </w:r>
+      <w:r>
+        <w:rPr>
+          <w:rFonts w:ascii="Arial" w:eastAsia="Times New Roman" w:hAnsi="Arial" w:cs="Arial"/>
+          <w:b/>
+          <w:bCs/>
+          <w:color w:val="000000"/>
+          <w:lang w:val="en-PK" w:eastAsia="en-PK"/>
+        </w:rPr>
+        <w:t xml:space="preserve">: </w:t>
       </w:r>
       <w:r>
         <w:rPr>
@@ -5330,23 +5262,25 @@
           <w:color w:val="000000"/>
           <w:lang w:val="en-PK" w:eastAsia="en-PK"/>
         </w:rPr>
-        <w:t xml:space="preserve"> </w:t>
-      </w:r>
+        <w:t xml:space="preserve">This preference enables/disables the email marketing </w:t>
+      </w:r>
+      <w:proofErr w:type="spellStart"/>
       <w:r>
         <w:rPr>
           <w:rFonts w:ascii="Arial" w:eastAsia="Times New Roman" w:hAnsi="Arial" w:cs="Arial"/>
           <w:color w:val="000000"/>
           <w:lang w:val="en-PK" w:eastAsia="en-PK"/>
         </w:rPr>
-        <w:t>SFCC OCAPI client ID to be use</w:t>
-      </w:r>
+        <w:t>optin</w:t>
+      </w:r>
+      <w:proofErr w:type="spellEnd"/>
       <w:r>
         <w:rPr>
           <w:rFonts w:ascii="Arial" w:eastAsia="Times New Roman" w:hAnsi="Arial" w:cs="Arial"/>
           <w:color w:val="000000"/>
           <w:lang w:val="en-PK" w:eastAsia="en-PK"/>
         </w:rPr>
-        <w:t>d</w:t>
+        <w:t xml:space="preserve"> on Site level. By default, it is enabled. This toggle will only take place if ESW </w:t>
       </w:r>
       <w:r>
         <w:rPr>
@@ -5354,8 +5288,379 @@
           <w:color w:val="000000"/>
           <w:lang w:val="en-PK" w:eastAsia="en-PK"/>
         </w:rPr>
-        <w:t xml:space="preserve"> for basket and order related operations in case of embedded checkout</w:t>
-      </w:r>
+        <w:t xml:space="preserve">Enable </w:t>
+      </w:r>
+      <w:proofErr w:type="spellStart"/>
+      <w:r>
+        <w:rPr>
+          <w:rFonts w:ascii="Arial" w:eastAsia="Times New Roman" w:hAnsi="Arial" w:cs="Arial"/>
+          <w:color w:val="000000"/>
+          <w:lang w:val="en-PK" w:eastAsia="en-PK"/>
+        </w:rPr>
+        <w:t>Optins</w:t>
+      </w:r>
+      <w:proofErr w:type="spellEnd"/>
+      <w:r>
+        <w:rPr>
+          <w:rFonts w:ascii="Arial" w:eastAsia="Times New Roman" w:hAnsi="Arial" w:cs="Arial"/>
+          <w:color w:val="000000"/>
+          <w:lang w:val="en-PK" w:eastAsia="en-PK"/>
+        </w:rPr>
+        <w:t xml:space="preserve"> is enabled</w:t>
+      </w:r>
+    </w:p>
+    <w:p>
+      <w:pPr>
+        <w:pStyle w:val="ListParagraph"/>
+        <w:numPr>
+          <w:ilvl w:val="0"/>
+          <w:numId w:val="5"/>
+        </w:numPr>
+        <w:shd w:val="clear" w:color="auto" w:fill="FFFFFF"/>
+        <w:spacing w:line="285" w:lineRule="atLeast"/>
+        <w:rPr>
+          <w:rFonts w:ascii="Arial" w:eastAsia="Times New Roman" w:hAnsi="Arial" w:cs="Arial"/>
+          <w:b/>
+          <w:bCs/>
+          <w:color w:val="000000"/>
+          <w:lang w:val="en-PK" w:eastAsia="en-PK"/>
+        </w:rPr>
+      </w:pPr>
+      <w:r>
+        <w:rPr>
+          <w:rFonts w:ascii="Arial" w:eastAsia="Times New Roman" w:hAnsi="Arial" w:cs="Arial"/>
+          <w:b/>
+          <w:bCs/>
+          <w:color w:val="000000"/>
+          <w:lang w:val="en-PK" w:eastAsia="en-PK"/>
+        </w:rPr>
+        <w:t>ESW Enable SMS Marketing Opt-In</w:t>
+      </w:r>
+      <w:r>
+        <w:rPr>
+          <w:rFonts w:ascii="Arial" w:eastAsia="Times New Roman" w:hAnsi="Arial" w:cs="Arial"/>
+          <w:b/>
+          <w:bCs/>
+          <w:color w:val="000000"/>
+          <w:lang w:val="en-PK" w:eastAsia="en-PK"/>
+        </w:rPr>
+        <w:t xml:space="preserve"> : </w:t>
+      </w:r>
+      <w:r>
+        <w:rPr>
+          <w:rFonts w:ascii="Arial" w:eastAsia="Times New Roman" w:hAnsi="Arial" w:cs="Arial"/>
+          <w:color w:val="000000"/>
+          <w:lang w:val="en-PK" w:eastAsia="en-PK"/>
+        </w:rPr>
+        <w:t xml:space="preserve">This preference enables/disables the </w:t>
+      </w:r>
+      <w:proofErr w:type="spellStart"/>
+      <w:r>
+        <w:rPr>
+          <w:rFonts w:ascii="Arial" w:eastAsia="Times New Roman" w:hAnsi="Arial" w:cs="Arial"/>
+          <w:color w:val="000000"/>
+          <w:lang w:val="en-PK" w:eastAsia="en-PK"/>
+        </w:rPr>
+        <w:t>sms</w:t>
+      </w:r>
+      <w:proofErr w:type="spellEnd"/>
+      <w:r>
+        <w:rPr>
+          <w:rFonts w:ascii="Arial" w:eastAsia="Times New Roman" w:hAnsi="Arial" w:cs="Arial"/>
+          <w:color w:val="000000"/>
+          <w:lang w:val="en-PK" w:eastAsia="en-PK"/>
+        </w:rPr>
+        <w:t xml:space="preserve"> marketing </w:t>
+      </w:r>
+      <w:proofErr w:type="spellStart"/>
+      <w:r>
+        <w:rPr>
+          <w:rFonts w:ascii="Arial" w:eastAsia="Times New Roman" w:hAnsi="Arial" w:cs="Arial"/>
+          <w:color w:val="000000"/>
+          <w:lang w:val="en-PK" w:eastAsia="en-PK"/>
+        </w:rPr>
+        <w:t>optin</w:t>
+      </w:r>
+      <w:proofErr w:type="spellEnd"/>
+      <w:r>
+        <w:rPr>
+          <w:rFonts w:ascii="Arial" w:eastAsia="Times New Roman" w:hAnsi="Arial" w:cs="Arial"/>
+          <w:color w:val="000000"/>
+          <w:lang w:val="en-PK" w:eastAsia="en-PK"/>
+        </w:rPr>
+        <w:t xml:space="preserve"> on Site level. By default, it is disabled.</w:t>
+      </w:r>
+      <w:r>
+        <w:rPr>
+          <w:rFonts w:eastAsia="Times New Roman"/>
+          <w:color w:val="000000"/>
+          <w:lang w:val="en-PK" w:eastAsia="en-PK"/>
+        </w:rPr>
+        <w:t xml:space="preserve"> </w:t>
+      </w:r>
+      <w:r>
+        <w:rPr>
+          <w:rFonts w:ascii="Arial" w:eastAsia="Times New Roman" w:hAnsi="Arial" w:cs="Arial"/>
+          <w:color w:val="000000"/>
+          <w:lang w:val="en-PK" w:eastAsia="en-PK"/>
+        </w:rPr>
+        <w:t xml:space="preserve">This toggle will only take place if ESW </w:t>
+      </w:r>
+      <w:r>
+        <w:rPr>
+          <w:rFonts w:ascii="Arial" w:eastAsia="Times New Roman" w:hAnsi="Arial" w:cs="Arial"/>
+          <w:color w:val="000000"/>
+          <w:lang w:val="en-PK" w:eastAsia="en-PK"/>
+        </w:rPr>
+        <w:t xml:space="preserve">Enable </w:t>
+      </w:r>
+      <w:proofErr w:type="spellStart"/>
+      <w:r>
+        <w:rPr>
+          <w:rFonts w:ascii="Arial" w:eastAsia="Times New Roman" w:hAnsi="Arial" w:cs="Arial"/>
+          <w:color w:val="000000"/>
+          <w:lang w:val="en-PK" w:eastAsia="en-PK"/>
+        </w:rPr>
+        <w:t>Optins</w:t>
+      </w:r>
+      <w:proofErr w:type="spellEnd"/>
+      <w:r>
+        <w:rPr>
+          <w:rFonts w:ascii="Arial" w:eastAsia="Times New Roman" w:hAnsi="Arial" w:cs="Arial"/>
+          <w:color w:val="000000"/>
+          <w:lang w:val="en-PK" w:eastAsia="en-PK"/>
+        </w:rPr>
+        <w:t xml:space="preserve"> is enabled</w:t>
+      </w:r>
+    </w:p>
+    <w:p>
+      <w:pPr>
+        <w:pStyle w:val="ListParagraph"/>
+        <w:numPr>
+          <w:ilvl w:val="0"/>
+          <w:numId w:val="5"/>
+        </w:numPr>
+        <w:shd w:val="clear" w:color="auto" w:fill="FFFFFF"/>
+        <w:spacing w:line="285" w:lineRule="atLeast"/>
+        <w:rPr>
+          <w:rFonts w:ascii="Arial" w:eastAsia="Times New Roman" w:hAnsi="Arial" w:cs="Arial"/>
+          <w:b/>
+          <w:bCs/>
+          <w:color w:val="000000"/>
+          <w:lang w:val="en-PK" w:eastAsia="en-PK"/>
+        </w:rPr>
+      </w:pPr>
+      <w:r>
+        <w:rPr>
+          <w:rFonts w:ascii="Arial" w:eastAsia="Times New Roman" w:hAnsi="Arial" w:cs="Arial"/>
+          <w:b/>
+          <w:bCs/>
+          <w:color w:val="000000"/>
+          <w:lang w:val="en-PK" w:eastAsia="en-PK"/>
+        </w:rPr>
+        <w:t>ESW Enable Phone Marketing Opt-In</w:t>
+      </w:r>
+      <w:r>
+        <w:rPr>
+          <w:rFonts w:ascii="Arial" w:eastAsia="Times New Roman" w:hAnsi="Arial" w:cs="Arial"/>
+          <w:b/>
+          <w:bCs/>
+          <w:color w:val="000000"/>
+          <w:lang w:val="en-PK" w:eastAsia="en-PK"/>
+        </w:rPr>
+        <w:t>:</w:t>
+      </w:r>
+      <w:r>
+        <w:rPr>
+          <w:rFonts w:ascii="Arial" w:eastAsia="Times New Roman" w:hAnsi="Arial" w:cs="Arial"/>
+          <w:b/>
+          <w:bCs/>
+          <w:color w:val="000000"/>
+          <w:lang w:val="en-PK" w:eastAsia="en-PK"/>
+        </w:rPr>
+        <w:t xml:space="preserve"> </w:t>
+      </w:r>
+      <w:r>
+        <w:rPr>
+          <w:rFonts w:ascii="Arial" w:eastAsia="Times New Roman" w:hAnsi="Arial" w:cs="Arial"/>
+          <w:b/>
+          <w:bCs/>
+          <w:color w:val="000000"/>
+          <w:lang w:val="en-PK" w:eastAsia="en-PK"/>
+        </w:rPr>
+        <w:t xml:space="preserve">: </w:t>
+      </w:r>
+      <w:r>
+        <w:rPr>
+          <w:rFonts w:ascii="Arial" w:eastAsia="Times New Roman" w:hAnsi="Arial" w:cs="Arial"/>
+          <w:color w:val="000000"/>
+          <w:lang w:val="en-PK" w:eastAsia="en-PK"/>
+        </w:rPr>
+        <w:t xml:space="preserve">This preference enables/disables the Phone marketing </w:t>
+      </w:r>
+      <w:proofErr w:type="spellStart"/>
+      <w:r>
+        <w:rPr>
+          <w:rFonts w:ascii="Arial" w:eastAsia="Times New Roman" w:hAnsi="Arial" w:cs="Arial"/>
+          <w:color w:val="000000"/>
+          <w:lang w:val="en-PK" w:eastAsia="en-PK"/>
+        </w:rPr>
+        <w:t>optin</w:t>
+      </w:r>
+      <w:proofErr w:type="spellEnd"/>
+      <w:r>
+        <w:rPr>
+          <w:rFonts w:ascii="Arial" w:eastAsia="Times New Roman" w:hAnsi="Arial" w:cs="Arial"/>
+          <w:color w:val="000000"/>
+          <w:lang w:val="en-PK" w:eastAsia="en-PK"/>
+        </w:rPr>
+        <w:t xml:space="preserve"> on Site level. By default, it is disabled. This toggle will only take place if ESW </w:t>
+      </w:r>
+      <w:r>
+        <w:rPr>
+          <w:rFonts w:ascii="Arial" w:eastAsia="Times New Roman" w:hAnsi="Arial" w:cs="Arial"/>
+          <w:color w:val="000000"/>
+          <w:lang w:val="en-PK" w:eastAsia="en-PK"/>
+        </w:rPr>
+        <w:t xml:space="preserve">Enable </w:t>
+      </w:r>
+      <w:proofErr w:type="spellStart"/>
+      <w:r>
+        <w:rPr>
+          <w:rFonts w:ascii="Arial" w:eastAsia="Times New Roman" w:hAnsi="Arial" w:cs="Arial"/>
+          <w:color w:val="000000"/>
+          <w:lang w:val="en-PK" w:eastAsia="en-PK"/>
+        </w:rPr>
+        <w:t>Optins</w:t>
+      </w:r>
+      <w:proofErr w:type="spellEnd"/>
+      <w:r>
+        <w:rPr>
+          <w:rFonts w:ascii="Arial" w:eastAsia="Times New Roman" w:hAnsi="Arial" w:cs="Arial"/>
+          <w:color w:val="000000"/>
+          <w:lang w:val="en-PK" w:eastAsia="en-PK"/>
+        </w:rPr>
+        <w:t xml:space="preserve"> is enabled</w:t>
+      </w:r>
+    </w:p>
+    <w:p>
+      <w:pPr>
+        <w:pStyle w:val="ListParagraph"/>
+        <w:numPr>
+          <w:ilvl w:val="0"/>
+          <w:numId w:val="5"/>
+        </w:numPr>
+        <w:shd w:val="clear" w:color="auto" w:fill="FFFFFF"/>
+        <w:spacing w:line="285" w:lineRule="atLeast"/>
+        <w:rPr>
+          <w:rFonts w:ascii="Arial" w:eastAsia="Times New Roman" w:hAnsi="Arial" w:cs="Arial"/>
+          <w:b/>
+          <w:bCs/>
+          <w:color w:val="000000"/>
+          <w:lang w:val="en-PK" w:eastAsia="en-PK"/>
+        </w:rPr>
+      </w:pPr>
+      <w:r>
+        <w:rPr>
+          <w:rFonts w:ascii="Arial" w:eastAsia="Times New Roman" w:hAnsi="Arial" w:cs="Arial"/>
+          <w:b/>
+          <w:bCs/>
+          <w:color w:val="000000"/>
+          <w:lang w:val="en-PK" w:eastAsia="en-PK"/>
+        </w:rPr>
+        <w:t>ESW Enable Post Marketing Opt-In</w:t>
+      </w:r>
+      <w:r>
+        <w:rPr>
+          <w:rFonts w:ascii="Arial" w:eastAsia="Times New Roman" w:hAnsi="Arial" w:cs="Arial"/>
+          <w:b/>
+          <w:bCs/>
+          <w:color w:val="000000"/>
+          <w:lang w:val="en-PK" w:eastAsia="en-PK"/>
+        </w:rPr>
+        <w:t xml:space="preserve">: : </w:t>
+      </w:r>
+      <w:r>
+        <w:rPr>
+          <w:rFonts w:ascii="Arial" w:eastAsia="Times New Roman" w:hAnsi="Arial" w:cs="Arial"/>
+          <w:color w:val="000000"/>
+          <w:lang w:val="en-PK" w:eastAsia="en-PK"/>
+        </w:rPr>
+        <w:t xml:space="preserve">This preference enables/disables the Post marketing </w:t>
+      </w:r>
+      <w:proofErr w:type="spellStart"/>
+      <w:r>
+        <w:rPr>
+          <w:rFonts w:ascii="Arial" w:eastAsia="Times New Roman" w:hAnsi="Arial" w:cs="Arial"/>
+          <w:color w:val="000000"/>
+          <w:lang w:val="en-PK" w:eastAsia="en-PK"/>
+        </w:rPr>
+        <w:t>optin</w:t>
+      </w:r>
+      <w:proofErr w:type="spellEnd"/>
+      <w:r>
+        <w:rPr>
+          <w:rFonts w:ascii="Arial" w:eastAsia="Times New Roman" w:hAnsi="Arial" w:cs="Arial"/>
+          <w:color w:val="000000"/>
+          <w:lang w:val="en-PK" w:eastAsia="en-PK"/>
+        </w:rPr>
+        <w:t xml:space="preserve"> on Site level. By default, it is disabled. This toggle will only take place if ESW </w:t>
+      </w:r>
+      <w:r>
+        <w:rPr>
+          <w:rFonts w:ascii="Arial" w:eastAsia="Times New Roman" w:hAnsi="Arial" w:cs="Arial"/>
+          <w:color w:val="000000"/>
+          <w:lang w:val="en-PK" w:eastAsia="en-PK"/>
+        </w:rPr>
+        <w:t xml:space="preserve">Enable </w:t>
+      </w:r>
+      <w:proofErr w:type="spellStart"/>
+      <w:r>
+        <w:rPr>
+          <w:rFonts w:ascii="Arial" w:eastAsia="Times New Roman" w:hAnsi="Arial" w:cs="Arial"/>
+          <w:color w:val="000000"/>
+          <w:lang w:val="en-PK" w:eastAsia="en-PK"/>
+        </w:rPr>
+        <w:t>Optins</w:t>
+      </w:r>
+      <w:proofErr w:type="spellEnd"/>
+      <w:r>
+        <w:rPr>
+          <w:rFonts w:ascii="Arial" w:eastAsia="Times New Roman" w:hAnsi="Arial" w:cs="Arial"/>
+          <w:color w:val="000000"/>
+          <w:lang w:val="en-PK" w:eastAsia="en-PK"/>
+        </w:rPr>
+        <w:t xml:space="preserve"> is enabled</w:t>
+      </w:r>
+    </w:p>
+    <w:bookmarkEnd w:id="11"/>
+    <w:p>
+      <w:pPr>
+        <w:shd w:val="clear" w:color="auto" w:fill="FFFFFF"/>
+        <w:spacing w:line="285" w:lineRule="atLeast"/>
+        <w:ind w:left="360"/>
+        <w:rPr>
+          <w:rFonts w:ascii="Arial" w:eastAsia="Times New Roman" w:hAnsi="Arial" w:cs="Arial"/>
+          <w:b/>
+          <w:bCs/>
+          <w:color w:val="000000"/>
+          <w:lang w:val="en-PK" w:eastAsia="en-PK"/>
+        </w:rPr>
+      </w:pPr>
+    </w:p>
+    <w:bookmarkEnd w:id="12"/>
+    <w:p>
+      <w:pPr>
+        <w:pStyle w:val="ListParagraph"/>
+        <w:shd w:val="clear" w:color="auto" w:fill="FFFFFF"/>
+        <w:spacing w:line="285" w:lineRule="atLeast"/>
+        <w:rPr>
+          <w:rFonts w:ascii="Arial" w:eastAsia="Times New Roman" w:hAnsi="Arial" w:cs="Arial"/>
+          <w:b/>
+          <w:bCs/>
+          <w:color w:val="000000"/>
+        </w:rPr>
+      </w:pPr>
     </w:p>
     <w:p>
       <w:pPr>
@@ -5367,20 +5672,21 @@
           <w:szCs w:val="28"/>
         </w:rPr>
       </w:pPr>
-      <w:bookmarkStart w:id="11" w:name="ESW_Pricing_Configuration_site_prefe"/>
-      <w:bookmarkStart w:id="12" w:name="_Toc72828569"/>
-      <w:bookmarkStart w:id="13" w:name="_Toc99367925"/>
+      <w:bookmarkStart w:id="13" w:name="ESW_Pricing_Configuration_site_prefe"/>
+      <w:bookmarkStart w:id="14" w:name="_Toc72828569"/>
+      <w:bookmarkStart w:id="15" w:name="_Toc221569418"/>
       <w:r>
         <w:rPr>
           <w:rFonts w:ascii="Arial" w:hAnsi="Arial" w:cs="Arial"/>
           <w:sz w:val="28"/>
           <w:szCs w:val="28"/>
         </w:rPr>
+        <w:lastRenderedPageBreak/>
         <w:t>ESW Pricing Configuration</w:t>
       </w:r>
-      <w:bookmarkEnd w:id="11"/>
-      <w:bookmarkEnd w:id="12"/>
       <w:bookmarkEnd w:id="13"/>
+      <w:bookmarkEnd w:id="14"/>
+      <w:bookmarkEnd w:id="15"/>
     </w:p>
     <w:p>
       <w:pPr>
@@ -5584,7 +5890,6 @@
           <w:sz w:val="20"/>
           <w:szCs w:val="20"/>
         </w:rPr>
-        <w:lastRenderedPageBreak/>
         <w:drawing>
           <wp:inline distT="0" distB="0" distL="0" distR="0" wp14:anchorId="7E37B953" wp14:editId="3ACD93D2">
             <wp:extent cx="5943600" cy="2544445"/>
@@ -5693,6 +5998,7 @@
           <w:sz w:val="20"/>
           <w:szCs w:val="20"/>
         </w:rPr>
+        <w:lastRenderedPageBreak/>
         <w:drawing>
           <wp:inline distT="0" distB="0" distL="0" distR="0" wp14:anchorId="7BACC410" wp14:editId="2DEAA5C8">
             <wp:extent cx="5943600" cy="2540000"/>
@@ -5781,7 +6087,7 @@
           <w:szCs w:val="20"/>
         </w:rPr>
       </w:pPr>
-      <w:bookmarkStart w:id="14" w:name="ESW_Override_Price_Book"/>
+      <w:bookmarkStart w:id="16" w:name="ESW_Override_Price_Book"/>
       <w:r>
         <w:rPr>
           <w:b/>
@@ -5910,7 +6216,6 @@
           <w:szCs w:val="20"/>
           <w:shd w:val="clear" w:color="auto" w:fill="FFFFFF"/>
         </w:rPr>
-        <w:lastRenderedPageBreak/>
         <w:t xml:space="preserve">ESW Fixed </w:t>
       </w:r>
       <w:r>
@@ -6045,7 +6350,7 @@
         <w:t>} string part in this value.</w:t>
       </w:r>
     </w:p>
-    <w:bookmarkEnd w:id="14"/>
+    <w:bookmarkEnd w:id="16"/>
     <w:p>
       <w:pPr>
         <w:pStyle w:val="p"/>
@@ -6284,6 +6589,7 @@
           <w:sz w:val="20"/>
           <w:szCs w:val="20"/>
         </w:rPr>
+        <w:lastRenderedPageBreak/>
         <w:t>ESW Production Client Secret for Price Feed Authorization Request</w:t>
       </w:r>
       <w:r>
@@ -6898,7 +7204,6 @@
                 <w:sz w:val="20"/>
                 <w:szCs w:val="20"/>
               </w:rPr>
-              <w:lastRenderedPageBreak/>
               <w:t>baseSalePriceBook</w:t>
             </w:r>
             <w:proofErr w:type="spellEnd"/>
@@ -7328,6 +7633,7 @@
           <w:rFonts w:ascii="Arial" w:hAnsi="Arial" w:cs="Arial"/>
           <w:sz w:val="20"/>
         </w:rPr>
+        <w:lastRenderedPageBreak/>
         <w:t xml:space="preserve">   },</w:t>
       </w:r>
     </w:p>
@@ -7723,7 +8029,6 @@
                 <w:sz w:val="20"/>
                 <w:szCs w:val="20"/>
               </w:rPr>
-              <w:lastRenderedPageBreak/>
               <w:t>campaignId</w:t>
             </w:r>
             <w:proofErr w:type="spellEnd"/>
@@ -7922,11 +8227,86 @@
     </w:tbl>
     <w:p>
       <w:pPr>
-        <w:rPr>
-          <w:rFonts w:ascii="Arial" w:hAnsi="Arial" w:cs="Arial"/>
-        </w:rPr>
-      </w:pPr>
-    </w:p>
+        <w:numPr>
+          <w:ilvl w:val="0"/>
+          <w:numId w:val="23"/>
+        </w:numPr>
+        <w:rPr>
+          <w:rFonts w:ascii="Arial" w:hAnsi="Arial" w:cs="Arial"/>
+        </w:rPr>
+      </w:pPr>
+      <w:r>
+        <w:rPr>
+          <w:rFonts w:ascii="Arial" w:hAnsi="Arial" w:cs="Arial"/>
+          <w:b/>
+          <w:bCs/>
+        </w:rPr>
+        <w:t>ESW Skip Flagged Product:</w:t>
+      </w:r>
+      <w:r>
+        <w:rPr>
+          <w:rFonts w:ascii="Arial" w:hAnsi="Arial" w:cs="Arial"/>
+        </w:rPr>
+        <w:t xml:space="preserve"> This flag indicates the inclusion of flagged products' localized prices in the localized </w:t>
+      </w:r>
+      <w:proofErr w:type="spellStart"/>
+      <w:r>
+        <w:rPr>
+          <w:rFonts w:ascii="Arial" w:hAnsi="Arial" w:cs="Arial"/>
+        </w:rPr>
+        <w:t>pricebook</w:t>
+      </w:r>
+      <w:proofErr w:type="spellEnd"/>
+      <w:r>
+        <w:rPr>
+          <w:rFonts w:ascii="Arial" w:hAnsi="Arial" w:cs="Arial"/>
+        </w:rPr>
+        <w:t xml:space="preserve"> generation. When a product is marked as price freeze, and this option is enabled, the base price will be included in the localized </w:t>
+      </w:r>
+      <w:proofErr w:type="spellStart"/>
+      <w:r>
+        <w:rPr>
+          <w:rFonts w:ascii="Arial" w:hAnsi="Arial" w:cs="Arial"/>
+        </w:rPr>
+        <w:t>pricebook</w:t>
+      </w:r>
+      <w:proofErr w:type="spellEnd"/>
+      <w:r>
+        <w:rPr>
+          <w:rFonts w:ascii="Arial" w:hAnsi="Arial" w:cs="Arial"/>
+        </w:rPr>
+        <w:t>. If this option is disabled, the prices for price freeze products will be retained as they are.</w:t>
+      </w:r>
+    </w:p>
+    <w:p>
+      <w:pPr>
+        <w:numPr>
+          <w:ilvl w:val="0"/>
+          <w:numId w:val="23"/>
+        </w:numPr>
+        <w:rPr>
+          <w:rFonts w:ascii="Arial" w:hAnsi="Arial" w:cs="Arial"/>
+          <w:lang w:val="en-PK"/>
+        </w:rPr>
+      </w:pPr>
+      <w:r>
+        <w:rPr>
+          <w:rFonts w:ascii="Arial" w:hAnsi="Arial" w:cs="Arial"/>
+          <w:b/>
+          <w:bCs/>
+          <w:lang w:val="en-PK"/>
+        </w:rPr>
+        <w:t>ESW Pricing Advisor Version:</w:t>
+      </w:r>
+      <w:r>
+        <w:rPr>
+          <w:rFonts w:ascii="Arial" w:hAnsi="Arial" w:cs="Arial"/>
+          <w:lang w:val="en-PK"/>
+        </w:rPr>
+        <w:t xml:space="preserve"> This preference indicates the pricing advisor version being used by the site. Currently, pricing advisor Version 3 and Version 4 are supported.</w:t>
+      </w:r>
+    </w:p>
+    <w:p/>
     <w:p>
       <w:pPr>
         <w:pStyle w:val="11U"/>
@@ -7937,7 +8317,7 @@
           <w:szCs w:val="28"/>
         </w:rPr>
       </w:pPr>
-      <w:bookmarkStart w:id="15" w:name="_Toc99367926"/>
+      <w:bookmarkStart w:id="17" w:name="_Toc221569419"/>
       <w:r>
         <w:rPr>
           <w:rFonts w:ascii="Arial" w:hAnsi="Arial" w:cs="Arial"/>
@@ -7946,7 +8326,7 @@
         </w:rPr>
         <w:t>ESW Checkout Configuration site preferences</w:t>
       </w:r>
-      <w:bookmarkEnd w:id="15"/>
+      <w:bookmarkEnd w:id="17"/>
     </w:p>
     <w:p>
       <w:pPr>
@@ -8088,6 +8468,7 @@
           <w:sz w:val="20"/>
           <w:szCs w:val="20"/>
         </w:rPr>
+        <w:lastRenderedPageBreak/>
         <w:t>ESW Checkout Service Name</w:t>
       </w:r>
       <w:r>
@@ -8357,7 +8738,6 @@
           <w:sz w:val="20"/>
           <w:szCs w:val="20"/>
         </w:rPr>
-        <w:lastRenderedPageBreak/>
         <w:t xml:space="preserve">The above values are set by default once the job ESW Retailer </w:t>
       </w:r>
       <w:r>
@@ -8373,13 +8753,6 @@
           <w:szCs w:val="20"/>
         </w:rPr>
         <w:t>Configurator is executed successfully.</w:t>
-      </w:r>
-      <w:r>
-        <w:rPr>
-          <w:sz w:val="20"/>
-          <w:szCs w:val="20"/>
-        </w:rPr>
-        <w:t xml:space="preserve"> Moreover, if the preference is empty and the values are not set in the custom preferences the cartridge creates the URLs and sends them in the preorder request.</w:t>
       </w:r>
     </w:p>
     <w:p>
@@ -8929,7 +9302,7 @@
         </w:rPr>
         <w:lastRenderedPageBreak/>
         <w:drawing>
-          <wp:inline distT="0" distB="0" distL="0" distR="0" wp14:anchorId="277855D4" wp14:editId="5A0A0BED">
+          <wp:inline distT="0" distB="0" distL="0" distR="0" wp14:anchorId="277855D4" wp14:editId="064F3B97">
             <wp:extent cx="5267568" cy="3795913"/>
             <wp:effectExtent l="0" t="0" r="0" b="0"/>
             <wp:docPr id="6" name="Picture 6"/>
@@ -9333,13 +9706,6 @@
         </w:rPr>
         <w:t>.</w:t>
       </w:r>
-      <w:r>
-        <w:rPr>
-          <w:sz w:val="20"/>
-          <w:szCs w:val="20"/>
-        </w:rPr>
-        <w:t xml:space="preserve"> Moreover, if the preference is empty and the values are not set in the custom preferences the cartridge creates the URLs and sends them in the preorder request</w:t>
-      </w:r>
     </w:p>
     <w:p>
       <w:pPr>
@@ -9360,15 +9726,22 @@
           <w:sz w:val="20"/>
           <w:szCs w:val="20"/>
         </w:rPr>
+        <w:t>ESW Product Line Metadata Items</w:t>
+      </w:r>
+      <w:r>
+        <w:rPr>
+          <w:sz w:val="20"/>
+          <w:szCs w:val="20"/>
+        </w:rPr>
+        <w:t xml:space="preserve">: This option is used for display purposes only and it stores the product line metadata items information that you want to send in the Checkout request. Options </w:t>
+      </w:r>
+      <w:r>
+        <w:rPr>
+          <w:sz w:val="20"/>
+          <w:szCs w:val="20"/>
+        </w:rPr>
         <w:lastRenderedPageBreak/>
-        <w:t>ESW Product Line Metadata Items</w:t>
-      </w:r>
-      <w:r>
-        <w:rPr>
-          <w:sz w:val="20"/>
-          <w:szCs w:val="20"/>
-        </w:rPr>
-        <w:t>: This option is used for display purposes only and it stores the product line metadata items information that you want to send in the Checkout request. Options include loyalty points, engraving, debossing, gift message, and so on. The information must be stored in the following format:</w:t>
+        <w:t>include loyalty points, engraving, debossing, gift message, and so on. The information must be stored in the following format:</w:t>
       </w:r>
     </w:p>
     <w:tbl>
@@ -10339,7 +10712,7 @@
         </w:rPr>
         <w:t xml:space="preserve"> </w:t>
       </w:r>
-      <w:bookmarkStart w:id="16" w:name="_Hlk74661959"/>
+      <w:bookmarkStart w:id="18" w:name="_Hlk74661959"/>
       <w:r>
         <w:rPr>
           <w:sz w:val="20"/>
@@ -10354,7 +10727,7 @@
         </w:rPr>
         <w:t>.</w:t>
       </w:r>
-      <w:bookmarkEnd w:id="16"/>
+      <w:bookmarkEnd w:id="18"/>
     </w:p>
     <w:p>
       <w:pPr>
@@ -11597,14 +11970,23 @@
     </w:p>
     <w:p>
       <w:pPr>
-        <w:pStyle w:val="Heading1"/>
+        <w:pStyle w:val="ListParagraph"/>
+        <w:rPr>
+          <w:rFonts w:ascii="Arial" w:eastAsia="Times New Roman" w:hAnsi="Arial" w:cs="Arial"/>
+          <w:b/>
+          <w:bCs/>
+        </w:rPr>
+      </w:pPr>
+    </w:p>
+    <w:p>
+      <w:pPr>
+        <w:pStyle w:val="ListParagraph"/>
         <w:numPr>
           <w:ilvl w:val="0"/>
-          <w:numId w:val="19"/>
+          <w:numId w:val="9"/>
         </w:numPr>
         <w:rPr>
           <w:rFonts w:ascii="Arial" w:hAnsi="Arial" w:cs="Arial"/>
-          <w:color w:val="000000" w:themeColor="text1"/>
           <w:sz w:val="16"/>
           <w:szCs w:val="16"/>
           <w:shd w:val="clear" w:color="auto" w:fill="FFFFFF"/>
@@ -11615,7 +11997,6 @@
           <w:rFonts w:ascii="Arial" w:hAnsi="Arial" w:cs="Arial"/>
           <w:b/>
           <w:bCs/>
-          <w:color w:val="000000" w:themeColor="text1"/>
           <w:shd w:val="clear" w:color="auto" w:fill="FFFFFF"/>
         </w:rPr>
         <w:t>ESW Customer Meta Data</w:t>
@@ -11623,7 +12004,6 @@
       <w:r>
         <w:rPr>
           <w:rFonts w:ascii="Arial" w:hAnsi="Arial" w:cs="Arial"/>
-          <w:color w:val="000000" w:themeColor="text1"/>
         </w:rPr>
         <w:t xml:space="preserve">: This preference indicates the </w:t>
       </w:r>
@@ -11631,7 +12011,6 @@
       <w:r>
         <w:rPr>
           <w:rFonts w:ascii="Arial" w:hAnsi="Arial" w:cs="Arial"/>
-          <w:color w:val="000000" w:themeColor="text1"/>
           <w:shd w:val="clear" w:color="auto" w:fill="FFFFFF"/>
         </w:rPr>
         <w:t>key|value</w:t>
@@ -11640,7 +12019,6 @@
       <w:r>
         <w:rPr>
           <w:rFonts w:ascii="Arial" w:hAnsi="Arial" w:cs="Arial"/>
-          <w:color w:val="000000" w:themeColor="text1"/>
           <w:shd w:val="clear" w:color="auto" w:fill="FFFFFF"/>
         </w:rPr>
         <w:t xml:space="preserve"> pairs for </w:t>
@@ -11649,7 +12027,6 @@
       <w:r>
         <w:rPr>
           <w:rFonts w:ascii="Arial" w:hAnsi="Arial" w:cs="Arial"/>
-          <w:color w:val="000000" w:themeColor="text1"/>
           <w:shd w:val="clear" w:color="auto" w:fill="FFFFFF"/>
         </w:rPr>
         <w:t>esw</w:t>
@@ -11658,7 +12035,6 @@
       <w:r>
         <w:rPr>
           <w:rFonts w:ascii="Arial" w:hAnsi="Arial" w:cs="Arial"/>
-          <w:color w:val="000000" w:themeColor="text1"/>
           <w:shd w:val="clear" w:color="auto" w:fill="FFFFFF"/>
         </w:rPr>
         <w:t xml:space="preserve"> customer metadata.</w:t>
@@ -11666,181 +12042,609 @@
     </w:p>
     <w:p>
       <w:pPr>
-        <w:pStyle w:val="Heading1"/>
-        <w:numPr>
-          <w:ilvl w:val="0"/>
-          <w:numId w:val="19"/>
-        </w:numPr>
-        <w:rPr>
-          <w:rFonts w:ascii="Arial" w:hAnsi="Arial" w:cs="Arial"/>
-          <w:color w:val="000000" w:themeColor="text1"/>
-        </w:rPr>
-      </w:pPr>
-      <w:r>
-        <w:rPr>
-          <w:rFonts w:ascii="Arial" w:hAnsi="Arial" w:cs="Arial"/>
-          <w:b/>
-          <w:bCs/>
-          <w:color w:val="000000" w:themeColor="text1"/>
+        <w:pStyle w:val="ListParagraph"/>
+        <w:rPr>
+          <w:rFonts w:ascii="Arial" w:hAnsi="Arial" w:cs="Arial"/>
+          <w:sz w:val="16"/>
+          <w:szCs w:val="16"/>
           <w:shd w:val="clear" w:color="auto" w:fill="FFFFFF"/>
         </w:rPr>
-        <w:t>ESW Basket Meta Data</w:t>
-      </w:r>
-      <w:r>
-        <w:rPr>
-          <w:rFonts w:ascii="Arial" w:hAnsi="Arial" w:cs="Arial"/>
-          <w:color w:val="000000" w:themeColor="text1"/>
-        </w:rPr>
-        <w:t xml:space="preserve">: The preference indicates the </w:t>
-      </w:r>
-      <w:proofErr w:type="spellStart"/>
-      <w:r>
-        <w:rPr>
-          <w:rFonts w:ascii="Arial" w:hAnsi="Arial" w:cs="Arial"/>
-          <w:color w:val="000000" w:themeColor="text1"/>
+      </w:pPr>
+    </w:p>
+    <w:p>
+      <w:pPr>
+        <w:pStyle w:val="ListParagraph"/>
+        <w:rPr>
+          <w:rFonts w:ascii="Arial" w:hAnsi="Arial" w:cs="Arial"/>
+          <w:sz w:val="16"/>
+          <w:szCs w:val="16"/>
           <w:shd w:val="clear" w:color="auto" w:fill="FFFFFF"/>
         </w:rPr>
-        <w:t>key|value</w:t>
-      </w:r>
-      <w:proofErr w:type="spellEnd"/>
-      <w:r>
-        <w:rPr>
-          <w:rFonts w:ascii="Arial" w:hAnsi="Arial" w:cs="Arial"/>
-          <w:color w:val="000000" w:themeColor="text1"/>
-          <w:shd w:val="clear" w:color="auto" w:fill="FFFFFF"/>
-        </w:rPr>
-        <w:t xml:space="preserve"> for </w:t>
-      </w:r>
-      <w:proofErr w:type="spellStart"/>
-      <w:r>
-        <w:rPr>
-          <w:rFonts w:ascii="Arial" w:hAnsi="Arial" w:cs="Arial"/>
-          <w:color w:val="000000" w:themeColor="text1"/>
-          <w:shd w:val="clear" w:color="auto" w:fill="FFFFFF"/>
-        </w:rPr>
-        <w:t>esw</w:t>
-      </w:r>
-      <w:proofErr w:type="spellEnd"/>
-      <w:r>
-        <w:rPr>
-          <w:rFonts w:ascii="Arial" w:hAnsi="Arial" w:cs="Arial"/>
-          <w:color w:val="000000" w:themeColor="text1"/>
-          <w:shd w:val="clear" w:color="auto" w:fill="FFFFFF"/>
-        </w:rPr>
-        <w:t xml:space="preserve"> basket metadata.</w:t>
-      </w:r>
+      </w:pPr>
     </w:p>
     <w:p>
       <w:pPr>
         <w:pStyle w:val="ListParagraph"/>
         <w:numPr>
           <w:ilvl w:val="0"/>
-          <w:numId w:val="19"/>
+          <w:numId w:val="9"/>
+        </w:numPr>
+        <w:rPr>
+          <w:rFonts w:ascii="Arial" w:hAnsi="Arial" w:cs="Arial"/>
+        </w:rPr>
+      </w:pPr>
+      <w:r>
+        <w:rPr>
+          <w:rFonts w:ascii="Arial" w:hAnsi="Arial" w:cs="Arial"/>
+          <w:b/>
+          <w:bCs/>
+          <w:shd w:val="clear" w:color="auto" w:fill="FFFFFF"/>
+        </w:rPr>
+        <w:t xml:space="preserve">ESW </w:t>
+      </w:r>
+      <w:r>
+        <w:rPr>
+          <w:rFonts w:ascii="Arial" w:hAnsi="Arial" w:cs="Arial"/>
+          <w:b/>
+          <w:bCs/>
+        </w:rPr>
+        <w:t>Basket</w:t>
+      </w:r>
+      <w:r>
+        <w:rPr>
+          <w:rFonts w:ascii="Arial" w:hAnsi="Arial" w:cs="Arial"/>
+          <w:b/>
+          <w:bCs/>
+          <w:shd w:val="clear" w:color="auto" w:fill="FFFFFF"/>
+        </w:rPr>
+        <w:t xml:space="preserve"> Meta Data</w:t>
+      </w:r>
+      <w:r>
+        <w:rPr>
+          <w:rFonts w:ascii="Arial" w:hAnsi="Arial" w:cs="Arial"/>
+        </w:rPr>
+        <w:t xml:space="preserve">: The preference indicates the </w:t>
+      </w:r>
+      <w:proofErr w:type="spellStart"/>
+      <w:r>
+        <w:rPr>
+          <w:rFonts w:ascii="Arial" w:hAnsi="Arial" w:cs="Arial"/>
+          <w:shd w:val="clear" w:color="auto" w:fill="FFFFFF"/>
+        </w:rPr>
+        <w:t>key|value</w:t>
+      </w:r>
+      <w:proofErr w:type="spellEnd"/>
+      <w:r>
+        <w:rPr>
+          <w:rFonts w:ascii="Arial" w:hAnsi="Arial" w:cs="Arial"/>
+          <w:shd w:val="clear" w:color="auto" w:fill="FFFFFF"/>
+        </w:rPr>
+        <w:t xml:space="preserve"> for </w:t>
+      </w:r>
+      <w:proofErr w:type="spellStart"/>
+      <w:r>
+        <w:rPr>
+          <w:rFonts w:ascii="Arial" w:hAnsi="Arial" w:cs="Arial"/>
+          <w:shd w:val="clear" w:color="auto" w:fill="FFFFFF"/>
+        </w:rPr>
+        <w:t>esw</w:t>
+      </w:r>
+      <w:proofErr w:type="spellEnd"/>
+      <w:r>
+        <w:rPr>
+          <w:rFonts w:ascii="Arial" w:hAnsi="Arial" w:cs="Arial"/>
+          <w:shd w:val="clear" w:color="auto" w:fill="FFFFFF"/>
+        </w:rPr>
+        <w:t xml:space="preserve"> basket metadata.</w:t>
+      </w:r>
+    </w:p>
+    <w:p>
+      <w:pPr>
+        <w:pStyle w:val="ListParagraph"/>
+        <w:rPr>
+          <w:rFonts w:ascii="Arial" w:hAnsi="Arial" w:cs="Arial"/>
+        </w:rPr>
+      </w:pPr>
+    </w:p>
+    <w:p>
+      <w:pPr>
+        <w:pStyle w:val="listitem"/>
+        <w:numPr>
+          <w:ilvl w:val="0"/>
+          <w:numId w:val="9"/>
+        </w:numPr>
+        <w:shd w:val="clear" w:color="auto" w:fill="FFFFFF"/>
+        <w:spacing w:before="0" w:beforeAutospacing="0" w:after="0" w:afterAutospacing="0"/>
+        <w:textAlignment w:val="top"/>
+        <w:rPr>
+          <w:rStyle w:val="textnode"/>
+          <w:rFonts w:ascii="Arial" w:hAnsi="Arial" w:cs="Arial"/>
+          <w:color w:val="111111"/>
+          <w:sz w:val="20"/>
+          <w:szCs w:val="20"/>
+        </w:rPr>
+      </w:pPr>
+      <w:r>
+        <w:rPr>
+          <w:rStyle w:val="textnode"/>
+          <w:rFonts w:ascii="Arial" w:hAnsi="Arial" w:cs="Arial"/>
+          <w:b/>
+          <w:bCs/>
+          <w:color w:val="111111"/>
+          <w:sz w:val="20"/>
+          <w:szCs w:val="20"/>
+        </w:rPr>
+        <w:t>is ESW Multiple Addresses Enabled</w:t>
+      </w:r>
+      <w:r>
+        <w:rPr>
+          <w:rStyle w:val="textnode"/>
+          <w:rFonts w:ascii="Arial" w:hAnsi="Arial" w:cs="Arial"/>
+          <w:color w:val="111111"/>
+          <w:sz w:val="20"/>
+          <w:szCs w:val="20"/>
+        </w:rPr>
+        <w:t>: Feature toggle that enables multiple addresses on the checkout feature.</w:t>
+      </w:r>
+      <w:bookmarkStart w:id="19" w:name="_Hlk204705207"/>
+    </w:p>
+    <w:p>
+      <w:pPr>
+        <w:pStyle w:val="p"/>
+        <w:numPr>
+          <w:ilvl w:val="0"/>
+          <w:numId w:val="9"/>
         </w:numPr>
         <w:spacing w:line="360" w:lineRule="auto"/>
         <w:rPr>
+          <w:rFonts w:eastAsiaTheme="minorEastAsia"/>
+          <w:sz w:val="20"/>
+          <w:szCs w:val="20"/>
+        </w:rPr>
+      </w:pPr>
+      <w:r>
+        <w:rPr>
+          <w:b/>
+          <w:bCs/>
+          <w:sz w:val="20"/>
+          <w:szCs w:val="20"/>
+        </w:rPr>
+        <w:t>ESW Enable Order Confirmation Success Page</w:t>
+      </w:r>
+      <w:r>
+        <w:rPr>
+          <w:sz w:val="20"/>
+          <w:szCs w:val="20"/>
+        </w:rPr>
+        <w:t>: This feature is controlled by this site level preference that acts as a master switch to on or off the feature.</w:t>
+      </w:r>
+    </w:p>
+    <w:p>
+      <w:pPr>
+        <w:pStyle w:val="ListParagraph"/>
+        <w:numPr>
+          <w:ilvl w:val="0"/>
+          <w:numId w:val="9"/>
+        </w:numPr>
+        <w:spacing w:line="360" w:lineRule="auto"/>
+        <w:rPr>
+          <w:rStyle w:val="textnode"/>
           <w:rFonts w:ascii="Arial" w:eastAsia="Times New Roman" w:hAnsi="Arial" w:cs="Arial"/>
         </w:rPr>
       </w:pPr>
       <w:r>
+        <w:rPr>
+          <w:rFonts w:ascii="Arial" w:hAnsi="Arial" w:cs="Arial"/>
+          <w:b/>
+          <w:bCs/>
+        </w:rPr>
+        <w:t>ESW Order Confirmation Success URL</w:t>
+      </w:r>
+      <w:r>
+        <w:rPr>
+          <w:rFonts w:ascii="Arial" w:hAnsi="Arial" w:cs="Arial"/>
+        </w:rPr>
+        <w:t>: The URL of the success page, it can be an empty value, a controller path or an absolute URL</w:t>
+      </w:r>
+    </w:p>
+    <w:p>
+      <w:pPr>
+        <w:pStyle w:val="listitem"/>
+        <w:numPr>
+          <w:ilvl w:val="0"/>
+          <w:numId w:val="9"/>
+        </w:numPr>
+        <w:shd w:val="clear" w:color="auto" w:fill="FFFFFF"/>
+        <w:spacing w:before="0" w:beforeAutospacing="0" w:after="0" w:afterAutospacing="0"/>
+        <w:textAlignment w:val="top"/>
+        <w:rPr>
+          <w:rFonts w:ascii="Arial" w:hAnsi="Arial" w:cs="Arial"/>
+          <w:color w:val="111111"/>
+          <w:sz w:val="20"/>
+          <w:szCs w:val="20"/>
+        </w:rPr>
+      </w:pPr>
+      <w:r>
+        <w:rPr>
+          <w:rFonts w:ascii="Arial" w:hAnsi="Arial" w:cs="Arial"/>
+          <w:b/>
+          <w:bCs/>
+          <w:color w:val="1F1F1F"/>
+          <w:sz w:val="20"/>
+          <w:szCs w:val="20"/>
+        </w:rPr>
+        <w:lastRenderedPageBreak/>
+        <w:t xml:space="preserve">ESW Override Opt-In Text Fields: </w:t>
+      </w:r>
+      <w:r>
+        <w:rPr>
+          <w:rFonts w:ascii="Arial" w:hAnsi="Arial" w:cs="Arial"/>
+          <w:color w:val="1F1F1F"/>
+          <w:sz w:val="20"/>
+          <w:szCs w:val="20"/>
+        </w:rPr>
+        <w:t>This value dictates if the default Opt-in legal hint text will be overridden on the ESW checkout.</w:t>
+      </w:r>
+      <w:bookmarkEnd w:id="19"/>
+    </w:p>
+    <w:p>
+      <w:pPr>
+        <w:pStyle w:val="listitem"/>
+        <w:shd w:val="clear" w:color="auto" w:fill="FFFFFF"/>
+        <w:spacing w:before="0" w:beforeAutospacing="0" w:after="0" w:afterAutospacing="0"/>
+        <w:ind w:left="720"/>
+        <w:textAlignment w:val="top"/>
+        <w:rPr>
+          <w:rFonts w:ascii="Arial" w:hAnsi="Arial" w:cs="Arial"/>
+          <w:color w:val="111111"/>
+          <w:sz w:val="20"/>
+          <w:szCs w:val="20"/>
+        </w:rPr>
+      </w:pPr>
+    </w:p>
+    <w:p>
+      <w:pPr>
+        <w:pStyle w:val="ListParagraph"/>
+        <w:numPr>
+          <w:ilvl w:val="0"/>
+          <w:numId w:val="9"/>
+        </w:numPr>
+        <w:shd w:val="clear" w:color="auto" w:fill="FFFFFF"/>
+        <w:spacing w:line="285" w:lineRule="atLeast"/>
         <w:rPr>
           <w:rFonts w:ascii="Arial" w:eastAsia="Times New Roman" w:hAnsi="Arial" w:cs="Arial"/>
           <w:b/>
           <w:bCs/>
-        </w:rPr>
-        <w:t>is ESW Multiple Addresses Enabled</w:t>
-      </w:r>
+          <w:color w:val="000000"/>
+          <w:lang w:val="en-PK" w:eastAsia="en-PK"/>
+        </w:rPr>
+      </w:pPr>
       <w:r>
         <w:rPr>
           <w:rFonts w:ascii="Arial" w:eastAsia="Times New Roman" w:hAnsi="Arial" w:cs="Arial"/>
           <w:b/>
           <w:bCs/>
-          <w:lang w:val="en-US"/>
-        </w:rPr>
-        <w:t>:</w:t>
+          <w:color w:val="000000"/>
+          <w:lang w:val="en-PK" w:eastAsia="en-PK"/>
+        </w:rPr>
+        <w:t>ESW Enable Email Marketing Opt-In</w:t>
       </w:r>
       <w:r>
         <w:rPr>
           <w:rFonts w:ascii="Arial" w:eastAsia="Times New Roman" w:hAnsi="Arial" w:cs="Arial"/>
-          <w:lang w:val="en-US"/>
-        </w:rPr>
-        <w:t xml:space="preserve"> </w:t>
-      </w:r>
-      <w:r>
-        <w:rPr>
-          <w:rFonts w:ascii="Arial" w:eastAsia="Times New Roman" w:hAnsi="Arial" w:cs="Arial"/>
-        </w:rPr>
-        <w:t>Feature toggle that enables multiple addresses on the checkout.</w:t>
-      </w:r>
-    </w:p>
-    <w:p>
-      <w:pPr>
-        <w:pStyle w:val="p"/>
-        <w:numPr>
-          <w:ilvl w:val="0"/>
-          <w:numId w:val="19"/>
-        </w:numPr>
-        <w:spacing w:line="360" w:lineRule="auto"/>
-        <w:rPr>
-          <w:rFonts w:eastAsiaTheme="minorEastAsia"/>
-          <w:sz w:val="20"/>
-          <w:szCs w:val="20"/>
-        </w:rPr>
-      </w:pPr>
-      <w:r>
-        <w:rPr>
           <w:b/>
           <w:bCs/>
-          <w:sz w:val="20"/>
-          <w:szCs w:val="20"/>
-        </w:rPr>
-        <w:t>ESW Enable Order Confirmation Success Page</w:t>
-      </w:r>
-      <w:r>
-        <w:rPr>
-          <w:sz w:val="20"/>
-          <w:szCs w:val="20"/>
-        </w:rPr>
-        <w:t>: This feature is controlled by this site level preference that acts as a master switch to on or off the feature.</w:t>
-      </w:r>
+          <w:color w:val="000000"/>
+          <w:lang w:val="en-PK" w:eastAsia="en-PK"/>
+        </w:rPr>
+        <w:t xml:space="preserve">: </w:t>
+      </w:r>
+      <w:r>
+        <w:rPr>
+          <w:rFonts w:ascii="Arial" w:eastAsia="Times New Roman" w:hAnsi="Arial" w:cs="Arial"/>
+          <w:color w:val="000000"/>
+          <w:lang w:val="en-PK" w:eastAsia="en-PK"/>
+        </w:rPr>
+        <w:t xml:space="preserve">This preference enables/disables the email marketing </w:t>
+      </w:r>
+      <w:proofErr w:type="spellStart"/>
+      <w:r>
+        <w:rPr>
+          <w:rFonts w:ascii="Arial" w:eastAsia="Times New Roman" w:hAnsi="Arial" w:cs="Arial"/>
+          <w:color w:val="000000"/>
+          <w:lang w:val="en-PK" w:eastAsia="en-PK"/>
+        </w:rPr>
+        <w:t>optin</w:t>
+      </w:r>
+      <w:proofErr w:type="spellEnd"/>
+      <w:r>
+        <w:rPr>
+          <w:rFonts w:ascii="Arial" w:eastAsia="Times New Roman" w:hAnsi="Arial" w:cs="Arial"/>
+          <w:color w:val="000000"/>
+          <w:lang w:val="en-PK" w:eastAsia="en-PK"/>
+        </w:rPr>
+        <w:t xml:space="preserve"> on Site level. By default, it is enabled.</w:t>
+      </w:r>
+    </w:p>
+    <w:p>
+      <w:pPr>
+        <w:pStyle w:val="ListParagraph"/>
+        <w:shd w:val="clear" w:color="auto" w:fill="FFFFFF"/>
+        <w:spacing w:line="285" w:lineRule="atLeast"/>
+        <w:rPr>
+          <w:rFonts w:ascii="Arial" w:eastAsia="Times New Roman" w:hAnsi="Arial" w:cs="Arial"/>
+          <w:b/>
+          <w:bCs/>
+          <w:color w:val="000000"/>
+          <w:lang w:val="en-PK" w:eastAsia="en-PK"/>
+        </w:rPr>
+      </w:pPr>
     </w:p>
     <w:p>
       <w:pPr>
         <w:pStyle w:val="ListParagraph"/>
         <w:numPr>
           <w:ilvl w:val="0"/>
-          <w:numId w:val="19"/>
+          <w:numId w:val="9"/>
         </w:numPr>
-        <w:spacing w:line="360" w:lineRule="auto"/>
+        <w:shd w:val="clear" w:color="auto" w:fill="FFFFFF"/>
+        <w:spacing w:line="285" w:lineRule="atLeast"/>
         <w:rPr>
           <w:rFonts w:ascii="Arial" w:eastAsia="Times New Roman" w:hAnsi="Arial" w:cs="Arial"/>
-        </w:rPr>
-      </w:pPr>
-      <w:r>
-        <w:rPr>
-          <w:rFonts w:ascii="Arial" w:hAnsi="Arial" w:cs="Arial"/>
           <w:b/>
           <w:bCs/>
-        </w:rPr>
-        <w:t>ESW Order Confirmation Success URL</w:t>
-      </w:r>
-      <w:r>
-        <w:rPr>
-          <w:rFonts w:ascii="Arial" w:hAnsi="Arial" w:cs="Arial"/>
-        </w:rPr>
-        <w:t>: The URL of the success page, it can be an empty value, a controller path or an absolute URL</w:t>
-      </w:r>
-    </w:p>
-    <w:p>
-      <w:pPr>
-        <w:pStyle w:val="p"/>
-        <w:ind w:left="720"/>
-        <w:jc w:val="both"/>
-        <w:rPr>
+          <w:color w:val="000000"/>
+          <w:lang w:val="en-PK" w:eastAsia="en-PK"/>
+        </w:rPr>
+      </w:pPr>
+      <w:r>
+        <w:rPr>
+          <w:rFonts w:ascii="Arial" w:eastAsia="Times New Roman" w:hAnsi="Arial" w:cs="Arial"/>
           <w:b/>
           <w:bCs/>
-          <w:sz w:val="20"/>
-          <w:szCs w:val="20"/>
+          <w:color w:val="000000"/>
+          <w:lang w:val="en-PK" w:eastAsia="en-PK"/>
+        </w:rPr>
+        <w:t>ESW Enable SMS Marketing Opt-In</w:t>
+      </w:r>
+      <w:r>
+        <w:rPr>
+          <w:rFonts w:ascii="Arial" w:eastAsia="Times New Roman" w:hAnsi="Arial" w:cs="Arial"/>
+          <w:b/>
+          <w:bCs/>
+          <w:color w:val="000000"/>
+          <w:lang w:val="en-PK" w:eastAsia="en-PK"/>
+        </w:rPr>
+        <w:t xml:space="preserve"> : </w:t>
+      </w:r>
+      <w:r>
+        <w:rPr>
+          <w:rFonts w:ascii="Arial" w:eastAsia="Times New Roman" w:hAnsi="Arial" w:cs="Arial"/>
+          <w:color w:val="000000"/>
+          <w:lang w:val="en-PK" w:eastAsia="en-PK"/>
+        </w:rPr>
+        <w:t xml:space="preserve">This preference enables/disables the </w:t>
+      </w:r>
+      <w:proofErr w:type="spellStart"/>
+      <w:r>
+        <w:rPr>
+          <w:rFonts w:ascii="Arial" w:eastAsia="Times New Roman" w:hAnsi="Arial" w:cs="Arial"/>
+          <w:color w:val="000000"/>
+          <w:lang w:val="en-PK" w:eastAsia="en-PK"/>
+        </w:rPr>
+        <w:t>sms</w:t>
+      </w:r>
+      <w:proofErr w:type="spellEnd"/>
+      <w:r>
+        <w:rPr>
+          <w:rFonts w:ascii="Arial" w:eastAsia="Times New Roman" w:hAnsi="Arial" w:cs="Arial"/>
+          <w:color w:val="000000"/>
+          <w:lang w:val="en-PK" w:eastAsia="en-PK"/>
+        </w:rPr>
+        <w:t xml:space="preserve"> marketing </w:t>
+      </w:r>
+      <w:proofErr w:type="spellStart"/>
+      <w:r>
+        <w:rPr>
+          <w:rFonts w:ascii="Arial" w:eastAsia="Times New Roman" w:hAnsi="Arial" w:cs="Arial"/>
+          <w:color w:val="000000"/>
+          <w:lang w:val="en-PK" w:eastAsia="en-PK"/>
+        </w:rPr>
+        <w:t>optin</w:t>
+      </w:r>
+      <w:proofErr w:type="spellEnd"/>
+      <w:r>
+        <w:rPr>
+          <w:rFonts w:ascii="Arial" w:eastAsia="Times New Roman" w:hAnsi="Arial" w:cs="Arial"/>
+          <w:color w:val="000000"/>
+          <w:lang w:val="en-PK" w:eastAsia="en-PK"/>
+        </w:rPr>
+        <w:t xml:space="preserve"> on Site level. By default, it is disabled.</w:t>
+      </w:r>
+    </w:p>
+    <w:p>
+      <w:pPr>
+        <w:pStyle w:val="ListParagraph"/>
+        <w:shd w:val="clear" w:color="auto" w:fill="FFFFFF"/>
+        <w:spacing w:line="285" w:lineRule="atLeast"/>
+        <w:rPr>
+          <w:rFonts w:ascii="Arial" w:eastAsia="Times New Roman" w:hAnsi="Arial" w:cs="Arial"/>
+          <w:b/>
+          <w:bCs/>
+          <w:color w:val="000000"/>
+          <w:lang w:val="en-PK" w:eastAsia="en-PK"/>
+        </w:rPr>
+      </w:pPr>
+    </w:p>
+    <w:p>
+      <w:pPr>
+        <w:pStyle w:val="ListParagraph"/>
+        <w:numPr>
+          <w:ilvl w:val="0"/>
+          <w:numId w:val="9"/>
+        </w:numPr>
+        <w:shd w:val="clear" w:color="auto" w:fill="FFFFFF"/>
+        <w:spacing w:line="285" w:lineRule="atLeast"/>
+        <w:rPr>
+          <w:rFonts w:ascii="Arial" w:eastAsia="Times New Roman" w:hAnsi="Arial" w:cs="Arial"/>
+          <w:b/>
+          <w:bCs/>
+          <w:color w:val="000000"/>
+          <w:lang w:val="en-PK" w:eastAsia="en-PK"/>
+        </w:rPr>
+      </w:pPr>
+      <w:r>
+        <w:rPr>
+          <w:rFonts w:ascii="Arial" w:eastAsia="Times New Roman" w:hAnsi="Arial" w:cs="Arial"/>
+          <w:b/>
+          <w:bCs/>
+          <w:color w:val="000000"/>
+          <w:lang w:val="en-PK" w:eastAsia="en-PK"/>
+        </w:rPr>
+        <w:t>ESW Enable Phone Marketing Opt-In</w:t>
+      </w:r>
+      <w:r>
+        <w:rPr>
+          <w:rFonts w:ascii="Arial" w:eastAsia="Times New Roman" w:hAnsi="Arial" w:cs="Arial"/>
+          <w:b/>
+          <w:bCs/>
+          <w:color w:val="000000"/>
+          <w:lang w:val="en-PK" w:eastAsia="en-PK"/>
+        </w:rPr>
+        <w:t>:</w:t>
+      </w:r>
+      <w:r>
+        <w:rPr>
+          <w:rFonts w:ascii="Arial" w:eastAsia="Times New Roman" w:hAnsi="Arial" w:cs="Arial"/>
+          <w:b/>
+          <w:bCs/>
+          <w:color w:val="000000"/>
+          <w:lang w:val="en-PK" w:eastAsia="en-PK"/>
+        </w:rPr>
+        <w:t xml:space="preserve"> </w:t>
+      </w:r>
+      <w:r>
+        <w:rPr>
+          <w:rFonts w:ascii="Arial" w:eastAsia="Times New Roman" w:hAnsi="Arial" w:cs="Arial"/>
+          <w:b/>
+          <w:bCs/>
+          <w:color w:val="000000"/>
+          <w:lang w:val="en-PK" w:eastAsia="en-PK"/>
+        </w:rPr>
+        <w:t xml:space="preserve">: </w:t>
+      </w:r>
+      <w:r>
+        <w:rPr>
+          <w:rFonts w:ascii="Arial" w:eastAsia="Times New Roman" w:hAnsi="Arial" w:cs="Arial"/>
+          <w:color w:val="000000"/>
+          <w:lang w:val="en-PK" w:eastAsia="en-PK"/>
+        </w:rPr>
+        <w:t xml:space="preserve">This preference enables/disables the Phone marketing </w:t>
+      </w:r>
+      <w:proofErr w:type="spellStart"/>
+      <w:r>
+        <w:rPr>
+          <w:rFonts w:ascii="Arial" w:eastAsia="Times New Roman" w:hAnsi="Arial" w:cs="Arial"/>
+          <w:color w:val="000000"/>
+          <w:lang w:val="en-PK" w:eastAsia="en-PK"/>
+        </w:rPr>
+        <w:t>optin</w:t>
+      </w:r>
+      <w:proofErr w:type="spellEnd"/>
+      <w:r>
+        <w:rPr>
+          <w:rFonts w:ascii="Arial" w:eastAsia="Times New Roman" w:hAnsi="Arial" w:cs="Arial"/>
+          <w:color w:val="000000"/>
+          <w:lang w:val="en-PK" w:eastAsia="en-PK"/>
+        </w:rPr>
+        <w:t xml:space="preserve"> on Site level. By default, it is disabled.</w:t>
+      </w:r>
+    </w:p>
+    <w:p>
+      <w:pPr>
+        <w:shd w:val="clear" w:color="auto" w:fill="FFFFFF"/>
+        <w:spacing w:line="285" w:lineRule="atLeast"/>
+        <w:ind w:left="360"/>
+        <w:rPr>
+          <w:rFonts w:ascii="Arial" w:eastAsia="Times New Roman" w:hAnsi="Arial" w:cs="Arial"/>
+          <w:b/>
+          <w:bCs/>
+          <w:color w:val="000000"/>
+          <w:lang w:val="en-PK" w:eastAsia="en-PK"/>
+        </w:rPr>
+      </w:pPr>
+    </w:p>
+    <w:p>
+      <w:pPr>
+        <w:pStyle w:val="ListParagraph"/>
+        <w:numPr>
+          <w:ilvl w:val="0"/>
+          <w:numId w:val="9"/>
+        </w:numPr>
+        <w:shd w:val="clear" w:color="auto" w:fill="FFFFFF"/>
+        <w:spacing w:line="285" w:lineRule="atLeast"/>
+        <w:rPr>
+          <w:rFonts w:ascii="Arial" w:eastAsia="Times New Roman" w:hAnsi="Arial" w:cs="Arial"/>
+          <w:b/>
+          <w:bCs/>
+          <w:color w:val="000000"/>
+          <w:lang w:val="en-PK" w:eastAsia="en-PK"/>
+        </w:rPr>
+      </w:pPr>
+      <w:r>
+        <w:rPr>
+          <w:rFonts w:ascii="Arial" w:eastAsia="Times New Roman" w:hAnsi="Arial" w:cs="Arial"/>
+          <w:b/>
+          <w:bCs/>
+          <w:color w:val="000000"/>
+          <w:lang w:val="en-PK" w:eastAsia="en-PK"/>
+        </w:rPr>
+        <w:t>ESW Enable Post Marketing Opt-In</w:t>
+      </w:r>
+      <w:r>
+        <w:rPr>
+          <w:rFonts w:ascii="Arial" w:eastAsia="Times New Roman" w:hAnsi="Arial" w:cs="Arial"/>
+          <w:b/>
+          <w:bCs/>
+          <w:color w:val="000000"/>
+          <w:lang w:val="en-PK" w:eastAsia="en-PK"/>
+        </w:rPr>
+        <w:t xml:space="preserve">: : </w:t>
+      </w:r>
+      <w:r>
+        <w:rPr>
+          <w:rFonts w:ascii="Arial" w:eastAsia="Times New Roman" w:hAnsi="Arial" w:cs="Arial"/>
+          <w:color w:val="000000"/>
+          <w:lang w:val="en-PK" w:eastAsia="en-PK"/>
+        </w:rPr>
+        <w:t xml:space="preserve">This preference enables/disables the Post marketing </w:t>
+      </w:r>
+      <w:proofErr w:type="spellStart"/>
+      <w:r>
+        <w:rPr>
+          <w:rFonts w:ascii="Arial" w:eastAsia="Times New Roman" w:hAnsi="Arial" w:cs="Arial"/>
+          <w:color w:val="000000"/>
+          <w:lang w:val="en-PK" w:eastAsia="en-PK"/>
+        </w:rPr>
+        <w:t>optin</w:t>
+      </w:r>
+      <w:proofErr w:type="spellEnd"/>
+      <w:r>
+        <w:rPr>
+          <w:rFonts w:ascii="Arial" w:eastAsia="Times New Roman" w:hAnsi="Arial" w:cs="Arial"/>
+          <w:color w:val="000000"/>
+          <w:lang w:val="en-PK" w:eastAsia="en-PK"/>
+        </w:rPr>
+        <w:t xml:space="preserve"> on Site level. By default, it is disabled.</w:t>
+      </w:r>
+    </w:p>
+    <w:p>
+      <w:pPr>
+        <w:pStyle w:val="ListParagraph"/>
+        <w:rPr>
+          <w:rFonts w:ascii="Arial" w:eastAsia="Times New Roman" w:hAnsi="Arial" w:cs="Arial"/>
+          <w:b/>
+          <w:bCs/>
         </w:rPr>
       </w:pPr>
     </w:p>
@@ -11853,27 +12657,29 @@
           <w:szCs w:val="28"/>
         </w:rPr>
       </w:pPr>
-      <w:bookmarkStart w:id="17" w:name="_Toc99367927"/>
-      <w:proofErr w:type="spellStart"/>
+      <w:bookmarkStart w:id="20" w:name="_Toc221569420"/>
       <w:r>
         <w:rPr>
           <w:rFonts w:ascii="Arial" w:hAnsi="Arial" w:cs="Arial"/>
           <w:sz w:val="28"/>
           <w:szCs w:val="28"/>
         </w:rPr>
-        <w:lastRenderedPageBreak/>
-        <w:t>EswOAuthService</w:t>
-      </w:r>
-      <w:proofErr w:type="spellEnd"/>
-      <w:r>
-        <w:rPr>
-          <w:rFonts w:ascii="Arial" w:hAnsi="Arial" w:cs="Arial"/>
-          <w:sz w:val="28"/>
-          <w:szCs w:val="28"/>
-        </w:rPr>
-        <w:t xml:space="preserve"> service</w:t>
-      </w:r>
-      <w:bookmarkEnd w:id="17"/>
+        <w:t>Services</w:t>
+      </w:r>
+      <w:bookmarkEnd w:id="20"/>
+    </w:p>
+    <w:p>
+      <w:pPr>
+        <w:rPr>
+          <w:rFonts w:ascii="Arial" w:hAnsi="Arial" w:cs="Arial"/>
+        </w:rPr>
+      </w:pPr>
+      <w:r>
+        <w:rPr>
+          <w:rFonts w:ascii="Arial" w:hAnsi="Arial" w:cs="Arial"/>
+        </w:rPr>
+        <w:t xml:space="preserve">The following services are being used for this functionality. The cartridge automatically generates the URL if they are not set already. </w:t>
+      </w:r>
     </w:p>
     <w:p>
       <w:pPr>
@@ -11885,142 +12691,33 @@
           <w:szCs w:val="20"/>
         </w:rPr>
       </w:pPr>
-      <w:r>
-        <w:rPr>
-          <w:sz w:val="20"/>
-          <w:szCs w:val="20"/>
-        </w:rPr>
-        <w:t>This service is used to get the authentication token from ESW. This token is used by other ESW services and APIs, such as Price Feed, Checkout, and Package.</w:t>
-      </w:r>
-    </w:p>
-    <w:p>
-      <w:pPr>
-        <w:jc w:val="center"/>
-        <w:rPr>
-          <w:rFonts w:ascii="Arial" w:eastAsia="Times New Roman" w:hAnsi="Arial" w:cs="Arial"/>
-        </w:rPr>
-      </w:pPr>
-      <w:r>
-        <w:rPr>
-          <w:rFonts w:ascii="Arial" w:hAnsi="Arial" w:cs="Arial"/>
-          <w:noProof/>
-        </w:rPr>
-        <w:drawing>
-          <wp:inline distT="0" distB="0" distL="0" distR="0" wp14:anchorId="3B159900" wp14:editId="469B6852">
-            <wp:extent cx="6296025" cy="1565910"/>
-            <wp:effectExtent l="0" t="0" r="9525" b="0"/>
-            <wp:docPr id="360" name="Picture 360"/>
-            <wp:cNvGraphicFramePr>
-              <a:graphicFrameLocks xmlns:a="http://schemas.openxmlformats.org/drawingml/2006/main" noChangeAspect="1"/>
-            </wp:cNvGraphicFramePr>
-            <a:graphic xmlns:a="http://schemas.openxmlformats.org/drawingml/2006/main">
-              <a:graphicData uri="http://schemas.openxmlformats.org/drawingml/2006/picture">
-                <pic:pic xmlns:pic="http://schemas.openxmlformats.org/drawingml/2006/picture">
-                  <pic:nvPicPr>
-                    <pic:cNvPr id="0" name="Picture 190"/>
-                    <pic:cNvPicPr>
-                      <a:picLocks noChangeAspect="1" noChangeArrowheads="1"/>
-                    </pic:cNvPicPr>
-                  </pic:nvPicPr>
-                  <pic:blipFill>
-                    <a:blip r:embed="rId28">
-                      <a:extLst>
-                        <a:ext uri="{28A0092B-C50C-407E-A947-70E740481C1C}">
-                          <a14:useLocalDpi xmlns:a14="http://schemas.microsoft.com/office/drawing/2010/main" val="0"/>
-                        </a:ext>
-                      </a:extLst>
-                    </a:blip>
-                    <a:srcRect/>
-                    <a:stretch>
-                      <a:fillRect/>
-                    </a:stretch>
-                  </pic:blipFill>
-                  <pic:spPr bwMode="auto">
-                    <a:xfrm>
-                      <a:off x="0" y="0"/>
-                      <a:ext cx="6296025" cy="1565910"/>
-                    </a:xfrm>
-                    <a:prstGeom prst="rect">
-                      <a:avLst/>
-                    </a:prstGeom>
-                    <a:noFill/>
-                    <a:ln>
-                      <a:noFill/>
-                    </a:ln>
-                  </pic:spPr>
-                </pic:pic>
-              </a:graphicData>
-            </a:graphic>
-          </wp:inline>
-        </w:drawing>
-      </w:r>
-    </w:p>
-    <w:p>
-      <w:pPr>
-        <w:pStyle w:val="NormalWeb"/>
-        <w:jc w:val="center"/>
-        <w:rPr>
-          <w:rFonts w:eastAsiaTheme="minorEastAsia" w:cs="Arial"/>
-          <w:sz w:val="20"/>
-          <w:szCs w:val="20"/>
-        </w:rPr>
-      </w:pPr>
-      <w:r>
-        <w:rPr>
-          <w:rStyle w:val="Emphasis"/>
-          <w:rFonts w:cs="Arial"/>
-          <w:sz w:val="20"/>
-          <w:szCs w:val="20"/>
-        </w:rPr>
-        <w:t>ESW OAuth Credentials</w:t>
-      </w:r>
-    </w:p>
-    <w:p>
-      <w:pPr>
-        <w:pStyle w:val="11U"/>
-        <w:jc w:val="both"/>
-        <w:rPr>
-          <w:rFonts w:ascii="Arial" w:hAnsi="Arial" w:cs="Arial"/>
-          <w:sz w:val="28"/>
-          <w:szCs w:val="28"/>
-        </w:rPr>
-      </w:pPr>
-      <w:bookmarkStart w:id="18" w:name="EswCheckoutV2Service_service"/>
-      <w:bookmarkStart w:id="19" w:name="_Toc99367928"/>
-      <w:r>
-        <w:rPr>
-          <w:rFonts w:ascii="Arial" w:hAnsi="Arial" w:cs="Arial"/>
-          <w:sz w:val="28"/>
-          <w:szCs w:val="28"/>
-        </w:rPr>
-        <w:t>EswCheckoutV</w:t>
-      </w:r>
-      <w:r>
-        <w:rPr>
-          <w:rFonts w:ascii="Arial" w:hAnsi="Arial" w:cs="Arial"/>
-          <w:sz w:val="28"/>
-          <w:szCs w:val="28"/>
-        </w:rPr>
-        <w:t>3</w:t>
-      </w:r>
-      <w:r>
-        <w:rPr>
-          <w:rFonts w:ascii="Arial" w:hAnsi="Arial" w:cs="Arial"/>
-          <w:sz w:val="28"/>
-          <w:szCs w:val="28"/>
-        </w:rPr>
-        <w:t>Service</w:t>
-      </w:r>
-      <w:r>
-        <w:rPr>
-          <w:rFonts w:ascii="Arial" w:hAnsi="Arial" w:cs="Arial"/>
-          <w:sz w:val="28"/>
-          <w:szCs w:val="28"/>
-        </w:rPr>
-        <w:t xml:space="preserve"> service</w:t>
-      </w:r>
-      <w:bookmarkEnd w:id="18"/>
-      <w:bookmarkEnd w:id="19"/>
+      <w:proofErr w:type="spellStart"/>
+      <w:r>
+        <w:rPr>
+          <w:b/>
+          <w:bCs/>
+          <w:sz w:val="20"/>
+          <w:szCs w:val="20"/>
+        </w:rPr>
+        <w:t>EswOAuthService</w:t>
+      </w:r>
+      <w:proofErr w:type="spellEnd"/>
+      <w:r>
+        <w:rPr>
+          <w:b/>
+          <w:bCs/>
+          <w:sz w:val="20"/>
+          <w:szCs w:val="20"/>
+        </w:rPr>
+        <w:t>:</w:t>
+      </w:r>
+      <w:r>
+        <w:rPr>
+          <w:sz w:val="20"/>
+          <w:szCs w:val="20"/>
+        </w:rPr>
+        <w:t xml:space="preserve"> This service is used to get the authentication token from ESW. This token is used by other ESW services and APIs, such as Price Feed, Checkout, and Package.</w:t>
+      </w:r>
     </w:p>
     <w:p>
       <w:pPr>
@@ -12034,10 +12731,19 @@
       </w:pPr>
       <w:r>
         <w:rPr>
-          <w:sz w:val="20"/>
-          <w:szCs w:val="20"/>
-        </w:rPr>
-        <w:t>Add this service to a particular service. In this example, the Checkout API URL is configured. This service is used to send the Checkout request to ESW.</w:t>
+          <w:b/>
+          <w:bCs/>
+          <w:sz w:val="20"/>
+          <w:szCs w:val="20"/>
+        </w:rPr>
+        <w:t>EswCheckoutV3Service</w:t>
+      </w:r>
+      <w:r>
+        <w:rPr>
+          <w:sz w:val="20"/>
+          <w:szCs w:val="20"/>
+        </w:rPr>
+        <w:t>: Add this service to a particular service. In this example, the Checkout API URL is configured. This service is used to send the Checkout request to ESW.</w:t>
       </w:r>
     </w:p>
     <w:p>
@@ -12045,376 +12751,6 @@
         <w:pStyle w:val="p"/>
         <w:jc w:val="both"/>
         <w:rPr>
-          <w:sz w:val="20"/>
-          <w:szCs w:val="20"/>
-        </w:rPr>
-      </w:pPr>
-      <w:r>
-        <w:rPr>
-          <w:sz w:val="20"/>
-          <w:szCs w:val="20"/>
-        </w:rPr>
-        <w:t xml:space="preserve">For multiple sites using the common Sandbox, you must configure multiple services for sites that use the ESW Checkout service. </w:t>
-      </w:r>
-      <w:r>
-        <w:rPr>
-          <w:sz w:val="20"/>
-          <w:szCs w:val="20"/>
-        </w:rPr>
-        <w:t>The</w:t>
-      </w:r>
-      <w:r>
-        <w:rPr>
-          <w:sz w:val="20"/>
-          <w:szCs w:val="20"/>
-        </w:rPr>
-        <w:t xml:space="preserve"> service name</w:t>
-      </w:r>
-      <w:r>
-        <w:rPr>
-          <w:sz w:val="20"/>
-          <w:szCs w:val="20"/>
-        </w:rPr>
-        <w:t xml:space="preserve"> must be added</w:t>
-      </w:r>
-      <w:r>
-        <w:rPr>
-          <w:sz w:val="20"/>
-          <w:szCs w:val="20"/>
-        </w:rPr>
-        <w:t xml:space="preserve"> to the </w:t>
-      </w:r>
-      <w:r>
-        <w:rPr>
-          <w:rStyle w:val="Strong"/>
-          <w:sz w:val="20"/>
-          <w:szCs w:val="20"/>
-        </w:rPr>
-        <w:t>ESW Checkout Service Name</w:t>
-      </w:r>
-      <w:r>
-        <w:rPr>
-          <w:sz w:val="20"/>
-          <w:szCs w:val="20"/>
-        </w:rPr>
-        <w:t> custom preference.</w:t>
-      </w:r>
-      <w:r>
-        <w:rPr>
-          <w:sz w:val="20"/>
-          <w:szCs w:val="20"/>
-        </w:rPr>
-        <w:t xml:space="preserve"> This value sets by default once the retailer runs the ESW Retailer Auto Configurator Job.</w:t>
-      </w:r>
-      <w:r>
-        <w:rPr>
-          <w:sz w:val="20"/>
-          <w:szCs w:val="20"/>
-        </w:rPr>
-        <w:t xml:space="preserve"> The examples of the service names are </w:t>
-      </w:r>
-      <w:r>
-        <w:rPr>
-          <w:rStyle w:val="HTMLCode"/>
-          <w:rFonts w:ascii="Arial" w:hAnsi="Arial" w:cs="Arial"/>
-          <w:sz w:val="20"/>
-        </w:rPr>
-        <w:t>ESWCheckoutV</w:t>
-      </w:r>
-      <w:r>
-        <w:rPr>
-          <w:rStyle w:val="HTMLCode"/>
-          <w:rFonts w:ascii="Arial" w:hAnsi="Arial" w:cs="Arial"/>
-          <w:sz w:val="20"/>
-        </w:rPr>
-        <w:t>3</w:t>
-      </w:r>
-      <w:r>
-        <w:rPr>
-          <w:rStyle w:val="HTMLCode"/>
-          <w:rFonts w:ascii="Arial" w:hAnsi="Arial" w:cs="Arial"/>
-          <w:sz w:val="20"/>
-        </w:rPr>
-        <w:t>Service.SG</w:t>
-      </w:r>
-      <w:r>
-        <w:rPr>
-          <w:sz w:val="20"/>
-          <w:szCs w:val="20"/>
-        </w:rPr>
-        <w:t xml:space="preserve"> and </w:t>
-      </w:r>
-      <w:r>
-        <w:rPr>
-          <w:rStyle w:val="HTMLCode"/>
-          <w:rFonts w:ascii="Arial" w:hAnsi="Arial" w:cs="Arial"/>
-          <w:sz w:val="20"/>
-        </w:rPr>
-        <w:t>ESWCheckoutV</w:t>
-      </w:r>
-      <w:r>
-        <w:rPr>
-          <w:rStyle w:val="HTMLCode"/>
-          <w:rFonts w:ascii="Arial" w:hAnsi="Arial" w:cs="Arial"/>
-          <w:sz w:val="20"/>
-        </w:rPr>
-        <w:t>3</w:t>
-      </w:r>
-      <w:r>
-        <w:rPr>
-          <w:rStyle w:val="HTMLCode"/>
-          <w:rFonts w:ascii="Arial" w:hAnsi="Arial" w:cs="Arial"/>
-          <w:sz w:val="20"/>
-        </w:rPr>
-        <w:t>Service.SFRA</w:t>
-      </w:r>
-      <w:r>
-        <w:rPr>
-          <w:sz w:val="20"/>
-          <w:szCs w:val="20"/>
-        </w:rPr>
-        <w:t>.</w:t>
-      </w:r>
-    </w:p>
-    <w:p>
-      <w:pPr>
-        <w:pStyle w:val="11U"/>
-        <w:rPr>
-          <w:rFonts w:ascii="Arial" w:hAnsi="Arial" w:cs="Arial"/>
-          <w:sz w:val="28"/>
-          <w:szCs w:val="28"/>
-        </w:rPr>
-      </w:pPr>
-      <w:bookmarkStart w:id="20" w:name="_Toc99367929"/>
-      <w:r>
-        <w:rPr>
-          <w:rFonts w:ascii="Arial" w:hAnsi="Arial" w:cs="Arial"/>
-          <w:sz w:val="28"/>
-          <w:szCs w:val="28"/>
-        </w:rPr>
-        <w:t>ESWCheckoutV</w:t>
-      </w:r>
-      <w:r>
-        <w:rPr>
-          <w:rFonts w:ascii="Arial" w:hAnsi="Arial" w:cs="Arial"/>
-          <w:sz w:val="28"/>
-          <w:szCs w:val="28"/>
-        </w:rPr>
-        <w:t>3</w:t>
-      </w:r>
-      <w:r>
-        <w:rPr>
-          <w:rFonts w:ascii="Arial" w:hAnsi="Arial" w:cs="Arial"/>
-          <w:sz w:val="28"/>
-          <w:szCs w:val="28"/>
-        </w:rPr>
-        <w:t>Service.SG</w:t>
-      </w:r>
-      <w:r>
-        <w:rPr>
-          <w:rFonts w:ascii="Arial" w:hAnsi="Arial" w:cs="Arial"/>
-          <w:sz w:val="28"/>
-          <w:szCs w:val="28"/>
-        </w:rPr>
-        <w:t xml:space="preserve"> service</w:t>
-      </w:r>
-      <w:bookmarkEnd w:id="20"/>
-    </w:p>
-    <w:p>
-      <w:pPr>
-        <w:jc w:val="center"/>
-        <w:rPr>
-          <w:rFonts w:ascii="Arial" w:eastAsia="Times New Roman" w:hAnsi="Arial" w:cs="Arial"/>
-        </w:rPr>
-      </w:pPr>
-      <w:r>
-        <w:rPr>
-          <w:noProof/>
-        </w:rPr>
-        <w:drawing>
-          <wp:inline distT="0" distB="0" distL="0" distR="0" wp14:anchorId="11125560" wp14:editId="1D2428BE">
-            <wp:extent cx="5943600" cy="970280"/>
-            <wp:effectExtent l="0" t="0" r="0" b="1270"/>
-            <wp:docPr id="12" name="Picture 12" descr="Graphical user interface&#10;&#10;Description automatically generated with low confidence"/>
-            <wp:cNvGraphicFramePr>
-              <a:graphicFrameLocks xmlns:a="http://schemas.openxmlformats.org/drawingml/2006/main" noChangeAspect="1"/>
-            </wp:cNvGraphicFramePr>
-            <a:graphic xmlns:a="http://schemas.openxmlformats.org/drawingml/2006/main">
-              <a:graphicData uri="http://schemas.openxmlformats.org/drawingml/2006/picture">
-                <pic:pic xmlns:pic="http://schemas.openxmlformats.org/drawingml/2006/picture">
-                  <pic:nvPicPr>
-                    <pic:cNvPr id="12" name="Picture 12" descr="Graphical user interface&#10;&#10;Description automatically generated with low confidence"/>
-                    <pic:cNvPicPr/>
-                  </pic:nvPicPr>
-                  <pic:blipFill>
-                    <a:blip r:embed="rId29"/>
-                    <a:stretch>
-                      <a:fillRect/>
-                    </a:stretch>
-                  </pic:blipFill>
-                  <pic:spPr>
-                    <a:xfrm>
-                      <a:off x="0" y="0"/>
-                      <a:ext cx="5943600" cy="970280"/>
-                    </a:xfrm>
-                    <a:prstGeom prst="rect">
-                      <a:avLst/>
-                    </a:prstGeom>
-                  </pic:spPr>
-                </pic:pic>
-              </a:graphicData>
-            </a:graphic>
-          </wp:inline>
-        </w:drawing>
-      </w:r>
-    </w:p>
-    <w:p>
-      <w:pPr>
-        <w:pStyle w:val="NormalWeb"/>
-        <w:jc w:val="center"/>
-        <w:rPr>
-          <w:rStyle w:val="Emphasis"/>
-          <w:rFonts w:cs="Arial"/>
-          <w:sz w:val="20"/>
-          <w:szCs w:val="20"/>
-        </w:rPr>
-      </w:pPr>
-      <w:r>
-        <w:rPr>
-          <w:rStyle w:val="Emphasis"/>
-          <w:rFonts w:cs="Arial"/>
-          <w:sz w:val="20"/>
-          <w:szCs w:val="20"/>
-        </w:rPr>
-        <w:t>ESWCheckoutV</w:t>
-      </w:r>
-      <w:r>
-        <w:rPr>
-          <w:rStyle w:val="Emphasis"/>
-          <w:rFonts w:cs="Arial"/>
-          <w:sz w:val="20"/>
-          <w:szCs w:val="20"/>
-        </w:rPr>
-        <w:t>3</w:t>
-      </w:r>
-      <w:r>
-        <w:rPr>
-          <w:rStyle w:val="Emphasis"/>
-          <w:rFonts w:cs="Arial"/>
-          <w:sz w:val="20"/>
-          <w:szCs w:val="20"/>
-        </w:rPr>
-        <w:t>Service.SG</w:t>
-      </w:r>
-    </w:p>
-    <w:p>
-      <w:pPr>
-        <w:pStyle w:val="NormalWeb"/>
-        <w:jc w:val="center"/>
-        <w:rPr>
-          <w:rFonts w:eastAsiaTheme="minorEastAsia" w:cs="Arial"/>
-          <w:sz w:val="20"/>
-          <w:szCs w:val="20"/>
-        </w:rPr>
-      </w:pPr>
-    </w:p>
-    <w:p>
-      <w:pPr>
-        <w:pStyle w:val="11U"/>
-        <w:rPr>
-          <w:rFonts w:ascii="Arial" w:hAnsi="Arial" w:cs="Arial"/>
-          <w:sz w:val="28"/>
-          <w:szCs w:val="28"/>
-        </w:rPr>
-      </w:pPr>
-      <w:bookmarkStart w:id="21" w:name="_Toc99367930"/>
-      <w:r>
-        <w:rPr>
-          <w:rFonts w:ascii="Arial" w:hAnsi="Arial" w:cs="Arial"/>
-          <w:sz w:val="28"/>
-          <w:szCs w:val="28"/>
-        </w:rPr>
-        <w:t>ESWCheckoutV</w:t>
-      </w:r>
-      <w:r>
-        <w:rPr>
-          <w:rFonts w:ascii="Arial" w:hAnsi="Arial" w:cs="Arial"/>
-          <w:sz w:val="28"/>
-          <w:szCs w:val="28"/>
-        </w:rPr>
-        <w:t>3</w:t>
-      </w:r>
-      <w:r>
-        <w:rPr>
-          <w:rFonts w:ascii="Arial" w:hAnsi="Arial" w:cs="Arial"/>
-          <w:sz w:val="28"/>
-          <w:szCs w:val="28"/>
-        </w:rPr>
-        <w:t>Service.SFRA</w:t>
-      </w:r>
-      <w:r>
-        <w:rPr>
-          <w:rFonts w:ascii="Arial" w:hAnsi="Arial" w:cs="Arial"/>
-          <w:sz w:val="28"/>
-          <w:szCs w:val="28"/>
-        </w:rPr>
-        <w:t xml:space="preserve"> service</w:t>
-      </w:r>
-      <w:bookmarkEnd w:id="21"/>
-    </w:p>
-    <w:p>
-      <w:pPr>
-        <w:rPr>
-          <w:rFonts w:ascii="Arial" w:eastAsia="Times New Roman" w:hAnsi="Arial" w:cs="Arial"/>
-        </w:rPr>
-      </w:pPr>
-      <w:r>
-        <w:rPr>
-          <w:noProof/>
-        </w:rPr>
-        <w:drawing>
-          <wp:inline distT="0" distB="0" distL="0" distR="0" wp14:anchorId="072CEF73" wp14:editId="2C099BCE">
-            <wp:extent cx="5943600" cy="953770"/>
-            <wp:effectExtent l="0" t="0" r="0" b="0"/>
-            <wp:docPr id="13" name="Picture 13" descr="Background pattern&#10;&#10;Description automatically generated with low confidence"/>
-            <wp:cNvGraphicFramePr>
-              <a:graphicFrameLocks xmlns:a="http://schemas.openxmlformats.org/drawingml/2006/main" noChangeAspect="1"/>
-            </wp:cNvGraphicFramePr>
-            <a:graphic xmlns:a="http://schemas.openxmlformats.org/drawingml/2006/main">
-              <a:graphicData uri="http://schemas.openxmlformats.org/drawingml/2006/picture">
-                <pic:pic xmlns:pic="http://schemas.openxmlformats.org/drawingml/2006/picture">
-                  <pic:nvPicPr>
-                    <pic:cNvPr id="13" name="Picture 13" descr="Background pattern&#10;&#10;Description automatically generated with low confidence"/>
-                    <pic:cNvPicPr/>
-                  </pic:nvPicPr>
-                  <pic:blipFill>
-                    <a:blip r:embed="rId30"/>
-                    <a:stretch>
-                      <a:fillRect/>
-                    </a:stretch>
-                  </pic:blipFill>
-                  <pic:spPr>
-                    <a:xfrm>
-                      <a:off x="0" y="0"/>
-                      <a:ext cx="5943600" cy="953770"/>
-                    </a:xfrm>
-                    <a:prstGeom prst="rect">
-                      <a:avLst/>
-                    </a:prstGeom>
-                  </pic:spPr>
-                </pic:pic>
-              </a:graphicData>
-            </a:graphic>
-          </wp:inline>
-        </w:drawing>
-      </w:r>
-    </w:p>
-    <w:p>
-      <w:pPr>
-        <w:pStyle w:val="NormalWeb"/>
-        <w:jc w:val="center"/>
-        <w:rPr>
-          <w:rFonts w:cs="Arial"/>
           <w:i/>
           <w:iCs/>
           <w:sz w:val="20"/>
@@ -12423,13 +12759,55 @@
       </w:pPr>
       <w:r>
         <w:rPr>
-          <w:rStyle w:val="Emphasis"/>
-          <w:rFonts w:cs="Arial"/>
-          <w:sz w:val="20"/>
-          <w:szCs w:val="20"/>
-        </w:rPr>
-        <w:lastRenderedPageBreak/>
-        <w:t>ESWCheckoutV2Service.SFRA</w:t>
+          <w:sz w:val="20"/>
+          <w:szCs w:val="20"/>
+        </w:rPr>
+        <w:t>For multiple sites using the common Sandbox, you must configure multiple services for sites that use the ESW Checkout service. The service name must be added to the </w:t>
+      </w:r>
+      <w:r>
+        <w:rPr>
+          <w:rStyle w:val="Strong"/>
+          <w:sz w:val="20"/>
+          <w:szCs w:val="20"/>
+        </w:rPr>
+        <w:t>ESW Checkout Service Name</w:t>
+      </w:r>
+      <w:r>
+        <w:rPr>
+          <w:sz w:val="20"/>
+          <w:szCs w:val="20"/>
+        </w:rPr>
+        <w:t xml:space="preserve"> custom preference. This value sets by default once the retailer runs the ESW Retailer Auto Configurator Job. The examples of the service names are </w:t>
+      </w:r>
+      <w:r>
+        <w:rPr>
+          <w:rStyle w:val="HTMLCode"/>
+          <w:rFonts w:ascii="Arial" w:hAnsi="Arial" w:cs="Arial"/>
+          <w:sz w:val="20"/>
+        </w:rPr>
+        <w:t>ESWCheckoutV3Service.SG</w:t>
+      </w:r>
+      <w:r>
+        <w:rPr>
+          <w:sz w:val="20"/>
+          <w:szCs w:val="20"/>
+        </w:rPr>
+        <w:t xml:space="preserve"> and </w:t>
+      </w:r>
+      <w:r>
+        <w:rPr>
+          <w:rStyle w:val="HTMLCode"/>
+          <w:rFonts w:ascii="Arial" w:hAnsi="Arial" w:cs="Arial"/>
+          <w:sz w:val="20"/>
+        </w:rPr>
+        <w:t>ESWCheckoutV3Service.SFRA</w:t>
+      </w:r>
+      <w:r>
+        <w:rPr>
+          <w:sz w:val="20"/>
+          <w:szCs w:val="20"/>
+        </w:rPr>
+        <w:t>.</w:t>
       </w:r>
     </w:p>
     <w:sectPr>
@@ -14150,155 +14528,6 @@
     </w:lvl>
   </w:abstractNum>
   <w:abstractNum w:abstractNumId="13" w15:restartNumberingAfterBreak="0">
-    <w:nsid w:val="3DB80E8B"/>
-    <w:multiLevelType w:val="multilevel"/>
-    <w:tmpl w:val="243ECF86"/>
-    <w:lvl w:ilvl="0">
-      <w:start w:val="1"/>
-      <w:numFmt w:val="bullet"/>
-      <w:lvlText w:val=""/>
-      <w:lvlJc w:val="left"/>
-      <w:pPr>
-        <w:tabs>
-          <w:tab w:val="num" w:pos="720"/>
-        </w:tabs>
-        <w:ind w:left="720" w:hanging="360"/>
-      </w:pPr>
-      <w:rPr>
-        <w:rFonts w:ascii="Symbol" w:hAnsi="Symbol" w:hint="default"/>
-        <w:sz w:val="20"/>
-      </w:rPr>
-    </w:lvl>
-    <w:lvl w:ilvl="1" w:tentative="1">
-      <w:start w:val="1"/>
-      <w:numFmt w:val="bullet"/>
-      <w:lvlText w:val=""/>
-      <w:lvlJc w:val="left"/>
-      <w:pPr>
-        <w:tabs>
-          <w:tab w:val="num" w:pos="1440"/>
-        </w:tabs>
-        <w:ind w:left="1440" w:hanging="360"/>
-      </w:pPr>
-      <w:rPr>
-        <w:rFonts w:ascii="Symbol" w:hAnsi="Symbol" w:hint="default"/>
-        <w:sz w:val="20"/>
-      </w:rPr>
-    </w:lvl>
-    <w:lvl w:ilvl="2" w:tentative="1">
-      <w:start w:val="1"/>
-      <w:numFmt w:val="bullet"/>
-      <w:lvlText w:val=""/>
-      <w:lvlJc w:val="left"/>
-      <w:pPr>
-        <w:tabs>
-          <w:tab w:val="num" w:pos="2160"/>
-        </w:tabs>
-        <w:ind w:left="2160" w:hanging="360"/>
-      </w:pPr>
-      <w:rPr>
-        <w:rFonts w:ascii="Symbol" w:hAnsi="Symbol" w:hint="default"/>
-        <w:sz w:val="20"/>
-      </w:rPr>
-    </w:lvl>
-    <w:lvl w:ilvl="3" w:tentative="1">
-      <w:start w:val="1"/>
-      <w:numFmt w:val="bullet"/>
-      <w:lvlText w:val=""/>
-      <w:lvlJc w:val="left"/>
-      <w:pPr>
-        <w:tabs>
-          <w:tab w:val="num" w:pos="2880"/>
-        </w:tabs>
-        <w:ind w:left="2880" w:hanging="360"/>
-      </w:pPr>
-      <w:rPr>
-        <w:rFonts w:ascii="Symbol" w:hAnsi="Symbol" w:hint="default"/>
-        <w:sz w:val="20"/>
-      </w:rPr>
-    </w:lvl>
-    <w:lvl w:ilvl="4" w:tentative="1">
-      <w:start w:val="1"/>
-      <w:numFmt w:val="bullet"/>
-      <w:lvlText w:val=""/>
-      <w:lvlJc w:val="left"/>
-      <w:pPr>
-        <w:tabs>
-          <w:tab w:val="num" w:pos="3600"/>
-        </w:tabs>
-        <w:ind w:left="3600" w:hanging="360"/>
-      </w:pPr>
-      <w:rPr>
-        <w:rFonts w:ascii="Symbol" w:hAnsi="Symbol" w:hint="default"/>
-        <w:sz w:val="20"/>
-      </w:rPr>
-    </w:lvl>
-    <w:lvl w:ilvl="5" w:tentative="1">
-      <w:start w:val="1"/>
-      <w:numFmt w:val="bullet"/>
-      <w:lvlText w:val=""/>
-      <w:lvlJc w:val="left"/>
-      <w:pPr>
-        <w:tabs>
-          <w:tab w:val="num" w:pos="4320"/>
-        </w:tabs>
-        <w:ind w:left="4320" w:hanging="360"/>
-      </w:pPr>
-      <w:rPr>
-        <w:rFonts w:ascii="Symbol" w:hAnsi="Symbol" w:hint="default"/>
-        <w:sz w:val="20"/>
-      </w:rPr>
-    </w:lvl>
-    <w:lvl w:ilvl="6" w:tentative="1">
-      <w:start w:val="1"/>
-      <w:numFmt w:val="bullet"/>
-      <w:lvlText w:val=""/>
-      <w:lvlJc w:val="left"/>
-      <w:pPr>
-        <w:tabs>
-          <w:tab w:val="num" w:pos="5040"/>
-        </w:tabs>
-        <w:ind w:left="5040" w:hanging="360"/>
-      </w:pPr>
-      <w:rPr>
-        <w:rFonts w:ascii="Symbol" w:hAnsi="Symbol" w:hint="default"/>
-        <w:sz w:val="20"/>
-      </w:rPr>
-    </w:lvl>
-    <w:lvl w:ilvl="7" w:tentative="1">
-      <w:start w:val="1"/>
-      <w:numFmt w:val="bullet"/>
-      <w:lvlText w:val=""/>
-      <w:lvlJc w:val="left"/>
-      <w:pPr>
-        <w:tabs>
-          <w:tab w:val="num" w:pos="5760"/>
-        </w:tabs>
-        <w:ind w:left="5760" w:hanging="360"/>
-      </w:pPr>
-      <w:rPr>
-        <w:rFonts w:ascii="Symbol" w:hAnsi="Symbol" w:hint="default"/>
-        <w:sz w:val="20"/>
-      </w:rPr>
-    </w:lvl>
-    <w:lvl w:ilvl="8" w:tentative="1">
-      <w:start w:val="1"/>
-      <w:numFmt w:val="bullet"/>
-      <w:lvlText w:val=""/>
-      <w:lvlJc w:val="left"/>
-      <w:pPr>
-        <w:tabs>
-          <w:tab w:val="num" w:pos="6480"/>
-        </w:tabs>
-        <w:ind w:left="6480" w:hanging="360"/>
-      </w:pPr>
-      <w:rPr>
-        <w:rFonts w:ascii="Symbol" w:hAnsi="Symbol" w:hint="default"/>
-        <w:sz w:val="20"/>
-      </w:rPr>
-    </w:lvl>
-  </w:abstractNum>
-  <w:abstractNum w:abstractNumId="14" w15:restartNumberingAfterBreak="0">
     <w:nsid w:val="566B0C7E"/>
     <w:multiLevelType w:val="hybridMultilevel"/>
     <w:tmpl w:val="E984ECA0"/>
@@ -14399,6 +14628,119 @@
       </w:rPr>
     </w:lvl>
     <w:lvl w:ilvl="8" w:tplc="18090005" w:tentative="1">
+      <w:start w:val="1"/>
+      <w:numFmt w:val="bullet"/>
+      <w:lvlText w:val=""/>
+      <w:lvlJc w:val="left"/>
+      <w:pPr>
+        <w:ind w:left="6480" w:hanging="360"/>
+      </w:pPr>
+      <w:rPr>
+        <w:rFonts w:ascii="Wingdings" w:hAnsi="Wingdings" w:hint="default"/>
+      </w:rPr>
+    </w:lvl>
+  </w:abstractNum>
+  <w:abstractNum w:abstractNumId="14" w15:restartNumberingAfterBreak="0">
+    <w:nsid w:val="5EA525D4"/>
+    <w:multiLevelType w:val="hybridMultilevel"/>
+    <w:tmpl w:val="F74E227C"/>
+    <w:lvl w:ilvl="0" w:tplc="20000001">
+      <w:start w:val="1"/>
+      <w:numFmt w:val="bullet"/>
+      <w:lvlText w:val=""/>
+      <w:lvlJc w:val="left"/>
+      <w:pPr>
+        <w:ind w:left="720" w:hanging="360"/>
+      </w:pPr>
+      <w:rPr>
+        <w:rFonts w:ascii="Symbol" w:hAnsi="Symbol" w:hint="default"/>
+      </w:rPr>
+    </w:lvl>
+    <w:lvl w:ilvl="1" w:tplc="20000003" w:tentative="1">
+      <w:start w:val="1"/>
+      <w:numFmt w:val="bullet"/>
+      <w:lvlText w:val="o"/>
+      <w:lvlJc w:val="left"/>
+      <w:pPr>
+        <w:ind w:left="1440" w:hanging="360"/>
+      </w:pPr>
+      <w:rPr>
+        <w:rFonts w:ascii="Courier New" w:hAnsi="Courier New" w:cs="Courier New" w:hint="default"/>
+      </w:rPr>
+    </w:lvl>
+    <w:lvl w:ilvl="2" w:tplc="20000005" w:tentative="1">
+      <w:start w:val="1"/>
+      <w:numFmt w:val="bullet"/>
+      <w:lvlText w:val=""/>
+      <w:lvlJc w:val="left"/>
+      <w:pPr>
+        <w:ind w:left="2160" w:hanging="360"/>
+      </w:pPr>
+      <w:rPr>
+        <w:rFonts w:ascii="Wingdings" w:hAnsi="Wingdings" w:hint="default"/>
+      </w:rPr>
+    </w:lvl>
+    <w:lvl w:ilvl="3" w:tplc="20000001" w:tentative="1">
+      <w:start w:val="1"/>
+      <w:numFmt w:val="bullet"/>
+      <w:lvlText w:val=""/>
+      <w:lvlJc w:val="left"/>
+      <w:pPr>
+        <w:ind w:left="2880" w:hanging="360"/>
+      </w:pPr>
+      <w:rPr>
+        <w:rFonts w:ascii="Symbol" w:hAnsi="Symbol" w:hint="default"/>
+      </w:rPr>
+    </w:lvl>
+    <w:lvl w:ilvl="4" w:tplc="20000003" w:tentative="1">
+      <w:start w:val="1"/>
+      <w:numFmt w:val="bullet"/>
+      <w:lvlText w:val="o"/>
+      <w:lvlJc w:val="left"/>
+      <w:pPr>
+        <w:ind w:left="3600" w:hanging="360"/>
+      </w:pPr>
+      <w:rPr>
+        <w:rFonts w:ascii="Courier New" w:hAnsi="Courier New" w:cs="Courier New" w:hint="default"/>
+      </w:rPr>
+    </w:lvl>
+    <w:lvl w:ilvl="5" w:tplc="20000005" w:tentative="1">
+      <w:start w:val="1"/>
+      <w:numFmt w:val="bullet"/>
+      <w:lvlText w:val=""/>
+      <w:lvlJc w:val="left"/>
+      <w:pPr>
+        <w:ind w:left="4320" w:hanging="360"/>
+      </w:pPr>
+      <w:rPr>
+        <w:rFonts w:ascii="Wingdings" w:hAnsi="Wingdings" w:hint="default"/>
+      </w:rPr>
+    </w:lvl>
+    <w:lvl w:ilvl="6" w:tplc="20000001" w:tentative="1">
+      <w:start w:val="1"/>
+      <w:numFmt w:val="bullet"/>
+      <w:lvlText w:val=""/>
+      <w:lvlJc w:val="left"/>
+      <w:pPr>
+        <w:ind w:left="5040" w:hanging="360"/>
+      </w:pPr>
+      <w:rPr>
+        <w:rFonts w:ascii="Symbol" w:hAnsi="Symbol" w:hint="default"/>
+      </w:rPr>
+    </w:lvl>
+    <w:lvl w:ilvl="7" w:tplc="20000003" w:tentative="1">
+      <w:start w:val="1"/>
+      <w:numFmt w:val="bullet"/>
+      <w:lvlText w:val="o"/>
+      <w:lvlJc w:val="left"/>
+      <w:pPr>
+        <w:ind w:left="5760" w:hanging="360"/>
+      </w:pPr>
+      <w:rPr>
+        <w:rFonts w:ascii="Courier New" w:hAnsi="Courier New" w:cs="Courier New" w:hint="default"/>
+      </w:rPr>
+    </w:lvl>
+    <w:lvl w:ilvl="8" w:tplc="20000005" w:tentative="1">
       <w:start w:val="1"/>
       <w:numFmt w:val="bullet"/>
       <w:lvlText w:val=""/>
@@ -14981,16 +15323,49 @@
     <w:abstractNumId w:val="5"/>
   </w:num>
   <w:num w:numId="19" w16cid:durableId="1250116397">
-    <w:abstractNumId w:val="14"/>
+    <w:abstractNumId w:val="13"/>
   </w:num>
   <w:num w:numId="20" w16cid:durableId="1766657419">
     <w:abstractNumId w:val="12"/>
   </w:num>
-  <w:num w:numId="21" w16cid:durableId="1816990348">
+  <w:num w:numId="21" w16cid:durableId="984091306">
+    <w:abstractNumId w:val="14"/>
+  </w:num>
+  <w:num w:numId="22" w16cid:durableId="1837374710">
+    <w:abstractNumId w:val="11"/>
+    <w:lvlOverride w:ilvl="0"/>
+    <w:lvlOverride w:ilvl="1"/>
+    <w:lvlOverride w:ilvl="2"/>
+    <w:lvlOverride w:ilvl="3"/>
+    <w:lvlOverride w:ilvl="4"/>
+    <w:lvlOverride w:ilvl="5"/>
+    <w:lvlOverride w:ilvl="6"/>
+    <w:lvlOverride w:ilvl="7"/>
+    <w:lvlOverride w:ilvl="8"/>
+  </w:num>
+  <w:num w:numId="23" w16cid:durableId="1737362869">
+    <w:abstractNumId w:val="2"/>
+    <w:lvlOverride w:ilvl="0"/>
+    <w:lvlOverride w:ilvl="1"/>
+    <w:lvlOverride w:ilvl="2"/>
+    <w:lvlOverride w:ilvl="3"/>
+    <w:lvlOverride w:ilvl="4"/>
+    <w:lvlOverride w:ilvl="5"/>
+    <w:lvlOverride w:ilvl="6"/>
+    <w:lvlOverride w:ilvl="7"/>
+    <w:lvlOverride w:ilvl="8"/>
+  </w:num>
+  <w:num w:numId="24" w16cid:durableId="1223251267">
     <w:abstractNumId w:val="13"/>
-  </w:num>
-  <w:num w:numId="22" w16cid:durableId="2044742762">
-    <w:abstractNumId w:val="14"/>
+    <w:lvlOverride w:ilvl="0"/>
+    <w:lvlOverride w:ilvl="1"/>
+    <w:lvlOverride w:ilvl="2"/>
+    <w:lvlOverride w:ilvl="3"/>
+    <w:lvlOverride w:ilvl="4"/>
+    <w:lvlOverride w:ilvl="5"/>
+    <w:lvlOverride w:ilvl="6"/>
+    <w:lvlOverride w:ilvl="7"/>
+    <w:lvlOverride w:ilvl="8"/>
   </w:num>
 </w:numbering>
 </file>
@@ -16292,7 +16667,7 @@
   <w:style w:type="paragraph" w:customStyle="1" w:styleId="listitem">
     <w:name w:val="list_item"/>
     <w:basedOn w:val="Normal"/>
-    <w:rsid w:val="006B42EC"/>
+    <w:rsid w:val="003F52CD"/>
     <w:pPr>
       <w:spacing w:before="100" w:beforeAutospacing="1" w:after="100" w:afterAutospacing="1"/>
     </w:pPr>
@@ -16300,12 +16675,13 @@
       <w:rFonts w:ascii="Times New Roman" w:eastAsia="Times New Roman" w:hAnsi="Times New Roman" w:cs="Times New Roman"/>
       <w:sz w:val="24"/>
       <w:szCs w:val="24"/>
+      <w:lang w:val="en-PK" w:eastAsia="en-PK"/>
     </w:rPr>
   </w:style>
   <w:style w:type="character" w:customStyle="1" w:styleId="textnode">
     <w:name w:val="text_node"/>
     <w:basedOn w:val="DefaultParagraphFont"/>
-    <w:rsid w:val="006B42EC"/>
+    <w:rsid w:val="003F52CD"/>
   </w:style>
 </w:styles>
 </file>

--- a/link_eshopworld/Documentation/eShopWorld_Checkout_Integration.docx
+++ b/link_eshopworld/Documentation/eShopWorld_Checkout_Integration.docx
@@ -292,21 +292,7 @@
                                     <w:sz w:val="20"/>
                                     <w:szCs w:val="20"/>
                                   </w:rPr>
-                                  <w:t>4.</w:t>
-                                </w:r>
-                                <w:r>
-                                  <w:rPr>
-                                    <w:sz w:val="20"/>
-                                    <w:szCs w:val="20"/>
-                                  </w:rPr>
-                                  <w:t>7</w:t>
-                                </w:r>
-                                <w:r>
-                                  <w:rPr>
-                                    <w:sz w:val="20"/>
-                                    <w:szCs w:val="20"/>
-                                  </w:rPr>
-                                  <w:t>.1</w:t>
+                                  <w:t>5.0.0</w:t>
                                 </w:r>
                               </w:p>
                               <w:p>
@@ -338,14 +324,21 @@
                                     <w:sz w:val="20"/>
                                     <w:szCs w:val="20"/>
                                   </w:rPr>
-                                  <w:t>July</w:t>
+                                  <w:t>February</w:t>
                                 </w:r>
                                 <w:r>
                                   <w:rPr>
                                     <w:sz w:val="20"/>
                                     <w:szCs w:val="20"/>
                                   </w:rPr>
-                                  <w:t xml:space="preserve"> 2025</w:t>
+                                  <w:t xml:space="preserve"> 202</w:t>
+                                </w:r>
+                                <w:r>
+                                  <w:rPr>
+                                    <w:sz w:val="20"/>
+                                    <w:szCs w:val="20"/>
+                                  </w:rPr>
+                                  <w:t>6</w:t>
                                 </w:r>
                               </w:p>
                               <w:p>
@@ -371,7 +364,7 @@
                                     <w:sz w:val="20"/>
                                     <w:szCs w:val="20"/>
                                   </w:rPr>
-                                  <w:t>5</w:t>
+                                  <w:t>6</w:t>
                                 </w:r>
                                 <w:r>
                                   <w:rPr>
@@ -443,21 +436,7 @@
                               <w:sz w:val="20"/>
                               <w:szCs w:val="20"/>
                             </w:rPr>
-                            <w:t>4.</w:t>
-                          </w:r>
-                          <w:r>
-                            <w:rPr>
-                              <w:sz w:val="20"/>
-                              <w:szCs w:val="20"/>
-                            </w:rPr>
-                            <w:t>7</w:t>
-                          </w:r>
-                          <w:r>
-                            <w:rPr>
-                              <w:sz w:val="20"/>
-                              <w:szCs w:val="20"/>
-                            </w:rPr>
-                            <w:t>.1</w:t>
+                            <w:t>5.0.0</w:t>
                           </w:r>
                         </w:p>
                         <w:p>
@@ -489,14 +468,21 @@
                               <w:sz w:val="20"/>
                               <w:szCs w:val="20"/>
                             </w:rPr>
-                            <w:t>July</w:t>
+                            <w:t>February</w:t>
                           </w:r>
                           <w:r>
                             <w:rPr>
                               <w:sz w:val="20"/>
                               <w:szCs w:val="20"/>
                             </w:rPr>
-                            <w:t xml:space="preserve"> 2025</w:t>
+                            <w:t xml:space="preserve"> 202</w:t>
+                          </w:r>
+                          <w:r>
+                            <w:rPr>
+                              <w:sz w:val="20"/>
+                              <w:szCs w:val="20"/>
+                            </w:rPr>
+                            <w:t>6</w:t>
                           </w:r>
                         </w:p>
                         <w:p>
@@ -522,7 +508,7 @@
                               <w:sz w:val="20"/>
                               <w:szCs w:val="20"/>
                             </w:rPr>
-                            <w:t>5</w:t>
+                            <w:t>6</w:t>
                           </w:r>
                           <w:r>
                             <w:rPr>
@@ -1015,8 +1001,11 @@
                 <w:rPr>
                   <w:rFonts w:asciiTheme="minorHAnsi" w:eastAsiaTheme="minorEastAsia" w:hAnsiTheme="minorHAnsi" w:cstheme="minorBidi"/>
                   <w:noProof/>
-                  <w:sz w:val="22"/>
-                  <w:szCs w:val="22"/>
+                  <w:kern w:val="2"/>
+                  <w:sz w:val="24"/>
+                  <w:szCs w:val="24"/>
+                  <w:lang w:val="en-PK" w:eastAsia="en-PK"/>
+                  <w14:ligatures w14:val="standardContextual"/>
                 </w:rPr>
               </w:pPr>
               <w:r>
@@ -1037,7 +1026,7 @@
                 </w:rPr>
                 <w:fldChar w:fldCharType="separate"/>
               </w:r>
-              <w:hyperlink w:anchor="_Toc99367918" w:history="1">
+              <w:hyperlink w:anchor="_Toc221569411" w:history="1">
                 <w:r>
                   <w:rPr>
                     <w:rStyle w:val="Hyperlink"/>
@@ -1050,8 +1039,11 @@
                   <w:rPr>
                     <w:rFonts w:asciiTheme="minorHAnsi" w:eastAsiaTheme="minorEastAsia" w:hAnsiTheme="minorHAnsi" w:cstheme="minorBidi"/>
                     <w:noProof/>
-                    <w:sz w:val="22"/>
-                    <w:szCs w:val="22"/>
+                    <w:kern w:val="2"/>
+                    <w:sz w:val="24"/>
+                    <w:szCs w:val="24"/>
+                    <w:lang w:val="en-PK" w:eastAsia="en-PK"/>
+                    <w14:ligatures w14:val="standardContextual"/>
                   </w:rPr>
                   <w:tab/>
                 </w:r>
@@ -1082,7 +1074,7 @@
                     <w:noProof/>
                     <w:webHidden/>
                   </w:rPr>
-                  <w:instrText xml:space="preserve"> PAGEREF _Toc99367918 \h </w:instrText>
+                  <w:instrText xml:space="preserve"> PAGEREF _Toc221569411 \h </w:instrText>
                 </w:r>
                 <w:r>
                   <w:rPr>
@@ -1102,7 +1094,7 @@
                     <w:noProof/>
                     <w:webHidden/>
                   </w:rPr>
-                  <w:t>3</w:t>
+                  <w:t>2</w:t>
                 </w:r>
                 <w:r>
                   <w:rPr>
@@ -1117,17 +1109,20 @@
               <w:pPr>
                 <w:pStyle w:val="TOC2"/>
                 <w:tabs>
-                  <w:tab w:val="left" w:pos="880"/>
+                  <w:tab w:val="left" w:pos="720"/>
                   <w:tab w:val="right" w:leader="dot" w:pos="9350"/>
                 </w:tabs>
                 <w:rPr>
                   <w:rFonts w:asciiTheme="minorHAnsi" w:eastAsiaTheme="minorEastAsia" w:hAnsiTheme="minorHAnsi" w:cstheme="minorBidi"/>
                   <w:noProof/>
-                  <w:sz w:val="22"/>
-                  <w:szCs w:val="22"/>
+                  <w:kern w:val="2"/>
+                  <w:sz w:val="24"/>
+                  <w:szCs w:val="24"/>
+                  <w:lang w:val="en-PK" w:eastAsia="en-PK"/>
+                  <w14:ligatures w14:val="standardContextual"/>
                 </w:rPr>
               </w:pPr>
-              <w:hyperlink w:anchor="_Toc99367919" w:history="1">
+              <w:hyperlink w:anchor="_Toc221569412" w:history="1">
                 <w:r>
                   <w:rPr>
                     <w:rStyle w:val="Hyperlink"/>
@@ -1140,8 +1135,11 @@
                   <w:rPr>
                     <w:rFonts w:asciiTheme="minorHAnsi" w:eastAsiaTheme="minorEastAsia" w:hAnsiTheme="minorHAnsi" w:cstheme="minorBidi"/>
                     <w:noProof/>
-                    <w:sz w:val="22"/>
-                    <w:szCs w:val="22"/>
+                    <w:kern w:val="2"/>
+                    <w:sz w:val="24"/>
+                    <w:szCs w:val="24"/>
+                    <w:lang w:val="en-PK" w:eastAsia="en-PK"/>
+                    <w14:ligatures w14:val="standardContextual"/>
                   </w:rPr>
                   <w:tab/>
                 </w:r>
@@ -1172,7 +1170,7 @@
                     <w:noProof/>
                     <w:webHidden/>
                   </w:rPr>
-                  <w:instrText xml:space="preserve"> PAGEREF _Toc99367919 \h </w:instrText>
+                  <w:instrText xml:space="preserve"> PAGEREF _Toc221569412 \h </w:instrText>
                 </w:r>
                 <w:r>
                   <w:rPr>
@@ -1207,17 +1205,20 @@
               <w:pPr>
                 <w:pStyle w:val="TOC3"/>
                 <w:tabs>
-                  <w:tab w:val="left" w:pos="1100"/>
+                  <w:tab w:val="left" w:pos="1200"/>
                   <w:tab w:val="right" w:leader="dot" w:pos="9350"/>
                 </w:tabs>
                 <w:rPr>
                   <w:rFonts w:asciiTheme="minorHAnsi" w:eastAsiaTheme="minorEastAsia" w:hAnsiTheme="minorHAnsi" w:cstheme="minorBidi"/>
                   <w:noProof/>
-                  <w:sz w:val="22"/>
-                  <w:szCs w:val="22"/>
+                  <w:kern w:val="2"/>
+                  <w:sz w:val="24"/>
+                  <w:szCs w:val="24"/>
+                  <w:lang w:val="en-PK" w:eastAsia="en-PK"/>
+                  <w14:ligatures w14:val="standardContextual"/>
                 </w:rPr>
               </w:pPr>
-              <w:hyperlink w:anchor="_Toc99367920" w:history="1">
+              <w:hyperlink w:anchor="_Toc221569413" w:history="1">
                 <w:r>
                   <w:rPr>
                     <w:rStyle w:val="Hyperlink"/>
@@ -1230,8 +1231,11 @@
                   <w:rPr>
                     <w:rFonts w:asciiTheme="minorHAnsi" w:eastAsiaTheme="minorEastAsia" w:hAnsiTheme="minorHAnsi" w:cstheme="minorBidi"/>
                     <w:noProof/>
-                    <w:sz w:val="22"/>
-                    <w:szCs w:val="22"/>
+                    <w:kern w:val="2"/>
+                    <w:sz w:val="24"/>
+                    <w:szCs w:val="24"/>
+                    <w:lang w:val="en-PK" w:eastAsia="en-PK"/>
+                    <w14:ligatures w14:val="standardContextual"/>
                   </w:rPr>
                   <w:tab/>
                 </w:r>
@@ -1262,7 +1266,7 @@
                     <w:noProof/>
                     <w:webHidden/>
                   </w:rPr>
-                  <w:instrText xml:space="preserve"> PAGEREF _Toc99367920 \h </w:instrText>
+                  <w:instrText xml:space="preserve"> PAGEREF _Toc221569413 \h </w:instrText>
                 </w:r>
                 <w:r>
                   <w:rPr>
@@ -1297,17 +1301,20 @@
               <w:pPr>
                 <w:pStyle w:val="TOC3"/>
                 <w:tabs>
-                  <w:tab w:val="left" w:pos="1100"/>
+                  <w:tab w:val="left" w:pos="1200"/>
                   <w:tab w:val="right" w:leader="dot" w:pos="9350"/>
                 </w:tabs>
                 <w:rPr>
                   <w:rFonts w:asciiTheme="minorHAnsi" w:eastAsiaTheme="minorEastAsia" w:hAnsiTheme="minorHAnsi" w:cstheme="minorBidi"/>
                   <w:noProof/>
-                  <w:sz w:val="22"/>
-                  <w:szCs w:val="22"/>
+                  <w:kern w:val="2"/>
+                  <w:sz w:val="24"/>
+                  <w:szCs w:val="24"/>
+                  <w:lang w:val="en-PK" w:eastAsia="en-PK"/>
+                  <w14:ligatures w14:val="standardContextual"/>
                 </w:rPr>
               </w:pPr>
-              <w:hyperlink w:anchor="_Toc99367921" w:history="1">
+              <w:hyperlink w:anchor="_Toc221569414" w:history="1">
                 <w:r>
                   <w:rPr>
                     <w:rStyle w:val="Hyperlink"/>
@@ -1320,8 +1327,11 @@
                   <w:rPr>
                     <w:rFonts w:asciiTheme="minorHAnsi" w:eastAsiaTheme="minorEastAsia" w:hAnsiTheme="minorHAnsi" w:cstheme="minorBidi"/>
                     <w:noProof/>
-                    <w:sz w:val="22"/>
-                    <w:szCs w:val="22"/>
+                    <w:kern w:val="2"/>
+                    <w:sz w:val="24"/>
+                    <w:szCs w:val="24"/>
+                    <w:lang w:val="en-PK" w:eastAsia="en-PK"/>
+                    <w14:ligatures w14:val="standardContextual"/>
                   </w:rPr>
                   <w:tab/>
                 </w:r>
@@ -1352,7 +1362,7 @@
                     <w:noProof/>
                     <w:webHidden/>
                   </w:rPr>
-                  <w:instrText xml:space="preserve"> PAGEREF _Toc99367921 \h </w:instrText>
+                  <w:instrText xml:space="preserve"> PAGEREF _Toc221569414 \h </w:instrText>
                 </w:r>
                 <w:r>
                   <w:rPr>
@@ -1387,17 +1397,20 @@
               <w:pPr>
                 <w:pStyle w:val="TOC3"/>
                 <w:tabs>
-                  <w:tab w:val="left" w:pos="1100"/>
+                  <w:tab w:val="left" w:pos="1200"/>
                   <w:tab w:val="right" w:leader="dot" w:pos="9350"/>
                 </w:tabs>
                 <w:rPr>
                   <w:rFonts w:asciiTheme="minorHAnsi" w:eastAsiaTheme="minorEastAsia" w:hAnsiTheme="minorHAnsi" w:cstheme="minorBidi"/>
                   <w:noProof/>
-                  <w:sz w:val="22"/>
-                  <w:szCs w:val="22"/>
+                  <w:kern w:val="2"/>
+                  <w:sz w:val="24"/>
+                  <w:szCs w:val="24"/>
+                  <w:lang w:val="en-PK" w:eastAsia="en-PK"/>
+                  <w14:ligatures w14:val="standardContextual"/>
                 </w:rPr>
               </w:pPr>
-              <w:hyperlink w:anchor="_Toc99367922" w:history="1">
+              <w:hyperlink w:anchor="_Toc221569415" w:history="1">
                 <w:r>
                   <w:rPr>
                     <w:rStyle w:val="Hyperlink"/>
@@ -1410,8 +1423,11 @@
                   <w:rPr>
                     <w:rFonts w:asciiTheme="minorHAnsi" w:eastAsiaTheme="minorEastAsia" w:hAnsiTheme="minorHAnsi" w:cstheme="minorBidi"/>
                     <w:noProof/>
-                    <w:sz w:val="22"/>
-                    <w:szCs w:val="22"/>
+                    <w:kern w:val="2"/>
+                    <w:sz w:val="24"/>
+                    <w:szCs w:val="24"/>
+                    <w:lang w:val="en-PK" w:eastAsia="en-PK"/>
+                    <w14:ligatures w14:val="standardContextual"/>
                   </w:rPr>
                   <w:tab/>
                 </w:r>
@@ -1442,7 +1458,7 @@
                     <w:noProof/>
                     <w:webHidden/>
                   </w:rPr>
-                  <w:instrText xml:space="preserve"> PAGEREF _Toc99367922 \h </w:instrText>
+                  <w:instrText xml:space="preserve"> PAGEREF _Toc221569415 \h </w:instrText>
                 </w:r>
                 <w:r>
                   <w:rPr>
@@ -1483,11 +1499,14 @@
                 <w:rPr>
                   <w:rFonts w:asciiTheme="minorHAnsi" w:eastAsiaTheme="minorEastAsia" w:hAnsiTheme="minorHAnsi" w:cstheme="minorBidi"/>
                   <w:noProof/>
-                  <w:sz w:val="22"/>
-                  <w:szCs w:val="22"/>
+                  <w:kern w:val="2"/>
+                  <w:sz w:val="24"/>
+                  <w:szCs w:val="24"/>
+                  <w:lang w:val="en-PK" w:eastAsia="en-PK"/>
+                  <w14:ligatures w14:val="standardContextual"/>
                 </w:rPr>
               </w:pPr>
-              <w:hyperlink w:anchor="_Toc99367923" w:history="1">
+              <w:hyperlink w:anchor="_Toc221569416" w:history="1">
                 <w:r>
                   <w:rPr>
                     <w:rStyle w:val="Hyperlink"/>
@@ -1500,8 +1519,11 @@
                   <w:rPr>
                     <w:rFonts w:asciiTheme="minorHAnsi" w:eastAsiaTheme="minorEastAsia" w:hAnsiTheme="minorHAnsi" w:cstheme="minorBidi"/>
                     <w:noProof/>
-                    <w:sz w:val="22"/>
-                    <w:szCs w:val="22"/>
+                    <w:kern w:val="2"/>
+                    <w:sz w:val="24"/>
+                    <w:szCs w:val="24"/>
+                    <w:lang w:val="en-PK" w:eastAsia="en-PK"/>
+                    <w14:ligatures w14:val="standardContextual"/>
                   </w:rPr>
                   <w:tab/>
                 </w:r>
@@ -1532,7 +1554,7 @@
                     <w:noProof/>
                     <w:webHidden/>
                   </w:rPr>
-                  <w:instrText xml:space="preserve"> PAGEREF _Toc99367923 \h </w:instrText>
+                  <w:instrText xml:space="preserve"> PAGEREF _Toc221569416 \h </w:instrText>
                 </w:r>
                 <w:r>
                   <w:rPr>
@@ -1552,7 +1574,7 @@
                     <w:noProof/>
                     <w:webHidden/>
                   </w:rPr>
-                  <w:t>7</w:t>
+                  <w:t>9</w:t>
                 </w:r>
                 <w:r>
                   <w:rPr>
@@ -1567,17 +1589,20 @@
               <w:pPr>
                 <w:pStyle w:val="TOC2"/>
                 <w:tabs>
-                  <w:tab w:val="left" w:pos="880"/>
+                  <w:tab w:val="left" w:pos="720"/>
                   <w:tab w:val="right" w:leader="dot" w:pos="9350"/>
                 </w:tabs>
                 <w:rPr>
                   <w:rFonts w:asciiTheme="minorHAnsi" w:eastAsiaTheme="minorEastAsia" w:hAnsiTheme="minorHAnsi" w:cstheme="minorBidi"/>
                   <w:noProof/>
-                  <w:sz w:val="22"/>
-                  <w:szCs w:val="22"/>
+                  <w:kern w:val="2"/>
+                  <w:sz w:val="24"/>
+                  <w:szCs w:val="24"/>
+                  <w:lang w:val="en-PK" w:eastAsia="en-PK"/>
+                  <w14:ligatures w14:val="standardContextual"/>
                 </w:rPr>
               </w:pPr>
-              <w:hyperlink w:anchor="_Toc99367924" w:history="1">
+              <w:hyperlink w:anchor="_Toc221569417" w:history="1">
                 <w:r>
                   <w:rPr>
                     <w:rStyle w:val="Hyperlink"/>
@@ -1590,8 +1615,11 @@
                   <w:rPr>
                     <w:rFonts w:asciiTheme="minorHAnsi" w:eastAsiaTheme="minorEastAsia" w:hAnsiTheme="minorHAnsi" w:cstheme="minorBidi"/>
                     <w:noProof/>
-                    <w:sz w:val="22"/>
-                    <w:szCs w:val="22"/>
+                    <w:kern w:val="2"/>
+                    <w:sz w:val="24"/>
+                    <w:szCs w:val="24"/>
+                    <w:lang w:val="en-PK" w:eastAsia="en-PK"/>
+                    <w14:ligatures w14:val="standardContextual"/>
                   </w:rPr>
                   <w:tab/>
                 </w:r>
@@ -1622,7 +1650,7 @@
                     <w:noProof/>
                     <w:webHidden/>
                   </w:rPr>
-                  <w:instrText xml:space="preserve"> PAGEREF _Toc99367924 \h </w:instrText>
+                  <w:instrText xml:space="preserve"> PAGEREF _Toc221569417 \h </w:instrText>
                 </w:r>
                 <w:r>
                   <w:rPr>
@@ -1642,7 +1670,7 @@
                     <w:noProof/>
                     <w:webHidden/>
                   </w:rPr>
-                  <w:t>7</w:t>
+                  <w:t>9</w:t>
                 </w:r>
                 <w:r>
                   <w:rPr>
@@ -1657,17 +1685,20 @@
               <w:pPr>
                 <w:pStyle w:val="TOC2"/>
                 <w:tabs>
-                  <w:tab w:val="left" w:pos="880"/>
+                  <w:tab w:val="left" w:pos="720"/>
                   <w:tab w:val="right" w:leader="dot" w:pos="9350"/>
                 </w:tabs>
                 <w:rPr>
                   <w:rFonts w:asciiTheme="minorHAnsi" w:eastAsiaTheme="minorEastAsia" w:hAnsiTheme="minorHAnsi" w:cstheme="minorBidi"/>
                   <w:noProof/>
-                  <w:sz w:val="22"/>
-                  <w:szCs w:val="22"/>
+                  <w:kern w:val="2"/>
+                  <w:sz w:val="24"/>
+                  <w:szCs w:val="24"/>
+                  <w:lang w:val="en-PK" w:eastAsia="en-PK"/>
+                  <w14:ligatures w14:val="standardContextual"/>
                 </w:rPr>
               </w:pPr>
-              <w:hyperlink w:anchor="_Toc99367925" w:history="1">
+              <w:hyperlink w:anchor="_Toc221569418" w:history="1">
                 <w:r>
                   <w:rPr>
                     <w:rStyle w:val="Hyperlink"/>
@@ -1680,8 +1711,11 @@
                   <w:rPr>
                     <w:rFonts w:asciiTheme="minorHAnsi" w:eastAsiaTheme="minorEastAsia" w:hAnsiTheme="minorHAnsi" w:cstheme="minorBidi"/>
                     <w:noProof/>
-                    <w:sz w:val="22"/>
-                    <w:szCs w:val="22"/>
+                    <w:kern w:val="2"/>
+                    <w:sz w:val="24"/>
+                    <w:szCs w:val="24"/>
+                    <w:lang w:val="en-PK" w:eastAsia="en-PK"/>
+                    <w14:ligatures w14:val="standardContextual"/>
                   </w:rPr>
                   <w:tab/>
                 </w:r>
@@ -1712,7 +1746,7 @@
                     <w:noProof/>
                     <w:webHidden/>
                   </w:rPr>
-                  <w:instrText xml:space="preserve"> PAGEREF _Toc99367925 \h </w:instrText>
+                  <w:instrText xml:space="preserve"> PAGEREF _Toc221569418 \h </w:instrText>
                 </w:r>
                 <w:r>
                   <w:rPr>
@@ -1732,7 +1766,7 @@
                     <w:noProof/>
                     <w:webHidden/>
                   </w:rPr>
-                  <w:t>8</w:t>
+                  <w:t>11</w:t>
                 </w:r>
                 <w:r>
                   <w:rPr>
@@ -1747,17 +1781,20 @@
               <w:pPr>
                 <w:pStyle w:val="TOC2"/>
                 <w:tabs>
-                  <w:tab w:val="left" w:pos="880"/>
+                  <w:tab w:val="left" w:pos="720"/>
                   <w:tab w:val="right" w:leader="dot" w:pos="9350"/>
                 </w:tabs>
                 <w:rPr>
                   <w:rFonts w:asciiTheme="minorHAnsi" w:eastAsiaTheme="minorEastAsia" w:hAnsiTheme="minorHAnsi" w:cstheme="minorBidi"/>
                   <w:noProof/>
-                  <w:sz w:val="22"/>
-                  <w:szCs w:val="22"/>
+                  <w:kern w:val="2"/>
+                  <w:sz w:val="24"/>
+                  <w:szCs w:val="24"/>
+                  <w:lang w:val="en-PK" w:eastAsia="en-PK"/>
+                  <w14:ligatures w14:val="standardContextual"/>
                 </w:rPr>
               </w:pPr>
-              <w:hyperlink w:anchor="_Toc99367926" w:history="1">
+              <w:hyperlink w:anchor="_Toc221569419" w:history="1">
                 <w:r>
                   <w:rPr>
                     <w:rStyle w:val="Hyperlink"/>
@@ -1770,8 +1807,11 @@
                   <w:rPr>
                     <w:rFonts w:asciiTheme="minorHAnsi" w:eastAsiaTheme="minorEastAsia" w:hAnsiTheme="minorHAnsi" w:cstheme="minorBidi"/>
                     <w:noProof/>
-                    <w:sz w:val="22"/>
-                    <w:szCs w:val="22"/>
+                    <w:kern w:val="2"/>
+                    <w:sz w:val="24"/>
+                    <w:szCs w:val="24"/>
+                    <w:lang w:val="en-PK" w:eastAsia="en-PK"/>
+                    <w14:ligatures w14:val="standardContextual"/>
                   </w:rPr>
                   <w:tab/>
                 </w:r>
@@ -1802,7 +1842,7 @@
                     <w:noProof/>
                     <w:webHidden/>
                   </w:rPr>
-                  <w:instrText xml:space="preserve"> PAGEREF _Toc99367926 \h </w:instrText>
+                  <w:instrText xml:space="preserve"> PAGEREF _Toc221569419 \h </w:instrText>
                 </w:r>
                 <w:r>
                   <w:rPr>
@@ -1822,7 +1862,7 @@
                     <w:noProof/>
                     <w:webHidden/>
                   </w:rPr>
-                  <w:t>12</w:t>
+                  <w:t>14</w:t>
                 </w:r>
                 <w:r>
                   <w:rPr>
@@ -1837,17 +1877,20 @@
               <w:pPr>
                 <w:pStyle w:val="TOC2"/>
                 <w:tabs>
-                  <w:tab w:val="left" w:pos="880"/>
+                  <w:tab w:val="left" w:pos="720"/>
                   <w:tab w:val="right" w:leader="dot" w:pos="9350"/>
                 </w:tabs>
                 <w:rPr>
                   <w:rFonts w:asciiTheme="minorHAnsi" w:eastAsiaTheme="minorEastAsia" w:hAnsiTheme="minorHAnsi" w:cstheme="minorBidi"/>
                   <w:noProof/>
-                  <w:sz w:val="22"/>
-                  <w:szCs w:val="22"/>
+                  <w:kern w:val="2"/>
+                  <w:sz w:val="24"/>
+                  <w:szCs w:val="24"/>
+                  <w:lang w:val="en-PK" w:eastAsia="en-PK"/>
+                  <w14:ligatures w14:val="standardContextual"/>
                 </w:rPr>
               </w:pPr>
-              <w:hyperlink w:anchor="_Toc99367927" w:history="1">
+              <w:hyperlink w:anchor="_Toc221569420" w:history="1">
                 <w:r>
                   <w:rPr>
                     <w:rStyle w:val="Hyperlink"/>
@@ -1860,8 +1903,11 @@
                   <w:rPr>
                     <w:rFonts w:asciiTheme="minorHAnsi" w:eastAsiaTheme="minorEastAsia" w:hAnsiTheme="minorHAnsi" w:cstheme="minorBidi"/>
                     <w:noProof/>
-                    <w:sz w:val="22"/>
-                    <w:szCs w:val="22"/>
+                    <w:kern w:val="2"/>
+                    <w:sz w:val="24"/>
+                    <w:szCs w:val="24"/>
+                    <w:lang w:val="en-PK" w:eastAsia="en-PK"/>
+                    <w14:ligatures w14:val="standardContextual"/>
                   </w:rPr>
                   <w:tab/>
                 </w:r>
@@ -1871,7 +1917,7 @@
                     <w:rFonts w:ascii="Arial" w:hAnsi="Arial" w:cs="Arial"/>
                     <w:noProof/>
                   </w:rPr>
-                  <w:t>EswOAuthService service</w:t>
+                  <w:t>Services</w:t>
                 </w:r>
                 <w:r>
                   <w:rPr>
@@ -1892,7 +1938,7 @@
                     <w:noProof/>
                     <w:webHidden/>
                   </w:rPr>
-                  <w:instrText xml:space="preserve"> PAGEREF _Toc99367927 \h </w:instrText>
+                  <w:instrText xml:space="preserve"> PAGEREF _Toc221569420 \h </w:instrText>
                 </w:r>
                 <w:r>
                   <w:rPr>
@@ -1912,277 +1958,7 @@
                     <w:noProof/>
                     <w:webHidden/>
                   </w:rPr>
-                  <w:t>17</w:t>
-                </w:r>
-                <w:r>
-                  <w:rPr>
-                    <w:noProof/>
-                    <w:webHidden/>
-                  </w:rPr>
-                  <w:fldChar w:fldCharType="end"/>
-                </w:r>
-              </w:hyperlink>
-            </w:p>
-            <w:p>
-              <w:pPr>
-                <w:pStyle w:val="TOC2"/>
-                <w:tabs>
-                  <w:tab w:val="left" w:pos="880"/>
-                  <w:tab w:val="right" w:leader="dot" w:pos="9350"/>
-                </w:tabs>
-                <w:rPr>
-                  <w:rFonts w:asciiTheme="minorHAnsi" w:eastAsiaTheme="minorEastAsia" w:hAnsiTheme="minorHAnsi" w:cstheme="minorBidi"/>
-                  <w:noProof/>
-                  <w:sz w:val="22"/>
-                  <w:szCs w:val="22"/>
-                </w:rPr>
-              </w:pPr>
-              <w:hyperlink w:anchor="_Toc99367928" w:history="1">
-                <w:r>
-                  <w:rPr>
-                    <w:rStyle w:val="Hyperlink"/>
-                    <w:rFonts w:ascii="Arial" w:hAnsi="Arial" w:cs="Arial"/>
-                    <w:noProof/>
-                  </w:rPr>
-                  <w:t>2.5</w:t>
-                </w:r>
-                <w:r>
-                  <w:rPr>
-                    <w:rFonts w:asciiTheme="minorHAnsi" w:eastAsiaTheme="minorEastAsia" w:hAnsiTheme="minorHAnsi" w:cstheme="minorBidi"/>
-                    <w:noProof/>
-                    <w:sz w:val="22"/>
-                    <w:szCs w:val="22"/>
-                  </w:rPr>
-                  <w:tab/>
-                </w:r>
-                <w:r>
-                  <w:rPr>
-                    <w:rStyle w:val="Hyperlink"/>
-                    <w:rFonts w:ascii="Arial" w:hAnsi="Arial" w:cs="Arial"/>
-                    <w:noProof/>
-                  </w:rPr>
-                  <w:t>EswCheckoutV3Service service</w:t>
-                </w:r>
-                <w:r>
-                  <w:rPr>
-                    <w:noProof/>
-                    <w:webHidden/>
-                  </w:rPr>
-                  <w:tab/>
-                </w:r>
-                <w:r>
-                  <w:rPr>
-                    <w:noProof/>
-                    <w:webHidden/>
-                  </w:rPr>
-                  <w:fldChar w:fldCharType="begin"/>
-                </w:r>
-                <w:r>
-                  <w:rPr>
-                    <w:noProof/>
-                    <w:webHidden/>
-                  </w:rPr>
-                  <w:instrText xml:space="preserve"> PAGEREF _Toc99367928 \h </w:instrText>
-                </w:r>
-                <w:r>
-                  <w:rPr>
-                    <w:noProof/>
-                    <w:webHidden/>
-                  </w:rPr>
-                </w:r>
-                <w:r>
-                  <w:rPr>
-                    <w:noProof/>
-                    <w:webHidden/>
-                  </w:rPr>
-                  <w:fldChar w:fldCharType="separate"/>
-                </w:r>
-                <w:r>
-                  <w:rPr>
-                    <w:noProof/>
-                    <w:webHidden/>
-                  </w:rPr>
-                  <w:t>17</w:t>
-                </w:r>
-                <w:r>
-                  <w:rPr>
-                    <w:noProof/>
-                    <w:webHidden/>
-                  </w:rPr>
-                  <w:fldChar w:fldCharType="end"/>
-                </w:r>
-              </w:hyperlink>
-            </w:p>
-            <w:p>
-              <w:pPr>
-                <w:pStyle w:val="TOC2"/>
-                <w:tabs>
-                  <w:tab w:val="left" w:pos="880"/>
-                  <w:tab w:val="right" w:leader="dot" w:pos="9350"/>
-                </w:tabs>
-                <w:rPr>
-                  <w:rFonts w:asciiTheme="minorHAnsi" w:eastAsiaTheme="minorEastAsia" w:hAnsiTheme="minorHAnsi" w:cstheme="minorBidi"/>
-                  <w:noProof/>
-                  <w:sz w:val="22"/>
-                  <w:szCs w:val="22"/>
-                </w:rPr>
-              </w:pPr>
-              <w:hyperlink w:anchor="_Toc99367929" w:history="1">
-                <w:r>
-                  <w:rPr>
-                    <w:rStyle w:val="Hyperlink"/>
-                    <w:rFonts w:ascii="Arial" w:hAnsi="Arial" w:cs="Arial"/>
-                    <w:noProof/>
-                  </w:rPr>
-                  <w:t>2.6</w:t>
-                </w:r>
-                <w:r>
-                  <w:rPr>
-                    <w:rFonts w:asciiTheme="minorHAnsi" w:eastAsiaTheme="minorEastAsia" w:hAnsiTheme="minorHAnsi" w:cstheme="minorBidi"/>
-                    <w:noProof/>
-                    <w:sz w:val="22"/>
-                    <w:szCs w:val="22"/>
-                  </w:rPr>
-                  <w:tab/>
-                </w:r>
-                <w:r>
-                  <w:rPr>
-                    <w:rStyle w:val="Hyperlink"/>
-                    <w:rFonts w:ascii="Arial" w:hAnsi="Arial" w:cs="Arial"/>
-                    <w:noProof/>
-                  </w:rPr>
-                  <w:t>ESWCheckoutV3Service.SG service</w:t>
-                </w:r>
-                <w:r>
-                  <w:rPr>
-                    <w:noProof/>
-                    <w:webHidden/>
-                  </w:rPr>
-                  <w:tab/>
-                </w:r>
-                <w:r>
-                  <w:rPr>
-                    <w:noProof/>
-                    <w:webHidden/>
-                  </w:rPr>
-                  <w:fldChar w:fldCharType="begin"/>
-                </w:r>
-                <w:r>
-                  <w:rPr>
-                    <w:noProof/>
-                    <w:webHidden/>
-                  </w:rPr>
-                  <w:instrText xml:space="preserve"> PAGEREF _Toc99367929 \h </w:instrText>
-                </w:r>
-                <w:r>
-                  <w:rPr>
-                    <w:noProof/>
-                    <w:webHidden/>
-                  </w:rPr>
-                </w:r>
-                <w:r>
-                  <w:rPr>
-                    <w:noProof/>
-                    <w:webHidden/>
-                  </w:rPr>
-                  <w:fldChar w:fldCharType="separate"/>
-                </w:r>
-                <w:r>
-                  <w:rPr>
-                    <w:noProof/>
-                    <w:webHidden/>
-                  </w:rPr>
-                  <w:t>17</w:t>
-                </w:r>
-                <w:r>
-                  <w:rPr>
-                    <w:noProof/>
-                    <w:webHidden/>
-                  </w:rPr>
-                  <w:fldChar w:fldCharType="end"/>
-                </w:r>
-              </w:hyperlink>
-            </w:p>
-            <w:p>
-              <w:pPr>
-                <w:pStyle w:val="TOC2"/>
-                <w:tabs>
-                  <w:tab w:val="left" w:pos="880"/>
-                  <w:tab w:val="right" w:leader="dot" w:pos="9350"/>
-                </w:tabs>
-                <w:rPr>
-                  <w:rFonts w:asciiTheme="minorHAnsi" w:eastAsiaTheme="minorEastAsia" w:hAnsiTheme="minorHAnsi" w:cstheme="minorBidi"/>
-                  <w:noProof/>
-                  <w:sz w:val="22"/>
-                  <w:szCs w:val="22"/>
-                </w:rPr>
-              </w:pPr>
-              <w:hyperlink w:anchor="_Toc99367930" w:history="1">
-                <w:r>
-                  <w:rPr>
-                    <w:rStyle w:val="Hyperlink"/>
-                    <w:rFonts w:ascii="Arial" w:hAnsi="Arial" w:cs="Arial"/>
-                    <w:noProof/>
-                  </w:rPr>
-                  <w:t>2.7</w:t>
-                </w:r>
-                <w:r>
-                  <w:rPr>
-                    <w:rFonts w:asciiTheme="minorHAnsi" w:eastAsiaTheme="minorEastAsia" w:hAnsiTheme="minorHAnsi" w:cstheme="minorBidi"/>
-                    <w:noProof/>
-                    <w:sz w:val="22"/>
-                    <w:szCs w:val="22"/>
-                  </w:rPr>
-                  <w:tab/>
-                </w:r>
-                <w:r>
-                  <w:rPr>
-                    <w:rStyle w:val="Hyperlink"/>
-                    <w:rFonts w:ascii="Arial" w:hAnsi="Arial" w:cs="Arial"/>
-                    <w:noProof/>
-                  </w:rPr>
-                  <w:t>ESWCheckoutV3Service.SFRA service</w:t>
-                </w:r>
-                <w:r>
-                  <w:rPr>
-                    <w:noProof/>
-                    <w:webHidden/>
-                  </w:rPr>
-                  <w:tab/>
-                </w:r>
-                <w:r>
-                  <w:rPr>
-                    <w:noProof/>
-                    <w:webHidden/>
-                  </w:rPr>
-                  <w:fldChar w:fldCharType="begin"/>
-                </w:r>
-                <w:r>
-                  <w:rPr>
-                    <w:noProof/>
-                    <w:webHidden/>
-                  </w:rPr>
-                  <w:instrText xml:space="preserve"> PAGEREF _Toc99367930 \h </w:instrText>
-                </w:r>
-                <w:r>
-                  <w:rPr>
-                    <w:noProof/>
-                    <w:webHidden/>
-                  </w:rPr>
-                </w:r>
-                <w:r>
-                  <w:rPr>
-                    <w:noProof/>
-                    <w:webHidden/>
-                  </w:rPr>
-                  <w:fldChar w:fldCharType="separate"/>
-                </w:r>
-                <w:r>
-                  <w:rPr>
-                    <w:noProof/>
-                    <w:webHidden/>
-                  </w:rPr>
-                  <w:t>17</w:t>
+                  <w:t>20</w:t>
                 </w:r>
                 <w:r>
                   <w:rPr>
@@ -2488,7 +2264,7 @@
           <w:szCs w:val="28"/>
         </w:rPr>
       </w:pPr>
-      <w:bookmarkStart w:id="1" w:name="_Toc99367918"/>
+      <w:bookmarkStart w:id="1" w:name="_Toc221569411"/>
       <w:r>
         <w:rPr>
           <w:rFonts w:ascii="Arial" w:hAnsi="Arial" w:cs="Arial"/>
@@ -2515,6 +2291,7 @@
           <w:sz w:val="20"/>
           <w:szCs w:val="20"/>
         </w:rPr>
+        <w:lastRenderedPageBreak/>
         <w:t>The ESW Checkout page is displayed when shoppers click </w:t>
       </w:r>
       <w:r>
@@ -2560,7 +2337,7 @@
         </w:rPr>
       </w:pPr>
       <w:bookmarkStart w:id="2" w:name="_Toc72250852"/>
-      <w:bookmarkStart w:id="3" w:name="_Toc99367919"/>
+      <w:bookmarkStart w:id="3" w:name="_Toc221569412"/>
       <w:r>
         <w:rPr>
           <w:rFonts w:ascii="Arial" w:hAnsi="Arial" w:cs="Arial"/>
@@ -2701,7 +2478,23 @@
           <w:sz w:val="20"/>
           <w:szCs w:val="20"/>
         </w:rPr>
-        <w:t xml:space="preserve">The shopper visits the retailer site where the shopper's country and localized product prices are set automatically through GeoIP lookup. The localized prices are native to SFCC and taken from the price book. </w:t>
+        <w:t xml:space="preserve">The shopper visits the retailer site where the shopper's country and localized product prices are set automatically through </w:t>
+      </w:r>
+      <w:proofErr w:type="spellStart"/>
+      <w:r>
+        <w:rPr>
+          <w:sz w:val="20"/>
+          <w:szCs w:val="20"/>
+        </w:rPr>
+        <w:t>GeoIP</w:t>
+      </w:r>
+      <w:proofErr w:type="spellEnd"/>
+      <w:r>
+        <w:rPr>
+          <w:sz w:val="20"/>
+          <w:szCs w:val="20"/>
+        </w:rPr>
+        <w:t xml:space="preserve"> lookup. The localized prices are native to SFCC and taken from the price book. </w:t>
       </w:r>
     </w:p>
     <w:p>
@@ -2795,6 +2588,7 @@
         </w:rPr>
         <w:t>Checkout disclaimer message under the checkout button can be enabled through “</w:t>
       </w:r>
+      <w:proofErr w:type="spellStart"/>
       <w:r>
         <w:rPr>
           <w:b/>
@@ -2802,7 +2596,17 @@
           <w:sz w:val="20"/>
           <w:szCs w:val="20"/>
         </w:rPr>
-        <w:t>esw-checkout-disclaimer-message</w:t>
+        <w:t>esw</w:t>
+      </w:r>
+      <w:proofErr w:type="spellEnd"/>
+      <w:r>
+        <w:rPr>
+          <w:b/>
+          <w:bCs/>
+          <w:sz w:val="20"/>
+          <w:szCs w:val="20"/>
+        </w:rPr>
+        <w:t>-checkout-disclaimer-message</w:t>
       </w:r>
       <w:r>
         <w:rPr>
@@ -2879,7 +2683,39 @@
           <w:sz w:val="20"/>
           <w:szCs w:val="20"/>
         </w:rPr>
-        <w:t>The ESW checkout supports only the valid locales with Language ISO and Country ISO in the Checkout API call, for example, 'en-US' or 'fr-FR'. In SFCC, these locales exist with an underscore ( _ ).</w:t>
+        <w:t>The ESW checkout supports only the valid locales with Language ISO and Country ISO in the Checkout API call, for example, '</w:t>
+      </w:r>
+      <w:proofErr w:type="spellStart"/>
+      <w:r>
+        <w:rPr>
+          <w:sz w:val="20"/>
+          <w:szCs w:val="20"/>
+        </w:rPr>
+        <w:t>en</w:t>
+      </w:r>
+      <w:proofErr w:type="spellEnd"/>
+      <w:r>
+        <w:rPr>
+          <w:sz w:val="20"/>
+          <w:szCs w:val="20"/>
+        </w:rPr>
+        <w:t>-US' or '</w:t>
+      </w:r>
+      <w:proofErr w:type="spellStart"/>
+      <w:r>
+        <w:rPr>
+          <w:sz w:val="20"/>
+          <w:szCs w:val="20"/>
+        </w:rPr>
+        <w:t>fr</w:t>
+      </w:r>
+      <w:proofErr w:type="spellEnd"/>
+      <w:r>
+        <w:rPr>
+          <w:sz w:val="20"/>
+          <w:szCs w:val="20"/>
+        </w:rPr>
+        <w:t>-FR'. In SFCC, these locales exist with an underscore ( _ ).</w:t>
       </w:r>
     </w:p>
     <w:p>
@@ -3163,7 +2999,7 @@
         </w:rPr>
         <w:t xml:space="preserve"> </w:t>
       </w:r>
-      <w:bookmarkStart w:id="4" w:name="_Toc99367920"/>
+      <w:bookmarkStart w:id="4" w:name="_Toc221569413"/>
       <w:r>
         <w:rPr>
           <w:rFonts w:ascii="Arial" w:hAnsi="Arial" w:cs="Arial"/>
@@ -3250,7 +3086,7 @@
         </w:rPr>
         <w:t xml:space="preserve"> </w:t>
       </w:r>
-      <w:bookmarkStart w:id="5" w:name="_Toc99367921"/>
+      <w:bookmarkStart w:id="5" w:name="_Toc221569414"/>
       <w:r>
         <w:rPr>
           <w:rFonts w:ascii="Arial" w:hAnsi="Arial" w:cs="Arial"/>
@@ -3482,7 +3318,7 @@
         </w:rPr>
         <w:t xml:space="preserve"> </w:t>
       </w:r>
-      <w:bookmarkStart w:id="6" w:name="_Toc99367922"/>
+      <w:bookmarkStart w:id="6" w:name="_Toc221569415"/>
       <w:r>
         <w:rPr>
           <w:rFonts w:ascii="Arial" w:hAnsi="Arial" w:cs="Arial"/>
@@ -4384,7 +4220,7 @@
           <w:szCs w:val="28"/>
         </w:rPr>
       </w:pPr>
-      <w:bookmarkStart w:id="7" w:name="_Toc99367923"/>
+      <w:bookmarkStart w:id="7" w:name="_Toc221569416"/>
       <w:r>
         <w:rPr>
           <w:rFonts w:ascii="Arial" w:hAnsi="Arial" w:cs="Arial"/>
@@ -4407,7 +4243,7 @@
       </w:pPr>
       <w:bookmarkStart w:id="8" w:name="_Toc72486097"/>
       <w:bookmarkStart w:id="9" w:name="_Toc72738349"/>
-      <w:bookmarkStart w:id="10" w:name="_Toc99367924"/>
+      <w:bookmarkStart w:id="10" w:name="_Toc221569417"/>
       <w:r>
         <w:rPr>
           <w:rFonts w:ascii="Arial" w:hAnsi="Arial" w:cs="Arial"/>
@@ -5113,6 +4949,721 @@
     </w:p>
     <w:p>
       <w:pPr>
+        <w:pStyle w:val="listitem"/>
+        <w:numPr>
+          <w:ilvl w:val="0"/>
+          <w:numId w:val="5"/>
+        </w:numPr>
+        <w:shd w:val="clear" w:color="auto" w:fill="FFFFFF"/>
+        <w:spacing w:before="0" w:beforeAutospacing="0" w:after="0" w:afterAutospacing="0" w:line="360" w:lineRule="auto"/>
+        <w:textAlignment w:val="top"/>
+        <w:rPr>
+          <w:rFonts w:ascii="Arial" w:hAnsi="Arial" w:cs="Arial"/>
+          <w:color w:val="111111"/>
+          <w:sz w:val="20"/>
+          <w:szCs w:val="20"/>
+          <w:lang w:val="en-IE" w:eastAsia="en-IE"/>
+        </w:rPr>
+      </w:pPr>
+      <w:r>
+        <w:rPr>
+          <w:rStyle w:val="textnode"/>
+          <w:rFonts w:ascii="Arial" w:hAnsi="Arial" w:cs="Arial"/>
+          <w:b/>
+          <w:bCs/>
+          <w:color w:val="111111"/>
+          <w:sz w:val="20"/>
+          <w:szCs w:val="20"/>
+        </w:rPr>
+        <w:t>ESW Enable Tax Information</w:t>
+      </w:r>
+      <w:r>
+        <w:rPr>
+          <w:rStyle w:val="textnode"/>
+          <w:rFonts w:ascii="Arial" w:hAnsi="Arial" w:cs="Arial"/>
+          <w:color w:val="111111"/>
+          <w:sz w:val="20"/>
+          <w:szCs w:val="20"/>
+        </w:rPr>
+        <w:t>: Tax information will be displayed in order history</w:t>
+      </w:r>
+    </w:p>
+    <w:p>
+      <w:pPr>
+        <w:pStyle w:val="listitem"/>
+        <w:numPr>
+          <w:ilvl w:val="0"/>
+          <w:numId w:val="5"/>
+        </w:numPr>
+        <w:shd w:val="clear" w:color="auto" w:fill="FFFFFF"/>
+        <w:spacing w:before="0" w:beforeAutospacing="0" w:after="0" w:afterAutospacing="0" w:line="360" w:lineRule="auto"/>
+        <w:textAlignment w:val="top"/>
+        <w:rPr>
+          <w:rFonts w:ascii="Arial" w:hAnsi="Arial" w:cs="Arial"/>
+          <w:color w:val="111111"/>
+          <w:sz w:val="20"/>
+          <w:szCs w:val="20"/>
+        </w:rPr>
+      </w:pPr>
+      <w:r>
+        <w:rPr>
+          <w:rStyle w:val="textnode"/>
+          <w:rFonts w:ascii="Arial" w:hAnsi="Arial" w:cs="Arial"/>
+          <w:b/>
+          <w:bCs/>
+          <w:color w:val="111111"/>
+          <w:sz w:val="20"/>
+          <w:szCs w:val="20"/>
+        </w:rPr>
+        <w:t>ESW Enable Multiple Shipment</w:t>
+      </w:r>
+      <w:r>
+        <w:rPr>
+          <w:rStyle w:val="textnode"/>
+          <w:rFonts w:ascii="Arial" w:hAnsi="Arial" w:cs="Arial"/>
+          <w:color w:val="111111"/>
+          <w:sz w:val="20"/>
+          <w:szCs w:val="20"/>
+        </w:rPr>
+        <w:t>: Multiple shipments for the order feature will be enabled when toggle is set to “Yes”.</w:t>
+      </w:r>
+    </w:p>
+    <w:p>
+      <w:pPr>
+        <w:pStyle w:val="ListParagraph"/>
+        <w:numPr>
+          <w:ilvl w:val="0"/>
+          <w:numId w:val="5"/>
+        </w:numPr>
+        <w:shd w:val="clear" w:color="auto" w:fill="FFFFFF"/>
+        <w:spacing w:line="360" w:lineRule="auto"/>
+        <w:rPr>
+          <w:rFonts w:ascii="Arial" w:eastAsia="Times New Roman" w:hAnsi="Arial" w:cs="Arial"/>
+          <w:b/>
+          <w:bCs/>
+          <w:color w:val="000000"/>
+        </w:rPr>
+      </w:pPr>
+      <w:r>
+        <w:rPr>
+          <w:rFonts w:ascii="Arial" w:eastAsia="Times New Roman" w:hAnsi="Arial" w:cs="Arial"/>
+          <w:b/>
+          <w:bCs/>
+          <w:color w:val="000000"/>
+        </w:rPr>
+        <w:t xml:space="preserve">ESW Order Status Updates: </w:t>
+      </w:r>
+      <w:r>
+        <w:rPr>
+          <w:rFonts w:ascii="Arial" w:hAnsi="Arial" w:cs="Arial"/>
+        </w:rPr>
+        <w:t>This value determines whether the retailer wants to synchronize order statuses with ESW.</w:t>
+      </w:r>
+    </w:p>
+    <w:p>
+      <w:pPr>
+        <w:pStyle w:val="ListParagraph"/>
+        <w:numPr>
+          <w:ilvl w:val="0"/>
+          <w:numId w:val="5"/>
+        </w:numPr>
+        <w:shd w:val="clear" w:color="auto" w:fill="FFFFFF"/>
+        <w:spacing w:line="285" w:lineRule="atLeast"/>
+        <w:rPr>
+          <w:rFonts w:ascii="Arial" w:eastAsia="Times New Roman" w:hAnsi="Arial" w:cs="Arial"/>
+          <w:b/>
+          <w:bCs/>
+          <w:color w:val="000000"/>
+        </w:rPr>
+      </w:pPr>
+      <w:bookmarkStart w:id="11" w:name="_Hlk220590048"/>
+      <w:r>
+        <w:rPr>
+          <w:rFonts w:ascii="Arial" w:eastAsia="Times New Roman" w:hAnsi="Arial" w:cs="Arial"/>
+          <w:b/>
+          <w:bCs/>
+          <w:color w:val="000000"/>
+        </w:rPr>
+        <w:t xml:space="preserve">ESW Enable </w:t>
+      </w:r>
+      <w:proofErr w:type="spellStart"/>
+      <w:r>
+        <w:rPr>
+          <w:rFonts w:ascii="Arial" w:eastAsia="Times New Roman" w:hAnsi="Arial" w:cs="Arial"/>
+          <w:b/>
+          <w:bCs/>
+          <w:color w:val="000000"/>
+        </w:rPr>
+        <w:t>Optins</w:t>
+      </w:r>
+      <w:proofErr w:type="spellEnd"/>
+      <w:r>
+        <w:rPr>
+          <w:rFonts w:ascii="Arial" w:eastAsia="Times New Roman" w:hAnsi="Arial" w:cs="Arial"/>
+          <w:b/>
+          <w:bCs/>
+          <w:color w:val="000000"/>
+        </w:rPr>
+        <w:t xml:space="preserve">: </w:t>
+      </w:r>
+      <w:r>
+        <w:rPr>
+          <w:rFonts w:ascii="Arial" w:eastAsia="Times New Roman" w:hAnsi="Arial" w:cs="Arial"/>
+          <w:color w:val="000000"/>
+        </w:rPr>
+        <w:t>When enabled, this preferences unlocks the granular level control for the marketing opt-ins (</w:t>
+      </w:r>
+      <w:proofErr w:type="spellStart"/>
+      <w:r>
+        <w:rPr>
+          <w:rFonts w:ascii="Arial" w:eastAsia="Times New Roman" w:hAnsi="Arial" w:cs="Arial"/>
+          <w:color w:val="000000"/>
+        </w:rPr>
+        <w:t>Email,SMS,Phone</w:t>
+      </w:r>
+      <w:proofErr w:type="spellEnd"/>
+      <w:r>
+        <w:rPr>
+          <w:rFonts w:ascii="Arial" w:eastAsia="Times New Roman" w:hAnsi="Arial" w:cs="Arial"/>
+          <w:color w:val="000000"/>
+        </w:rPr>
+        <w:t xml:space="preserve"> &amp; Post). When disabled, the flow falls back to default behaviour which is Email &amp; SMS opt-in. By Default, this preference will be disabled.</w:t>
+      </w:r>
+    </w:p>
+    <w:p>
+      <w:pPr>
+        <w:pStyle w:val="ListParagraph"/>
+        <w:numPr>
+          <w:ilvl w:val="0"/>
+          <w:numId w:val="5"/>
+        </w:numPr>
+        <w:shd w:val="clear" w:color="auto" w:fill="FFFFFF"/>
+        <w:spacing w:line="285" w:lineRule="atLeast"/>
+        <w:rPr>
+          <w:rFonts w:ascii="Arial" w:eastAsia="Times New Roman" w:hAnsi="Arial" w:cs="Arial"/>
+          <w:b/>
+          <w:bCs/>
+          <w:color w:val="000000"/>
+          <w:lang w:val="en-PK" w:eastAsia="en-PK"/>
+        </w:rPr>
+      </w:pPr>
+      <w:r>
+        <w:rPr>
+          <w:rFonts w:ascii="Arial" w:eastAsia="Times New Roman" w:hAnsi="Arial" w:cs="Arial"/>
+          <w:b/>
+          <w:bCs/>
+          <w:color w:val="1F1F1F"/>
+          <w:lang w:val="en-PK"/>
+        </w:rPr>
+        <w:t xml:space="preserve">ESW Override Opt-In Text Fields: </w:t>
+      </w:r>
+      <w:r>
+        <w:rPr>
+          <w:rFonts w:ascii="Arial" w:eastAsia="Times New Roman" w:hAnsi="Arial" w:cs="Arial"/>
+          <w:color w:val="1F1F1F"/>
+          <w:lang w:val="en-PK"/>
+        </w:rPr>
+        <w:t xml:space="preserve">This value dictates if the default Opt-in legal hint text will be overridden on the ESW checkout. To override the default legal hint text, the retailers can turn the above preference on and edit the marketing sign text in the file </w:t>
+      </w:r>
+      <w:proofErr w:type="spellStart"/>
+      <w:r>
+        <w:rPr>
+          <w:rFonts w:ascii="Arial" w:eastAsia="Times New Roman" w:hAnsi="Arial" w:cs="Arial"/>
+          <w:color w:val="1F1F1F"/>
+          <w:lang w:val="en-PK"/>
+        </w:rPr>
+        <w:t>esw.properties</w:t>
+      </w:r>
+      <w:proofErr w:type="spellEnd"/>
+      <w:r>
+        <w:rPr>
+          <w:rFonts w:ascii="Arial" w:eastAsia="Times New Roman" w:hAnsi="Arial" w:cs="Arial"/>
+          <w:color w:val="1F1F1F"/>
+          <w:lang w:val="en-PK"/>
+        </w:rPr>
+        <w:t>.</w:t>
+      </w:r>
+      <w:r>
+        <w:rPr>
+          <w:rFonts w:ascii="Arial" w:eastAsia="Times New Roman" w:hAnsi="Arial" w:cs="Arial"/>
+          <w:color w:val="1F1F1F"/>
+          <w:lang w:val="en-PK"/>
+        </w:rPr>
+        <w:t xml:space="preserve"> </w:t>
+      </w:r>
+      <w:r>
+        <w:rPr>
+          <w:rFonts w:ascii="Arial" w:eastAsia="Times New Roman" w:hAnsi="Arial" w:cs="Arial"/>
+          <w:color w:val="000000"/>
+          <w:lang w:val="en-PK" w:eastAsia="en-PK"/>
+        </w:rPr>
+        <w:t xml:space="preserve">This toggle will only take place if ESW Enable </w:t>
+      </w:r>
+      <w:proofErr w:type="spellStart"/>
+      <w:r>
+        <w:rPr>
+          <w:rFonts w:ascii="Arial" w:eastAsia="Times New Roman" w:hAnsi="Arial" w:cs="Arial"/>
+          <w:color w:val="000000"/>
+          <w:lang w:val="en-PK" w:eastAsia="en-PK"/>
+        </w:rPr>
+        <w:t>Optins</w:t>
+      </w:r>
+      <w:proofErr w:type="spellEnd"/>
+      <w:r>
+        <w:rPr>
+          <w:rFonts w:ascii="Arial" w:eastAsia="Times New Roman" w:hAnsi="Arial" w:cs="Arial"/>
+          <w:color w:val="000000"/>
+          <w:lang w:val="en-PK" w:eastAsia="en-PK"/>
+        </w:rPr>
+        <w:t xml:space="preserve"> is enabled</w:t>
+      </w:r>
+    </w:p>
+    <w:p>
+      <w:pPr>
+        <w:pStyle w:val="ListParagraph"/>
+        <w:numPr>
+          <w:ilvl w:val="0"/>
+          <w:numId w:val="5"/>
+        </w:numPr>
+        <w:shd w:val="clear" w:color="auto" w:fill="FFFFFF"/>
+        <w:spacing w:line="285" w:lineRule="atLeast"/>
+        <w:rPr>
+          <w:rFonts w:ascii="Arial" w:eastAsia="Times New Roman" w:hAnsi="Arial" w:cs="Arial"/>
+          <w:b/>
+          <w:bCs/>
+          <w:color w:val="000000"/>
+          <w:lang w:val="en-PK" w:eastAsia="en-PK"/>
+        </w:rPr>
+      </w:pPr>
+      <w:bookmarkStart w:id="12" w:name="_Hlk206425981"/>
+      <w:r>
+        <w:rPr>
+          <w:rFonts w:ascii="Arial" w:eastAsia="Times New Roman" w:hAnsi="Arial" w:cs="Arial"/>
+          <w:b/>
+          <w:bCs/>
+          <w:color w:val="000000"/>
+          <w:lang w:val="en-PK" w:eastAsia="en-PK"/>
+        </w:rPr>
+        <w:t>ESW Enable Email Marketing Opt-In</w:t>
+      </w:r>
+      <w:r>
+        <w:rPr>
+          <w:rFonts w:ascii="Arial" w:eastAsia="Times New Roman" w:hAnsi="Arial" w:cs="Arial"/>
+          <w:b/>
+          <w:bCs/>
+          <w:color w:val="000000"/>
+          <w:lang w:val="en-PK" w:eastAsia="en-PK"/>
+        </w:rPr>
+        <w:t xml:space="preserve">: </w:t>
+      </w:r>
+      <w:r>
+        <w:rPr>
+          <w:rFonts w:ascii="Arial" w:eastAsia="Times New Roman" w:hAnsi="Arial" w:cs="Arial"/>
+          <w:color w:val="000000"/>
+          <w:lang w:val="en-PK" w:eastAsia="en-PK"/>
+        </w:rPr>
+        <w:t xml:space="preserve">This preference enables/disables the email marketing </w:t>
+      </w:r>
+      <w:proofErr w:type="spellStart"/>
+      <w:r>
+        <w:rPr>
+          <w:rFonts w:ascii="Arial" w:eastAsia="Times New Roman" w:hAnsi="Arial" w:cs="Arial"/>
+          <w:color w:val="000000"/>
+          <w:lang w:val="en-PK" w:eastAsia="en-PK"/>
+        </w:rPr>
+        <w:t>optin</w:t>
+      </w:r>
+      <w:proofErr w:type="spellEnd"/>
+      <w:r>
+        <w:rPr>
+          <w:rFonts w:ascii="Arial" w:eastAsia="Times New Roman" w:hAnsi="Arial" w:cs="Arial"/>
+          <w:color w:val="000000"/>
+          <w:lang w:val="en-PK" w:eastAsia="en-PK"/>
+        </w:rPr>
+        <w:t xml:space="preserve"> on Site level. By default, it is enabled. This toggle will only take place if ESW </w:t>
+      </w:r>
+      <w:r>
+        <w:rPr>
+          <w:rFonts w:ascii="Arial" w:eastAsia="Times New Roman" w:hAnsi="Arial" w:cs="Arial"/>
+          <w:color w:val="000000"/>
+          <w:lang w:val="en-PK" w:eastAsia="en-PK"/>
+        </w:rPr>
+        <w:t xml:space="preserve">Enable </w:t>
+      </w:r>
+      <w:proofErr w:type="spellStart"/>
+      <w:r>
+        <w:rPr>
+          <w:rFonts w:ascii="Arial" w:eastAsia="Times New Roman" w:hAnsi="Arial" w:cs="Arial"/>
+          <w:color w:val="000000"/>
+          <w:lang w:val="en-PK" w:eastAsia="en-PK"/>
+        </w:rPr>
+        <w:t>Optins</w:t>
+      </w:r>
+      <w:proofErr w:type="spellEnd"/>
+      <w:r>
+        <w:rPr>
+          <w:rFonts w:ascii="Arial" w:eastAsia="Times New Roman" w:hAnsi="Arial" w:cs="Arial"/>
+          <w:color w:val="000000"/>
+          <w:lang w:val="en-PK" w:eastAsia="en-PK"/>
+        </w:rPr>
+        <w:t xml:space="preserve"> is enabled</w:t>
+      </w:r>
+    </w:p>
+    <w:p>
+      <w:pPr>
+        <w:pStyle w:val="ListParagraph"/>
+        <w:numPr>
+          <w:ilvl w:val="0"/>
+          <w:numId w:val="5"/>
+        </w:numPr>
+        <w:shd w:val="clear" w:color="auto" w:fill="FFFFFF"/>
+        <w:spacing w:line="285" w:lineRule="atLeast"/>
+        <w:rPr>
+          <w:rFonts w:ascii="Arial" w:eastAsia="Times New Roman" w:hAnsi="Arial" w:cs="Arial"/>
+          <w:b/>
+          <w:bCs/>
+          <w:color w:val="000000"/>
+          <w:lang w:val="en-PK" w:eastAsia="en-PK"/>
+        </w:rPr>
+      </w:pPr>
+      <w:r>
+        <w:rPr>
+          <w:rFonts w:ascii="Arial" w:eastAsia="Times New Roman" w:hAnsi="Arial" w:cs="Arial"/>
+          <w:b/>
+          <w:bCs/>
+          <w:color w:val="000000"/>
+          <w:lang w:val="en-PK" w:eastAsia="en-PK"/>
+        </w:rPr>
+        <w:t>ESW Enable SMS Marketing Opt-In</w:t>
+      </w:r>
+      <w:r>
+        <w:rPr>
+          <w:rFonts w:ascii="Arial" w:eastAsia="Times New Roman" w:hAnsi="Arial" w:cs="Arial"/>
+          <w:b/>
+          <w:bCs/>
+          <w:color w:val="000000"/>
+          <w:lang w:val="en-PK" w:eastAsia="en-PK"/>
+        </w:rPr>
+        <w:t xml:space="preserve"> : </w:t>
+      </w:r>
+      <w:r>
+        <w:rPr>
+          <w:rFonts w:ascii="Arial" w:eastAsia="Times New Roman" w:hAnsi="Arial" w:cs="Arial"/>
+          <w:color w:val="000000"/>
+          <w:lang w:val="en-PK" w:eastAsia="en-PK"/>
+        </w:rPr>
+        <w:t xml:space="preserve">This preference enables/disables the </w:t>
+      </w:r>
+      <w:proofErr w:type="spellStart"/>
+      <w:r>
+        <w:rPr>
+          <w:rFonts w:ascii="Arial" w:eastAsia="Times New Roman" w:hAnsi="Arial" w:cs="Arial"/>
+          <w:color w:val="000000"/>
+          <w:lang w:val="en-PK" w:eastAsia="en-PK"/>
+        </w:rPr>
+        <w:t>sms</w:t>
+      </w:r>
+      <w:proofErr w:type="spellEnd"/>
+      <w:r>
+        <w:rPr>
+          <w:rFonts w:ascii="Arial" w:eastAsia="Times New Roman" w:hAnsi="Arial" w:cs="Arial"/>
+          <w:color w:val="000000"/>
+          <w:lang w:val="en-PK" w:eastAsia="en-PK"/>
+        </w:rPr>
+        <w:t xml:space="preserve"> marketing </w:t>
+      </w:r>
+      <w:proofErr w:type="spellStart"/>
+      <w:r>
+        <w:rPr>
+          <w:rFonts w:ascii="Arial" w:eastAsia="Times New Roman" w:hAnsi="Arial" w:cs="Arial"/>
+          <w:color w:val="000000"/>
+          <w:lang w:val="en-PK" w:eastAsia="en-PK"/>
+        </w:rPr>
+        <w:t>optin</w:t>
+      </w:r>
+      <w:proofErr w:type="spellEnd"/>
+      <w:r>
+        <w:rPr>
+          <w:rFonts w:ascii="Arial" w:eastAsia="Times New Roman" w:hAnsi="Arial" w:cs="Arial"/>
+          <w:color w:val="000000"/>
+          <w:lang w:val="en-PK" w:eastAsia="en-PK"/>
+        </w:rPr>
+        <w:t xml:space="preserve"> on Site level. By default, it is disabled.</w:t>
+      </w:r>
+      <w:r>
+        <w:rPr>
+          <w:rFonts w:eastAsia="Times New Roman"/>
+          <w:color w:val="000000"/>
+          <w:lang w:val="en-PK" w:eastAsia="en-PK"/>
+        </w:rPr>
+        <w:t xml:space="preserve"> </w:t>
+      </w:r>
+      <w:r>
+        <w:rPr>
+          <w:rFonts w:ascii="Arial" w:eastAsia="Times New Roman" w:hAnsi="Arial" w:cs="Arial"/>
+          <w:color w:val="000000"/>
+          <w:lang w:val="en-PK" w:eastAsia="en-PK"/>
+        </w:rPr>
+        <w:t xml:space="preserve">This toggle will only take place if ESW </w:t>
+      </w:r>
+      <w:r>
+        <w:rPr>
+          <w:rFonts w:ascii="Arial" w:eastAsia="Times New Roman" w:hAnsi="Arial" w:cs="Arial"/>
+          <w:color w:val="000000"/>
+          <w:lang w:val="en-PK" w:eastAsia="en-PK"/>
+        </w:rPr>
+        <w:t xml:space="preserve">Enable </w:t>
+      </w:r>
+      <w:proofErr w:type="spellStart"/>
+      <w:r>
+        <w:rPr>
+          <w:rFonts w:ascii="Arial" w:eastAsia="Times New Roman" w:hAnsi="Arial" w:cs="Arial"/>
+          <w:color w:val="000000"/>
+          <w:lang w:val="en-PK" w:eastAsia="en-PK"/>
+        </w:rPr>
+        <w:t>Optins</w:t>
+      </w:r>
+      <w:proofErr w:type="spellEnd"/>
+      <w:r>
+        <w:rPr>
+          <w:rFonts w:ascii="Arial" w:eastAsia="Times New Roman" w:hAnsi="Arial" w:cs="Arial"/>
+          <w:color w:val="000000"/>
+          <w:lang w:val="en-PK" w:eastAsia="en-PK"/>
+        </w:rPr>
+        <w:t xml:space="preserve"> is enabled</w:t>
+      </w:r>
+    </w:p>
+    <w:p>
+      <w:pPr>
+        <w:pStyle w:val="ListParagraph"/>
+        <w:numPr>
+          <w:ilvl w:val="0"/>
+          <w:numId w:val="5"/>
+        </w:numPr>
+        <w:shd w:val="clear" w:color="auto" w:fill="FFFFFF"/>
+        <w:spacing w:line="285" w:lineRule="atLeast"/>
+        <w:rPr>
+          <w:rFonts w:ascii="Arial" w:eastAsia="Times New Roman" w:hAnsi="Arial" w:cs="Arial"/>
+          <w:b/>
+          <w:bCs/>
+          <w:color w:val="000000"/>
+          <w:lang w:val="en-PK" w:eastAsia="en-PK"/>
+        </w:rPr>
+      </w:pPr>
+      <w:r>
+        <w:rPr>
+          <w:rFonts w:ascii="Arial" w:eastAsia="Times New Roman" w:hAnsi="Arial" w:cs="Arial"/>
+          <w:b/>
+          <w:bCs/>
+          <w:color w:val="000000"/>
+          <w:lang w:val="en-PK" w:eastAsia="en-PK"/>
+        </w:rPr>
+        <w:t>ESW Enable Phone Marketing Opt-In</w:t>
+      </w:r>
+      <w:r>
+        <w:rPr>
+          <w:rFonts w:ascii="Arial" w:eastAsia="Times New Roman" w:hAnsi="Arial" w:cs="Arial"/>
+          <w:b/>
+          <w:bCs/>
+          <w:color w:val="000000"/>
+          <w:lang w:val="en-PK" w:eastAsia="en-PK"/>
+        </w:rPr>
+        <w:t>:</w:t>
+      </w:r>
+      <w:r>
+        <w:rPr>
+          <w:rFonts w:ascii="Arial" w:eastAsia="Times New Roman" w:hAnsi="Arial" w:cs="Arial"/>
+          <w:b/>
+          <w:bCs/>
+          <w:color w:val="000000"/>
+          <w:lang w:val="en-PK" w:eastAsia="en-PK"/>
+        </w:rPr>
+        <w:t xml:space="preserve"> </w:t>
+      </w:r>
+      <w:r>
+        <w:rPr>
+          <w:rFonts w:ascii="Arial" w:eastAsia="Times New Roman" w:hAnsi="Arial" w:cs="Arial"/>
+          <w:b/>
+          <w:bCs/>
+          <w:color w:val="000000"/>
+          <w:lang w:val="en-PK" w:eastAsia="en-PK"/>
+        </w:rPr>
+        <w:t xml:space="preserve">: </w:t>
+      </w:r>
+      <w:r>
+        <w:rPr>
+          <w:rFonts w:ascii="Arial" w:eastAsia="Times New Roman" w:hAnsi="Arial" w:cs="Arial"/>
+          <w:color w:val="000000"/>
+          <w:lang w:val="en-PK" w:eastAsia="en-PK"/>
+        </w:rPr>
+        <w:t xml:space="preserve">This preference enables/disables the Phone marketing </w:t>
+      </w:r>
+      <w:proofErr w:type="spellStart"/>
+      <w:r>
+        <w:rPr>
+          <w:rFonts w:ascii="Arial" w:eastAsia="Times New Roman" w:hAnsi="Arial" w:cs="Arial"/>
+          <w:color w:val="000000"/>
+          <w:lang w:val="en-PK" w:eastAsia="en-PK"/>
+        </w:rPr>
+        <w:t>optin</w:t>
+      </w:r>
+      <w:proofErr w:type="spellEnd"/>
+      <w:r>
+        <w:rPr>
+          <w:rFonts w:ascii="Arial" w:eastAsia="Times New Roman" w:hAnsi="Arial" w:cs="Arial"/>
+          <w:color w:val="000000"/>
+          <w:lang w:val="en-PK" w:eastAsia="en-PK"/>
+        </w:rPr>
+        <w:t xml:space="preserve"> on Site level. By default, it is disabled. This toggle will only take place if ESW </w:t>
+      </w:r>
+      <w:r>
+        <w:rPr>
+          <w:rFonts w:ascii="Arial" w:eastAsia="Times New Roman" w:hAnsi="Arial" w:cs="Arial"/>
+          <w:color w:val="000000"/>
+          <w:lang w:val="en-PK" w:eastAsia="en-PK"/>
+        </w:rPr>
+        <w:t xml:space="preserve">Enable </w:t>
+      </w:r>
+      <w:proofErr w:type="spellStart"/>
+      <w:r>
+        <w:rPr>
+          <w:rFonts w:ascii="Arial" w:eastAsia="Times New Roman" w:hAnsi="Arial" w:cs="Arial"/>
+          <w:color w:val="000000"/>
+          <w:lang w:val="en-PK" w:eastAsia="en-PK"/>
+        </w:rPr>
+        <w:t>Optins</w:t>
+      </w:r>
+      <w:proofErr w:type="spellEnd"/>
+      <w:r>
+        <w:rPr>
+          <w:rFonts w:ascii="Arial" w:eastAsia="Times New Roman" w:hAnsi="Arial" w:cs="Arial"/>
+          <w:color w:val="000000"/>
+          <w:lang w:val="en-PK" w:eastAsia="en-PK"/>
+        </w:rPr>
+        <w:t xml:space="preserve"> is enabled</w:t>
+      </w:r>
+    </w:p>
+    <w:p>
+      <w:pPr>
+        <w:pStyle w:val="ListParagraph"/>
+        <w:numPr>
+          <w:ilvl w:val="0"/>
+          <w:numId w:val="5"/>
+        </w:numPr>
+        <w:shd w:val="clear" w:color="auto" w:fill="FFFFFF"/>
+        <w:spacing w:line="285" w:lineRule="atLeast"/>
+        <w:rPr>
+          <w:rFonts w:ascii="Arial" w:eastAsia="Times New Roman" w:hAnsi="Arial" w:cs="Arial"/>
+          <w:b/>
+          <w:bCs/>
+          <w:color w:val="000000"/>
+          <w:lang w:val="en-PK" w:eastAsia="en-PK"/>
+        </w:rPr>
+      </w:pPr>
+      <w:r>
+        <w:rPr>
+          <w:rFonts w:ascii="Arial" w:eastAsia="Times New Roman" w:hAnsi="Arial" w:cs="Arial"/>
+          <w:b/>
+          <w:bCs/>
+          <w:color w:val="000000"/>
+          <w:lang w:val="en-PK" w:eastAsia="en-PK"/>
+        </w:rPr>
+        <w:t>ESW Enable Post Marketing Opt-In</w:t>
+      </w:r>
+      <w:r>
+        <w:rPr>
+          <w:rFonts w:ascii="Arial" w:eastAsia="Times New Roman" w:hAnsi="Arial" w:cs="Arial"/>
+          <w:b/>
+          <w:bCs/>
+          <w:color w:val="000000"/>
+          <w:lang w:val="en-PK" w:eastAsia="en-PK"/>
+        </w:rPr>
+        <w:t xml:space="preserve">: : </w:t>
+      </w:r>
+      <w:r>
+        <w:rPr>
+          <w:rFonts w:ascii="Arial" w:eastAsia="Times New Roman" w:hAnsi="Arial" w:cs="Arial"/>
+          <w:color w:val="000000"/>
+          <w:lang w:val="en-PK" w:eastAsia="en-PK"/>
+        </w:rPr>
+        <w:t xml:space="preserve">This preference enables/disables the Post marketing </w:t>
+      </w:r>
+      <w:proofErr w:type="spellStart"/>
+      <w:r>
+        <w:rPr>
+          <w:rFonts w:ascii="Arial" w:eastAsia="Times New Roman" w:hAnsi="Arial" w:cs="Arial"/>
+          <w:color w:val="000000"/>
+          <w:lang w:val="en-PK" w:eastAsia="en-PK"/>
+        </w:rPr>
+        <w:t>optin</w:t>
+      </w:r>
+      <w:proofErr w:type="spellEnd"/>
+      <w:r>
+        <w:rPr>
+          <w:rFonts w:ascii="Arial" w:eastAsia="Times New Roman" w:hAnsi="Arial" w:cs="Arial"/>
+          <w:color w:val="000000"/>
+          <w:lang w:val="en-PK" w:eastAsia="en-PK"/>
+        </w:rPr>
+        <w:t xml:space="preserve"> on Site level. By default, it is disabled. This toggle will only take place if ESW </w:t>
+      </w:r>
+      <w:r>
+        <w:rPr>
+          <w:rFonts w:ascii="Arial" w:eastAsia="Times New Roman" w:hAnsi="Arial" w:cs="Arial"/>
+          <w:color w:val="000000"/>
+          <w:lang w:val="en-PK" w:eastAsia="en-PK"/>
+        </w:rPr>
+        <w:t xml:space="preserve">Enable </w:t>
+      </w:r>
+      <w:proofErr w:type="spellStart"/>
+      <w:r>
+        <w:rPr>
+          <w:rFonts w:ascii="Arial" w:eastAsia="Times New Roman" w:hAnsi="Arial" w:cs="Arial"/>
+          <w:color w:val="000000"/>
+          <w:lang w:val="en-PK" w:eastAsia="en-PK"/>
+        </w:rPr>
+        <w:t>Optins</w:t>
+      </w:r>
+      <w:proofErr w:type="spellEnd"/>
+      <w:r>
+        <w:rPr>
+          <w:rFonts w:ascii="Arial" w:eastAsia="Times New Roman" w:hAnsi="Arial" w:cs="Arial"/>
+          <w:color w:val="000000"/>
+          <w:lang w:val="en-PK" w:eastAsia="en-PK"/>
+        </w:rPr>
+        <w:t xml:space="preserve"> is enabled</w:t>
+      </w:r>
+    </w:p>
+    <w:bookmarkEnd w:id="11"/>
+    <w:p>
+      <w:pPr>
+        <w:shd w:val="clear" w:color="auto" w:fill="FFFFFF"/>
+        <w:spacing w:line="285" w:lineRule="atLeast"/>
+        <w:ind w:left="360"/>
+        <w:rPr>
+          <w:rFonts w:ascii="Arial" w:eastAsia="Times New Roman" w:hAnsi="Arial" w:cs="Arial"/>
+          <w:b/>
+          <w:bCs/>
+          <w:color w:val="000000"/>
+          <w:lang w:val="en-PK" w:eastAsia="en-PK"/>
+        </w:rPr>
+      </w:pPr>
+    </w:p>
+    <w:bookmarkEnd w:id="12"/>
+    <w:p>
+      <w:pPr>
+        <w:pStyle w:val="ListParagraph"/>
+        <w:shd w:val="clear" w:color="auto" w:fill="FFFFFF"/>
+        <w:spacing w:line="285" w:lineRule="atLeast"/>
+        <w:rPr>
+          <w:rFonts w:ascii="Arial" w:eastAsia="Times New Roman" w:hAnsi="Arial" w:cs="Arial"/>
+          <w:b/>
+          <w:bCs/>
+          <w:color w:val="000000"/>
+        </w:rPr>
+      </w:pPr>
+    </w:p>
+    <w:p>
+      <w:pPr>
         <w:pStyle w:val="11U"/>
         <w:jc w:val="both"/>
         <w:rPr>
@@ -5121,20 +5672,21 @@
           <w:szCs w:val="28"/>
         </w:rPr>
       </w:pPr>
-      <w:bookmarkStart w:id="11" w:name="ESW_Pricing_Configuration_site_prefe"/>
-      <w:bookmarkStart w:id="12" w:name="_Toc72828569"/>
-      <w:bookmarkStart w:id="13" w:name="_Toc99367925"/>
+      <w:bookmarkStart w:id="13" w:name="ESW_Pricing_Configuration_site_prefe"/>
+      <w:bookmarkStart w:id="14" w:name="_Toc72828569"/>
+      <w:bookmarkStart w:id="15" w:name="_Toc221569418"/>
       <w:r>
         <w:rPr>
           <w:rFonts w:ascii="Arial" w:hAnsi="Arial" w:cs="Arial"/>
           <w:sz w:val="28"/>
           <w:szCs w:val="28"/>
         </w:rPr>
+        <w:lastRenderedPageBreak/>
         <w:t>ESW Pricing Configuration</w:t>
       </w:r>
-      <w:bookmarkEnd w:id="11"/>
-      <w:bookmarkEnd w:id="12"/>
       <w:bookmarkEnd w:id="13"/>
+      <w:bookmarkEnd w:id="14"/>
+      <w:bookmarkEnd w:id="15"/>
     </w:p>
     <w:p>
       <w:pPr>
@@ -5338,7 +5890,6 @@
           <w:sz w:val="20"/>
           <w:szCs w:val="20"/>
         </w:rPr>
-        <w:lastRenderedPageBreak/>
         <w:drawing>
           <wp:inline distT="0" distB="0" distL="0" distR="0" wp14:anchorId="7E37B953" wp14:editId="3ACD93D2">
             <wp:extent cx="5943600" cy="2544445"/>
@@ -5447,6 +5998,7 @@
           <w:sz w:val="20"/>
           <w:szCs w:val="20"/>
         </w:rPr>
+        <w:lastRenderedPageBreak/>
         <w:drawing>
           <wp:inline distT="0" distB="0" distL="0" distR="0" wp14:anchorId="7BACC410" wp14:editId="2DEAA5C8">
             <wp:extent cx="5943600" cy="2540000"/>
@@ -5535,7 +6087,7 @@
           <w:szCs w:val="20"/>
         </w:rPr>
       </w:pPr>
-      <w:bookmarkStart w:id="14" w:name="ESW_Override_Price_Book"/>
+      <w:bookmarkStart w:id="16" w:name="ESW_Override_Price_Book"/>
       <w:r>
         <w:rPr>
           <w:b/>
@@ -5545,15 +6097,39 @@
           <w:szCs w:val="20"/>
           <w:shd w:val="clear" w:color="auto" w:fill="FFFFFF"/>
         </w:rPr>
-        <w:t>ESW Fixed List PriceBook Pattern</w:t>
-      </w:r>
-      <w:r>
-        <w:rPr>
+        <w:t xml:space="preserve">ESW Fixed List </w:t>
+      </w:r>
+      <w:proofErr w:type="spellStart"/>
+      <w:r>
+        <w:rPr>
+          <w:b/>
+          <w:bCs/>
           <w:color w:val="000000"/>
           <w:sz w:val="20"/>
           <w:szCs w:val="20"/>
           <w:shd w:val="clear" w:color="auto" w:fill="FFFFFF"/>
         </w:rPr>
+        <w:t>PriceBook</w:t>
+      </w:r>
+      <w:proofErr w:type="spellEnd"/>
+      <w:r>
+        <w:rPr>
+          <w:b/>
+          <w:bCs/>
+          <w:color w:val="000000"/>
+          <w:sz w:val="20"/>
+          <w:szCs w:val="20"/>
+          <w:shd w:val="clear" w:color="auto" w:fill="FFFFFF"/>
+        </w:rPr>
+        <w:t xml:space="preserve"> Pattern</w:t>
+      </w:r>
+      <w:r>
+        <w:rPr>
+          <w:color w:val="000000"/>
+          <w:sz w:val="20"/>
+          <w:szCs w:val="20"/>
+          <w:shd w:val="clear" w:color="auto" w:fill="FFFFFF"/>
+        </w:rPr>
         <w:t xml:space="preserve"> This site preference sets the list price books Id pattern for fixed price model countries. i.e.  </w:t>
       </w:r>
       <w:r>
@@ -5563,8 +6139,9 @@
           <w:szCs w:val="20"/>
           <w:shd w:val="clear" w:color="auto" w:fill="FFFFFF"/>
         </w:rPr>
-        <w:t>{countryCode}-list-price-book</w:t>
-      </w:r>
+        <w:t>{</w:t>
+      </w:r>
+      <w:proofErr w:type="spellStart"/>
       <w:r>
         <w:rPr>
           <w:color w:val="000000"/>
@@ -5572,7 +6149,46 @@
           <w:szCs w:val="20"/>
           <w:shd w:val="clear" w:color="auto" w:fill="FFFFFF"/>
         </w:rPr>
-        <w:t>. Pattern must have {countryCode} string part in this value.</w:t>
+        <w:t>countryCode</w:t>
+      </w:r>
+      <w:proofErr w:type="spellEnd"/>
+      <w:r>
+        <w:rPr>
+          <w:color w:val="000000"/>
+          <w:sz w:val="20"/>
+          <w:szCs w:val="20"/>
+          <w:shd w:val="clear" w:color="auto" w:fill="FFFFFF"/>
+        </w:rPr>
+        <w:t>}-list-price-book</w:t>
+      </w:r>
+      <w:r>
+        <w:rPr>
+          <w:color w:val="000000"/>
+          <w:sz w:val="20"/>
+          <w:szCs w:val="20"/>
+          <w:shd w:val="clear" w:color="auto" w:fill="FFFFFF"/>
+        </w:rPr>
+        <w:t>. Pattern must have {</w:t>
+      </w:r>
+      <w:proofErr w:type="spellStart"/>
+      <w:r>
+        <w:rPr>
+          <w:color w:val="000000"/>
+          <w:sz w:val="20"/>
+          <w:szCs w:val="20"/>
+          <w:shd w:val="clear" w:color="auto" w:fill="FFFFFF"/>
+        </w:rPr>
+        <w:t>countryCode</w:t>
+      </w:r>
+      <w:proofErr w:type="spellEnd"/>
+      <w:r>
+        <w:rPr>
+          <w:color w:val="000000"/>
+          <w:sz w:val="20"/>
+          <w:szCs w:val="20"/>
+          <w:shd w:val="clear" w:color="auto" w:fill="FFFFFF"/>
+        </w:rPr>
+        <w:t>} string part in this value.</w:t>
       </w:r>
     </w:p>
     <w:p>
@@ -5600,7 +6216,6 @@
           <w:szCs w:val="20"/>
           <w:shd w:val="clear" w:color="auto" w:fill="FFFFFF"/>
         </w:rPr>
-        <w:lastRenderedPageBreak/>
         <w:t xml:space="preserve">ESW Fixed </w:t>
       </w:r>
       <w:r>
@@ -5623,15 +6238,39 @@
           <w:szCs w:val="20"/>
           <w:shd w:val="clear" w:color="auto" w:fill="FFFFFF"/>
         </w:rPr>
-        <w:t xml:space="preserve"> PriceBook Pattern</w:t>
-      </w:r>
-      <w:r>
-        <w:rPr>
+        <w:t xml:space="preserve"> </w:t>
+      </w:r>
+      <w:proofErr w:type="spellStart"/>
+      <w:r>
+        <w:rPr>
+          <w:b/>
+          <w:bCs/>
           <w:color w:val="000000"/>
           <w:sz w:val="20"/>
           <w:szCs w:val="20"/>
           <w:shd w:val="clear" w:color="auto" w:fill="FFFFFF"/>
         </w:rPr>
+        <w:t>PriceBook</w:t>
+      </w:r>
+      <w:proofErr w:type="spellEnd"/>
+      <w:r>
+        <w:rPr>
+          <w:b/>
+          <w:bCs/>
+          <w:color w:val="000000"/>
+          <w:sz w:val="20"/>
+          <w:szCs w:val="20"/>
+          <w:shd w:val="clear" w:color="auto" w:fill="FFFFFF"/>
+        </w:rPr>
+        <w:t xml:space="preserve"> Pattern</w:t>
+      </w:r>
+      <w:r>
+        <w:rPr>
+          <w:color w:val="000000"/>
+          <w:sz w:val="20"/>
+          <w:szCs w:val="20"/>
+          <w:shd w:val="clear" w:color="auto" w:fill="FFFFFF"/>
+        </w:rPr>
         <w:t xml:space="preserve"> This site preference sets the sale price books Id pattern for fixed price model countries. i.e.  </w:t>
       </w:r>
       <w:r>
@@ -5641,8 +6280,9 @@
           <w:szCs w:val="20"/>
           <w:shd w:val="clear" w:color="auto" w:fill="FFFFFF"/>
         </w:rPr>
-        <w:t>{countryCode}-</w:t>
-      </w:r>
+        <w:t>{</w:t>
+      </w:r>
+      <w:proofErr w:type="spellStart"/>
       <w:r>
         <w:rPr>
           <w:color w:val="000000"/>
@@ -5650,6 +6290,25 @@
           <w:szCs w:val="20"/>
           <w:shd w:val="clear" w:color="auto" w:fill="FFFFFF"/>
         </w:rPr>
+        <w:t>countryCode</w:t>
+      </w:r>
+      <w:proofErr w:type="spellEnd"/>
+      <w:r>
+        <w:rPr>
+          <w:color w:val="000000"/>
+          <w:sz w:val="20"/>
+          <w:szCs w:val="20"/>
+          <w:shd w:val="clear" w:color="auto" w:fill="FFFFFF"/>
+        </w:rPr>
+        <w:t>}-</w:t>
+      </w:r>
+      <w:r>
+        <w:rPr>
+          <w:color w:val="000000"/>
+          <w:sz w:val="20"/>
+          <w:szCs w:val="20"/>
+          <w:shd w:val="clear" w:color="auto" w:fill="FFFFFF"/>
+        </w:rPr>
         <w:t>sale</w:t>
       </w:r>
       <w:r>
@@ -5668,10 +6327,30 @@
           <w:szCs w:val="20"/>
           <w:shd w:val="clear" w:color="auto" w:fill="FFFFFF"/>
         </w:rPr>
-        <w:t>. Pattern must have {countryCode} string part in this value.</w:t>
-      </w:r>
-    </w:p>
-    <w:bookmarkEnd w:id="14"/>
+        <w:t>. Pattern must have {</w:t>
+      </w:r>
+      <w:proofErr w:type="spellStart"/>
+      <w:r>
+        <w:rPr>
+          <w:color w:val="000000"/>
+          <w:sz w:val="20"/>
+          <w:szCs w:val="20"/>
+          <w:shd w:val="clear" w:color="auto" w:fill="FFFFFF"/>
+        </w:rPr>
+        <w:t>countryCode</w:t>
+      </w:r>
+      <w:proofErr w:type="spellEnd"/>
+      <w:r>
+        <w:rPr>
+          <w:color w:val="000000"/>
+          <w:sz w:val="20"/>
+          <w:szCs w:val="20"/>
+          <w:shd w:val="clear" w:color="auto" w:fill="FFFFFF"/>
+        </w:rPr>
+        <w:t>} string part in this value.</w:t>
+      </w:r>
+    </w:p>
+    <w:bookmarkEnd w:id="16"/>
     <w:p>
       <w:pPr>
         <w:pStyle w:val="p"/>
@@ -5737,8 +6416,18 @@
           <w:sz w:val="20"/>
           <w:szCs w:val="20"/>
         </w:rPr>
-        <w:t>ESW Enable Roundings</w:t>
-      </w:r>
+        <w:t xml:space="preserve">ESW Enable </w:t>
+      </w:r>
+      <w:proofErr w:type="spellStart"/>
+      <w:r>
+        <w:rPr>
+          <w:rStyle w:val="Strong"/>
+          <w:sz w:val="20"/>
+          <w:szCs w:val="20"/>
+        </w:rPr>
+        <w:t>Roundings</w:t>
+      </w:r>
+      <w:proofErr w:type="spellEnd"/>
       <w:r>
         <w:rPr>
           <w:sz w:val="20"/>
@@ -5900,6 +6589,7 @@
           <w:sz w:val="20"/>
           <w:szCs w:val="20"/>
         </w:rPr>
+        <w:lastRenderedPageBreak/>
         <w:t>ESW Production Client Secret for Price Feed Authorization Request</w:t>
       </w:r>
       <w:r>
@@ -6097,6 +6787,7 @@
                 <w:szCs w:val="20"/>
               </w:rPr>
             </w:pPr>
+            <w:proofErr w:type="spellStart"/>
             <w:r>
               <w:rPr>
                 <w:rFonts w:cs="Arial"/>
@@ -6105,6 +6796,7 @@
               </w:rPr>
               <w:t>countryCode</w:t>
             </w:r>
+            <w:proofErr w:type="spellEnd"/>
           </w:p>
         </w:tc>
         <w:tc>
@@ -6177,6 +6869,7 @@
                 <w:szCs w:val="20"/>
               </w:rPr>
             </w:pPr>
+            <w:proofErr w:type="spellStart"/>
             <w:r>
               <w:rPr>
                 <w:rFonts w:cs="Arial"/>
@@ -6185,6 +6878,7 @@
               </w:rPr>
               <w:t>currencyCode</w:t>
             </w:r>
+            <w:proofErr w:type="spellEnd"/>
           </w:p>
         </w:tc>
         <w:tc>
@@ -6257,6 +6951,7 @@
                 <w:szCs w:val="20"/>
               </w:rPr>
             </w:pPr>
+            <w:proofErr w:type="spellStart"/>
             <w:r>
               <w:rPr>
                 <w:rFonts w:cs="Arial"/>
@@ -6265,6 +6960,7 @@
               </w:rPr>
               <w:t>localListPriceBook</w:t>
             </w:r>
+            <w:proofErr w:type="spellEnd"/>
           </w:p>
         </w:tc>
         <w:tc>
@@ -6337,6 +7033,7 @@
                 <w:szCs w:val="20"/>
               </w:rPr>
             </w:pPr>
+            <w:proofErr w:type="spellStart"/>
             <w:r>
               <w:rPr>
                 <w:rFonts w:cs="Arial"/>
@@ -6345,6 +7042,7 @@
               </w:rPr>
               <w:t>localSalePriceBook</w:t>
             </w:r>
+            <w:proofErr w:type="spellEnd"/>
           </w:p>
         </w:tc>
         <w:tc>
@@ -6417,6 +7115,7 @@
                 <w:szCs w:val="20"/>
               </w:rPr>
             </w:pPr>
+            <w:proofErr w:type="spellStart"/>
             <w:r>
               <w:rPr>
                 <w:rFonts w:cs="Arial"/>
@@ -6425,6 +7124,7 @@
               </w:rPr>
               <w:t>baseListPriceBook</w:t>
             </w:r>
+            <w:proofErr w:type="spellEnd"/>
           </w:p>
         </w:tc>
         <w:tc>
@@ -6497,15 +7197,16 @@
                 <w:szCs w:val="20"/>
               </w:rPr>
             </w:pPr>
+            <w:proofErr w:type="spellStart"/>
             <w:r>
               <w:rPr>
                 <w:rFonts w:cs="Arial"/>
                 <w:sz w:val="20"/>
                 <w:szCs w:val="20"/>
               </w:rPr>
-              <w:lastRenderedPageBreak/>
               <w:t>baseSalePriceBook</w:t>
             </w:r>
+            <w:proofErr w:type="spellEnd"/>
           </w:p>
         </w:tc>
         <w:tc>
@@ -6541,7 +7242,25 @@
                 <w:sz w:val="20"/>
                 <w:szCs w:val="20"/>
               </w:rPr>
-              <w:t>(Required if 'localSalePriceBook' is provided) The price book ID of the base sale price. The price book currency must match the tenant base currency.</w:t>
+              <w:t>(Required if '</w:t>
+            </w:r>
+            <w:proofErr w:type="spellStart"/>
+            <w:r>
+              <w:rPr>
+                <w:rFonts w:cs="Arial"/>
+                <w:sz w:val="20"/>
+                <w:szCs w:val="20"/>
+              </w:rPr>
+              <w:t>localSalePriceBook</w:t>
+            </w:r>
+            <w:proofErr w:type="spellEnd"/>
+            <w:r>
+              <w:rPr>
+                <w:rFonts w:cs="Arial"/>
+                <w:sz w:val="20"/>
+                <w:szCs w:val="20"/>
+              </w:rPr>
+              <w:t>' is provided) The price book ID of the base sale price. The price book currency must match the tenant base currency.</w:t>
             </w:r>
           </w:p>
         </w:tc>
@@ -6578,6 +7297,7 @@
                 <w:szCs w:val="20"/>
               </w:rPr>
             </w:pPr>
+            <w:proofErr w:type="spellStart"/>
             <w:r>
               <w:rPr>
                 <w:rFonts w:cs="Arial"/>
@@ -6586,6 +7306,7 @@
               </w:rPr>
               <w:t>applyCountryAdjustments</w:t>
             </w:r>
+            <w:proofErr w:type="spellEnd"/>
           </w:p>
         </w:tc>
         <w:tc>
@@ -6658,6 +7379,7 @@
                 <w:szCs w:val="20"/>
               </w:rPr>
             </w:pPr>
+            <w:proofErr w:type="spellStart"/>
             <w:r>
               <w:rPr>
                 <w:rFonts w:cs="Arial"/>
@@ -6666,6 +7388,7 @@
               </w:rPr>
               <w:t>applyRoundingModel</w:t>
             </w:r>
+            <w:proofErr w:type="spellEnd"/>
           </w:p>
         </w:tc>
         <w:tc>
@@ -6798,7 +7521,23 @@
           <w:rFonts w:ascii="Arial" w:hAnsi="Arial" w:cs="Arial"/>
           <w:sz w:val="20"/>
         </w:rPr>
-        <w:t xml:space="preserve">      "campaignId":"",</w:t>
+        <w:t xml:space="preserve">      "</w:t>
+      </w:r>
+      <w:proofErr w:type="spellStart"/>
+      <w:r>
+        <w:rPr>
+          <w:rFonts w:ascii="Arial" w:hAnsi="Arial" w:cs="Arial"/>
+          <w:sz w:val="20"/>
+        </w:rPr>
+        <w:t>campaignId</w:t>
+      </w:r>
+      <w:proofErr w:type="spellEnd"/>
+      <w:r>
+        <w:rPr>
+          <w:rFonts w:ascii="Arial" w:hAnsi="Arial" w:cs="Arial"/>
+          <w:sz w:val="20"/>
+        </w:rPr>
+        <w:t>":"",</w:t>
       </w:r>
     </w:p>
     <w:p>
@@ -6814,7 +7553,23 @@
           <w:rFonts w:ascii="Arial" w:hAnsi="Arial" w:cs="Arial"/>
           <w:sz w:val="20"/>
         </w:rPr>
-        <w:t xml:space="preserve">      "excludeCurrencies":[</w:t>
+        <w:t xml:space="preserve">      "</w:t>
+      </w:r>
+      <w:proofErr w:type="spellStart"/>
+      <w:r>
+        <w:rPr>
+          <w:rFonts w:ascii="Arial" w:hAnsi="Arial" w:cs="Arial"/>
+          <w:sz w:val="20"/>
+        </w:rPr>
+        <w:t>excludeCurrencies</w:t>
+      </w:r>
+      <w:proofErr w:type="spellEnd"/>
+      <w:r>
+        <w:rPr>
+          <w:rFonts w:ascii="Arial" w:hAnsi="Arial" w:cs="Arial"/>
+          <w:sz w:val="20"/>
+        </w:rPr>
+        <w:t>":[</w:t>
       </w:r>
     </w:p>
     <w:p>
@@ -6878,6 +7633,7 @@
           <w:rFonts w:ascii="Arial" w:hAnsi="Arial" w:cs="Arial"/>
           <w:sz w:val="20"/>
         </w:rPr>
+        <w:lastRenderedPageBreak/>
         <w:t xml:space="preserve">   },</w:t>
       </w:r>
     </w:p>
@@ -6926,7 +7682,23 @@
           <w:rFonts w:ascii="Arial" w:hAnsi="Arial" w:cs="Arial"/>
           <w:sz w:val="20"/>
         </w:rPr>
-        <w:t xml:space="preserve">      "campaignId":"Automation",</w:t>
+        <w:t xml:space="preserve">      "</w:t>
+      </w:r>
+      <w:proofErr w:type="spellStart"/>
+      <w:r>
+        <w:rPr>
+          <w:rFonts w:ascii="Arial" w:hAnsi="Arial" w:cs="Arial"/>
+          <w:sz w:val="20"/>
+        </w:rPr>
+        <w:t>campaignId</w:t>
+      </w:r>
+      <w:proofErr w:type="spellEnd"/>
+      <w:r>
+        <w:rPr>
+          <w:rFonts w:ascii="Arial" w:hAnsi="Arial" w:cs="Arial"/>
+          <w:sz w:val="20"/>
+        </w:rPr>
+        <w:t>":"Automation",</w:t>
       </w:r>
     </w:p>
     <w:p>
@@ -6942,7 +7714,23 @@
           <w:rFonts w:ascii="Arial" w:hAnsi="Arial" w:cs="Arial"/>
           <w:sz w:val="20"/>
         </w:rPr>
-        <w:t xml:space="preserve">      "excludeCurrencies":""</w:t>
+        <w:t xml:space="preserve">      "</w:t>
+      </w:r>
+      <w:proofErr w:type="spellStart"/>
+      <w:r>
+        <w:rPr>
+          <w:rFonts w:ascii="Arial" w:hAnsi="Arial" w:cs="Arial"/>
+          <w:sz w:val="20"/>
+        </w:rPr>
+        <w:t>excludeCurrencies</w:t>
+      </w:r>
+      <w:proofErr w:type="spellEnd"/>
+      <w:r>
+        <w:rPr>
+          <w:rFonts w:ascii="Arial" w:hAnsi="Arial" w:cs="Arial"/>
+          <w:sz w:val="20"/>
+        </w:rPr>
+        <w:t>":""</w:t>
       </w:r>
     </w:p>
     <w:p>
@@ -7144,13 +7932,23 @@
                 <w:szCs w:val="20"/>
               </w:rPr>
             </w:pPr>
+            <w:proofErr w:type="spellStart"/>
             <w:r>
               <w:rPr>
                 <w:rFonts w:cs="Arial"/>
                 <w:sz w:val="20"/>
                 <w:szCs w:val="20"/>
               </w:rPr>
-              <w:t>basePromoId </w:t>
+              <w:t>basePromoId</w:t>
+            </w:r>
+            <w:proofErr w:type="spellEnd"/>
+            <w:r>
+              <w:rPr>
+                <w:rFonts w:cs="Arial"/>
+                <w:sz w:val="20"/>
+                <w:szCs w:val="20"/>
+              </w:rPr>
+              <w:t> </w:t>
             </w:r>
           </w:p>
         </w:tc>
@@ -7224,14 +8022,23 @@
                 <w:szCs w:val="20"/>
               </w:rPr>
             </w:pPr>
+            <w:proofErr w:type="spellStart"/>
             <w:r>
               <w:rPr>
                 <w:rFonts w:cs="Arial"/>
                 <w:sz w:val="20"/>
                 <w:szCs w:val="20"/>
               </w:rPr>
-              <w:lastRenderedPageBreak/>
-              <w:t>campaignId </w:t>
+              <w:t>campaignId</w:t>
+            </w:r>
+            <w:proofErr w:type="spellEnd"/>
+            <w:r>
+              <w:rPr>
+                <w:rFonts w:cs="Arial"/>
+                <w:sz w:val="20"/>
+                <w:szCs w:val="20"/>
+              </w:rPr>
+              <w:t> </w:t>
             </w:r>
           </w:p>
         </w:tc>
@@ -7341,13 +8148,23 @@
                 <w:szCs w:val="20"/>
               </w:rPr>
             </w:pPr>
+            <w:proofErr w:type="spellStart"/>
             <w:r>
               <w:rPr>
                 <w:rFonts w:cs="Arial"/>
                 <w:sz w:val="20"/>
                 <w:szCs w:val="20"/>
               </w:rPr>
-              <w:t>excludeCurrencies </w:t>
+              <w:t>excludeCurrencies</w:t>
+            </w:r>
+            <w:proofErr w:type="spellEnd"/>
+            <w:r>
+              <w:rPr>
+                <w:rFonts w:cs="Arial"/>
+                <w:sz w:val="20"/>
+                <w:szCs w:val="20"/>
+              </w:rPr>
+              <w:t> </w:t>
             </w:r>
           </w:p>
         </w:tc>
@@ -7410,11 +8227,86 @@
     </w:tbl>
     <w:p>
       <w:pPr>
-        <w:rPr>
-          <w:rFonts w:ascii="Arial" w:hAnsi="Arial" w:cs="Arial"/>
-        </w:rPr>
-      </w:pPr>
-    </w:p>
+        <w:numPr>
+          <w:ilvl w:val="0"/>
+          <w:numId w:val="23"/>
+        </w:numPr>
+        <w:rPr>
+          <w:rFonts w:ascii="Arial" w:hAnsi="Arial" w:cs="Arial"/>
+        </w:rPr>
+      </w:pPr>
+      <w:r>
+        <w:rPr>
+          <w:rFonts w:ascii="Arial" w:hAnsi="Arial" w:cs="Arial"/>
+          <w:b/>
+          <w:bCs/>
+        </w:rPr>
+        <w:t>ESW Skip Flagged Product:</w:t>
+      </w:r>
+      <w:r>
+        <w:rPr>
+          <w:rFonts w:ascii="Arial" w:hAnsi="Arial" w:cs="Arial"/>
+        </w:rPr>
+        <w:t xml:space="preserve"> This flag indicates the inclusion of flagged products' localized prices in the localized </w:t>
+      </w:r>
+      <w:proofErr w:type="spellStart"/>
+      <w:r>
+        <w:rPr>
+          <w:rFonts w:ascii="Arial" w:hAnsi="Arial" w:cs="Arial"/>
+        </w:rPr>
+        <w:t>pricebook</w:t>
+      </w:r>
+      <w:proofErr w:type="spellEnd"/>
+      <w:r>
+        <w:rPr>
+          <w:rFonts w:ascii="Arial" w:hAnsi="Arial" w:cs="Arial"/>
+        </w:rPr>
+        <w:t xml:space="preserve"> generation. When a product is marked as price freeze, and this option is enabled, the base price will be included in the localized </w:t>
+      </w:r>
+      <w:proofErr w:type="spellStart"/>
+      <w:r>
+        <w:rPr>
+          <w:rFonts w:ascii="Arial" w:hAnsi="Arial" w:cs="Arial"/>
+        </w:rPr>
+        <w:t>pricebook</w:t>
+      </w:r>
+      <w:proofErr w:type="spellEnd"/>
+      <w:r>
+        <w:rPr>
+          <w:rFonts w:ascii="Arial" w:hAnsi="Arial" w:cs="Arial"/>
+        </w:rPr>
+        <w:t>. If this option is disabled, the prices for price freeze products will be retained as they are.</w:t>
+      </w:r>
+    </w:p>
+    <w:p>
+      <w:pPr>
+        <w:numPr>
+          <w:ilvl w:val="0"/>
+          <w:numId w:val="23"/>
+        </w:numPr>
+        <w:rPr>
+          <w:rFonts w:ascii="Arial" w:hAnsi="Arial" w:cs="Arial"/>
+          <w:lang w:val="en-PK"/>
+        </w:rPr>
+      </w:pPr>
+      <w:r>
+        <w:rPr>
+          <w:rFonts w:ascii="Arial" w:hAnsi="Arial" w:cs="Arial"/>
+          <w:b/>
+          <w:bCs/>
+          <w:lang w:val="en-PK"/>
+        </w:rPr>
+        <w:t>ESW Pricing Advisor Version:</w:t>
+      </w:r>
+      <w:r>
+        <w:rPr>
+          <w:rFonts w:ascii="Arial" w:hAnsi="Arial" w:cs="Arial"/>
+          <w:lang w:val="en-PK"/>
+        </w:rPr>
+        <w:t xml:space="preserve"> This preference indicates the pricing advisor version being used by the site. Currently, pricing advisor Version 3 and Version 4 are supported.</w:t>
+      </w:r>
+    </w:p>
+    <w:p/>
     <w:p>
       <w:pPr>
         <w:pStyle w:val="11U"/>
@@ -7425,7 +8317,7 @@
           <w:szCs w:val="28"/>
         </w:rPr>
       </w:pPr>
-      <w:bookmarkStart w:id="15" w:name="_Toc99367926"/>
+      <w:bookmarkStart w:id="17" w:name="_Toc221569419"/>
       <w:r>
         <w:rPr>
           <w:rFonts w:ascii="Arial" w:hAnsi="Arial" w:cs="Arial"/>
@@ -7434,7 +8326,7 @@
         </w:rPr>
         <w:t>ESW Checkout Configuration site preferences</w:t>
       </w:r>
-      <w:bookmarkEnd w:id="15"/>
+      <w:bookmarkEnd w:id="17"/>
     </w:p>
     <w:p>
       <w:pPr>
@@ -7576,6 +8468,7 @@
           <w:sz w:val="20"/>
           <w:szCs w:val="20"/>
         </w:rPr>
+        <w:lastRenderedPageBreak/>
         <w:t>ESW Checkout Service Name</w:t>
       </w:r>
       <w:r>
@@ -7654,12 +8547,21 @@
         </w:rPr>
         <w:t xml:space="preserve">: This option sets the URL that ESW will redirect to. The following URLs must be set in </w:t>
       </w:r>
-      <w:r>
-        <w:rPr>
-          <w:sz w:val="20"/>
-          <w:szCs w:val="20"/>
-        </w:rPr>
-        <w:t>key|value pair format</w:t>
+      <w:proofErr w:type="spellStart"/>
+      <w:r>
+        <w:rPr>
+          <w:sz w:val="20"/>
+          <w:szCs w:val="20"/>
+        </w:rPr>
+        <w:t>key|value</w:t>
+      </w:r>
+      <w:proofErr w:type="spellEnd"/>
+      <w:r>
+        <w:rPr>
+          <w:sz w:val="20"/>
+          <w:szCs w:val="20"/>
+        </w:rPr>
+        <w:t xml:space="preserve"> pair format</w:t>
       </w:r>
       <w:r>
         <w:rPr>
@@ -7682,6 +8584,7 @@
           <w:szCs w:val="20"/>
         </w:rPr>
       </w:pPr>
+      <w:proofErr w:type="spellStart"/>
       <w:r>
         <w:rPr>
           <w:b/>
@@ -7698,6 +8601,7 @@
         </w:rPr>
         <w:t>|Home-Show</w:t>
       </w:r>
+      <w:proofErr w:type="spellEnd"/>
     </w:p>
     <w:p>
       <w:pPr>
@@ -7712,6 +8616,7 @@
           <w:szCs w:val="20"/>
         </w:rPr>
       </w:pPr>
+      <w:proofErr w:type="spellStart"/>
       <w:r>
         <w:rPr>
           <w:b/>
@@ -7728,6 +8633,7 @@
         </w:rPr>
         <w:t>|Home-Show</w:t>
       </w:r>
+      <w:proofErr w:type="spellEnd"/>
     </w:p>
     <w:p>
       <w:pPr>
@@ -7742,6 +8648,7 @@
           <w:szCs w:val="20"/>
         </w:rPr>
       </w:pPr>
+      <w:proofErr w:type="spellStart"/>
       <w:r>
         <w:rPr>
           <w:b/>
@@ -7765,6 +8672,7 @@
         </w:rPr>
         <w:t>EShopWorld-GetCart</w:t>
       </w:r>
+      <w:proofErr w:type="spellEnd"/>
     </w:p>
     <w:p>
       <w:pPr>
@@ -7779,6 +8687,7 @@
           <w:szCs w:val="20"/>
         </w:rPr>
       </w:pPr>
+      <w:proofErr w:type="spellStart"/>
       <w:r>
         <w:rPr>
           <w:b/>
@@ -7813,6 +8722,7 @@
         </w:rPr>
         <w:t>|EShopWorld-GetCart</w:t>
       </w:r>
+      <w:proofErr w:type="spellEnd"/>
     </w:p>
     <w:p>
       <w:pPr>
@@ -7828,7 +8738,6 @@
           <w:sz w:val="20"/>
           <w:szCs w:val="20"/>
         </w:rPr>
-        <w:lastRenderedPageBreak/>
         <w:t xml:space="preserve">The above values are set by default once the job ESW Retailer </w:t>
       </w:r>
       <w:r>
@@ -7844,13 +8753,6 @@
           <w:szCs w:val="20"/>
         </w:rPr>
         <w:t>Configurator is executed successfully.</w:t>
-      </w:r>
-      <w:r>
-        <w:rPr>
-          <w:sz w:val="20"/>
-          <w:szCs w:val="20"/>
-        </w:rPr>
-        <w:t xml:space="preserve"> Moreover, if the preference is empty and the values are not set in the custom preferences the cartridge creates the URLs and sends them in the preorder request.</w:t>
       </w:r>
     </w:p>
     <w:p>
@@ -8004,7 +8906,17 @@
                 <w:sz w:val="20"/>
                 <w:szCs w:val="20"/>
               </w:rPr>
-              <w:t>Name of URL|</w:t>
+              <w:t xml:space="preserve">Name of </w:t>
+            </w:r>
+            <w:proofErr w:type="spellStart"/>
+            <w:r>
+              <w:rPr>
+                <w:rStyle w:val="Strong"/>
+                <w:rFonts w:cs="Arial"/>
+                <w:sz w:val="20"/>
+                <w:szCs w:val="20"/>
+              </w:rPr>
+              <w:t>URL|</w:t>
             </w:r>
             <w:r>
               <w:rPr>
@@ -8017,6 +8929,7 @@
               </w:rPr>
               <w:t>url</w:t>
             </w:r>
+            <w:proofErr w:type="spellEnd"/>
           </w:p>
         </w:tc>
         <w:tc>
@@ -8046,6 +8959,7 @@
                 <w:szCs w:val="20"/>
               </w:rPr>
             </w:pPr>
+            <w:proofErr w:type="spellStart"/>
             <w:r>
               <w:rPr>
                 <w:b/>
@@ -8054,7 +8968,11 @@
               <w:t>ContinueShoppingUrl</w:t>
             </w:r>
             <w:r>
-              <w:t>|Home page URL</w:t>
+              <w:t>|Home</w:t>
+            </w:r>
+            <w:proofErr w:type="spellEnd"/>
+            <w:r>
+              <w:t xml:space="preserve"> page URL</w:t>
             </w:r>
           </w:p>
         </w:tc>
@@ -8132,6 +9050,7 @@
           <w:szCs w:val="20"/>
         </w:rPr>
       </w:pPr>
+      <w:proofErr w:type="spellStart"/>
       <w:r>
         <w:rPr>
           <w:b/>
@@ -8155,7 +9074,16 @@
             <w:sz w:val="20"/>
             <w:szCs w:val="20"/>
           </w:rPr>
-          <w:t>https://externalurl.com</w:t>
+          <w:t>https</w:t>
+        </w:r>
+        <w:proofErr w:type="spellEnd"/>
+        <w:r>
+          <w:rPr>
+            <w:rStyle w:val="Hyperlink"/>
+            <w:sz w:val="20"/>
+            <w:szCs w:val="20"/>
+          </w:rPr>
+          <w:t>://externalurl.com</w:t>
         </w:r>
       </w:hyperlink>
     </w:p>
@@ -8172,6 +9100,7 @@
           <w:szCs w:val="20"/>
         </w:rPr>
       </w:pPr>
+      <w:proofErr w:type="spellStart"/>
       <w:r>
         <w:rPr>
           <w:b/>
@@ -8195,7 +9124,16 @@
             <w:sz w:val="20"/>
             <w:szCs w:val="20"/>
           </w:rPr>
-          <w:t>https://externalurl.com</w:t>
+          <w:t>https</w:t>
+        </w:r>
+        <w:proofErr w:type="spellEnd"/>
+        <w:r>
+          <w:rPr>
+            <w:rStyle w:val="Hyperlink"/>
+            <w:sz w:val="20"/>
+            <w:szCs w:val="20"/>
+          </w:rPr>
+          <w:t>://externalurl.com</w:t>
         </w:r>
       </w:hyperlink>
     </w:p>
@@ -8212,6 +9150,7 @@
           <w:szCs w:val="20"/>
         </w:rPr>
       </w:pPr>
+      <w:proofErr w:type="spellStart"/>
       <w:r>
         <w:rPr>
           <w:b/>
@@ -8235,7 +9174,16 @@
             <w:sz w:val="20"/>
             <w:szCs w:val="20"/>
           </w:rPr>
-          <w:t>https://externalurl.com</w:t>
+          <w:t>https</w:t>
+        </w:r>
+        <w:proofErr w:type="spellEnd"/>
+        <w:r>
+          <w:rPr>
+            <w:rStyle w:val="Hyperlink"/>
+            <w:sz w:val="20"/>
+            <w:szCs w:val="20"/>
+          </w:rPr>
+          <w:t>://externalurl.com</w:t>
         </w:r>
       </w:hyperlink>
     </w:p>
@@ -8252,6 +9200,7 @@
           <w:szCs w:val="20"/>
         </w:rPr>
       </w:pPr>
+      <w:proofErr w:type="spellStart"/>
       <w:r>
         <w:rPr>
           <w:b/>
@@ -8293,7 +9242,16 @@
             <w:sz w:val="20"/>
             <w:szCs w:val="20"/>
           </w:rPr>
-          <w:t>https://externalurl.com</w:t>
+          <w:t>https</w:t>
+        </w:r>
+        <w:proofErr w:type="spellEnd"/>
+        <w:r>
+          <w:rPr>
+            <w:rStyle w:val="Hyperlink"/>
+            <w:sz w:val="20"/>
+            <w:szCs w:val="20"/>
+          </w:rPr>
+          <w:t>://externalurl.com</w:t>
         </w:r>
       </w:hyperlink>
     </w:p>
@@ -8310,7 +9268,23 @@
           <w:sz w:val="20"/>
           <w:szCs w:val="20"/>
         </w:rPr>
-        <w:t>The BackToCartUrl feature enables you to redirect the shopper to the cart so that the shopper can add or remove the items from their cart. The ‘BACK TO CART’ button on the Checkout page facilitates this functionality:</w:t>
+        <w:t xml:space="preserve">The </w:t>
+      </w:r>
+      <w:proofErr w:type="spellStart"/>
+      <w:r>
+        <w:rPr>
+          <w:sz w:val="20"/>
+          <w:szCs w:val="20"/>
+        </w:rPr>
+        <w:t>BackToCartUrl</w:t>
+      </w:r>
+      <w:proofErr w:type="spellEnd"/>
+      <w:r>
+        <w:rPr>
+          <w:sz w:val="20"/>
+          <w:szCs w:val="20"/>
+        </w:rPr>
+        <w:t xml:space="preserve"> feature enables you to redirect the shopper to the cart so that the shopper can add or remove the items from their cart. The ‘BACK TO CART’ button on the Checkout page facilitates this functionality:</w:t>
       </w:r>
     </w:p>
     <w:p>
@@ -8328,7 +9302,7 @@
         </w:rPr>
         <w:lastRenderedPageBreak/>
         <w:drawing>
-          <wp:inline distT="0" distB="0" distL="0" distR="0" wp14:anchorId="277855D4" wp14:editId="4B3F5108">
+          <wp:inline distT="0" distB="0" distL="0" distR="0" wp14:anchorId="277855D4" wp14:editId="064F3B97">
             <wp:extent cx="5267568" cy="3795913"/>
             <wp:effectExtent l="0" t="0" r="0" b="0"/>
             <wp:docPr id="6" name="Picture 6"/>
@@ -8391,7 +9365,39 @@
           <w:sz w:val="20"/>
           <w:szCs w:val="20"/>
         </w:rPr>
-        <w:t>The ContinueShoppingUrl (URL of the home page) and BackToCartUrl (URL of the Cart page) attributes must be sent with all requests:</w:t>
+        <w:t xml:space="preserve">The </w:t>
+      </w:r>
+      <w:proofErr w:type="spellStart"/>
+      <w:r>
+        <w:rPr>
+          <w:sz w:val="20"/>
+          <w:szCs w:val="20"/>
+        </w:rPr>
+        <w:t>ContinueShoppingUrl</w:t>
+      </w:r>
+      <w:proofErr w:type="spellEnd"/>
+      <w:r>
+        <w:rPr>
+          <w:sz w:val="20"/>
+          <w:szCs w:val="20"/>
+        </w:rPr>
+        <w:t xml:space="preserve"> (URL of the home page) and </w:t>
+      </w:r>
+      <w:proofErr w:type="spellStart"/>
+      <w:r>
+        <w:rPr>
+          <w:sz w:val="20"/>
+          <w:szCs w:val="20"/>
+        </w:rPr>
+        <w:t>BackToCartUrl</w:t>
+      </w:r>
+      <w:proofErr w:type="spellEnd"/>
+      <w:r>
+        <w:rPr>
+          <w:sz w:val="20"/>
+          <w:szCs w:val="20"/>
+        </w:rPr>
+        <w:t xml:space="preserve"> (URL of the Cart page) attributes must be sent with all requests:</w:t>
       </w:r>
     </w:p>
     <w:p>
@@ -8403,12 +9409,21 @@
           <w:szCs w:val="20"/>
         </w:rPr>
       </w:pPr>
-      <w:r>
-        <w:rPr>
-          <w:sz w:val="20"/>
-          <w:szCs w:val="20"/>
-        </w:rPr>
-        <w:t>EShopWorld suggests r</w:t>
+      <w:proofErr w:type="spellStart"/>
+      <w:r>
+        <w:rPr>
+          <w:sz w:val="20"/>
+          <w:szCs w:val="20"/>
+        </w:rPr>
+        <w:t>EShopWorld</w:t>
+      </w:r>
+      <w:proofErr w:type="spellEnd"/>
+      <w:r>
+        <w:rPr>
+          <w:sz w:val="20"/>
+          <w:szCs w:val="20"/>
+        </w:rPr>
+        <w:t xml:space="preserve"> suggests r</w:t>
       </w:r>
       <w:r>
         <w:rPr>
@@ -8431,6 +9446,7 @@
         </w:rPr>
         <w:t xml:space="preserve"> add </w:t>
       </w:r>
+      <w:proofErr w:type="spellStart"/>
       <w:r>
         <w:rPr>
           <w:b/>
@@ -8438,7 +9454,17 @@
           <w:sz w:val="20"/>
           <w:szCs w:val="20"/>
         </w:rPr>
-        <w:t>EShopWorld-Home</w:t>
+        <w:t>EShopWorld</w:t>
+      </w:r>
+      <w:proofErr w:type="spellEnd"/>
+      <w:r>
+        <w:rPr>
+          <w:b/>
+          <w:bCs/>
+          <w:sz w:val="20"/>
+          <w:szCs w:val="20"/>
+        </w:rPr>
+        <w:t>-Home</w:t>
       </w:r>
       <w:r>
         <w:rPr>
@@ -8553,6 +9579,7 @@
         </w:rPr>
         <w:t>The </w:t>
       </w:r>
+      <w:proofErr w:type="spellStart"/>
       <w:r>
         <w:rPr>
           <w:rStyle w:val="HTMLCode"/>
@@ -8569,6 +9596,7 @@
         </w:rPr>
         <w:t>Notify</w:t>
       </w:r>
+      <w:proofErr w:type="spellEnd"/>
       <w:r>
         <w:rPr>
           <w:sz w:val="20"/>
@@ -8598,6 +9626,7 @@
         </w:rPr>
         <w:t xml:space="preserve">, </w:t>
       </w:r>
+      <w:proofErr w:type="spellStart"/>
       <w:r>
         <w:rPr>
           <w:sz w:val="20"/>
@@ -8605,6 +9634,7 @@
         </w:rPr>
         <w:t>InventoryCheckUri_TestOnly|EShopWorld-ValidateInventory</w:t>
       </w:r>
+      <w:proofErr w:type="spellEnd"/>
     </w:p>
     <w:p>
       <w:pPr>
@@ -8675,13 +9705,6 @@
           <w:szCs w:val="20"/>
         </w:rPr>
         <w:t>.</w:t>
-      </w:r>
-      <w:r>
-        <w:rPr>
-          <w:sz w:val="20"/>
-          <w:szCs w:val="20"/>
-        </w:rPr>
-        <w:t xml:space="preserve"> Moreover, if the preference is empty and the values are not set in the custom preferences the cartridge creates the URLs and sends them in the preorder request</w:t>
       </w:r>
     </w:p>
     <w:p>
@@ -8703,15 +9726,22 @@
           <w:sz w:val="20"/>
           <w:szCs w:val="20"/>
         </w:rPr>
+        <w:t>ESW Product Line Metadata Items</w:t>
+      </w:r>
+      <w:r>
+        <w:rPr>
+          <w:sz w:val="20"/>
+          <w:szCs w:val="20"/>
+        </w:rPr>
+        <w:t xml:space="preserve">: This option is used for display purposes only and it stores the product line metadata items information that you want to send in the Checkout request. Options </w:t>
+      </w:r>
+      <w:r>
+        <w:rPr>
+          <w:sz w:val="20"/>
+          <w:szCs w:val="20"/>
+        </w:rPr>
         <w:lastRenderedPageBreak/>
-        <w:t>ESW Product Line Metadata Items</w:t>
-      </w:r>
-      <w:r>
-        <w:rPr>
-          <w:sz w:val="20"/>
-          <w:szCs w:val="20"/>
-        </w:rPr>
-        <w:t>: This option is used for display purposes only and it stores the product line metadata items information that you want to send in the Checkout request. Options include loyalty points, engraving, debossing, gift message, and so on. The information must be stored in the following format:</w:t>
+        <w:t>include loyalty points, engraving, debossing, gift message, and so on. The information must be stored in the following format:</w:t>
       </w:r>
     </w:p>
     <w:tbl>
@@ -8850,6 +9880,7 @@
                 <w:szCs w:val="20"/>
               </w:rPr>
             </w:pPr>
+            <w:proofErr w:type="spellStart"/>
             <w:r>
               <w:rPr>
                 <w:rStyle w:val="Strong"/>
@@ -8867,6 +9898,7 @@
               </w:rPr>
               <w:t>|ProductLineItemCustomAttributeID</w:t>
             </w:r>
+            <w:proofErr w:type="spellEnd"/>
           </w:p>
         </w:tc>
         <w:tc>
@@ -8903,7 +9935,17 @@
                 <w:sz w:val="20"/>
                 <w:szCs w:val="20"/>
               </w:rPr>
-              <w:t>Gift Message</w:t>
+              <w:t xml:space="preserve">Gift </w:t>
+            </w:r>
+            <w:proofErr w:type="spellStart"/>
+            <w:r>
+              <w:rPr>
+                <w:rStyle w:val="Strong"/>
+                <w:rFonts w:cs="Arial"/>
+                <w:sz w:val="20"/>
+                <w:szCs w:val="20"/>
+              </w:rPr>
+              <w:t>Message</w:t>
             </w:r>
             <w:r>
               <w:rPr>
@@ -8913,6 +9955,7 @@
               </w:rPr>
               <w:t>|GiftWrapMessage</w:t>
             </w:r>
+            <w:proofErr w:type="spellEnd"/>
           </w:p>
         </w:tc>
       </w:tr>
@@ -8972,6 +10015,7 @@
         </w:rPr>
         <w:t xml:space="preserve"> in the </w:t>
       </w:r>
+      <w:proofErr w:type="spellStart"/>
       <w:r>
         <w:rPr>
           <w:rStyle w:val="HTMLCode"/>
@@ -8980,6 +10024,7 @@
         </w:rPr>
         <w:t>metadataItems</w:t>
       </w:r>
+      <w:proofErr w:type="spellEnd"/>
       <w:r>
         <w:rPr>
           <w:sz w:val="20"/>
@@ -8987,6 +10032,7 @@
         </w:rPr>
         <w:t xml:space="preserve"> object. For the </w:t>
       </w:r>
+      <w:proofErr w:type="spellStart"/>
       <w:r>
         <w:rPr>
           <w:rStyle w:val="HTMLCode"/>
@@ -8995,6 +10041,7 @@
         </w:rPr>
         <w:t>GiftWrapMessage</w:t>
       </w:r>
+      <w:proofErr w:type="spellEnd"/>
       <w:r>
         <w:rPr>
           <w:sz w:val="20"/>
@@ -9017,6 +10064,7 @@
         </w:rPr>
         <w:t xml:space="preserve"> in the </w:t>
       </w:r>
+      <w:proofErr w:type="spellStart"/>
       <w:r>
         <w:rPr>
           <w:rStyle w:val="HTMLCode"/>
@@ -9025,6 +10073,7 @@
         </w:rPr>
         <w:t>metadataItems</w:t>
       </w:r>
+      <w:proofErr w:type="spellEnd"/>
       <w:r>
         <w:rPr>
           <w:sz w:val="20"/>
@@ -9032,6 +10081,7 @@
         </w:rPr>
         <w:t xml:space="preserve"> object. The </w:t>
       </w:r>
+      <w:proofErr w:type="spellStart"/>
       <w:r>
         <w:rPr>
           <w:rStyle w:val="HTMLCode"/>
@@ -9040,6 +10090,7 @@
         </w:rPr>
         <w:t>metadataItems</w:t>
       </w:r>
+      <w:proofErr w:type="spellEnd"/>
       <w:r>
         <w:rPr>
           <w:sz w:val="20"/>
@@ -9061,7 +10112,23 @@
           <w:rFonts w:ascii="Arial" w:hAnsi="Arial" w:cs="Arial"/>
           <w:sz w:val="20"/>
         </w:rPr>
-        <w:t>"cartItems": [ {</w:t>
+        <w:t>"</w:t>
+      </w:r>
+      <w:proofErr w:type="spellStart"/>
+      <w:r>
+        <w:rPr>
+          <w:rFonts w:ascii="Arial" w:hAnsi="Arial" w:cs="Arial"/>
+          <w:sz w:val="20"/>
+        </w:rPr>
+        <w:t>cartItems</w:t>
+      </w:r>
+      <w:proofErr w:type="spellEnd"/>
+      <w:r>
+        <w:rPr>
+          <w:rFonts w:ascii="Arial" w:hAnsi="Arial" w:cs="Arial"/>
+          <w:sz w:val="20"/>
+        </w:rPr>
+        <w:t>": [ {</w:t>
       </w:r>
     </w:p>
     <w:p>
@@ -9157,7 +10224,23 @@
           <w:rFonts w:ascii="Arial" w:hAnsi="Arial" w:cs="Arial"/>
           <w:sz w:val="20"/>
         </w:rPr>
-        <w:t xml:space="preserve">        "metadataItems": [ {</w:t>
+        <w:t xml:space="preserve">        "</w:t>
+      </w:r>
+      <w:proofErr w:type="spellStart"/>
+      <w:r>
+        <w:rPr>
+          <w:rFonts w:ascii="Arial" w:hAnsi="Arial" w:cs="Arial"/>
+          <w:sz w:val="20"/>
+        </w:rPr>
+        <w:t>metadataItems</w:t>
+      </w:r>
+      <w:proofErr w:type="spellEnd"/>
+      <w:r>
+        <w:rPr>
+          <w:rFonts w:ascii="Arial" w:hAnsi="Arial" w:cs="Arial"/>
+          <w:sz w:val="20"/>
+        </w:rPr>
+        <w:t>": [ {</w:t>
       </w:r>
     </w:p>
     <w:p>
@@ -9288,6 +10371,7 @@
         </w:rPr>
         <w:t xml:space="preserve">If you want to send any product information under </w:t>
       </w:r>
+      <w:proofErr w:type="spellStart"/>
       <w:r>
         <w:rPr>
           <w:rStyle w:val="HTMLCode"/>
@@ -9296,6 +10380,7 @@
         </w:rPr>
         <w:t>metadataItems</w:t>
       </w:r>
+      <w:proofErr w:type="spellEnd"/>
       <w:r>
         <w:rPr>
           <w:sz w:val="20"/>
@@ -9303,6 +10388,7 @@
         </w:rPr>
         <w:t xml:space="preserve"> in the Checkout request, you can do so by copying the product information in the product line item and by configuring that </w:t>
       </w:r>
+      <w:proofErr w:type="spellStart"/>
       <w:r>
         <w:rPr>
           <w:rStyle w:val="HTMLCode"/>
@@ -9311,6 +10397,7 @@
         </w:rPr>
         <w:t>productLineItem</w:t>
       </w:r>
+      <w:proofErr w:type="spellEnd"/>
       <w:r>
         <w:rPr>
           <w:sz w:val="20"/>
@@ -9625,7 +10712,7 @@
         </w:rPr>
         <w:t xml:space="preserve"> </w:t>
       </w:r>
-      <w:bookmarkStart w:id="16" w:name="_Hlk74661959"/>
+      <w:bookmarkStart w:id="18" w:name="_Hlk74661959"/>
       <w:r>
         <w:rPr>
           <w:sz w:val="20"/>
@@ -9640,7 +10727,7 @@
         </w:rPr>
         <w:t>.</w:t>
       </w:r>
-      <w:bookmarkEnd w:id="16"/>
+      <w:bookmarkEnd w:id="18"/>
     </w:p>
     <w:p>
       <w:pPr>
@@ -9958,7 +11045,23 @@
           <w:rFonts w:ascii="Arial" w:hAnsi="Arial" w:cs="Arial"/>
           <w:sz w:val="20"/>
         </w:rPr>
-        <w:t xml:space="preserve">  "countryCode": "GB",</w:t>
+        <w:t xml:space="preserve">  "</w:t>
+      </w:r>
+      <w:proofErr w:type="spellStart"/>
+      <w:r>
+        <w:rPr>
+          <w:rFonts w:ascii="Arial" w:hAnsi="Arial" w:cs="Arial"/>
+          <w:sz w:val="20"/>
+        </w:rPr>
+        <w:t>countryCode</w:t>
+      </w:r>
+      <w:proofErr w:type="spellEnd"/>
+      <w:r>
+        <w:rPr>
+          <w:rFonts w:ascii="Arial" w:hAnsi="Arial" w:cs="Arial"/>
+          <w:sz w:val="20"/>
+        </w:rPr>
+        <w:t>": "GB",</w:t>
       </w:r>
     </w:p>
     <w:p>
@@ -9974,7 +11077,23 @@
           <w:rFonts w:ascii="Arial" w:hAnsi="Arial" w:cs="Arial"/>
           <w:sz w:val="20"/>
         </w:rPr>
-        <w:t xml:space="preserve">  "shippingMethod": {</w:t>
+        <w:t xml:space="preserve">  "</w:t>
+      </w:r>
+      <w:proofErr w:type="spellStart"/>
+      <w:r>
+        <w:rPr>
+          <w:rFonts w:ascii="Arial" w:hAnsi="Arial" w:cs="Arial"/>
+          <w:sz w:val="20"/>
+        </w:rPr>
+        <w:t>shippingMethod</w:t>
+      </w:r>
+      <w:proofErr w:type="spellEnd"/>
+      <w:r>
+        <w:rPr>
+          <w:rFonts w:ascii="Arial" w:hAnsi="Arial" w:cs="Arial"/>
+          <w:sz w:val="20"/>
+        </w:rPr>
+        <w:t>": {</w:t>
       </w:r>
     </w:p>
     <w:p>
@@ -10054,7 +11173,23 @@
           <w:rFonts w:ascii="Arial" w:hAnsi="Arial" w:cs="Arial"/>
           <w:sz w:val="20"/>
         </w:rPr>
-        <w:t xml:space="preserve">  "countryCode": "US",</w:t>
+        <w:t xml:space="preserve">  "</w:t>
+      </w:r>
+      <w:proofErr w:type="spellStart"/>
+      <w:r>
+        <w:rPr>
+          <w:rFonts w:ascii="Arial" w:hAnsi="Arial" w:cs="Arial"/>
+          <w:sz w:val="20"/>
+        </w:rPr>
+        <w:t>countryCode</w:t>
+      </w:r>
+      <w:proofErr w:type="spellEnd"/>
+      <w:r>
+        <w:rPr>
+          <w:rFonts w:ascii="Arial" w:hAnsi="Arial" w:cs="Arial"/>
+          <w:sz w:val="20"/>
+        </w:rPr>
+        <w:t>": "US",</w:t>
       </w:r>
     </w:p>
     <w:p>
@@ -10070,7 +11205,23 @@
           <w:rFonts w:ascii="Arial" w:hAnsi="Arial" w:cs="Arial"/>
           <w:sz w:val="20"/>
         </w:rPr>
-        <w:t xml:space="preserve">  "shippingMethod": {</w:t>
+        <w:t xml:space="preserve">  "</w:t>
+      </w:r>
+      <w:proofErr w:type="spellStart"/>
+      <w:r>
+        <w:rPr>
+          <w:rFonts w:ascii="Arial" w:hAnsi="Arial" w:cs="Arial"/>
+          <w:sz w:val="20"/>
+        </w:rPr>
+        <w:t>shippingMethod</w:t>
+      </w:r>
+      <w:proofErr w:type="spellEnd"/>
+      <w:r>
+        <w:rPr>
+          <w:rFonts w:ascii="Arial" w:hAnsi="Arial" w:cs="Arial"/>
+          <w:sz w:val="20"/>
+        </w:rPr>
+        <w:t>": {</w:t>
       </w:r>
     </w:p>
     <w:p>
@@ -10150,7 +11301,23 @@
           <w:rFonts w:ascii="Arial" w:hAnsi="Arial" w:cs="Arial"/>
           <w:sz w:val="20"/>
         </w:rPr>
-        <w:t xml:space="preserve">  "countryCode": "NL",</w:t>
+        <w:t xml:space="preserve">  "</w:t>
+      </w:r>
+      <w:proofErr w:type="spellStart"/>
+      <w:r>
+        <w:rPr>
+          <w:rFonts w:ascii="Arial" w:hAnsi="Arial" w:cs="Arial"/>
+          <w:sz w:val="20"/>
+        </w:rPr>
+        <w:t>countryCode</w:t>
+      </w:r>
+      <w:proofErr w:type="spellEnd"/>
+      <w:r>
+        <w:rPr>
+          <w:rFonts w:ascii="Arial" w:hAnsi="Arial" w:cs="Arial"/>
+          <w:sz w:val="20"/>
+        </w:rPr>
+        <w:t>": "NL",</w:t>
       </w:r>
     </w:p>
     <w:p>
@@ -10175,6 +11342,7 @@
         </w:rPr>
         <w:t>"</w:t>
       </w:r>
+      <w:proofErr w:type="spellStart"/>
       <w:r>
         <w:rPr>
           <w:rFonts w:ascii="Arial" w:hAnsi="Arial" w:cs="Arial"/>
@@ -10182,6 +11350,7 @@
         </w:rPr>
         <w:t>disableConversion</w:t>
       </w:r>
+      <w:proofErr w:type="spellEnd"/>
       <w:r>
         <w:rPr>
           <w:rFonts w:ascii="Arial" w:hAnsi="Arial" w:cs="Arial"/>
@@ -10217,7 +11386,23 @@
           <w:rFonts w:ascii="Arial" w:hAnsi="Arial" w:cs="Arial"/>
           <w:sz w:val="20"/>
         </w:rPr>
-        <w:t xml:space="preserve">  "shippingMethod": {</w:t>
+        <w:t xml:space="preserve">  "</w:t>
+      </w:r>
+      <w:proofErr w:type="spellStart"/>
+      <w:r>
+        <w:rPr>
+          <w:rFonts w:ascii="Arial" w:hAnsi="Arial" w:cs="Arial"/>
+          <w:sz w:val="20"/>
+        </w:rPr>
+        <w:t>shippingMethod</w:t>
+      </w:r>
+      <w:proofErr w:type="spellEnd"/>
+      <w:r>
+        <w:rPr>
+          <w:rFonts w:ascii="Arial" w:hAnsi="Arial" w:cs="Arial"/>
+          <w:sz w:val="20"/>
+        </w:rPr>
+        <w:t>": {</w:t>
       </w:r>
     </w:p>
     <w:p>
@@ -10326,6 +11511,7 @@
         <w:lastRenderedPageBreak/>
         <w:t xml:space="preserve">If optional attribute </w:t>
       </w:r>
+      <w:proofErr w:type="spellStart"/>
       <w:r>
         <w:rPr>
           <w:b/>
@@ -10335,6 +11521,7 @@
         </w:rPr>
         <w:t>disableConversion</w:t>
       </w:r>
+      <w:proofErr w:type="spellEnd"/>
       <w:r>
         <w:rPr>
           <w:sz w:val="20"/>
@@ -10435,7 +11622,23 @@
           <w:sz w:val="20"/>
           <w:szCs w:val="20"/>
         </w:rPr>
-        <w:t xml:space="preserve"> is configured for a country, then the shipping methods matching the override pricebook currency must be configured in </w:t>
+        <w:t xml:space="preserve"> is configured for a country, then the shipping methods matching the override </w:t>
+      </w:r>
+      <w:proofErr w:type="spellStart"/>
+      <w:r>
+        <w:rPr>
+          <w:sz w:val="20"/>
+          <w:szCs w:val="20"/>
+        </w:rPr>
+        <w:t>pricebook</w:t>
+      </w:r>
+      <w:proofErr w:type="spellEnd"/>
+      <w:r>
+        <w:rPr>
+          <w:sz w:val="20"/>
+          <w:szCs w:val="20"/>
+        </w:rPr>
+        <w:t xml:space="preserve"> currency must be configured in </w:t>
       </w:r>
       <w:r>
         <w:rPr>
@@ -10479,7 +11682,23 @@
           <w:sz w:val="20"/>
           <w:szCs w:val="20"/>
         </w:rPr>
-        <w:t>: This option allows you to select the default behavior of the </w:t>
+        <w:t xml:space="preserve">: This option allows you to select the default </w:t>
+      </w:r>
+      <w:proofErr w:type="spellStart"/>
+      <w:r>
+        <w:rPr>
+          <w:sz w:val="20"/>
+          <w:szCs w:val="20"/>
+        </w:rPr>
+        <w:t>behavior</w:t>
+      </w:r>
+      <w:proofErr w:type="spellEnd"/>
+      <w:r>
+        <w:rPr>
+          <w:sz w:val="20"/>
+          <w:szCs w:val="20"/>
+        </w:rPr>
+        <w:t xml:space="preserve"> of the </w:t>
       </w:r>
       <w:r>
         <w:rPr>
@@ -10569,7 +11788,23 @@
           <w:sz w:val="20"/>
           <w:szCs w:val="20"/>
         </w:rPr>
-        <w:t xml:space="preserve"> This Url value will be provided by ESW onboarding team</w:t>
+        <w:t xml:space="preserve"> This </w:t>
+      </w:r>
+      <w:proofErr w:type="spellStart"/>
+      <w:r>
+        <w:rPr>
+          <w:sz w:val="20"/>
+          <w:szCs w:val="20"/>
+        </w:rPr>
+        <w:t>Url</w:t>
+      </w:r>
+      <w:proofErr w:type="spellEnd"/>
+      <w:r>
+        <w:rPr>
+          <w:sz w:val="20"/>
+          <w:szCs w:val="20"/>
+        </w:rPr>
+        <w:t xml:space="preserve"> value will be provided by ESW onboarding team</w:t>
       </w:r>
       <w:r>
         <w:rPr>
@@ -10735,82 +11970,13 @@
     </w:p>
     <w:p>
       <w:pPr>
-        <w:pStyle w:val="Heading1"/>
-        <w:numPr>
-          <w:ilvl w:val="0"/>
-          <w:numId w:val="19"/>
-        </w:numPr>
-        <w:rPr>
-          <w:rFonts w:ascii="Arial" w:hAnsi="Arial" w:cs="Arial"/>
-          <w:color w:val="000000" w:themeColor="text1"/>
-          <w:sz w:val="16"/>
-          <w:szCs w:val="16"/>
-          <w:shd w:val="clear" w:color="auto" w:fill="FFFFFF"/>
-        </w:rPr>
-      </w:pPr>
-      <w:r>
-        <w:rPr>
-          <w:rFonts w:ascii="Arial" w:hAnsi="Arial" w:cs="Arial"/>
+        <w:pStyle w:val="ListParagraph"/>
+        <w:rPr>
+          <w:rFonts w:ascii="Arial" w:eastAsia="Times New Roman" w:hAnsi="Arial" w:cs="Arial"/>
           <w:b/>
           <w:bCs/>
-          <w:color w:val="000000" w:themeColor="text1"/>
-          <w:shd w:val="clear" w:color="auto" w:fill="FFFFFF"/>
-        </w:rPr>
-        <w:t>ESW Customer Meta Data</w:t>
-      </w:r>
-      <w:r>
-        <w:rPr>
-          <w:rFonts w:ascii="Arial" w:hAnsi="Arial" w:cs="Arial"/>
-          <w:color w:val="000000" w:themeColor="text1"/>
-        </w:rPr>
-        <w:t xml:space="preserve">: This preference indicates the </w:t>
-      </w:r>
-      <w:r>
-        <w:rPr>
-          <w:rFonts w:ascii="Arial" w:hAnsi="Arial" w:cs="Arial"/>
-          <w:color w:val="000000" w:themeColor="text1"/>
-          <w:shd w:val="clear" w:color="auto" w:fill="FFFFFF"/>
-        </w:rPr>
-        <w:t>key|value pairs for esw customer metadata.</w:t>
-      </w:r>
-    </w:p>
-    <w:p>
-      <w:pPr>
-        <w:pStyle w:val="Heading1"/>
-        <w:numPr>
-          <w:ilvl w:val="0"/>
-          <w:numId w:val="19"/>
-        </w:numPr>
-        <w:rPr>
-          <w:rFonts w:ascii="Arial" w:hAnsi="Arial" w:cs="Arial"/>
-          <w:color w:val="000000" w:themeColor="text1"/>
-        </w:rPr>
-      </w:pPr>
-      <w:r>
-        <w:rPr>
-          <w:rFonts w:ascii="Arial" w:hAnsi="Arial" w:cs="Arial"/>
-          <w:b/>
-          <w:bCs/>
-          <w:color w:val="000000" w:themeColor="text1"/>
-          <w:shd w:val="clear" w:color="auto" w:fill="FFFFFF"/>
-        </w:rPr>
-        <w:t>ESW Basket Meta Data</w:t>
-      </w:r>
-      <w:r>
-        <w:rPr>
-          <w:rFonts w:ascii="Arial" w:hAnsi="Arial" w:cs="Arial"/>
-          <w:color w:val="000000" w:themeColor="text1"/>
-        </w:rPr>
-        <w:t xml:space="preserve">: The preference indicates the </w:t>
-      </w:r>
-      <w:r>
-        <w:rPr>
-          <w:rFonts w:ascii="Arial" w:hAnsi="Arial" w:cs="Arial"/>
-          <w:color w:val="000000" w:themeColor="text1"/>
-          <w:shd w:val="clear" w:color="auto" w:fill="FFFFFF"/>
-        </w:rPr>
-        <w:t>key|value for esw basket metadata.</w:t>
-      </w:r>
+        </w:rPr>
+      </w:pPr>
     </w:p>
     <w:p>
       <w:pPr>
@@ -10820,22 +11986,665 @@
           <w:numId w:val="9"/>
         </w:numPr>
         <w:rPr>
+          <w:rFonts w:ascii="Arial" w:hAnsi="Arial" w:cs="Arial"/>
+          <w:sz w:val="16"/>
+          <w:szCs w:val="16"/>
+          <w:shd w:val="clear" w:color="auto" w:fill="FFFFFF"/>
+        </w:rPr>
+      </w:pPr>
+      <w:r>
+        <w:rPr>
+          <w:rFonts w:ascii="Arial" w:hAnsi="Arial" w:cs="Arial"/>
+          <w:b/>
+          <w:bCs/>
+          <w:shd w:val="clear" w:color="auto" w:fill="FFFFFF"/>
+        </w:rPr>
+        <w:t>ESW Customer Meta Data</w:t>
+      </w:r>
+      <w:r>
+        <w:rPr>
+          <w:rFonts w:ascii="Arial" w:hAnsi="Arial" w:cs="Arial"/>
+        </w:rPr>
+        <w:t xml:space="preserve">: This preference indicates the </w:t>
+      </w:r>
+      <w:proofErr w:type="spellStart"/>
+      <w:r>
+        <w:rPr>
+          <w:rFonts w:ascii="Arial" w:hAnsi="Arial" w:cs="Arial"/>
+          <w:shd w:val="clear" w:color="auto" w:fill="FFFFFF"/>
+        </w:rPr>
+        <w:t>key|value</w:t>
+      </w:r>
+      <w:proofErr w:type="spellEnd"/>
+      <w:r>
+        <w:rPr>
+          <w:rFonts w:ascii="Arial" w:hAnsi="Arial" w:cs="Arial"/>
+          <w:shd w:val="clear" w:color="auto" w:fill="FFFFFF"/>
+        </w:rPr>
+        <w:t xml:space="preserve"> pairs for </w:t>
+      </w:r>
+      <w:proofErr w:type="spellStart"/>
+      <w:r>
+        <w:rPr>
+          <w:rFonts w:ascii="Arial" w:hAnsi="Arial" w:cs="Arial"/>
+          <w:shd w:val="clear" w:color="auto" w:fill="FFFFFF"/>
+        </w:rPr>
+        <w:t>esw</w:t>
+      </w:r>
+      <w:proofErr w:type="spellEnd"/>
+      <w:r>
+        <w:rPr>
+          <w:rFonts w:ascii="Arial" w:hAnsi="Arial" w:cs="Arial"/>
+          <w:shd w:val="clear" w:color="auto" w:fill="FFFFFF"/>
+        </w:rPr>
+        <w:t xml:space="preserve"> customer metadata.</w:t>
+      </w:r>
+    </w:p>
+    <w:p>
+      <w:pPr>
+        <w:pStyle w:val="ListParagraph"/>
+        <w:rPr>
+          <w:rFonts w:ascii="Arial" w:hAnsi="Arial" w:cs="Arial"/>
+          <w:sz w:val="16"/>
+          <w:szCs w:val="16"/>
+          <w:shd w:val="clear" w:color="auto" w:fill="FFFFFF"/>
+        </w:rPr>
+      </w:pPr>
+    </w:p>
+    <w:p>
+      <w:pPr>
+        <w:pStyle w:val="ListParagraph"/>
+        <w:rPr>
+          <w:rFonts w:ascii="Arial" w:hAnsi="Arial" w:cs="Arial"/>
+          <w:sz w:val="16"/>
+          <w:szCs w:val="16"/>
+          <w:shd w:val="clear" w:color="auto" w:fill="FFFFFF"/>
+        </w:rPr>
+      </w:pPr>
+    </w:p>
+    <w:p>
+      <w:pPr>
+        <w:pStyle w:val="ListParagraph"/>
+        <w:numPr>
+          <w:ilvl w:val="0"/>
+          <w:numId w:val="9"/>
+        </w:numPr>
+        <w:rPr>
+          <w:rFonts w:ascii="Arial" w:hAnsi="Arial" w:cs="Arial"/>
+        </w:rPr>
+      </w:pPr>
+      <w:r>
+        <w:rPr>
+          <w:rFonts w:ascii="Arial" w:hAnsi="Arial" w:cs="Arial"/>
+          <w:b/>
+          <w:bCs/>
+          <w:shd w:val="clear" w:color="auto" w:fill="FFFFFF"/>
+        </w:rPr>
+        <w:t xml:space="preserve">ESW </w:t>
+      </w:r>
+      <w:r>
+        <w:rPr>
+          <w:rFonts w:ascii="Arial" w:hAnsi="Arial" w:cs="Arial"/>
+          <w:b/>
+          <w:bCs/>
+        </w:rPr>
+        <w:t>Basket</w:t>
+      </w:r>
+      <w:r>
+        <w:rPr>
+          <w:rFonts w:ascii="Arial" w:hAnsi="Arial" w:cs="Arial"/>
+          <w:b/>
+          <w:bCs/>
+          <w:shd w:val="clear" w:color="auto" w:fill="FFFFFF"/>
+        </w:rPr>
+        <w:t xml:space="preserve"> Meta Data</w:t>
+      </w:r>
+      <w:r>
+        <w:rPr>
+          <w:rFonts w:ascii="Arial" w:hAnsi="Arial" w:cs="Arial"/>
+        </w:rPr>
+        <w:t xml:space="preserve">: The preference indicates the </w:t>
+      </w:r>
+      <w:proofErr w:type="spellStart"/>
+      <w:r>
+        <w:rPr>
+          <w:rFonts w:ascii="Arial" w:hAnsi="Arial" w:cs="Arial"/>
+          <w:shd w:val="clear" w:color="auto" w:fill="FFFFFF"/>
+        </w:rPr>
+        <w:t>key|value</w:t>
+      </w:r>
+      <w:proofErr w:type="spellEnd"/>
+      <w:r>
+        <w:rPr>
+          <w:rFonts w:ascii="Arial" w:hAnsi="Arial" w:cs="Arial"/>
+          <w:shd w:val="clear" w:color="auto" w:fill="FFFFFF"/>
+        </w:rPr>
+        <w:t xml:space="preserve"> for </w:t>
+      </w:r>
+      <w:proofErr w:type="spellStart"/>
+      <w:r>
+        <w:rPr>
+          <w:rFonts w:ascii="Arial" w:hAnsi="Arial" w:cs="Arial"/>
+          <w:shd w:val="clear" w:color="auto" w:fill="FFFFFF"/>
+        </w:rPr>
+        <w:t>esw</w:t>
+      </w:r>
+      <w:proofErr w:type="spellEnd"/>
+      <w:r>
+        <w:rPr>
+          <w:rFonts w:ascii="Arial" w:hAnsi="Arial" w:cs="Arial"/>
+          <w:shd w:val="clear" w:color="auto" w:fill="FFFFFF"/>
+        </w:rPr>
+        <w:t xml:space="preserve"> basket metadata.</w:t>
+      </w:r>
+    </w:p>
+    <w:p>
+      <w:pPr>
+        <w:pStyle w:val="ListParagraph"/>
+        <w:rPr>
+          <w:rFonts w:ascii="Arial" w:hAnsi="Arial" w:cs="Arial"/>
+        </w:rPr>
+      </w:pPr>
+    </w:p>
+    <w:p>
+      <w:pPr>
+        <w:pStyle w:val="listitem"/>
+        <w:numPr>
+          <w:ilvl w:val="0"/>
+          <w:numId w:val="9"/>
+        </w:numPr>
+        <w:shd w:val="clear" w:color="auto" w:fill="FFFFFF"/>
+        <w:spacing w:before="0" w:beforeAutospacing="0" w:after="0" w:afterAutospacing="0"/>
+        <w:textAlignment w:val="top"/>
+        <w:rPr>
+          <w:rStyle w:val="textnode"/>
+          <w:rFonts w:ascii="Arial" w:hAnsi="Arial" w:cs="Arial"/>
+          <w:color w:val="111111"/>
+          <w:sz w:val="20"/>
+          <w:szCs w:val="20"/>
+        </w:rPr>
+      </w:pPr>
+      <w:r>
+        <w:rPr>
+          <w:rStyle w:val="textnode"/>
+          <w:rFonts w:ascii="Arial" w:hAnsi="Arial" w:cs="Arial"/>
+          <w:b/>
+          <w:bCs/>
+          <w:color w:val="111111"/>
+          <w:sz w:val="20"/>
+          <w:szCs w:val="20"/>
+        </w:rPr>
+        <w:t>is ESW Multiple Addresses Enabled</w:t>
+      </w:r>
+      <w:r>
+        <w:rPr>
+          <w:rStyle w:val="textnode"/>
+          <w:rFonts w:ascii="Arial" w:hAnsi="Arial" w:cs="Arial"/>
+          <w:color w:val="111111"/>
+          <w:sz w:val="20"/>
+          <w:szCs w:val="20"/>
+        </w:rPr>
+        <w:t>: Feature toggle that enables multiple addresses on the checkout feature.</w:t>
+      </w:r>
+      <w:bookmarkStart w:id="19" w:name="_Hlk204705207"/>
+    </w:p>
+    <w:p>
+      <w:pPr>
+        <w:pStyle w:val="p"/>
+        <w:numPr>
+          <w:ilvl w:val="0"/>
+          <w:numId w:val="9"/>
+        </w:numPr>
+        <w:spacing w:line="360" w:lineRule="auto"/>
+        <w:rPr>
+          <w:rFonts w:eastAsiaTheme="minorEastAsia"/>
+          <w:sz w:val="20"/>
+          <w:szCs w:val="20"/>
+        </w:rPr>
+      </w:pPr>
+      <w:r>
+        <w:rPr>
+          <w:b/>
+          <w:bCs/>
+          <w:sz w:val="20"/>
+          <w:szCs w:val="20"/>
+        </w:rPr>
+        <w:t>ESW Enable Order Confirmation Success Page</w:t>
+      </w:r>
+      <w:r>
+        <w:rPr>
+          <w:sz w:val="20"/>
+          <w:szCs w:val="20"/>
+        </w:rPr>
+        <w:t>: This feature is controlled by this site level preference that acts as a master switch to on or off the feature.</w:t>
+      </w:r>
+    </w:p>
+    <w:p>
+      <w:pPr>
+        <w:pStyle w:val="ListParagraph"/>
+        <w:numPr>
+          <w:ilvl w:val="0"/>
+          <w:numId w:val="9"/>
+        </w:numPr>
+        <w:spacing w:line="360" w:lineRule="auto"/>
+        <w:rPr>
+          <w:rStyle w:val="textnode"/>
+          <w:rFonts w:ascii="Arial" w:eastAsia="Times New Roman" w:hAnsi="Arial" w:cs="Arial"/>
+        </w:rPr>
+      </w:pPr>
+      <w:r>
+        <w:rPr>
+          <w:rFonts w:ascii="Arial" w:hAnsi="Arial" w:cs="Arial"/>
+          <w:b/>
+          <w:bCs/>
+        </w:rPr>
+        <w:t>ESW Order Confirmation Success URL</w:t>
+      </w:r>
+      <w:r>
+        <w:rPr>
+          <w:rFonts w:ascii="Arial" w:hAnsi="Arial" w:cs="Arial"/>
+        </w:rPr>
+        <w:t>: The URL of the success page, it can be an empty value, a controller path or an absolute URL</w:t>
+      </w:r>
+    </w:p>
+    <w:p>
+      <w:pPr>
+        <w:pStyle w:val="listitem"/>
+        <w:numPr>
+          <w:ilvl w:val="0"/>
+          <w:numId w:val="9"/>
+        </w:numPr>
+        <w:shd w:val="clear" w:color="auto" w:fill="FFFFFF"/>
+        <w:spacing w:before="0" w:beforeAutospacing="0" w:after="0" w:afterAutospacing="0"/>
+        <w:textAlignment w:val="top"/>
+        <w:rPr>
+          <w:rFonts w:ascii="Arial" w:hAnsi="Arial" w:cs="Arial"/>
+          <w:color w:val="111111"/>
+          <w:sz w:val="20"/>
+          <w:szCs w:val="20"/>
+        </w:rPr>
+      </w:pPr>
+      <w:r>
+        <w:rPr>
+          <w:rFonts w:ascii="Arial" w:hAnsi="Arial" w:cs="Arial"/>
+          <w:b/>
+          <w:bCs/>
+          <w:color w:val="1F1F1F"/>
+          <w:sz w:val="20"/>
+          <w:szCs w:val="20"/>
+        </w:rPr>
+        <w:lastRenderedPageBreak/>
+        <w:t xml:space="preserve">ESW Override Opt-In Text Fields: </w:t>
+      </w:r>
+      <w:r>
+        <w:rPr>
+          <w:rFonts w:ascii="Arial" w:hAnsi="Arial" w:cs="Arial"/>
+          <w:color w:val="1F1F1F"/>
+          <w:sz w:val="20"/>
+          <w:szCs w:val="20"/>
+        </w:rPr>
+        <w:t>This value dictates if the default Opt-in legal hint text will be overridden on the ESW checkout.</w:t>
+      </w:r>
+      <w:bookmarkEnd w:id="19"/>
+    </w:p>
+    <w:p>
+      <w:pPr>
+        <w:pStyle w:val="listitem"/>
+        <w:shd w:val="clear" w:color="auto" w:fill="FFFFFF"/>
+        <w:spacing w:before="0" w:beforeAutospacing="0" w:after="0" w:afterAutospacing="0"/>
+        <w:ind w:left="720"/>
+        <w:textAlignment w:val="top"/>
+        <w:rPr>
+          <w:rFonts w:ascii="Arial" w:hAnsi="Arial" w:cs="Arial"/>
+          <w:color w:val="111111"/>
+          <w:sz w:val="20"/>
+          <w:szCs w:val="20"/>
+        </w:rPr>
+      </w:pPr>
+    </w:p>
+    <w:p>
+      <w:pPr>
+        <w:pStyle w:val="ListParagraph"/>
+        <w:numPr>
+          <w:ilvl w:val="0"/>
+          <w:numId w:val="9"/>
+        </w:numPr>
+        <w:shd w:val="clear" w:color="auto" w:fill="FFFFFF"/>
+        <w:spacing w:line="285" w:lineRule="atLeast"/>
+        <w:rPr>
           <w:rFonts w:ascii="Arial" w:eastAsia="Times New Roman" w:hAnsi="Arial" w:cs="Arial"/>
           <w:b/>
           <w:bCs/>
-        </w:rPr>
-      </w:pPr>
-    </w:p>
-    <w:p>
-      <w:pPr>
-        <w:pStyle w:val="p"/>
-        <w:ind w:left="720"/>
-        <w:jc w:val="both"/>
-        <w:rPr>
+          <w:color w:val="000000"/>
+          <w:lang w:val="en-PK" w:eastAsia="en-PK"/>
+        </w:rPr>
+      </w:pPr>
+      <w:r>
+        <w:rPr>
+          <w:rFonts w:ascii="Arial" w:eastAsia="Times New Roman" w:hAnsi="Arial" w:cs="Arial"/>
           <w:b/>
           <w:bCs/>
-          <w:sz w:val="20"/>
-          <w:szCs w:val="20"/>
+          <w:color w:val="000000"/>
+          <w:lang w:val="en-PK" w:eastAsia="en-PK"/>
+        </w:rPr>
+        <w:t>ESW Enable Email Marketing Opt-In</w:t>
+      </w:r>
+      <w:r>
+        <w:rPr>
+          <w:rFonts w:ascii="Arial" w:eastAsia="Times New Roman" w:hAnsi="Arial" w:cs="Arial"/>
+          <w:b/>
+          <w:bCs/>
+          <w:color w:val="000000"/>
+          <w:lang w:val="en-PK" w:eastAsia="en-PK"/>
+        </w:rPr>
+        <w:t xml:space="preserve">: </w:t>
+      </w:r>
+      <w:r>
+        <w:rPr>
+          <w:rFonts w:ascii="Arial" w:eastAsia="Times New Roman" w:hAnsi="Arial" w:cs="Arial"/>
+          <w:color w:val="000000"/>
+          <w:lang w:val="en-PK" w:eastAsia="en-PK"/>
+        </w:rPr>
+        <w:t xml:space="preserve">This preference enables/disables the email marketing </w:t>
+      </w:r>
+      <w:proofErr w:type="spellStart"/>
+      <w:r>
+        <w:rPr>
+          <w:rFonts w:ascii="Arial" w:eastAsia="Times New Roman" w:hAnsi="Arial" w:cs="Arial"/>
+          <w:color w:val="000000"/>
+          <w:lang w:val="en-PK" w:eastAsia="en-PK"/>
+        </w:rPr>
+        <w:t>optin</w:t>
+      </w:r>
+      <w:proofErr w:type="spellEnd"/>
+      <w:r>
+        <w:rPr>
+          <w:rFonts w:ascii="Arial" w:eastAsia="Times New Roman" w:hAnsi="Arial" w:cs="Arial"/>
+          <w:color w:val="000000"/>
+          <w:lang w:val="en-PK" w:eastAsia="en-PK"/>
+        </w:rPr>
+        <w:t xml:space="preserve"> on Site level. By default, it is enabled.</w:t>
+      </w:r>
+    </w:p>
+    <w:p>
+      <w:pPr>
+        <w:pStyle w:val="ListParagraph"/>
+        <w:shd w:val="clear" w:color="auto" w:fill="FFFFFF"/>
+        <w:spacing w:line="285" w:lineRule="atLeast"/>
+        <w:rPr>
+          <w:rFonts w:ascii="Arial" w:eastAsia="Times New Roman" w:hAnsi="Arial" w:cs="Arial"/>
+          <w:b/>
+          <w:bCs/>
+          <w:color w:val="000000"/>
+          <w:lang w:val="en-PK" w:eastAsia="en-PK"/>
+        </w:rPr>
+      </w:pPr>
+    </w:p>
+    <w:p>
+      <w:pPr>
+        <w:pStyle w:val="ListParagraph"/>
+        <w:numPr>
+          <w:ilvl w:val="0"/>
+          <w:numId w:val="9"/>
+        </w:numPr>
+        <w:shd w:val="clear" w:color="auto" w:fill="FFFFFF"/>
+        <w:spacing w:line="285" w:lineRule="atLeast"/>
+        <w:rPr>
+          <w:rFonts w:ascii="Arial" w:eastAsia="Times New Roman" w:hAnsi="Arial" w:cs="Arial"/>
+          <w:b/>
+          <w:bCs/>
+          <w:color w:val="000000"/>
+          <w:lang w:val="en-PK" w:eastAsia="en-PK"/>
+        </w:rPr>
+      </w:pPr>
+      <w:r>
+        <w:rPr>
+          <w:rFonts w:ascii="Arial" w:eastAsia="Times New Roman" w:hAnsi="Arial" w:cs="Arial"/>
+          <w:b/>
+          <w:bCs/>
+          <w:color w:val="000000"/>
+          <w:lang w:val="en-PK" w:eastAsia="en-PK"/>
+        </w:rPr>
+        <w:t>ESW Enable SMS Marketing Opt-In</w:t>
+      </w:r>
+      <w:r>
+        <w:rPr>
+          <w:rFonts w:ascii="Arial" w:eastAsia="Times New Roman" w:hAnsi="Arial" w:cs="Arial"/>
+          <w:b/>
+          <w:bCs/>
+          <w:color w:val="000000"/>
+          <w:lang w:val="en-PK" w:eastAsia="en-PK"/>
+        </w:rPr>
+        <w:t xml:space="preserve"> : </w:t>
+      </w:r>
+      <w:r>
+        <w:rPr>
+          <w:rFonts w:ascii="Arial" w:eastAsia="Times New Roman" w:hAnsi="Arial" w:cs="Arial"/>
+          <w:color w:val="000000"/>
+          <w:lang w:val="en-PK" w:eastAsia="en-PK"/>
+        </w:rPr>
+        <w:t xml:space="preserve">This preference enables/disables the </w:t>
+      </w:r>
+      <w:proofErr w:type="spellStart"/>
+      <w:r>
+        <w:rPr>
+          <w:rFonts w:ascii="Arial" w:eastAsia="Times New Roman" w:hAnsi="Arial" w:cs="Arial"/>
+          <w:color w:val="000000"/>
+          <w:lang w:val="en-PK" w:eastAsia="en-PK"/>
+        </w:rPr>
+        <w:t>sms</w:t>
+      </w:r>
+      <w:proofErr w:type="spellEnd"/>
+      <w:r>
+        <w:rPr>
+          <w:rFonts w:ascii="Arial" w:eastAsia="Times New Roman" w:hAnsi="Arial" w:cs="Arial"/>
+          <w:color w:val="000000"/>
+          <w:lang w:val="en-PK" w:eastAsia="en-PK"/>
+        </w:rPr>
+        <w:t xml:space="preserve"> marketing </w:t>
+      </w:r>
+      <w:proofErr w:type="spellStart"/>
+      <w:r>
+        <w:rPr>
+          <w:rFonts w:ascii="Arial" w:eastAsia="Times New Roman" w:hAnsi="Arial" w:cs="Arial"/>
+          <w:color w:val="000000"/>
+          <w:lang w:val="en-PK" w:eastAsia="en-PK"/>
+        </w:rPr>
+        <w:t>optin</w:t>
+      </w:r>
+      <w:proofErr w:type="spellEnd"/>
+      <w:r>
+        <w:rPr>
+          <w:rFonts w:ascii="Arial" w:eastAsia="Times New Roman" w:hAnsi="Arial" w:cs="Arial"/>
+          <w:color w:val="000000"/>
+          <w:lang w:val="en-PK" w:eastAsia="en-PK"/>
+        </w:rPr>
+        <w:t xml:space="preserve"> on Site level. By default, it is disabled.</w:t>
+      </w:r>
+    </w:p>
+    <w:p>
+      <w:pPr>
+        <w:pStyle w:val="ListParagraph"/>
+        <w:shd w:val="clear" w:color="auto" w:fill="FFFFFF"/>
+        <w:spacing w:line="285" w:lineRule="atLeast"/>
+        <w:rPr>
+          <w:rFonts w:ascii="Arial" w:eastAsia="Times New Roman" w:hAnsi="Arial" w:cs="Arial"/>
+          <w:b/>
+          <w:bCs/>
+          <w:color w:val="000000"/>
+          <w:lang w:val="en-PK" w:eastAsia="en-PK"/>
+        </w:rPr>
+      </w:pPr>
+    </w:p>
+    <w:p>
+      <w:pPr>
+        <w:pStyle w:val="ListParagraph"/>
+        <w:numPr>
+          <w:ilvl w:val="0"/>
+          <w:numId w:val="9"/>
+        </w:numPr>
+        <w:shd w:val="clear" w:color="auto" w:fill="FFFFFF"/>
+        <w:spacing w:line="285" w:lineRule="atLeast"/>
+        <w:rPr>
+          <w:rFonts w:ascii="Arial" w:eastAsia="Times New Roman" w:hAnsi="Arial" w:cs="Arial"/>
+          <w:b/>
+          <w:bCs/>
+          <w:color w:val="000000"/>
+          <w:lang w:val="en-PK" w:eastAsia="en-PK"/>
+        </w:rPr>
+      </w:pPr>
+      <w:r>
+        <w:rPr>
+          <w:rFonts w:ascii="Arial" w:eastAsia="Times New Roman" w:hAnsi="Arial" w:cs="Arial"/>
+          <w:b/>
+          <w:bCs/>
+          <w:color w:val="000000"/>
+          <w:lang w:val="en-PK" w:eastAsia="en-PK"/>
+        </w:rPr>
+        <w:t>ESW Enable Phone Marketing Opt-In</w:t>
+      </w:r>
+      <w:r>
+        <w:rPr>
+          <w:rFonts w:ascii="Arial" w:eastAsia="Times New Roman" w:hAnsi="Arial" w:cs="Arial"/>
+          <w:b/>
+          <w:bCs/>
+          <w:color w:val="000000"/>
+          <w:lang w:val="en-PK" w:eastAsia="en-PK"/>
+        </w:rPr>
+        <w:t>:</w:t>
+      </w:r>
+      <w:r>
+        <w:rPr>
+          <w:rFonts w:ascii="Arial" w:eastAsia="Times New Roman" w:hAnsi="Arial" w:cs="Arial"/>
+          <w:b/>
+          <w:bCs/>
+          <w:color w:val="000000"/>
+          <w:lang w:val="en-PK" w:eastAsia="en-PK"/>
+        </w:rPr>
+        <w:t xml:space="preserve"> </w:t>
+      </w:r>
+      <w:r>
+        <w:rPr>
+          <w:rFonts w:ascii="Arial" w:eastAsia="Times New Roman" w:hAnsi="Arial" w:cs="Arial"/>
+          <w:b/>
+          <w:bCs/>
+          <w:color w:val="000000"/>
+          <w:lang w:val="en-PK" w:eastAsia="en-PK"/>
+        </w:rPr>
+        <w:t xml:space="preserve">: </w:t>
+      </w:r>
+      <w:r>
+        <w:rPr>
+          <w:rFonts w:ascii="Arial" w:eastAsia="Times New Roman" w:hAnsi="Arial" w:cs="Arial"/>
+          <w:color w:val="000000"/>
+          <w:lang w:val="en-PK" w:eastAsia="en-PK"/>
+        </w:rPr>
+        <w:t xml:space="preserve">This preference enables/disables the Phone marketing </w:t>
+      </w:r>
+      <w:proofErr w:type="spellStart"/>
+      <w:r>
+        <w:rPr>
+          <w:rFonts w:ascii="Arial" w:eastAsia="Times New Roman" w:hAnsi="Arial" w:cs="Arial"/>
+          <w:color w:val="000000"/>
+          <w:lang w:val="en-PK" w:eastAsia="en-PK"/>
+        </w:rPr>
+        <w:t>optin</w:t>
+      </w:r>
+      <w:proofErr w:type="spellEnd"/>
+      <w:r>
+        <w:rPr>
+          <w:rFonts w:ascii="Arial" w:eastAsia="Times New Roman" w:hAnsi="Arial" w:cs="Arial"/>
+          <w:color w:val="000000"/>
+          <w:lang w:val="en-PK" w:eastAsia="en-PK"/>
+        </w:rPr>
+        <w:t xml:space="preserve"> on Site level. By default, it is disabled.</w:t>
+      </w:r>
+    </w:p>
+    <w:p>
+      <w:pPr>
+        <w:shd w:val="clear" w:color="auto" w:fill="FFFFFF"/>
+        <w:spacing w:line="285" w:lineRule="atLeast"/>
+        <w:ind w:left="360"/>
+        <w:rPr>
+          <w:rFonts w:ascii="Arial" w:eastAsia="Times New Roman" w:hAnsi="Arial" w:cs="Arial"/>
+          <w:b/>
+          <w:bCs/>
+          <w:color w:val="000000"/>
+          <w:lang w:val="en-PK" w:eastAsia="en-PK"/>
+        </w:rPr>
+      </w:pPr>
+    </w:p>
+    <w:p>
+      <w:pPr>
+        <w:pStyle w:val="ListParagraph"/>
+        <w:numPr>
+          <w:ilvl w:val="0"/>
+          <w:numId w:val="9"/>
+        </w:numPr>
+        <w:shd w:val="clear" w:color="auto" w:fill="FFFFFF"/>
+        <w:spacing w:line="285" w:lineRule="atLeast"/>
+        <w:rPr>
+          <w:rFonts w:ascii="Arial" w:eastAsia="Times New Roman" w:hAnsi="Arial" w:cs="Arial"/>
+          <w:b/>
+          <w:bCs/>
+          <w:color w:val="000000"/>
+          <w:lang w:val="en-PK" w:eastAsia="en-PK"/>
+        </w:rPr>
+      </w:pPr>
+      <w:r>
+        <w:rPr>
+          <w:rFonts w:ascii="Arial" w:eastAsia="Times New Roman" w:hAnsi="Arial" w:cs="Arial"/>
+          <w:b/>
+          <w:bCs/>
+          <w:color w:val="000000"/>
+          <w:lang w:val="en-PK" w:eastAsia="en-PK"/>
+        </w:rPr>
+        <w:t>ESW Enable Post Marketing Opt-In</w:t>
+      </w:r>
+      <w:r>
+        <w:rPr>
+          <w:rFonts w:ascii="Arial" w:eastAsia="Times New Roman" w:hAnsi="Arial" w:cs="Arial"/>
+          <w:b/>
+          <w:bCs/>
+          <w:color w:val="000000"/>
+          <w:lang w:val="en-PK" w:eastAsia="en-PK"/>
+        </w:rPr>
+        <w:t xml:space="preserve">: : </w:t>
+      </w:r>
+      <w:r>
+        <w:rPr>
+          <w:rFonts w:ascii="Arial" w:eastAsia="Times New Roman" w:hAnsi="Arial" w:cs="Arial"/>
+          <w:color w:val="000000"/>
+          <w:lang w:val="en-PK" w:eastAsia="en-PK"/>
+        </w:rPr>
+        <w:t xml:space="preserve">This preference enables/disables the Post marketing </w:t>
+      </w:r>
+      <w:proofErr w:type="spellStart"/>
+      <w:r>
+        <w:rPr>
+          <w:rFonts w:ascii="Arial" w:eastAsia="Times New Roman" w:hAnsi="Arial" w:cs="Arial"/>
+          <w:color w:val="000000"/>
+          <w:lang w:val="en-PK" w:eastAsia="en-PK"/>
+        </w:rPr>
+        <w:t>optin</w:t>
+      </w:r>
+      <w:proofErr w:type="spellEnd"/>
+      <w:r>
+        <w:rPr>
+          <w:rFonts w:ascii="Arial" w:eastAsia="Times New Roman" w:hAnsi="Arial" w:cs="Arial"/>
+          <w:color w:val="000000"/>
+          <w:lang w:val="en-PK" w:eastAsia="en-PK"/>
+        </w:rPr>
+        <w:t xml:space="preserve"> on Site level. By default, it is disabled.</w:t>
+      </w:r>
+    </w:p>
+    <w:p>
+      <w:pPr>
+        <w:pStyle w:val="ListParagraph"/>
+        <w:rPr>
+          <w:rFonts w:ascii="Arial" w:eastAsia="Times New Roman" w:hAnsi="Arial" w:cs="Arial"/>
+          <w:b/>
+          <w:bCs/>
         </w:rPr>
       </w:pPr>
     </w:p>
@@ -10848,24 +12657,29 @@
           <w:szCs w:val="28"/>
         </w:rPr>
       </w:pPr>
-      <w:bookmarkStart w:id="17" w:name="_Toc99367927"/>
+      <w:bookmarkStart w:id="20" w:name="_Toc221569420"/>
       <w:r>
         <w:rPr>
           <w:rFonts w:ascii="Arial" w:hAnsi="Arial" w:cs="Arial"/>
           <w:sz w:val="28"/>
           <w:szCs w:val="28"/>
         </w:rPr>
-        <w:t>EswOAuthService</w:t>
-      </w:r>
-      <w:r>
-        <w:rPr>
-          <w:rFonts w:ascii="Arial" w:hAnsi="Arial" w:cs="Arial"/>
-          <w:sz w:val="28"/>
-          <w:szCs w:val="28"/>
-        </w:rPr>
-        <w:t xml:space="preserve"> service</w:t>
-      </w:r>
-      <w:bookmarkEnd w:id="17"/>
+        <w:t>Services</w:t>
+      </w:r>
+      <w:bookmarkEnd w:id="20"/>
+    </w:p>
+    <w:p>
+      <w:pPr>
+        <w:rPr>
+          <w:rFonts w:ascii="Arial" w:hAnsi="Arial" w:cs="Arial"/>
+        </w:rPr>
+      </w:pPr>
+      <w:r>
+        <w:rPr>
+          <w:rFonts w:ascii="Arial" w:hAnsi="Arial" w:cs="Arial"/>
+        </w:rPr>
+        <w:t xml:space="preserve">The following services are being used for this functionality. The cartridge automatically generates the URL if they are not set already. </w:t>
+      </w:r>
     </w:p>
     <w:p>
       <w:pPr>
@@ -10877,143 +12691,33 @@
           <w:szCs w:val="20"/>
         </w:rPr>
       </w:pPr>
-      <w:r>
-        <w:rPr>
-          <w:sz w:val="20"/>
-          <w:szCs w:val="20"/>
-        </w:rPr>
-        <w:t>This service is used to get the authentication token from ESW. This token is used by other ESW services and APIs, such as Price Feed, Checkout, and Package.</w:t>
-      </w:r>
-    </w:p>
-    <w:p>
-      <w:pPr>
-        <w:jc w:val="center"/>
-        <w:rPr>
-          <w:rFonts w:ascii="Arial" w:eastAsia="Times New Roman" w:hAnsi="Arial" w:cs="Arial"/>
-        </w:rPr>
-      </w:pPr>
-      <w:r>
-        <w:rPr>
-          <w:rFonts w:ascii="Arial" w:hAnsi="Arial" w:cs="Arial"/>
-          <w:noProof/>
-        </w:rPr>
-        <w:lastRenderedPageBreak/>
-        <w:drawing>
-          <wp:inline distT="0" distB="0" distL="0" distR="0" wp14:anchorId="3B159900" wp14:editId="469B6852">
-            <wp:extent cx="6296025" cy="1565910"/>
-            <wp:effectExtent l="0" t="0" r="9525" b="0"/>
-            <wp:docPr id="360" name="Picture 360"/>
-            <wp:cNvGraphicFramePr>
-              <a:graphicFrameLocks xmlns:a="http://schemas.openxmlformats.org/drawingml/2006/main" noChangeAspect="1"/>
-            </wp:cNvGraphicFramePr>
-            <a:graphic xmlns:a="http://schemas.openxmlformats.org/drawingml/2006/main">
-              <a:graphicData uri="http://schemas.openxmlformats.org/drawingml/2006/picture">
-                <pic:pic xmlns:pic="http://schemas.openxmlformats.org/drawingml/2006/picture">
-                  <pic:nvPicPr>
-                    <pic:cNvPr id="0" name="Picture 190"/>
-                    <pic:cNvPicPr>
-                      <a:picLocks noChangeAspect="1" noChangeArrowheads="1"/>
-                    </pic:cNvPicPr>
-                  </pic:nvPicPr>
-                  <pic:blipFill>
-                    <a:blip r:embed="rId28">
-                      <a:extLst>
-                        <a:ext uri="{28A0092B-C50C-407E-A947-70E740481C1C}">
-                          <a14:useLocalDpi xmlns:a14="http://schemas.microsoft.com/office/drawing/2010/main" val="0"/>
-                        </a:ext>
-                      </a:extLst>
-                    </a:blip>
-                    <a:srcRect/>
-                    <a:stretch>
-                      <a:fillRect/>
-                    </a:stretch>
-                  </pic:blipFill>
-                  <pic:spPr bwMode="auto">
-                    <a:xfrm>
-                      <a:off x="0" y="0"/>
-                      <a:ext cx="6296025" cy="1565910"/>
-                    </a:xfrm>
-                    <a:prstGeom prst="rect">
-                      <a:avLst/>
-                    </a:prstGeom>
-                    <a:noFill/>
-                    <a:ln>
-                      <a:noFill/>
-                    </a:ln>
-                  </pic:spPr>
-                </pic:pic>
-              </a:graphicData>
-            </a:graphic>
-          </wp:inline>
-        </w:drawing>
-      </w:r>
-    </w:p>
-    <w:p>
-      <w:pPr>
-        <w:pStyle w:val="NormalWeb"/>
-        <w:jc w:val="center"/>
-        <w:rPr>
-          <w:rFonts w:eastAsiaTheme="minorEastAsia" w:cs="Arial"/>
-          <w:sz w:val="20"/>
-          <w:szCs w:val="20"/>
-        </w:rPr>
-      </w:pPr>
-      <w:r>
-        <w:rPr>
-          <w:rStyle w:val="Emphasis"/>
-          <w:rFonts w:cs="Arial"/>
-          <w:sz w:val="20"/>
-          <w:szCs w:val="20"/>
-        </w:rPr>
-        <w:t>ESW OAuth Credentials</w:t>
-      </w:r>
-    </w:p>
-    <w:p>
-      <w:pPr>
-        <w:pStyle w:val="11U"/>
-        <w:jc w:val="both"/>
-        <w:rPr>
-          <w:rFonts w:ascii="Arial" w:hAnsi="Arial" w:cs="Arial"/>
-          <w:sz w:val="28"/>
-          <w:szCs w:val="28"/>
-        </w:rPr>
-      </w:pPr>
-      <w:bookmarkStart w:id="18" w:name="EswCheckoutV2Service_service"/>
-      <w:bookmarkStart w:id="19" w:name="_Toc99367928"/>
-      <w:r>
-        <w:rPr>
-          <w:rFonts w:ascii="Arial" w:hAnsi="Arial" w:cs="Arial"/>
-          <w:sz w:val="28"/>
-          <w:szCs w:val="28"/>
-        </w:rPr>
-        <w:t>EswCheckoutV</w:t>
-      </w:r>
-      <w:r>
-        <w:rPr>
-          <w:rFonts w:ascii="Arial" w:hAnsi="Arial" w:cs="Arial"/>
-          <w:sz w:val="28"/>
-          <w:szCs w:val="28"/>
-        </w:rPr>
-        <w:t>3</w:t>
-      </w:r>
-      <w:r>
-        <w:rPr>
-          <w:rFonts w:ascii="Arial" w:hAnsi="Arial" w:cs="Arial"/>
-          <w:sz w:val="28"/>
-          <w:szCs w:val="28"/>
-        </w:rPr>
-        <w:t>Service</w:t>
-      </w:r>
-      <w:r>
-        <w:rPr>
-          <w:rFonts w:ascii="Arial" w:hAnsi="Arial" w:cs="Arial"/>
-          <w:sz w:val="28"/>
-          <w:szCs w:val="28"/>
-        </w:rPr>
-        <w:t xml:space="preserve"> service</w:t>
-      </w:r>
-      <w:bookmarkEnd w:id="18"/>
-      <w:bookmarkEnd w:id="19"/>
+      <w:proofErr w:type="spellStart"/>
+      <w:r>
+        <w:rPr>
+          <w:b/>
+          <w:bCs/>
+          <w:sz w:val="20"/>
+          <w:szCs w:val="20"/>
+        </w:rPr>
+        <w:t>EswOAuthService</w:t>
+      </w:r>
+      <w:proofErr w:type="spellEnd"/>
+      <w:r>
+        <w:rPr>
+          <w:b/>
+          <w:bCs/>
+          <w:sz w:val="20"/>
+          <w:szCs w:val="20"/>
+        </w:rPr>
+        <w:t>:</w:t>
+      </w:r>
+      <w:r>
+        <w:rPr>
+          <w:sz w:val="20"/>
+          <w:szCs w:val="20"/>
+        </w:rPr>
+        <w:t xml:space="preserve"> This service is used to get the authentication token from ESW. This token is used by other ESW services and APIs, such as Price Feed, Checkout, and Package.</w:t>
+      </w:r>
     </w:p>
     <w:p>
       <w:pPr>
@@ -11027,10 +12731,19 @@
       </w:pPr>
       <w:r>
         <w:rPr>
-          <w:sz w:val="20"/>
-          <w:szCs w:val="20"/>
-        </w:rPr>
-        <w:t>Add this service to a particular service. In this example, the Checkout API URL is configured. This service is used to send the Checkout request to ESW.</w:t>
+          <w:b/>
+          <w:bCs/>
+          <w:sz w:val="20"/>
+          <w:szCs w:val="20"/>
+        </w:rPr>
+        <w:t>EswCheckoutV3Service</w:t>
+      </w:r>
+      <w:r>
+        <w:rPr>
+          <w:sz w:val="20"/>
+          <w:szCs w:val="20"/>
+        </w:rPr>
+        <w:t>: Add this service to a particular service. In this example, the Checkout API URL is configured. This service is used to send the Checkout request to ESW.</w:t>
       </w:r>
     </w:p>
     <w:p>
@@ -11038,376 +12751,6 @@
         <w:pStyle w:val="p"/>
         <w:jc w:val="both"/>
         <w:rPr>
-          <w:sz w:val="20"/>
-          <w:szCs w:val="20"/>
-        </w:rPr>
-      </w:pPr>
-      <w:r>
-        <w:rPr>
-          <w:sz w:val="20"/>
-          <w:szCs w:val="20"/>
-        </w:rPr>
-        <w:t xml:space="preserve">For multiple sites using the common Sandbox, you must configure multiple services for sites that use the ESW Checkout service. </w:t>
-      </w:r>
-      <w:r>
-        <w:rPr>
-          <w:sz w:val="20"/>
-          <w:szCs w:val="20"/>
-        </w:rPr>
-        <w:t>The</w:t>
-      </w:r>
-      <w:r>
-        <w:rPr>
-          <w:sz w:val="20"/>
-          <w:szCs w:val="20"/>
-        </w:rPr>
-        <w:t xml:space="preserve"> service name</w:t>
-      </w:r>
-      <w:r>
-        <w:rPr>
-          <w:sz w:val="20"/>
-          <w:szCs w:val="20"/>
-        </w:rPr>
-        <w:t xml:space="preserve"> must be added</w:t>
-      </w:r>
-      <w:r>
-        <w:rPr>
-          <w:sz w:val="20"/>
-          <w:szCs w:val="20"/>
-        </w:rPr>
-        <w:t xml:space="preserve"> to the </w:t>
-      </w:r>
-      <w:r>
-        <w:rPr>
-          <w:rStyle w:val="Strong"/>
-          <w:sz w:val="20"/>
-          <w:szCs w:val="20"/>
-        </w:rPr>
-        <w:t>ESW Checkout Service Name</w:t>
-      </w:r>
-      <w:r>
-        <w:rPr>
-          <w:sz w:val="20"/>
-          <w:szCs w:val="20"/>
-        </w:rPr>
-        <w:t> custom preference.</w:t>
-      </w:r>
-      <w:r>
-        <w:rPr>
-          <w:sz w:val="20"/>
-          <w:szCs w:val="20"/>
-        </w:rPr>
-        <w:t xml:space="preserve"> This value sets by default once the retailer runs the ESW Retailer Auto Configurator Job.</w:t>
-      </w:r>
-      <w:r>
-        <w:rPr>
-          <w:sz w:val="20"/>
-          <w:szCs w:val="20"/>
-        </w:rPr>
-        <w:t xml:space="preserve"> The examples of the service names are </w:t>
-      </w:r>
-      <w:r>
-        <w:rPr>
-          <w:rStyle w:val="HTMLCode"/>
-          <w:rFonts w:ascii="Arial" w:hAnsi="Arial" w:cs="Arial"/>
-          <w:sz w:val="20"/>
-        </w:rPr>
-        <w:t>ESWCheckoutV</w:t>
-      </w:r>
-      <w:r>
-        <w:rPr>
-          <w:rStyle w:val="HTMLCode"/>
-          <w:rFonts w:ascii="Arial" w:hAnsi="Arial" w:cs="Arial"/>
-          <w:sz w:val="20"/>
-        </w:rPr>
-        <w:t>3</w:t>
-      </w:r>
-      <w:r>
-        <w:rPr>
-          <w:rStyle w:val="HTMLCode"/>
-          <w:rFonts w:ascii="Arial" w:hAnsi="Arial" w:cs="Arial"/>
-          <w:sz w:val="20"/>
-        </w:rPr>
-        <w:t>Service.SG</w:t>
-      </w:r>
-      <w:r>
-        <w:rPr>
-          <w:sz w:val="20"/>
-          <w:szCs w:val="20"/>
-        </w:rPr>
-        <w:t xml:space="preserve"> and </w:t>
-      </w:r>
-      <w:r>
-        <w:rPr>
-          <w:rStyle w:val="HTMLCode"/>
-          <w:rFonts w:ascii="Arial" w:hAnsi="Arial" w:cs="Arial"/>
-          <w:sz w:val="20"/>
-        </w:rPr>
-        <w:t>ESWCheckoutV</w:t>
-      </w:r>
-      <w:r>
-        <w:rPr>
-          <w:rStyle w:val="HTMLCode"/>
-          <w:rFonts w:ascii="Arial" w:hAnsi="Arial" w:cs="Arial"/>
-          <w:sz w:val="20"/>
-        </w:rPr>
-        <w:t>3</w:t>
-      </w:r>
-      <w:r>
-        <w:rPr>
-          <w:rStyle w:val="HTMLCode"/>
-          <w:rFonts w:ascii="Arial" w:hAnsi="Arial" w:cs="Arial"/>
-          <w:sz w:val="20"/>
-        </w:rPr>
-        <w:t>Service.SFRA</w:t>
-      </w:r>
-      <w:r>
-        <w:rPr>
-          <w:sz w:val="20"/>
-          <w:szCs w:val="20"/>
-        </w:rPr>
-        <w:t>.</w:t>
-      </w:r>
-    </w:p>
-    <w:p>
-      <w:pPr>
-        <w:pStyle w:val="11U"/>
-        <w:rPr>
-          <w:rFonts w:ascii="Arial" w:hAnsi="Arial" w:cs="Arial"/>
-          <w:sz w:val="28"/>
-          <w:szCs w:val="28"/>
-        </w:rPr>
-      </w:pPr>
-      <w:bookmarkStart w:id="20" w:name="_Toc99367929"/>
-      <w:r>
-        <w:rPr>
-          <w:rFonts w:ascii="Arial" w:hAnsi="Arial" w:cs="Arial"/>
-          <w:sz w:val="28"/>
-          <w:szCs w:val="28"/>
-        </w:rPr>
-        <w:t>ESWCheckoutV</w:t>
-      </w:r>
-      <w:r>
-        <w:rPr>
-          <w:rFonts w:ascii="Arial" w:hAnsi="Arial" w:cs="Arial"/>
-          <w:sz w:val="28"/>
-          <w:szCs w:val="28"/>
-        </w:rPr>
-        <w:t>3</w:t>
-      </w:r>
-      <w:r>
-        <w:rPr>
-          <w:rFonts w:ascii="Arial" w:hAnsi="Arial" w:cs="Arial"/>
-          <w:sz w:val="28"/>
-          <w:szCs w:val="28"/>
-        </w:rPr>
-        <w:t>Service.SG</w:t>
-      </w:r>
-      <w:r>
-        <w:rPr>
-          <w:rFonts w:ascii="Arial" w:hAnsi="Arial" w:cs="Arial"/>
-          <w:sz w:val="28"/>
-          <w:szCs w:val="28"/>
-        </w:rPr>
-        <w:t xml:space="preserve"> service</w:t>
-      </w:r>
-      <w:bookmarkEnd w:id="20"/>
-    </w:p>
-    <w:p>
-      <w:pPr>
-        <w:jc w:val="center"/>
-        <w:rPr>
-          <w:rFonts w:ascii="Arial" w:eastAsia="Times New Roman" w:hAnsi="Arial" w:cs="Arial"/>
-        </w:rPr>
-      </w:pPr>
-      <w:r>
-        <w:rPr>
-          <w:noProof/>
-        </w:rPr>
-        <w:drawing>
-          <wp:inline distT="0" distB="0" distL="0" distR="0" wp14:anchorId="11125560" wp14:editId="1D2428BE">
-            <wp:extent cx="5943600" cy="970280"/>
-            <wp:effectExtent l="0" t="0" r="0" b="1270"/>
-            <wp:docPr id="12" name="Picture 12" descr="Graphical user interface&#10;&#10;Description automatically generated with low confidence"/>
-            <wp:cNvGraphicFramePr>
-              <a:graphicFrameLocks xmlns:a="http://schemas.openxmlformats.org/drawingml/2006/main" noChangeAspect="1"/>
-            </wp:cNvGraphicFramePr>
-            <a:graphic xmlns:a="http://schemas.openxmlformats.org/drawingml/2006/main">
-              <a:graphicData uri="http://schemas.openxmlformats.org/drawingml/2006/picture">
-                <pic:pic xmlns:pic="http://schemas.openxmlformats.org/drawingml/2006/picture">
-                  <pic:nvPicPr>
-                    <pic:cNvPr id="12" name="Picture 12" descr="Graphical user interface&#10;&#10;Description automatically generated with low confidence"/>
-                    <pic:cNvPicPr/>
-                  </pic:nvPicPr>
-                  <pic:blipFill>
-                    <a:blip r:embed="rId29"/>
-                    <a:stretch>
-                      <a:fillRect/>
-                    </a:stretch>
-                  </pic:blipFill>
-                  <pic:spPr>
-                    <a:xfrm>
-                      <a:off x="0" y="0"/>
-                      <a:ext cx="5943600" cy="970280"/>
-                    </a:xfrm>
-                    <a:prstGeom prst="rect">
-                      <a:avLst/>
-                    </a:prstGeom>
-                  </pic:spPr>
-                </pic:pic>
-              </a:graphicData>
-            </a:graphic>
-          </wp:inline>
-        </w:drawing>
-      </w:r>
-    </w:p>
-    <w:p>
-      <w:pPr>
-        <w:pStyle w:val="NormalWeb"/>
-        <w:jc w:val="center"/>
-        <w:rPr>
-          <w:rStyle w:val="Emphasis"/>
-          <w:rFonts w:cs="Arial"/>
-          <w:sz w:val="20"/>
-          <w:szCs w:val="20"/>
-        </w:rPr>
-      </w:pPr>
-      <w:r>
-        <w:rPr>
-          <w:rStyle w:val="Emphasis"/>
-          <w:rFonts w:cs="Arial"/>
-          <w:sz w:val="20"/>
-          <w:szCs w:val="20"/>
-        </w:rPr>
-        <w:t>ESWCheckoutV</w:t>
-      </w:r>
-      <w:r>
-        <w:rPr>
-          <w:rStyle w:val="Emphasis"/>
-          <w:rFonts w:cs="Arial"/>
-          <w:sz w:val="20"/>
-          <w:szCs w:val="20"/>
-        </w:rPr>
-        <w:t>3</w:t>
-      </w:r>
-      <w:r>
-        <w:rPr>
-          <w:rStyle w:val="Emphasis"/>
-          <w:rFonts w:cs="Arial"/>
-          <w:sz w:val="20"/>
-          <w:szCs w:val="20"/>
-        </w:rPr>
-        <w:t>Service.SG</w:t>
-      </w:r>
-    </w:p>
-    <w:p>
-      <w:pPr>
-        <w:pStyle w:val="NormalWeb"/>
-        <w:jc w:val="center"/>
-        <w:rPr>
-          <w:rFonts w:eastAsiaTheme="minorEastAsia" w:cs="Arial"/>
-          <w:sz w:val="20"/>
-          <w:szCs w:val="20"/>
-        </w:rPr>
-      </w:pPr>
-    </w:p>
-    <w:p>
-      <w:pPr>
-        <w:pStyle w:val="11U"/>
-        <w:rPr>
-          <w:rFonts w:ascii="Arial" w:hAnsi="Arial" w:cs="Arial"/>
-          <w:sz w:val="28"/>
-          <w:szCs w:val="28"/>
-        </w:rPr>
-      </w:pPr>
-      <w:bookmarkStart w:id="21" w:name="_Toc99367930"/>
-      <w:r>
-        <w:rPr>
-          <w:rFonts w:ascii="Arial" w:hAnsi="Arial" w:cs="Arial"/>
-          <w:sz w:val="28"/>
-          <w:szCs w:val="28"/>
-        </w:rPr>
-        <w:t>ESWCheckoutV</w:t>
-      </w:r>
-      <w:r>
-        <w:rPr>
-          <w:rFonts w:ascii="Arial" w:hAnsi="Arial" w:cs="Arial"/>
-          <w:sz w:val="28"/>
-          <w:szCs w:val="28"/>
-        </w:rPr>
-        <w:t>3</w:t>
-      </w:r>
-      <w:r>
-        <w:rPr>
-          <w:rFonts w:ascii="Arial" w:hAnsi="Arial" w:cs="Arial"/>
-          <w:sz w:val="28"/>
-          <w:szCs w:val="28"/>
-        </w:rPr>
-        <w:t>Service.SFRA</w:t>
-      </w:r>
-      <w:r>
-        <w:rPr>
-          <w:rFonts w:ascii="Arial" w:hAnsi="Arial" w:cs="Arial"/>
-          <w:sz w:val="28"/>
-          <w:szCs w:val="28"/>
-        </w:rPr>
-        <w:t xml:space="preserve"> service</w:t>
-      </w:r>
-      <w:bookmarkEnd w:id="21"/>
-    </w:p>
-    <w:p>
-      <w:pPr>
-        <w:rPr>
-          <w:rFonts w:ascii="Arial" w:eastAsia="Times New Roman" w:hAnsi="Arial" w:cs="Arial"/>
-        </w:rPr>
-      </w:pPr>
-      <w:r>
-        <w:rPr>
-          <w:noProof/>
-        </w:rPr>
-        <w:drawing>
-          <wp:inline distT="0" distB="0" distL="0" distR="0" wp14:anchorId="072CEF73" wp14:editId="2C099BCE">
-            <wp:extent cx="5943600" cy="953770"/>
-            <wp:effectExtent l="0" t="0" r="0" b="0"/>
-            <wp:docPr id="13" name="Picture 13" descr="Background pattern&#10;&#10;Description automatically generated with low confidence"/>
-            <wp:cNvGraphicFramePr>
-              <a:graphicFrameLocks xmlns:a="http://schemas.openxmlformats.org/drawingml/2006/main" noChangeAspect="1"/>
-            </wp:cNvGraphicFramePr>
-            <a:graphic xmlns:a="http://schemas.openxmlformats.org/drawingml/2006/main">
-              <a:graphicData uri="http://schemas.openxmlformats.org/drawingml/2006/picture">
-                <pic:pic xmlns:pic="http://schemas.openxmlformats.org/drawingml/2006/picture">
-                  <pic:nvPicPr>
-                    <pic:cNvPr id="13" name="Picture 13" descr="Background pattern&#10;&#10;Description automatically generated with low confidence"/>
-                    <pic:cNvPicPr/>
-                  </pic:nvPicPr>
-                  <pic:blipFill>
-                    <a:blip r:embed="rId30"/>
-                    <a:stretch>
-                      <a:fillRect/>
-                    </a:stretch>
-                  </pic:blipFill>
-                  <pic:spPr>
-                    <a:xfrm>
-                      <a:off x="0" y="0"/>
-                      <a:ext cx="5943600" cy="953770"/>
-                    </a:xfrm>
-                    <a:prstGeom prst="rect">
-                      <a:avLst/>
-                    </a:prstGeom>
-                  </pic:spPr>
-                </pic:pic>
-              </a:graphicData>
-            </a:graphic>
-          </wp:inline>
-        </w:drawing>
-      </w:r>
-    </w:p>
-    <w:p>
-      <w:pPr>
-        <w:pStyle w:val="NormalWeb"/>
-        <w:jc w:val="center"/>
-        <w:rPr>
-          <w:rFonts w:cs="Arial"/>
           <w:i/>
           <w:iCs/>
           <w:sz w:val="20"/>
@@ -11416,12 +12759,55 @@
       </w:pPr>
       <w:r>
         <w:rPr>
-          <w:rStyle w:val="Emphasis"/>
-          <w:rFonts w:cs="Arial"/>
-          <w:sz w:val="20"/>
-          <w:szCs w:val="20"/>
-        </w:rPr>
-        <w:t>ESWCheckoutV2Service.SFRA</w:t>
+          <w:sz w:val="20"/>
+          <w:szCs w:val="20"/>
+        </w:rPr>
+        <w:t>For multiple sites using the common Sandbox, you must configure multiple services for sites that use the ESW Checkout service. The service name must be added to the </w:t>
+      </w:r>
+      <w:r>
+        <w:rPr>
+          <w:rStyle w:val="Strong"/>
+          <w:sz w:val="20"/>
+          <w:szCs w:val="20"/>
+        </w:rPr>
+        <w:t>ESW Checkout Service Name</w:t>
+      </w:r>
+      <w:r>
+        <w:rPr>
+          <w:sz w:val="20"/>
+          <w:szCs w:val="20"/>
+        </w:rPr>
+        <w:t xml:space="preserve"> custom preference. This value sets by default once the retailer runs the ESW Retailer Auto Configurator Job. The examples of the service names are </w:t>
+      </w:r>
+      <w:r>
+        <w:rPr>
+          <w:rStyle w:val="HTMLCode"/>
+          <w:rFonts w:ascii="Arial" w:hAnsi="Arial" w:cs="Arial"/>
+          <w:sz w:val="20"/>
+        </w:rPr>
+        <w:t>ESWCheckoutV3Service.SG</w:t>
+      </w:r>
+      <w:r>
+        <w:rPr>
+          <w:sz w:val="20"/>
+          <w:szCs w:val="20"/>
+        </w:rPr>
+        <w:t xml:space="preserve"> and </w:t>
+      </w:r>
+      <w:r>
+        <w:rPr>
+          <w:rStyle w:val="HTMLCode"/>
+          <w:rFonts w:ascii="Arial" w:hAnsi="Arial" w:cs="Arial"/>
+          <w:sz w:val="20"/>
+        </w:rPr>
+        <w:t>ESWCheckoutV3Service.SFRA</w:t>
+      </w:r>
+      <w:r>
+        <w:rPr>
+          <w:sz w:val="20"/>
+          <w:szCs w:val="20"/>
+        </w:rPr>
+        <w:t>.</w:t>
       </w:r>
     </w:p>
     <w:sectPr>
@@ -13255,6 +14641,119 @@
     </w:lvl>
   </w:abstractNum>
   <w:abstractNum w:abstractNumId="14" w15:restartNumberingAfterBreak="0">
+    <w:nsid w:val="5EA525D4"/>
+    <w:multiLevelType w:val="hybridMultilevel"/>
+    <w:tmpl w:val="F74E227C"/>
+    <w:lvl w:ilvl="0" w:tplc="20000001">
+      <w:start w:val="1"/>
+      <w:numFmt w:val="bullet"/>
+      <w:lvlText w:val=""/>
+      <w:lvlJc w:val="left"/>
+      <w:pPr>
+        <w:ind w:left="720" w:hanging="360"/>
+      </w:pPr>
+      <w:rPr>
+        <w:rFonts w:ascii="Symbol" w:hAnsi="Symbol" w:hint="default"/>
+      </w:rPr>
+    </w:lvl>
+    <w:lvl w:ilvl="1" w:tplc="20000003" w:tentative="1">
+      <w:start w:val="1"/>
+      <w:numFmt w:val="bullet"/>
+      <w:lvlText w:val="o"/>
+      <w:lvlJc w:val="left"/>
+      <w:pPr>
+        <w:ind w:left="1440" w:hanging="360"/>
+      </w:pPr>
+      <w:rPr>
+        <w:rFonts w:ascii="Courier New" w:hAnsi="Courier New" w:cs="Courier New" w:hint="default"/>
+      </w:rPr>
+    </w:lvl>
+    <w:lvl w:ilvl="2" w:tplc="20000005" w:tentative="1">
+      <w:start w:val="1"/>
+      <w:numFmt w:val="bullet"/>
+      <w:lvlText w:val=""/>
+      <w:lvlJc w:val="left"/>
+      <w:pPr>
+        <w:ind w:left="2160" w:hanging="360"/>
+      </w:pPr>
+      <w:rPr>
+        <w:rFonts w:ascii="Wingdings" w:hAnsi="Wingdings" w:hint="default"/>
+      </w:rPr>
+    </w:lvl>
+    <w:lvl w:ilvl="3" w:tplc="20000001" w:tentative="1">
+      <w:start w:val="1"/>
+      <w:numFmt w:val="bullet"/>
+      <w:lvlText w:val=""/>
+      <w:lvlJc w:val="left"/>
+      <w:pPr>
+        <w:ind w:left="2880" w:hanging="360"/>
+      </w:pPr>
+      <w:rPr>
+        <w:rFonts w:ascii="Symbol" w:hAnsi="Symbol" w:hint="default"/>
+      </w:rPr>
+    </w:lvl>
+    <w:lvl w:ilvl="4" w:tplc="20000003" w:tentative="1">
+      <w:start w:val="1"/>
+      <w:numFmt w:val="bullet"/>
+      <w:lvlText w:val="o"/>
+      <w:lvlJc w:val="left"/>
+      <w:pPr>
+        <w:ind w:left="3600" w:hanging="360"/>
+      </w:pPr>
+      <w:rPr>
+        <w:rFonts w:ascii="Courier New" w:hAnsi="Courier New" w:cs="Courier New" w:hint="default"/>
+      </w:rPr>
+    </w:lvl>
+    <w:lvl w:ilvl="5" w:tplc="20000005" w:tentative="1">
+      <w:start w:val="1"/>
+      <w:numFmt w:val="bullet"/>
+      <w:lvlText w:val=""/>
+      <w:lvlJc w:val="left"/>
+      <w:pPr>
+        <w:ind w:left="4320" w:hanging="360"/>
+      </w:pPr>
+      <w:rPr>
+        <w:rFonts w:ascii="Wingdings" w:hAnsi="Wingdings" w:hint="default"/>
+      </w:rPr>
+    </w:lvl>
+    <w:lvl w:ilvl="6" w:tplc="20000001" w:tentative="1">
+      <w:start w:val="1"/>
+      <w:numFmt w:val="bullet"/>
+      <w:lvlText w:val=""/>
+      <w:lvlJc w:val="left"/>
+      <w:pPr>
+        <w:ind w:left="5040" w:hanging="360"/>
+      </w:pPr>
+      <w:rPr>
+        <w:rFonts w:ascii="Symbol" w:hAnsi="Symbol" w:hint="default"/>
+      </w:rPr>
+    </w:lvl>
+    <w:lvl w:ilvl="7" w:tplc="20000003" w:tentative="1">
+      <w:start w:val="1"/>
+      <w:numFmt w:val="bullet"/>
+      <w:lvlText w:val="o"/>
+      <w:lvlJc w:val="left"/>
+      <w:pPr>
+        <w:ind w:left="5760" w:hanging="360"/>
+      </w:pPr>
+      <w:rPr>
+        <w:rFonts w:ascii="Courier New" w:hAnsi="Courier New" w:cs="Courier New" w:hint="default"/>
+      </w:rPr>
+    </w:lvl>
+    <w:lvl w:ilvl="8" w:tplc="20000005" w:tentative="1">
+      <w:start w:val="1"/>
+      <w:numFmt w:val="bullet"/>
+      <w:lvlText w:val=""/>
+      <w:lvlJc w:val="left"/>
+      <w:pPr>
+        <w:ind w:left="6480" w:hanging="360"/>
+      </w:pPr>
+      <w:rPr>
+        <w:rFonts w:ascii="Wingdings" w:hAnsi="Wingdings" w:hint="default"/>
+      </w:rPr>
+    </w:lvl>
+  </w:abstractNum>
+  <w:abstractNum w:abstractNumId="15" w15:restartNumberingAfterBreak="0">
     <w:nsid w:val="6536152F"/>
     <w:multiLevelType w:val="hybridMultilevel"/>
     <w:tmpl w:val="D4EE2C00"/>
@@ -13367,7 +14866,7 @@
       </w:rPr>
     </w:lvl>
   </w:abstractNum>
-  <w:abstractNum w:abstractNumId="15" w15:restartNumberingAfterBreak="0">
+  <w:abstractNum w:abstractNumId="16" w15:restartNumberingAfterBreak="0">
     <w:nsid w:val="672D785B"/>
     <w:multiLevelType w:val="hybridMultilevel"/>
     <w:tmpl w:val="E872ED52"/>
@@ -13453,7 +14952,7 @@
       </w:pPr>
     </w:lvl>
   </w:abstractNum>
-  <w:abstractNum w:abstractNumId="16" w15:restartNumberingAfterBreak="0">
+  <w:abstractNum w:abstractNumId="17" w15:restartNumberingAfterBreak="0">
     <w:nsid w:val="75517702"/>
     <w:multiLevelType w:val="hybridMultilevel"/>
     <w:tmpl w:val="95A8B8D6"/>
@@ -13566,7 +15065,7 @@
       </w:rPr>
     </w:lvl>
   </w:abstractNum>
-  <w:abstractNum w:abstractNumId="17" w15:restartNumberingAfterBreak="0">
+  <w:abstractNum w:abstractNumId="18" w15:restartNumberingAfterBreak="0">
     <w:nsid w:val="7FE53774"/>
     <w:multiLevelType w:val="multilevel"/>
     <w:tmpl w:val="E1B80F08"/>
@@ -13746,7 +15245,7 @@
     </w:lvlOverride>
   </w:num>
   <w:num w:numId="2" w16cid:durableId="2101634326">
-    <w:abstractNumId w:val="15"/>
+    <w:abstractNumId w:val="16"/>
     <w:lvlOverride w:ilvl="0">
       <w:startOverride w:val="1"/>
     </w:lvlOverride>
@@ -13797,25 +15296,25 @@
     <w:abstractNumId w:val="0"/>
   </w:num>
   <w:num w:numId="10" w16cid:durableId="1501310504">
-    <w:abstractNumId w:val="14"/>
+    <w:abstractNumId w:val="15"/>
   </w:num>
   <w:num w:numId="11" w16cid:durableId="759720290">
     <w:abstractNumId w:val="7"/>
   </w:num>
   <w:num w:numId="12" w16cid:durableId="1563978288">
-    <w:abstractNumId w:val="17"/>
+    <w:abstractNumId w:val="18"/>
   </w:num>
   <w:num w:numId="13" w16cid:durableId="552817861">
     <w:abstractNumId w:val="9"/>
   </w:num>
   <w:num w:numId="14" w16cid:durableId="1299189733">
-    <w:abstractNumId w:val="16"/>
+    <w:abstractNumId w:val="17"/>
   </w:num>
   <w:num w:numId="15" w16cid:durableId="317000572">
     <w:abstractNumId w:val="1"/>
   </w:num>
   <w:num w:numId="16" w16cid:durableId="828517544">
-    <w:abstractNumId w:val="15"/>
+    <w:abstractNumId w:val="16"/>
   </w:num>
   <w:num w:numId="17" w16cid:durableId="576282485">
     <w:abstractNumId w:val="10"/>
@@ -13828,6 +15327,45 @@
   </w:num>
   <w:num w:numId="20" w16cid:durableId="1766657419">
     <w:abstractNumId w:val="12"/>
+  </w:num>
+  <w:num w:numId="21" w16cid:durableId="984091306">
+    <w:abstractNumId w:val="14"/>
+  </w:num>
+  <w:num w:numId="22" w16cid:durableId="1837374710">
+    <w:abstractNumId w:val="11"/>
+    <w:lvlOverride w:ilvl="0"/>
+    <w:lvlOverride w:ilvl="1"/>
+    <w:lvlOverride w:ilvl="2"/>
+    <w:lvlOverride w:ilvl="3"/>
+    <w:lvlOverride w:ilvl="4"/>
+    <w:lvlOverride w:ilvl="5"/>
+    <w:lvlOverride w:ilvl="6"/>
+    <w:lvlOverride w:ilvl="7"/>
+    <w:lvlOverride w:ilvl="8"/>
+  </w:num>
+  <w:num w:numId="23" w16cid:durableId="1737362869">
+    <w:abstractNumId w:val="2"/>
+    <w:lvlOverride w:ilvl="0"/>
+    <w:lvlOverride w:ilvl="1"/>
+    <w:lvlOverride w:ilvl="2"/>
+    <w:lvlOverride w:ilvl="3"/>
+    <w:lvlOverride w:ilvl="4"/>
+    <w:lvlOverride w:ilvl="5"/>
+    <w:lvlOverride w:ilvl="6"/>
+    <w:lvlOverride w:ilvl="7"/>
+    <w:lvlOverride w:ilvl="8"/>
+  </w:num>
+  <w:num w:numId="24" w16cid:durableId="1223251267">
+    <w:abstractNumId w:val="13"/>
+    <w:lvlOverride w:ilvl="0"/>
+    <w:lvlOverride w:ilvl="1"/>
+    <w:lvlOverride w:ilvl="2"/>
+    <w:lvlOverride w:ilvl="3"/>
+    <w:lvlOverride w:ilvl="4"/>
+    <w:lvlOverride w:ilvl="5"/>
+    <w:lvlOverride w:ilvl="6"/>
+    <w:lvlOverride w:ilvl="7"/>
+    <w:lvlOverride w:ilvl="8"/>
   </w:num>
 </w:numbering>
 </file>
@@ -14451,7 +15989,6 @@
   <w:style w:type="character" w:default="1" w:styleId="DefaultParagraphFont">
     <w:name w:val="Default Paragraph Font"/>
     <w:uiPriority w:val="1"/>
-    <w:semiHidden/>
     <w:unhideWhenUsed/>
   </w:style>
   <w:style w:type="table" w:default="1" w:styleId="TableNormal">
@@ -15127,6 +16664,25 @@
       <w:u w:val="single"/>
     </w:rPr>
   </w:style>
+  <w:style w:type="paragraph" w:customStyle="1" w:styleId="listitem">
+    <w:name w:val="list_item"/>
+    <w:basedOn w:val="Normal"/>
+    <w:rsid w:val="003F52CD"/>
+    <w:pPr>
+      <w:spacing w:before="100" w:beforeAutospacing="1" w:after="100" w:afterAutospacing="1"/>
+    </w:pPr>
+    <w:rPr>
+      <w:rFonts w:ascii="Times New Roman" w:eastAsia="Times New Roman" w:hAnsi="Times New Roman" w:cs="Times New Roman"/>
+      <w:sz w:val="24"/>
+      <w:szCs w:val="24"/>
+      <w:lang w:val="en-PK" w:eastAsia="en-PK"/>
+    </w:rPr>
+  </w:style>
+  <w:style w:type="character" w:customStyle="1" w:styleId="textnode">
+    <w:name w:val="text_node"/>
+    <w:basedOn w:val="DefaultParagraphFont"/>
+    <w:rsid w:val="003F52CD"/>
+  </w:style>
 </w:styles>
 </file>
 

--- a/link_eshopworld/Documentation/eShopWorld_Checkout_Integration.docx
+++ b/link_eshopworld/Documentation/eShopWorld_Checkout_Integration.docx
@@ -292,7 +292,21 @@
                                     <w:sz w:val="20"/>
                                     <w:szCs w:val="20"/>
                                   </w:rPr>
-                                  <w:t>5.0.0</w:t>
+                                  <w:t>5.</w:t>
+                                </w:r>
+                                <w:r>
+                                  <w:rPr>
+                                    <w:sz w:val="20"/>
+                                    <w:szCs w:val="20"/>
+                                  </w:rPr>
+                                  <w:t>1</w:t>
+                                </w:r>
+                                <w:r>
+                                  <w:rPr>
+                                    <w:sz w:val="20"/>
+                                    <w:szCs w:val="20"/>
+                                  </w:rPr>
+                                  <w:t>.0</w:t>
                                 </w:r>
                               </w:p>
                               <w:p>
@@ -324,7 +338,7 @@
                                     <w:sz w:val="20"/>
                                     <w:szCs w:val="20"/>
                                   </w:rPr>
-                                  <w:t>February</w:t>
+                                  <w:t>May</w:t>
                                 </w:r>
                                 <w:r>
                                   <w:rPr>
@@ -436,7 +450,21 @@
                               <w:sz w:val="20"/>
                               <w:szCs w:val="20"/>
                             </w:rPr>
-                            <w:t>5.0.0</w:t>
+                            <w:t>5.</w:t>
+                          </w:r>
+                          <w:r>
+                            <w:rPr>
+                              <w:sz w:val="20"/>
+                              <w:szCs w:val="20"/>
+                            </w:rPr>
+                            <w:t>1</w:t>
+                          </w:r>
+                          <w:r>
+                            <w:rPr>
+                              <w:sz w:val="20"/>
+                              <w:szCs w:val="20"/>
+                            </w:rPr>
+                            <w:t>.0</w:t>
                           </w:r>
                         </w:p>
                         <w:p>
@@ -468,7 +496,7 @@
                               <w:sz w:val="20"/>
                               <w:szCs w:val="20"/>
                             </w:rPr>
-                            <w:t>February</w:t>
+                            <w:t>May</w:t>
                           </w:r>
                           <w:r>
                             <w:rPr>
@@ -2478,23 +2506,7 @@
           <w:sz w:val="20"/>
           <w:szCs w:val="20"/>
         </w:rPr>
-        <w:t xml:space="preserve">The shopper visits the retailer site where the shopper's country and localized product prices are set automatically through </w:t>
-      </w:r>
-      <w:proofErr w:type="spellStart"/>
-      <w:r>
-        <w:rPr>
-          <w:sz w:val="20"/>
-          <w:szCs w:val="20"/>
-        </w:rPr>
-        <w:t>GeoIP</w:t>
-      </w:r>
-      <w:proofErr w:type="spellEnd"/>
-      <w:r>
-        <w:rPr>
-          <w:sz w:val="20"/>
-          <w:szCs w:val="20"/>
-        </w:rPr>
-        <w:t xml:space="preserve"> lookup. The localized prices are native to SFCC and taken from the price book. </w:t>
+        <w:t xml:space="preserve">The shopper visits the retailer site where the shopper's country and localized product prices are set automatically through GeoIP lookup. The localized prices are native to SFCC and taken from the price book. </w:t>
       </w:r>
     </w:p>
     <w:p>
@@ -2588,7 +2600,6 @@
         </w:rPr>
         <w:t>Checkout disclaimer message under the checkout button can be enabled through “</w:t>
       </w:r>
-      <w:proofErr w:type="spellStart"/>
       <w:r>
         <w:rPr>
           <w:b/>
@@ -2596,17 +2607,7 @@
           <w:sz w:val="20"/>
           <w:szCs w:val="20"/>
         </w:rPr>
-        <w:t>esw</w:t>
-      </w:r>
-      <w:proofErr w:type="spellEnd"/>
-      <w:r>
-        <w:rPr>
-          <w:b/>
-          <w:bCs/>
-          <w:sz w:val="20"/>
-          <w:szCs w:val="20"/>
-        </w:rPr>
-        <w:t>-checkout-disclaimer-message</w:t>
+        <w:t>esw-checkout-disclaimer-message</w:t>
       </w:r>
       <w:r>
         <w:rPr>
@@ -2683,39 +2684,7 @@
           <w:sz w:val="20"/>
           <w:szCs w:val="20"/>
         </w:rPr>
-        <w:t>The ESW checkout supports only the valid locales with Language ISO and Country ISO in the Checkout API call, for example, '</w:t>
-      </w:r>
-      <w:proofErr w:type="spellStart"/>
-      <w:r>
-        <w:rPr>
-          <w:sz w:val="20"/>
-          <w:szCs w:val="20"/>
-        </w:rPr>
-        <w:t>en</w:t>
-      </w:r>
-      <w:proofErr w:type="spellEnd"/>
-      <w:r>
-        <w:rPr>
-          <w:sz w:val="20"/>
-          <w:szCs w:val="20"/>
-        </w:rPr>
-        <w:t>-US' or '</w:t>
-      </w:r>
-      <w:proofErr w:type="spellStart"/>
-      <w:r>
-        <w:rPr>
-          <w:sz w:val="20"/>
-          <w:szCs w:val="20"/>
-        </w:rPr>
-        <w:t>fr</w:t>
-      </w:r>
-      <w:proofErr w:type="spellEnd"/>
-      <w:r>
-        <w:rPr>
-          <w:sz w:val="20"/>
-          <w:szCs w:val="20"/>
-        </w:rPr>
-        <w:t>-FR'. In SFCC, these locales exist with an underscore ( _ ).</w:t>
+        <w:t>The ESW checkout supports only the valid locales with Language ISO and Country ISO in the Checkout API call, for example, 'en-US' or 'fr-FR'. In SFCC, these locales exist with an underscore ( _ ).</w:t>
       </w:r>
     </w:p>
     <w:p>
@@ -5084,50 +5053,14 @@
           <w:bCs/>
           <w:color w:val="000000"/>
         </w:rPr>
-        <w:t xml:space="preserve">ESW Enable </w:t>
-      </w:r>
-      <w:proofErr w:type="spellStart"/>
-      <w:r>
-        <w:rPr>
-          <w:rFonts w:ascii="Arial" w:eastAsia="Times New Roman" w:hAnsi="Arial" w:cs="Arial"/>
-          <w:b/>
-          <w:bCs/>
-          <w:color w:val="000000"/>
-        </w:rPr>
-        <w:t>Optins</w:t>
-      </w:r>
-      <w:proofErr w:type="spellEnd"/>
-      <w:r>
-        <w:rPr>
-          <w:rFonts w:ascii="Arial" w:eastAsia="Times New Roman" w:hAnsi="Arial" w:cs="Arial"/>
-          <w:b/>
-          <w:bCs/>
-          <w:color w:val="000000"/>
-        </w:rPr>
-        <w:t xml:space="preserve">: </w:t>
+        <w:t xml:space="preserve">ESW Enable Optins: </w:t>
       </w:r>
       <w:r>
         <w:rPr>
           <w:rFonts w:ascii="Arial" w:eastAsia="Times New Roman" w:hAnsi="Arial" w:cs="Arial"/>
           <w:color w:val="000000"/>
         </w:rPr>
-        <w:t>When enabled, this preferences unlocks the granular level control for the marketing opt-ins (</w:t>
-      </w:r>
-      <w:proofErr w:type="spellStart"/>
-      <w:r>
-        <w:rPr>
-          <w:rFonts w:ascii="Arial" w:eastAsia="Times New Roman" w:hAnsi="Arial" w:cs="Arial"/>
-          <w:color w:val="000000"/>
-        </w:rPr>
-        <w:t>Email,SMS,Phone</w:t>
-      </w:r>
-      <w:proofErr w:type="spellEnd"/>
-      <w:r>
-        <w:rPr>
-          <w:rFonts w:ascii="Arial" w:eastAsia="Times New Roman" w:hAnsi="Arial" w:cs="Arial"/>
-          <w:color w:val="000000"/>
-        </w:rPr>
-        <w:t xml:space="preserve"> &amp; Post). When disabled, the flow falls back to default behaviour which is Email &amp; SMS opt-in. By Default, this preference will be disabled.</w:t>
+        <w:t>When enabled, this preferences unlocks the granular level control for the marketing opt-ins (Email,SMS,Phone &amp; Post). When disabled, the flow falls back to default behaviour which is Email &amp; SMS opt-in. By Default, this preference will be disabled.</w:t>
       </w:r>
     </w:p>
     <w:p>
@@ -5163,32 +5096,14 @@
           <w:color w:val="1F1F1F"/>
           <w:lang w:val="en-PK"/>
         </w:rPr>
-        <w:t xml:space="preserve">This value dictates if the default Opt-in legal hint text will be overridden on the ESW checkout. To override the default legal hint text, the retailers can turn the above preference on and edit the marketing sign text in the file </w:t>
-      </w:r>
-      <w:proofErr w:type="spellStart"/>
+        <w:t>This value dictates if the default Opt-in legal hint text will be overridden on the ESW checkout. To override the default legal hint text, the retailers can turn the above preference on and edit the marketing sign text in the file esw.properties.</w:t>
+      </w:r>
       <w:r>
         <w:rPr>
           <w:rFonts w:ascii="Arial" w:eastAsia="Times New Roman" w:hAnsi="Arial" w:cs="Arial"/>
           <w:color w:val="1F1F1F"/>
           <w:lang w:val="en-PK"/>
         </w:rPr>
-        <w:t>esw.properties</w:t>
-      </w:r>
-      <w:proofErr w:type="spellEnd"/>
-      <w:r>
-        <w:rPr>
-          <w:rFonts w:ascii="Arial" w:eastAsia="Times New Roman" w:hAnsi="Arial" w:cs="Arial"/>
-          <w:color w:val="1F1F1F"/>
-          <w:lang w:val="en-PK"/>
-        </w:rPr>
-        <w:t>.</w:t>
-      </w:r>
-      <w:r>
-        <w:rPr>
-          <w:rFonts w:ascii="Arial" w:eastAsia="Times New Roman" w:hAnsi="Arial" w:cs="Arial"/>
-          <w:color w:val="1F1F1F"/>
-          <w:lang w:val="en-PK"/>
-        </w:rPr>
         <w:t xml:space="preserve"> </w:t>
       </w:r>
       <w:r>
@@ -5197,25 +5112,7 @@
           <w:color w:val="000000"/>
           <w:lang w:val="en-PK" w:eastAsia="en-PK"/>
         </w:rPr>
-        <w:t xml:space="preserve">This toggle will only take place if ESW Enable </w:t>
-      </w:r>
-      <w:proofErr w:type="spellStart"/>
-      <w:r>
-        <w:rPr>
-          <w:rFonts w:ascii="Arial" w:eastAsia="Times New Roman" w:hAnsi="Arial" w:cs="Arial"/>
-          <w:color w:val="000000"/>
-          <w:lang w:val="en-PK" w:eastAsia="en-PK"/>
-        </w:rPr>
-        <w:t>Optins</w:t>
-      </w:r>
-      <w:proofErr w:type="spellEnd"/>
-      <w:r>
-        <w:rPr>
-          <w:rFonts w:ascii="Arial" w:eastAsia="Times New Roman" w:hAnsi="Arial" w:cs="Arial"/>
-          <w:color w:val="000000"/>
-          <w:lang w:val="en-PK" w:eastAsia="en-PK"/>
-        </w:rPr>
-        <w:t xml:space="preserve"> is enabled</w:t>
+        <w:t>This toggle will only take place if ESW Enable Optins is enabled</w:t>
       </w:r>
     </w:p>
     <w:p>
@@ -5262,51 +5159,23 @@
           <w:color w:val="000000"/>
           <w:lang w:val="en-PK" w:eastAsia="en-PK"/>
         </w:rPr>
-        <w:t xml:space="preserve">This preference enables/disables the email marketing </w:t>
-      </w:r>
-      <w:proofErr w:type="spellStart"/>
+        <w:t xml:space="preserve">This preference enables/disables the email marketing optin on Site level. By default, it is enabled. This toggle will only take place if ESW </w:t>
+      </w:r>
       <w:r>
         <w:rPr>
           <w:rFonts w:ascii="Arial" w:eastAsia="Times New Roman" w:hAnsi="Arial" w:cs="Arial"/>
           <w:color w:val="000000"/>
           <w:lang w:val="en-PK" w:eastAsia="en-PK"/>
         </w:rPr>
-        <w:t>optin</w:t>
-      </w:r>
-      <w:proofErr w:type="spellEnd"/>
+        <w:t xml:space="preserve">Enable </w:t>
+      </w:r>
       <w:r>
         <w:rPr>
           <w:rFonts w:ascii="Arial" w:eastAsia="Times New Roman" w:hAnsi="Arial" w:cs="Arial"/>
           <w:color w:val="000000"/>
           <w:lang w:val="en-PK" w:eastAsia="en-PK"/>
         </w:rPr>
-        <w:t xml:space="preserve"> on Site level. By default, it is enabled. This toggle will only take place if ESW </w:t>
-      </w:r>
-      <w:r>
-        <w:rPr>
-          <w:rFonts w:ascii="Arial" w:eastAsia="Times New Roman" w:hAnsi="Arial" w:cs="Arial"/>
-          <w:color w:val="000000"/>
-          <w:lang w:val="en-PK" w:eastAsia="en-PK"/>
-        </w:rPr>
-        <w:t xml:space="preserve">Enable </w:t>
-      </w:r>
-      <w:proofErr w:type="spellStart"/>
-      <w:r>
-        <w:rPr>
-          <w:rFonts w:ascii="Arial" w:eastAsia="Times New Roman" w:hAnsi="Arial" w:cs="Arial"/>
-          <w:color w:val="000000"/>
-          <w:lang w:val="en-PK" w:eastAsia="en-PK"/>
-        </w:rPr>
-        <w:t>Optins</w:t>
-      </w:r>
-      <w:proofErr w:type="spellEnd"/>
-      <w:r>
-        <w:rPr>
-          <w:rFonts w:ascii="Arial" w:eastAsia="Times New Roman" w:hAnsi="Arial" w:cs="Arial"/>
-          <w:color w:val="000000"/>
-          <w:lang w:val="en-PK" w:eastAsia="en-PK"/>
-        </w:rPr>
-        <w:t xml:space="preserve"> is enabled</w:t>
+        <w:t>Optins is enabled</w:t>
       </w:r>
     </w:p>
     <w:p>
@@ -5352,85 +5221,39 @@
           <w:color w:val="000000"/>
           <w:lang w:val="en-PK" w:eastAsia="en-PK"/>
         </w:rPr>
-        <w:t xml:space="preserve">This preference enables/disables the </w:t>
-      </w:r>
-      <w:proofErr w:type="spellStart"/>
+        <w:t>This preference enables/disables the sms marketing optin on Site level. By default, it is disabled.</w:t>
+      </w:r>
+      <w:r>
+        <w:rPr>
+          <w:rFonts w:eastAsia="Times New Roman"/>
+          <w:color w:val="000000"/>
+          <w:lang w:val="en-PK" w:eastAsia="en-PK"/>
+        </w:rPr>
+        <w:t xml:space="preserve"> </w:t>
+      </w:r>
       <w:r>
         <w:rPr>
           <w:rFonts w:ascii="Arial" w:eastAsia="Times New Roman" w:hAnsi="Arial" w:cs="Arial"/>
           <w:color w:val="000000"/>
           <w:lang w:val="en-PK" w:eastAsia="en-PK"/>
         </w:rPr>
-        <w:t>sms</w:t>
-      </w:r>
-      <w:proofErr w:type="spellEnd"/>
+        <w:t xml:space="preserve">This toggle will only take place if ESW </w:t>
+      </w:r>
       <w:r>
         <w:rPr>
           <w:rFonts w:ascii="Arial" w:eastAsia="Times New Roman" w:hAnsi="Arial" w:cs="Arial"/>
           <w:color w:val="000000"/>
           <w:lang w:val="en-PK" w:eastAsia="en-PK"/>
         </w:rPr>
-        <w:t xml:space="preserve"> marketing </w:t>
-      </w:r>
-      <w:proofErr w:type="spellStart"/>
+        <w:t xml:space="preserve">Enable </w:t>
+      </w:r>
       <w:r>
         <w:rPr>
           <w:rFonts w:ascii="Arial" w:eastAsia="Times New Roman" w:hAnsi="Arial" w:cs="Arial"/>
           <w:color w:val="000000"/>
           <w:lang w:val="en-PK" w:eastAsia="en-PK"/>
         </w:rPr>
-        <w:t>optin</w:t>
-      </w:r>
-      <w:proofErr w:type="spellEnd"/>
-      <w:r>
-        <w:rPr>
-          <w:rFonts w:ascii="Arial" w:eastAsia="Times New Roman" w:hAnsi="Arial" w:cs="Arial"/>
-          <w:color w:val="000000"/>
-          <w:lang w:val="en-PK" w:eastAsia="en-PK"/>
-        </w:rPr>
-        <w:t xml:space="preserve"> on Site level. By default, it is disabled.</w:t>
-      </w:r>
-      <w:r>
-        <w:rPr>
-          <w:rFonts w:eastAsia="Times New Roman"/>
-          <w:color w:val="000000"/>
-          <w:lang w:val="en-PK" w:eastAsia="en-PK"/>
-        </w:rPr>
-        <w:t xml:space="preserve"> </w:t>
-      </w:r>
-      <w:r>
-        <w:rPr>
-          <w:rFonts w:ascii="Arial" w:eastAsia="Times New Roman" w:hAnsi="Arial" w:cs="Arial"/>
-          <w:color w:val="000000"/>
-          <w:lang w:val="en-PK" w:eastAsia="en-PK"/>
-        </w:rPr>
-        <w:t xml:space="preserve">This toggle will only take place if ESW </w:t>
-      </w:r>
-      <w:r>
-        <w:rPr>
-          <w:rFonts w:ascii="Arial" w:eastAsia="Times New Roman" w:hAnsi="Arial" w:cs="Arial"/>
-          <w:color w:val="000000"/>
-          <w:lang w:val="en-PK" w:eastAsia="en-PK"/>
-        </w:rPr>
-        <w:t xml:space="preserve">Enable </w:t>
-      </w:r>
-      <w:proofErr w:type="spellStart"/>
-      <w:r>
-        <w:rPr>
-          <w:rFonts w:ascii="Arial" w:eastAsia="Times New Roman" w:hAnsi="Arial" w:cs="Arial"/>
-          <w:color w:val="000000"/>
-          <w:lang w:val="en-PK" w:eastAsia="en-PK"/>
-        </w:rPr>
-        <w:t>Optins</w:t>
-      </w:r>
-      <w:proofErr w:type="spellEnd"/>
-      <w:r>
-        <w:rPr>
-          <w:rFonts w:ascii="Arial" w:eastAsia="Times New Roman" w:hAnsi="Arial" w:cs="Arial"/>
-          <w:color w:val="000000"/>
-          <w:lang w:val="en-PK" w:eastAsia="en-PK"/>
-        </w:rPr>
-        <w:t xml:space="preserve"> is enabled</w:t>
+        <w:t>Optins is enabled</w:t>
       </w:r>
     </w:p>
     <w:p>
@@ -5496,51 +5319,23 @@
           <w:color w:val="000000"/>
           <w:lang w:val="en-PK" w:eastAsia="en-PK"/>
         </w:rPr>
-        <w:t xml:space="preserve">This preference enables/disables the Phone marketing </w:t>
-      </w:r>
-      <w:proofErr w:type="spellStart"/>
+        <w:t xml:space="preserve">This preference enables/disables the Phone marketing optin on Site level. By default, it is disabled. This toggle will only take place if ESW </w:t>
+      </w:r>
       <w:r>
         <w:rPr>
           <w:rFonts w:ascii="Arial" w:eastAsia="Times New Roman" w:hAnsi="Arial" w:cs="Arial"/>
           <w:color w:val="000000"/>
           <w:lang w:val="en-PK" w:eastAsia="en-PK"/>
         </w:rPr>
-        <w:t>optin</w:t>
-      </w:r>
-      <w:proofErr w:type="spellEnd"/>
+        <w:t xml:space="preserve">Enable </w:t>
+      </w:r>
       <w:r>
         <w:rPr>
           <w:rFonts w:ascii="Arial" w:eastAsia="Times New Roman" w:hAnsi="Arial" w:cs="Arial"/>
           <w:color w:val="000000"/>
           <w:lang w:val="en-PK" w:eastAsia="en-PK"/>
         </w:rPr>
-        <w:t xml:space="preserve"> on Site level. By default, it is disabled. This toggle will only take place if ESW </w:t>
-      </w:r>
-      <w:r>
-        <w:rPr>
-          <w:rFonts w:ascii="Arial" w:eastAsia="Times New Roman" w:hAnsi="Arial" w:cs="Arial"/>
-          <w:color w:val="000000"/>
-          <w:lang w:val="en-PK" w:eastAsia="en-PK"/>
-        </w:rPr>
-        <w:t xml:space="preserve">Enable </w:t>
-      </w:r>
-      <w:proofErr w:type="spellStart"/>
-      <w:r>
-        <w:rPr>
-          <w:rFonts w:ascii="Arial" w:eastAsia="Times New Roman" w:hAnsi="Arial" w:cs="Arial"/>
-          <w:color w:val="000000"/>
-          <w:lang w:val="en-PK" w:eastAsia="en-PK"/>
-        </w:rPr>
-        <w:t>Optins</w:t>
-      </w:r>
-      <w:proofErr w:type="spellEnd"/>
-      <w:r>
-        <w:rPr>
-          <w:rFonts w:ascii="Arial" w:eastAsia="Times New Roman" w:hAnsi="Arial" w:cs="Arial"/>
-          <w:color w:val="000000"/>
-          <w:lang w:val="en-PK" w:eastAsia="en-PK"/>
-        </w:rPr>
-        <w:t xml:space="preserve"> is enabled</w:t>
+        <w:t>Optins is enabled</w:t>
       </w:r>
     </w:p>
     <w:p>
@@ -5586,51 +5381,23 @@
           <w:color w:val="000000"/>
           <w:lang w:val="en-PK" w:eastAsia="en-PK"/>
         </w:rPr>
-        <w:t xml:space="preserve">This preference enables/disables the Post marketing </w:t>
-      </w:r>
-      <w:proofErr w:type="spellStart"/>
+        <w:t xml:space="preserve">This preference enables/disables the Post marketing optin on Site level. By default, it is disabled. This toggle will only take place if ESW </w:t>
+      </w:r>
       <w:r>
         <w:rPr>
           <w:rFonts w:ascii="Arial" w:eastAsia="Times New Roman" w:hAnsi="Arial" w:cs="Arial"/>
           <w:color w:val="000000"/>
           <w:lang w:val="en-PK" w:eastAsia="en-PK"/>
         </w:rPr>
-        <w:t>optin</w:t>
-      </w:r>
-      <w:proofErr w:type="spellEnd"/>
+        <w:t xml:space="preserve">Enable </w:t>
+      </w:r>
       <w:r>
         <w:rPr>
           <w:rFonts w:ascii="Arial" w:eastAsia="Times New Roman" w:hAnsi="Arial" w:cs="Arial"/>
           <w:color w:val="000000"/>
           <w:lang w:val="en-PK" w:eastAsia="en-PK"/>
         </w:rPr>
-        <w:t xml:space="preserve"> on Site level. By default, it is disabled. This toggle will only take place if ESW </w:t>
-      </w:r>
-      <w:r>
-        <w:rPr>
-          <w:rFonts w:ascii="Arial" w:eastAsia="Times New Roman" w:hAnsi="Arial" w:cs="Arial"/>
-          <w:color w:val="000000"/>
-          <w:lang w:val="en-PK" w:eastAsia="en-PK"/>
-        </w:rPr>
-        <w:t xml:space="preserve">Enable </w:t>
-      </w:r>
-      <w:proofErr w:type="spellStart"/>
-      <w:r>
-        <w:rPr>
-          <w:rFonts w:ascii="Arial" w:eastAsia="Times New Roman" w:hAnsi="Arial" w:cs="Arial"/>
-          <w:color w:val="000000"/>
-          <w:lang w:val="en-PK" w:eastAsia="en-PK"/>
-        </w:rPr>
-        <w:t>Optins</w:t>
-      </w:r>
-      <w:proofErr w:type="spellEnd"/>
-      <w:r>
-        <w:rPr>
-          <w:rFonts w:ascii="Arial" w:eastAsia="Times New Roman" w:hAnsi="Arial" w:cs="Arial"/>
-          <w:color w:val="000000"/>
-          <w:lang w:val="en-PK" w:eastAsia="en-PK"/>
-        </w:rPr>
-        <w:t xml:space="preserve"> is enabled</w:t>
+        <w:t>Optins is enabled</w:t>
       </w:r>
     </w:p>
     <w:bookmarkEnd w:id="11"/>
@@ -6097,31 +5864,25 @@
           <w:szCs w:val="20"/>
           <w:shd w:val="clear" w:color="auto" w:fill="FFFFFF"/>
         </w:rPr>
-        <w:t xml:space="preserve">ESW Fixed List </w:t>
-      </w:r>
-      <w:proofErr w:type="spellStart"/>
-      <w:r>
-        <w:rPr>
-          <w:b/>
-          <w:bCs/>
+        <w:t>ESW Fixed List PriceBook Pattern</w:t>
+      </w:r>
+      <w:r>
+        <w:rPr>
           <w:color w:val="000000"/>
           <w:sz w:val="20"/>
           <w:szCs w:val="20"/>
           <w:shd w:val="clear" w:color="auto" w:fill="FFFFFF"/>
         </w:rPr>
-        <w:t>PriceBook</w:t>
-      </w:r>
-      <w:proofErr w:type="spellEnd"/>
-      <w:r>
-        <w:rPr>
-          <w:b/>
-          <w:bCs/>
+        <w:t xml:space="preserve"> This site preference sets the list price books Id pattern for fixed price model countries. i.e.  </w:t>
+      </w:r>
+      <w:r>
+        <w:rPr>
           <w:color w:val="000000"/>
           <w:sz w:val="20"/>
           <w:szCs w:val="20"/>
           <w:shd w:val="clear" w:color="auto" w:fill="FFFFFF"/>
         </w:rPr>
-        <w:t xml:space="preserve"> Pattern</w:t>
+        <w:t>{countryCode}-list-price-book</w:t>
       </w:r>
       <w:r>
         <w:rPr>
@@ -6130,65 +5891,7 @@
           <w:szCs w:val="20"/>
           <w:shd w:val="clear" w:color="auto" w:fill="FFFFFF"/>
         </w:rPr>
-        <w:t xml:space="preserve"> This site preference sets the list price books Id pattern for fixed price model countries. i.e.  </w:t>
-      </w:r>
-      <w:r>
-        <w:rPr>
-          <w:color w:val="000000"/>
-          <w:sz w:val="20"/>
-          <w:szCs w:val="20"/>
-          <w:shd w:val="clear" w:color="auto" w:fill="FFFFFF"/>
-        </w:rPr>
-        <w:t>{</w:t>
-      </w:r>
-      <w:proofErr w:type="spellStart"/>
-      <w:r>
-        <w:rPr>
-          <w:color w:val="000000"/>
-          <w:sz w:val="20"/>
-          <w:szCs w:val="20"/>
-          <w:shd w:val="clear" w:color="auto" w:fill="FFFFFF"/>
-        </w:rPr>
-        <w:t>countryCode</w:t>
-      </w:r>
-      <w:proofErr w:type="spellEnd"/>
-      <w:r>
-        <w:rPr>
-          <w:color w:val="000000"/>
-          <w:sz w:val="20"/>
-          <w:szCs w:val="20"/>
-          <w:shd w:val="clear" w:color="auto" w:fill="FFFFFF"/>
-        </w:rPr>
-        <w:t>}-list-price-book</w:t>
-      </w:r>
-      <w:r>
-        <w:rPr>
-          <w:color w:val="000000"/>
-          <w:sz w:val="20"/>
-          <w:szCs w:val="20"/>
-          <w:shd w:val="clear" w:color="auto" w:fill="FFFFFF"/>
-        </w:rPr>
-        <w:t>. Pattern must have {</w:t>
-      </w:r>
-      <w:proofErr w:type="spellStart"/>
-      <w:r>
-        <w:rPr>
-          <w:color w:val="000000"/>
-          <w:sz w:val="20"/>
-          <w:szCs w:val="20"/>
-          <w:shd w:val="clear" w:color="auto" w:fill="FFFFFF"/>
-        </w:rPr>
-        <w:t>countryCode</w:t>
-      </w:r>
-      <w:proofErr w:type="spellEnd"/>
-      <w:r>
-        <w:rPr>
-          <w:color w:val="000000"/>
-          <w:sz w:val="20"/>
-          <w:szCs w:val="20"/>
-          <w:shd w:val="clear" w:color="auto" w:fill="FFFFFF"/>
-        </w:rPr>
-        <w:t>} string part in this value.</w:t>
+        <w:t>. Pattern must have {countryCode} string part in this value.</w:t>
       </w:r>
     </w:p>
     <w:p>
@@ -6238,31 +5941,25 @@
           <w:szCs w:val="20"/>
           <w:shd w:val="clear" w:color="auto" w:fill="FFFFFF"/>
         </w:rPr>
-        <w:t xml:space="preserve"> </w:t>
-      </w:r>
-      <w:proofErr w:type="spellStart"/>
-      <w:r>
-        <w:rPr>
-          <w:b/>
-          <w:bCs/>
+        <w:t xml:space="preserve"> PriceBook Pattern</w:t>
+      </w:r>
+      <w:r>
+        <w:rPr>
           <w:color w:val="000000"/>
           <w:sz w:val="20"/>
           <w:szCs w:val="20"/>
           <w:shd w:val="clear" w:color="auto" w:fill="FFFFFF"/>
         </w:rPr>
-        <w:t>PriceBook</w:t>
-      </w:r>
-      <w:proofErr w:type="spellEnd"/>
-      <w:r>
-        <w:rPr>
-          <w:b/>
-          <w:bCs/>
+        <w:t xml:space="preserve"> This site preference sets the sale price books Id pattern for fixed price model countries. i.e.  </w:t>
+      </w:r>
+      <w:r>
+        <w:rPr>
           <w:color w:val="000000"/>
           <w:sz w:val="20"/>
           <w:szCs w:val="20"/>
           <w:shd w:val="clear" w:color="auto" w:fill="FFFFFF"/>
         </w:rPr>
-        <w:t xml:space="preserve"> Pattern</w:t>
+        <w:t>{countryCode}-</w:t>
       </w:r>
       <w:r>
         <w:rPr>
@@ -6271,7 +5968,7 @@
           <w:szCs w:val="20"/>
           <w:shd w:val="clear" w:color="auto" w:fill="FFFFFF"/>
         </w:rPr>
-        <w:t xml:space="preserve"> This site preference sets the sale price books Id pattern for fixed price model countries. i.e.  </w:t>
+        <w:t>sale</w:t>
       </w:r>
       <w:r>
         <w:rPr>
@@ -6280,9 +5977,8 @@
           <w:szCs w:val="20"/>
           <w:shd w:val="clear" w:color="auto" w:fill="FFFFFF"/>
         </w:rPr>
-        <w:t>{</w:t>
-      </w:r>
-      <w:proofErr w:type="spellStart"/>
+        <w:t>-price-book</w:t>
+      </w:r>
       <w:r>
         <w:rPr>
           <w:color w:val="000000"/>
@@ -6290,64 +5986,7 @@
           <w:szCs w:val="20"/>
           <w:shd w:val="clear" w:color="auto" w:fill="FFFFFF"/>
         </w:rPr>
-        <w:t>countryCode</w:t>
-      </w:r>
-      <w:proofErr w:type="spellEnd"/>
-      <w:r>
-        <w:rPr>
-          <w:color w:val="000000"/>
-          <w:sz w:val="20"/>
-          <w:szCs w:val="20"/>
-          <w:shd w:val="clear" w:color="auto" w:fill="FFFFFF"/>
-        </w:rPr>
-        <w:t>}-</w:t>
-      </w:r>
-      <w:r>
-        <w:rPr>
-          <w:color w:val="000000"/>
-          <w:sz w:val="20"/>
-          <w:szCs w:val="20"/>
-          <w:shd w:val="clear" w:color="auto" w:fill="FFFFFF"/>
-        </w:rPr>
-        <w:t>sale</w:t>
-      </w:r>
-      <w:r>
-        <w:rPr>
-          <w:color w:val="000000"/>
-          <w:sz w:val="20"/>
-          <w:szCs w:val="20"/>
-          <w:shd w:val="clear" w:color="auto" w:fill="FFFFFF"/>
-        </w:rPr>
-        <w:t>-price-book</w:t>
-      </w:r>
-      <w:r>
-        <w:rPr>
-          <w:color w:val="000000"/>
-          <w:sz w:val="20"/>
-          <w:szCs w:val="20"/>
-          <w:shd w:val="clear" w:color="auto" w:fill="FFFFFF"/>
-        </w:rPr>
-        <w:t>. Pattern must have {</w:t>
-      </w:r>
-      <w:proofErr w:type="spellStart"/>
-      <w:r>
-        <w:rPr>
-          <w:color w:val="000000"/>
-          <w:sz w:val="20"/>
-          <w:szCs w:val="20"/>
-          <w:shd w:val="clear" w:color="auto" w:fill="FFFFFF"/>
-        </w:rPr>
-        <w:t>countryCode</w:t>
-      </w:r>
-      <w:proofErr w:type="spellEnd"/>
-      <w:r>
-        <w:rPr>
-          <w:color w:val="000000"/>
-          <w:sz w:val="20"/>
-          <w:szCs w:val="20"/>
-          <w:shd w:val="clear" w:color="auto" w:fill="FFFFFF"/>
-        </w:rPr>
-        <w:t>} string part in this value.</w:t>
+        <w:t>. Pattern must have {countryCode} string part in this value.</w:t>
       </w:r>
     </w:p>
     <w:bookmarkEnd w:id="16"/>
@@ -6416,18 +6055,8 @@
           <w:sz w:val="20"/>
           <w:szCs w:val="20"/>
         </w:rPr>
-        <w:t xml:space="preserve">ESW Enable </w:t>
-      </w:r>
-      <w:proofErr w:type="spellStart"/>
-      <w:r>
-        <w:rPr>
-          <w:rStyle w:val="Strong"/>
-          <w:sz w:val="20"/>
-          <w:szCs w:val="20"/>
-        </w:rPr>
-        <w:t>Roundings</w:t>
-      </w:r>
-      <w:proofErr w:type="spellEnd"/>
+        <w:t>ESW Enable Roundings</w:t>
+      </w:r>
       <w:r>
         <w:rPr>
           <w:sz w:val="20"/>
@@ -6787,7 +6416,6 @@
                 <w:szCs w:val="20"/>
               </w:rPr>
             </w:pPr>
-            <w:proofErr w:type="spellStart"/>
             <w:r>
               <w:rPr>
                 <w:rFonts w:cs="Arial"/>
@@ -6796,7 +6424,6 @@
               </w:rPr>
               <w:t>countryCode</w:t>
             </w:r>
-            <w:proofErr w:type="spellEnd"/>
           </w:p>
         </w:tc>
         <w:tc>
@@ -6869,7 +6496,6 @@
                 <w:szCs w:val="20"/>
               </w:rPr>
             </w:pPr>
-            <w:proofErr w:type="spellStart"/>
             <w:r>
               <w:rPr>
                 <w:rFonts w:cs="Arial"/>
@@ -6878,7 +6504,6 @@
               </w:rPr>
               <w:t>currencyCode</w:t>
             </w:r>
-            <w:proofErr w:type="spellEnd"/>
           </w:p>
         </w:tc>
         <w:tc>
@@ -6951,7 +6576,6 @@
                 <w:szCs w:val="20"/>
               </w:rPr>
             </w:pPr>
-            <w:proofErr w:type="spellStart"/>
             <w:r>
               <w:rPr>
                 <w:rFonts w:cs="Arial"/>
@@ -6960,7 +6584,6 @@
               </w:rPr>
               <w:t>localListPriceBook</w:t>
             </w:r>
-            <w:proofErr w:type="spellEnd"/>
           </w:p>
         </w:tc>
         <w:tc>
@@ -7033,7 +6656,6 @@
                 <w:szCs w:val="20"/>
               </w:rPr>
             </w:pPr>
-            <w:proofErr w:type="spellStart"/>
             <w:r>
               <w:rPr>
                 <w:rFonts w:cs="Arial"/>
@@ -7042,7 +6664,6 @@
               </w:rPr>
               <w:t>localSalePriceBook</w:t>
             </w:r>
-            <w:proofErr w:type="spellEnd"/>
           </w:p>
         </w:tc>
         <w:tc>
@@ -7115,7 +6736,6 @@
                 <w:szCs w:val="20"/>
               </w:rPr>
             </w:pPr>
-            <w:proofErr w:type="spellStart"/>
             <w:r>
               <w:rPr>
                 <w:rFonts w:cs="Arial"/>
@@ -7124,7 +6744,6 @@
               </w:rPr>
               <w:t>baseListPriceBook</w:t>
             </w:r>
-            <w:proofErr w:type="spellEnd"/>
           </w:p>
         </w:tc>
         <w:tc>
@@ -7197,7 +6816,6 @@
                 <w:szCs w:val="20"/>
               </w:rPr>
             </w:pPr>
-            <w:proofErr w:type="spellStart"/>
             <w:r>
               <w:rPr>
                 <w:rFonts w:cs="Arial"/>
@@ -7206,7 +6824,6 @@
               </w:rPr>
               <w:t>baseSalePriceBook</w:t>
             </w:r>
-            <w:proofErr w:type="spellEnd"/>
           </w:p>
         </w:tc>
         <w:tc>
@@ -7242,25 +6859,7 @@
                 <w:sz w:val="20"/>
                 <w:szCs w:val="20"/>
               </w:rPr>
-              <w:t>(Required if '</w:t>
-            </w:r>
-            <w:proofErr w:type="spellStart"/>
-            <w:r>
-              <w:rPr>
-                <w:rFonts w:cs="Arial"/>
-                <w:sz w:val="20"/>
-                <w:szCs w:val="20"/>
-              </w:rPr>
-              <w:t>localSalePriceBook</w:t>
-            </w:r>
-            <w:proofErr w:type="spellEnd"/>
-            <w:r>
-              <w:rPr>
-                <w:rFonts w:cs="Arial"/>
-                <w:sz w:val="20"/>
-                <w:szCs w:val="20"/>
-              </w:rPr>
-              <w:t>' is provided) The price book ID of the base sale price. The price book currency must match the tenant base currency.</w:t>
+              <w:t>(Required if 'localSalePriceBook' is provided) The price book ID of the base sale price. The price book currency must match the tenant base currency.</w:t>
             </w:r>
           </w:p>
         </w:tc>
@@ -7297,7 +6896,6 @@
                 <w:szCs w:val="20"/>
               </w:rPr>
             </w:pPr>
-            <w:proofErr w:type="spellStart"/>
             <w:r>
               <w:rPr>
                 <w:rFonts w:cs="Arial"/>
@@ -7306,7 +6904,6 @@
               </w:rPr>
               <w:t>applyCountryAdjustments</w:t>
             </w:r>
-            <w:proofErr w:type="spellEnd"/>
           </w:p>
         </w:tc>
         <w:tc>
@@ -7379,7 +6976,6 @@
                 <w:szCs w:val="20"/>
               </w:rPr>
             </w:pPr>
-            <w:proofErr w:type="spellStart"/>
             <w:r>
               <w:rPr>
                 <w:rFonts w:cs="Arial"/>
@@ -7388,7 +6984,6 @@
               </w:rPr>
               <w:t>applyRoundingModel</w:t>
             </w:r>
-            <w:proofErr w:type="spellEnd"/>
           </w:p>
         </w:tc>
         <w:tc>
@@ -7521,23 +7116,7 @@
           <w:rFonts w:ascii="Arial" w:hAnsi="Arial" w:cs="Arial"/>
           <w:sz w:val="20"/>
         </w:rPr>
-        <w:t xml:space="preserve">      "</w:t>
-      </w:r>
-      <w:proofErr w:type="spellStart"/>
-      <w:r>
-        <w:rPr>
-          <w:rFonts w:ascii="Arial" w:hAnsi="Arial" w:cs="Arial"/>
-          <w:sz w:val="20"/>
-        </w:rPr>
-        <w:t>campaignId</w:t>
-      </w:r>
-      <w:proofErr w:type="spellEnd"/>
-      <w:r>
-        <w:rPr>
-          <w:rFonts w:ascii="Arial" w:hAnsi="Arial" w:cs="Arial"/>
-          <w:sz w:val="20"/>
-        </w:rPr>
-        <w:t>":"",</w:t>
+        <w:t xml:space="preserve">      "campaignId":"",</w:t>
       </w:r>
     </w:p>
     <w:p>
@@ -7553,23 +7132,7 @@
           <w:rFonts w:ascii="Arial" w:hAnsi="Arial" w:cs="Arial"/>
           <w:sz w:val="20"/>
         </w:rPr>
-        <w:t xml:space="preserve">      "</w:t>
-      </w:r>
-      <w:proofErr w:type="spellStart"/>
-      <w:r>
-        <w:rPr>
-          <w:rFonts w:ascii="Arial" w:hAnsi="Arial" w:cs="Arial"/>
-          <w:sz w:val="20"/>
-        </w:rPr>
-        <w:t>excludeCurrencies</w:t>
-      </w:r>
-      <w:proofErr w:type="spellEnd"/>
-      <w:r>
-        <w:rPr>
-          <w:rFonts w:ascii="Arial" w:hAnsi="Arial" w:cs="Arial"/>
-          <w:sz w:val="20"/>
-        </w:rPr>
-        <w:t>":[</w:t>
+        <w:t xml:space="preserve">      "excludeCurrencies":[</w:t>
       </w:r>
     </w:p>
     <w:p>
@@ -7682,23 +7245,7 @@
           <w:rFonts w:ascii="Arial" w:hAnsi="Arial" w:cs="Arial"/>
           <w:sz w:val="20"/>
         </w:rPr>
-        <w:t xml:space="preserve">      "</w:t>
-      </w:r>
-      <w:proofErr w:type="spellStart"/>
-      <w:r>
-        <w:rPr>
-          <w:rFonts w:ascii="Arial" w:hAnsi="Arial" w:cs="Arial"/>
-          <w:sz w:val="20"/>
-        </w:rPr>
-        <w:t>campaignId</w:t>
-      </w:r>
-      <w:proofErr w:type="spellEnd"/>
-      <w:r>
-        <w:rPr>
-          <w:rFonts w:ascii="Arial" w:hAnsi="Arial" w:cs="Arial"/>
-          <w:sz w:val="20"/>
-        </w:rPr>
-        <w:t>":"Automation",</w:t>
+        <w:t xml:space="preserve">      "campaignId":"Automation",</w:t>
       </w:r>
     </w:p>
     <w:p>
@@ -7714,23 +7261,7 @@
           <w:rFonts w:ascii="Arial" w:hAnsi="Arial" w:cs="Arial"/>
           <w:sz w:val="20"/>
         </w:rPr>
-        <w:t xml:space="preserve">      "</w:t>
-      </w:r>
-      <w:proofErr w:type="spellStart"/>
-      <w:r>
-        <w:rPr>
-          <w:rFonts w:ascii="Arial" w:hAnsi="Arial" w:cs="Arial"/>
-          <w:sz w:val="20"/>
-        </w:rPr>
-        <w:t>excludeCurrencies</w:t>
-      </w:r>
-      <w:proofErr w:type="spellEnd"/>
-      <w:r>
-        <w:rPr>
-          <w:rFonts w:ascii="Arial" w:hAnsi="Arial" w:cs="Arial"/>
-          <w:sz w:val="20"/>
-        </w:rPr>
-        <w:t>":""</w:t>
+        <w:t xml:space="preserve">      "excludeCurrencies":""</w:t>
       </w:r>
     </w:p>
     <w:p>
@@ -7932,23 +7463,13 @@
                 <w:szCs w:val="20"/>
               </w:rPr>
             </w:pPr>
-            <w:proofErr w:type="spellStart"/>
             <w:r>
               <w:rPr>
                 <w:rFonts w:cs="Arial"/>
                 <w:sz w:val="20"/>
                 <w:szCs w:val="20"/>
               </w:rPr>
-              <w:t>basePromoId</w:t>
-            </w:r>
-            <w:proofErr w:type="spellEnd"/>
-            <w:r>
-              <w:rPr>
-                <w:rFonts w:cs="Arial"/>
-                <w:sz w:val="20"/>
-                <w:szCs w:val="20"/>
-              </w:rPr>
-              <w:t> </w:t>
+              <w:t>basePromoId </w:t>
             </w:r>
           </w:p>
         </w:tc>
@@ -8022,23 +7543,13 @@
                 <w:szCs w:val="20"/>
               </w:rPr>
             </w:pPr>
-            <w:proofErr w:type="spellStart"/>
             <w:r>
               <w:rPr>
                 <w:rFonts w:cs="Arial"/>
                 <w:sz w:val="20"/>
                 <w:szCs w:val="20"/>
               </w:rPr>
-              <w:t>campaignId</w:t>
-            </w:r>
-            <w:proofErr w:type="spellEnd"/>
-            <w:r>
-              <w:rPr>
-                <w:rFonts w:cs="Arial"/>
-                <w:sz w:val="20"/>
-                <w:szCs w:val="20"/>
-              </w:rPr>
-              <w:t> </w:t>
+              <w:t>campaignId </w:t>
             </w:r>
           </w:p>
         </w:tc>
@@ -8148,23 +7659,13 @@
                 <w:szCs w:val="20"/>
               </w:rPr>
             </w:pPr>
-            <w:proofErr w:type="spellStart"/>
             <w:r>
               <w:rPr>
                 <w:rFonts w:cs="Arial"/>
                 <w:sz w:val="20"/>
                 <w:szCs w:val="20"/>
               </w:rPr>
-              <w:t>excludeCurrencies</w:t>
-            </w:r>
-            <w:proofErr w:type="spellEnd"/>
-            <w:r>
-              <w:rPr>
-                <w:rFonts w:cs="Arial"/>
-                <w:sz w:val="20"/>
-                <w:szCs w:val="20"/>
-              </w:rPr>
-              <w:t> </w:t>
+              <w:t>excludeCurrencies </w:t>
             </w:r>
           </w:p>
         </w:tc>
@@ -8247,35 +7748,7 @@
         <w:rPr>
           <w:rFonts w:ascii="Arial" w:hAnsi="Arial" w:cs="Arial"/>
         </w:rPr>
-        <w:t xml:space="preserve"> This flag indicates the inclusion of flagged products' localized prices in the localized </w:t>
-      </w:r>
-      <w:proofErr w:type="spellStart"/>
-      <w:r>
-        <w:rPr>
-          <w:rFonts w:ascii="Arial" w:hAnsi="Arial" w:cs="Arial"/>
-        </w:rPr>
-        <w:t>pricebook</w:t>
-      </w:r>
-      <w:proofErr w:type="spellEnd"/>
-      <w:r>
-        <w:rPr>
-          <w:rFonts w:ascii="Arial" w:hAnsi="Arial" w:cs="Arial"/>
-        </w:rPr>
-        <w:t xml:space="preserve"> generation. When a product is marked as price freeze, and this option is enabled, the base price will be included in the localized </w:t>
-      </w:r>
-      <w:proofErr w:type="spellStart"/>
-      <w:r>
-        <w:rPr>
-          <w:rFonts w:ascii="Arial" w:hAnsi="Arial" w:cs="Arial"/>
-        </w:rPr>
-        <w:t>pricebook</w:t>
-      </w:r>
-      <w:proofErr w:type="spellEnd"/>
-      <w:r>
-        <w:rPr>
-          <w:rFonts w:ascii="Arial" w:hAnsi="Arial" w:cs="Arial"/>
-        </w:rPr>
-        <w:t>. If this option is disabled, the prices for price freeze products will be retained as they are.</w:t>
+        <w:t xml:space="preserve"> This flag indicates the inclusion of flagged products' localized prices in the localized pricebook generation. When a product is marked as price freeze, and this option is enabled, the base price will be included in the localized pricebook. If this option is disabled, the prices for price freeze products will be retained as they are.</w:t>
       </w:r>
     </w:p>
     <w:p>
@@ -8547,21 +8020,12 @@
         </w:rPr>
         <w:t xml:space="preserve">: This option sets the URL that ESW will redirect to. The following URLs must be set in </w:t>
       </w:r>
-      <w:proofErr w:type="spellStart"/>
-      <w:r>
-        <w:rPr>
-          <w:sz w:val="20"/>
-          <w:szCs w:val="20"/>
-        </w:rPr>
-        <w:t>key|value</w:t>
-      </w:r>
-      <w:proofErr w:type="spellEnd"/>
-      <w:r>
-        <w:rPr>
-          <w:sz w:val="20"/>
-          <w:szCs w:val="20"/>
-        </w:rPr>
-        <w:t xml:space="preserve"> pair format</w:t>
+      <w:r>
+        <w:rPr>
+          <w:sz w:val="20"/>
+          <w:szCs w:val="20"/>
+        </w:rPr>
+        <w:t>key|value pair format</w:t>
       </w:r>
       <w:r>
         <w:rPr>
@@ -8584,7 +8048,6 @@
           <w:szCs w:val="20"/>
         </w:rPr>
       </w:pPr>
-      <w:proofErr w:type="spellStart"/>
       <w:r>
         <w:rPr>
           <w:b/>
@@ -8601,7 +8064,6 @@
         </w:rPr>
         <w:t>|Home-Show</w:t>
       </w:r>
-      <w:proofErr w:type="spellEnd"/>
     </w:p>
     <w:p>
       <w:pPr>
@@ -8616,7 +8078,6 @@
           <w:szCs w:val="20"/>
         </w:rPr>
       </w:pPr>
-      <w:proofErr w:type="spellStart"/>
       <w:r>
         <w:rPr>
           <w:b/>
@@ -8633,7 +8094,6 @@
         </w:rPr>
         <w:t>|Home-Show</w:t>
       </w:r>
-      <w:proofErr w:type="spellEnd"/>
     </w:p>
     <w:p>
       <w:pPr>
@@ -8648,7 +8108,6 @@
           <w:szCs w:val="20"/>
         </w:rPr>
       </w:pPr>
-      <w:proofErr w:type="spellStart"/>
       <w:r>
         <w:rPr>
           <w:b/>
@@ -8672,7 +8131,6 @@
         </w:rPr>
         <w:t>EShopWorld-GetCart</w:t>
       </w:r>
-      <w:proofErr w:type="spellEnd"/>
     </w:p>
     <w:p>
       <w:pPr>
@@ -8687,7 +8145,6 @@
           <w:szCs w:val="20"/>
         </w:rPr>
       </w:pPr>
-      <w:proofErr w:type="spellStart"/>
       <w:r>
         <w:rPr>
           <w:b/>
@@ -8722,7 +8179,6 @@
         </w:rPr>
         <w:t>|EShopWorld-GetCart</w:t>
       </w:r>
-      <w:proofErr w:type="spellEnd"/>
     </w:p>
     <w:p>
       <w:pPr>
@@ -8906,17 +8362,7 @@
                 <w:sz w:val="20"/>
                 <w:szCs w:val="20"/>
               </w:rPr>
-              <w:t xml:space="preserve">Name of </w:t>
-            </w:r>
-            <w:proofErr w:type="spellStart"/>
-            <w:r>
-              <w:rPr>
-                <w:rStyle w:val="Strong"/>
-                <w:rFonts w:cs="Arial"/>
-                <w:sz w:val="20"/>
-                <w:szCs w:val="20"/>
-              </w:rPr>
-              <w:t>URL|</w:t>
+              <w:t>Name of URL|</w:t>
             </w:r>
             <w:r>
               <w:rPr>
@@ -8929,7 +8375,6 @@
               </w:rPr>
               <w:t>url</w:t>
             </w:r>
-            <w:proofErr w:type="spellEnd"/>
           </w:p>
         </w:tc>
         <w:tc>
@@ -8959,7 +8404,6 @@
                 <w:szCs w:val="20"/>
               </w:rPr>
             </w:pPr>
-            <w:proofErr w:type="spellStart"/>
             <w:r>
               <w:rPr>
                 <w:b/>
@@ -8968,11 +8412,7 @@
               <w:t>ContinueShoppingUrl</w:t>
             </w:r>
             <w:r>
-              <w:t>|Home</w:t>
-            </w:r>
-            <w:proofErr w:type="spellEnd"/>
-            <w:r>
-              <w:t xml:space="preserve"> page URL</w:t>
+              <w:t>|Home page URL</w:t>
             </w:r>
           </w:p>
         </w:tc>
@@ -9050,7 +8490,6 @@
           <w:szCs w:val="20"/>
         </w:rPr>
       </w:pPr>
-      <w:proofErr w:type="spellStart"/>
       <w:r>
         <w:rPr>
           <w:b/>
@@ -9074,16 +8513,7 @@
             <w:sz w:val="20"/>
             <w:szCs w:val="20"/>
           </w:rPr>
-          <w:t>https</w:t>
-        </w:r>
-        <w:proofErr w:type="spellEnd"/>
-        <w:r>
-          <w:rPr>
-            <w:rStyle w:val="Hyperlink"/>
-            <w:sz w:val="20"/>
-            <w:szCs w:val="20"/>
-          </w:rPr>
-          <w:t>://externalurl.com</w:t>
+          <w:t>https://externalurl.com</w:t>
         </w:r>
       </w:hyperlink>
     </w:p>
@@ -9100,7 +8530,6 @@
           <w:szCs w:val="20"/>
         </w:rPr>
       </w:pPr>
-      <w:proofErr w:type="spellStart"/>
       <w:r>
         <w:rPr>
           <w:b/>
@@ -9124,16 +8553,7 @@
             <w:sz w:val="20"/>
             <w:szCs w:val="20"/>
           </w:rPr>
-          <w:t>https</w:t>
-        </w:r>
-        <w:proofErr w:type="spellEnd"/>
-        <w:r>
-          <w:rPr>
-            <w:rStyle w:val="Hyperlink"/>
-            <w:sz w:val="20"/>
-            <w:szCs w:val="20"/>
-          </w:rPr>
-          <w:t>://externalurl.com</w:t>
+          <w:t>https://externalurl.com</w:t>
         </w:r>
       </w:hyperlink>
     </w:p>
@@ -9150,7 +8570,6 @@
           <w:szCs w:val="20"/>
         </w:rPr>
       </w:pPr>
-      <w:proofErr w:type="spellStart"/>
       <w:r>
         <w:rPr>
           <w:b/>
@@ -9174,16 +8593,7 @@
             <w:sz w:val="20"/>
             <w:szCs w:val="20"/>
           </w:rPr>
-          <w:t>https</w:t>
-        </w:r>
-        <w:proofErr w:type="spellEnd"/>
-        <w:r>
-          <w:rPr>
-            <w:rStyle w:val="Hyperlink"/>
-            <w:sz w:val="20"/>
-            <w:szCs w:val="20"/>
-          </w:rPr>
-          <w:t>://externalurl.com</w:t>
+          <w:t>https://externalurl.com</w:t>
         </w:r>
       </w:hyperlink>
     </w:p>
@@ -9200,7 +8610,6 @@
           <w:szCs w:val="20"/>
         </w:rPr>
       </w:pPr>
-      <w:proofErr w:type="spellStart"/>
       <w:r>
         <w:rPr>
           <w:b/>
@@ -9242,16 +8651,7 @@
             <w:sz w:val="20"/>
             <w:szCs w:val="20"/>
           </w:rPr>
-          <w:t>https</w:t>
-        </w:r>
-        <w:proofErr w:type="spellEnd"/>
-        <w:r>
-          <w:rPr>
-            <w:rStyle w:val="Hyperlink"/>
-            <w:sz w:val="20"/>
-            <w:szCs w:val="20"/>
-          </w:rPr>
-          <w:t>://externalurl.com</w:t>
+          <w:t>https://externalurl.com</w:t>
         </w:r>
       </w:hyperlink>
     </w:p>
@@ -9268,23 +8668,7 @@
           <w:sz w:val="20"/>
           <w:szCs w:val="20"/>
         </w:rPr>
-        <w:t xml:space="preserve">The </w:t>
-      </w:r>
-      <w:proofErr w:type="spellStart"/>
-      <w:r>
-        <w:rPr>
-          <w:sz w:val="20"/>
-          <w:szCs w:val="20"/>
-        </w:rPr>
-        <w:t>BackToCartUrl</w:t>
-      </w:r>
-      <w:proofErr w:type="spellEnd"/>
-      <w:r>
-        <w:rPr>
-          <w:sz w:val="20"/>
-          <w:szCs w:val="20"/>
-        </w:rPr>
-        <w:t xml:space="preserve"> feature enables you to redirect the shopper to the cart so that the shopper can add or remove the items from their cart. The ‘BACK TO CART’ button on the Checkout page facilitates this functionality:</w:t>
+        <w:t>The BackToCartUrl feature enables you to redirect the shopper to the cart so that the shopper can add or remove the items from their cart. The ‘BACK TO CART’ button on the Checkout page facilitates this functionality:</w:t>
       </w:r>
     </w:p>
     <w:p>
@@ -9302,7 +8686,7 @@
         </w:rPr>
         <w:lastRenderedPageBreak/>
         <w:drawing>
-          <wp:inline distT="0" distB="0" distL="0" distR="0" wp14:anchorId="277855D4" wp14:editId="064F3B97">
+          <wp:inline distT="0" distB="0" distL="0" distR="0" wp14:anchorId="277855D4" wp14:editId="6DA648EC">
             <wp:extent cx="5267568" cy="3795913"/>
             <wp:effectExtent l="0" t="0" r="0" b="0"/>
             <wp:docPr id="6" name="Picture 6"/>
@@ -9365,39 +8749,7 @@
           <w:sz w:val="20"/>
           <w:szCs w:val="20"/>
         </w:rPr>
-        <w:t xml:space="preserve">The </w:t>
-      </w:r>
-      <w:proofErr w:type="spellStart"/>
-      <w:r>
-        <w:rPr>
-          <w:sz w:val="20"/>
-          <w:szCs w:val="20"/>
-        </w:rPr>
-        <w:t>ContinueShoppingUrl</w:t>
-      </w:r>
-      <w:proofErr w:type="spellEnd"/>
-      <w:r>
-        <w:rPr>
-          <w:sz w:val="20"/>
-          <w:szCs w:val="20"/>
-        </w:rPr>
-        <w:t xml:space="preserve"> (URL of the home page) and </w:t>
-      </w:r>
-      <w:proofErr w:type="spellStart"/>
-      <w:r>
-        <w:rPr>
-          <w:sz w:val="20"/>
-          <w:szCs w:val="20"/>
-        </w:rPr>
-        <w:t>BackToCartUrl</w:t>
-      </w:r>
-      <w:proofErr w:type="spellEnd"/>
-      <w:r>
-        <w:rPr>
-          <w:sz w:val="20"/>
-          <w:szCs w:val="20"/>
-        </w:rPr>
-        <w:t xml:space="preserve"> (URL of the Cart page) attributes must be sent with all requests:</w:t>
+        <w:t>The ContinueShoppingUrl (URL of the home page) and BackToCartUrl (URL of the Cart page) attributes must be sent with all requests:</w:t>
       </w:r>
     </w:p>
     <w:p>
@@ -9409,21 +8761,12 @@
           <w:szCs w:val="20"/>
         </w:rPr>
       </w:pPr>
-      <w:proofErr w:type="spellStart"/>
-      <w:r>
-        <w:rPr>
-          <w:sz w:val="20"/>
-          <w:szCs w:val="20"/>
-        </w:rPr>
-        <w:t>EShopWorld</w:t>
-      </w:r>
-      <w:proofErr w:type="spellEnd"/>
-      <w:r>
-        <w:rPr>
-          <w:sz w:val="20"/>
-          <w:szCs w:val="20"/>
-        </w:rPr>
-        <w:t xml:space="preserve"> suggests r</w:t>
+      <w:r>
+        <w:rPr>
+          <w:sz w:val="20"/>
+          <w:szCs w:val="20"/>
+        </w:rPr>
+        <w:t>EShopWorld suggests r</w:t>
       </w:r>
       <w:r>
         <w:rPr>
@@ -9446,7 +8789,6 @@
         </w:rPr>
         <w:t xml:space="preserve"> add </w:t>
       </w:r>
-      <w:proofErr w:type="spellStart"/>
       <w:r>
         <w:rPr>
           <w:b/>
@@ -9454,17 +8796,7 @@
           <w:sz w:val="20"/>
           <w:szCs w:val="20"/>
         </w:rPr>
-        <w:t>EShopWorld</w:t>
-      </w:r>
-      <w:proofErr w:type="spellEnd"/>
-      <w:r>
-        <w:rPr>
-          <w:b/>
-          <w:bCs/>
-          <w:sz w:val="20"/>
-          <w:szCs w:val="20"/>
-        </w:rPr>
-        <w:t>-Home</w:t>
+        <w:t>EShopWorld-Home</w:t>
       </w:r>
       <w:r>
         <w:rPr>
@@ -9579,7 +8911,6 @@
         </w:rPr>
         <w:t>The </w:t>
       </w:r>
-      <w:proofErr w:type="spellStart"/>
       <w:r>
         <w:rPr>
           <w:rStyle w:val="HTMLCode"/>
@@ -9596,7 +8927,6 @@
         </w:rPr>
         <w:t>Notify</w:t>
       </w:r>
-      <w:proofErr w:type="spellEnd"/>
       <w:r>
         <w:rPr>
           <w:sz w:val="20"/>
@@ -9626,7 +8956,6 @@
         </w:rPr>
         <w:t xml:space="preserve">, </w:t>
       </w:r>
-      <w:proofErr w:type="spellStart"/>
       <w:r>
         <w:rPr>
           <w:sz w:val="20"/>
@@ -9634,7 +8963,6 @@
         </w:rPr>
         <w:t>InventoryCheckUri_TestOnly|EShopWorld-ValidateInventory</w:t>
       </w:r>
-      <w:proofErr w:type="spellEnd"/>
     </w:p>
     <w:p>
       <w:pPr>
@@ -9880,7 +9208,6 @@
                 <w:szCs w:val="20"/>
               </w:rPr>
             </w:pPr>
-            <w:proofErr w:type="spellStart"/>
             <w:r>
               <w:rPr>
                 <w:rStyle w:val="Strong"/>
@@ -9898,7 +9225,6 @@
               </w:rPr>
               <w:t>|ProductLineItemCustomAttributeID</w:t>
             </w:r>
-            <w:proofErr w:type="spellEnd"/>
           </w:p>
         </w:tc>
         <w:tc>
@@ -9935,17 +9261,7 @@
                 <w:sz w:val="20"/>
                 <w:szCs w:val="20"/>
               </w:rPr>
-              <w:t xml:space="preserve">Gift </w:t>
-            </w:r>
-            <w:proofErr w:type="spellStart"/>
-            <w:r>
-              <w:rPr>
-                <w:rStyle w:val="Strong"/>
-                <w:rFonts w:cs="Arial"/>
-                <w:sz w:val="20"/>
-                <w:szCs w:val="20"/>
-              </w:rPr>
-              <w:t>Message</w:t>
+              <w:t>Gift Message</w:t>
             </w:r>
             <w:r>
               <w:rPr>
@@ -9955,7 +9271,6 @@
               </w:rPr>
               <w:t>|GiftWrapMessage</w:t>
             </w:r>
-            <w:proofErr w:type="spellEnd"/>
           </w:p>
         </w:tc>
       </w:tr>
@@ -10015,7 +9330,6 @@
         </w:rPr>
         <w:t xml:space="preserve"> in the </w:t>
       </w:r>
-      <w:proofErr w:type="spellStart"/>
       <w:r>
         <w:rPr>
           <w:rStyle w:val="HTMLCode"/>
@@ -10024,7 +9338,6 @@
         </w:rPr>
         <w:t>metadataItems</w:t>
       </w:r>
-      <w:proofErr w:type="spellEnd"/>
       <w:r>
         <w:rPr>
           <w:sz w:val="20"/>
@@ -10032,7 +9345,6 @@
         </w:rPr>
         <w:t xml:space="preserve"> object. For the </w:t>
       </w:r>
-      <w:proofErr w:type="spellStart"/>
       <w:r>
         <w:rPr>
           <w:rStyle w:val="HTMLCode"/>
@@ -10041,7 +9353,6 @@
         </w:rPr>
         <w:t>GiftWrapMessage</w:t>
       </w:r>
-      <w:proofErr w:type="spellEnd"/>
       <w:r>
         <w:rPr>
           <w:sz w:val="20"/>
@@ -10064,7 +9375,6 @@
         </w:rPr>
         <w:t xml:space="preserve"> in the </w:t>
       </w:r>
-      <w:proofErr w:type="spellStart"/>
       <w:r>
         <w:rPr>
           <w:rStyle w:val="HTMLCode"/>
@@ -10073,7 +9383,6 @@
         </w:rPr>
         <w:t>metadataItems</w:t>
       </w:r>
-      <w:proofErr w:type="spellEnd"/>
       <w:r>
         <w:rPr>
           <w:sz w:val="20"/>
@@ -10081,7 +9390,6 @@
         </w:rPr>
         <w:t xml:space="preserve"> object. The </w:t>
       </w:r>
-      <w:proofErr w:type="spellStart"/>
       <w:r>
         <w:rPr>
           <w:rStyle w:val="HTMLCode"/>
@@ -10090,7 +9398,6 @@
         </w:rPr>
         <w:t>metadataItems</w:t>
       </w:r>
-      <w:proofErr w:type="spellEnd"/>
       <w:r>
         <w:rPr>
           <w:sz w:val="20"/>
@@ -10112,23 +9419,7 @@
           <w:rFonts w:ascii="Arial" w:hAnsi="Arial" w:cs="Arial"/>
           <w:sz w:val="20"/>
         </w:rPr>
-        <w:t>"</w:t>
-      </w:r>
-      <w:proofErr w:type="spellStart"/>
-      <w:r>
-        <w:rPr>
-          <w:rFonts w:ascii="Arial" w:hAnsi="Arial" w:cs="Arial"/>
-          <w:sz w:val="20"/>
-        </w:rPr>
-        <w:t>cartItems</w:t>
-      </w:r>
-      <w:proofErr w:type="spellEnd"/>
-      <w:r>
-        <w:rPr>
-          <w:rFonts w:ascii="Arial" w:hAnsi="Arial" w:cs="Arial"/>
-          <w:sz w:val="20"/>
-        </w:rPr>
-        <w:t>": [ {</w:t>
+        <w:t>"cartItems": [ {</w:t>
       </w:r>
     </w:p>
     <w:p>
@@ -10224,23 +9515,7 @@
           <w:rFonts w:ascii="Arial" w:hAnsi="Arial" w:cs="Arial"/>
           <w:sz w:val="20"/>
         </w:rPr>
-        <w:t xml:space="preserve">        "</w:t>
-      </w:r>
-      <w:proofErr w:type="spellStart"/>
-      <w:r>
-        <w:rPr>
-          <w:rFonts w:ascii="Arial" w:hAnsi="Arial" w:cs="Arial"/>
-          <w:sz w:val="20"/>
-        </w:rPr>
-        <w:t>metadataItems</w:t>
-      </w:r>
-      <w:proofErr w:type="spellEnd"/>
-      <w:r>
-        <w:rPr>
-          <w:rFonts w:ascii="Arial" w:hAnsi="Arial" w:cs="Arial"/>
-          <w:sz w:val="20"/>
-        </w:rPr>
-        <w:t>": [ {</w:t>
+        <w:t xml:space="preserve">        "metadataItems": [ {</w:t>
       </w:r>
     </w:p>
     <w:p>
@@ -10371,7 +9646,6 @@
         </w:rPr>
         <w:t xml:space="preserve">If you want to send any product information under </w:t>
       </w:r>
-      <w:proofErr w:type="spellStart"/>
       <w:r>
         <w:rPr>
           <w:rStyle w:val="HTMLCode"/>
@@ -10380,7 +9654,6 @@
         </w:rPr>
         <w:t>metadataItems</w:t>
       </w:r>
-      <w:proofErr w:type="spellEnd"/>
       <w:r>
         <w:rPr>
           <w:sz w:val="20"/>
@@ -10388,7 +9661,6 @@
         </w:rPr>
         <w:t xml:space="preserve"> in the Checkout request, you can do so by copying the product information in the product line item and by configuring that </w:t>
       </w:r>
-      <w:proofErr w:type="spellStart"/>
       <w:r>
         <w:rPr>
           <w:rStyle w:val="HTMLCode"/>
@@ -10397,7 +9669,6 @@
         </w:rPr>
         <w:t>productLineItem</w:t>
       </w:r>
-      <w:proofErr w:type="spellEnd"/>
       <w:r>
         <w:rPr>
           <w:sz w:val="20"/>
@@ -11045,23 +10316,7 @@
           <w:rFonts w:ascii="Arial" w:hAnsi="Arial" w:cs="Arial"/>
           <w:sz w:val="20"/>
         </w:rPr>
-        <w:t xml:space="preserve">  "</w:t>
-      </w:r>
-      <w:proofErr w:type="spellStart"/>
-      <w:r>
-        <w:rPr>
-          <w:rFonts w:ascii="Arial" w:hAnsi="Arial" w:cs="Arial"/>
-          <w:sz w:val="20"/>
-        </w:rPr>
-        <w:t>countryCode</w:t>
-      </w:r>
-      <w:proofErr w:type="spellEnd"/>
-      <w:r>
-        <w:rPr>
-          <w:rFonts w:ascii="Arial" w:hAnsi="Arial" w:cs="Arial"/>
-          <w:sz w:val="20"/>
-        </w:rPr>
-        <w:t>": "GB",</w:t>
+        <w:t xml:space="preserve">  "countryCode": "GB",</w:t>
       </w:r>
     </w:p>
     <w:p>
@@ -11077,23 +10332,7 @@
           <w:rFonts w:ascii="Arial" w:hAnsi="Arial" w:cs="Arial"/>
           <w:sz w:val="20"/>
         </w:rPr>
-        <w:t xml:space="preserve">  "</w:t>
-      </w:r>
-      <w:proofErr w:type="spellStart"/>
-      <w:r>
-        <w:rPr>
-          <w:rFonts w:ascii="Arial" w:hAnsi="Arial" w:cs="Arial"/>
-          <w:sz w:val="20"/>
-        </w:rPr>
-        <w:t>shippingMethod</w:t>
-      </w:r>
-      <w:proofErr w:type="spellEnd"/>
-      <w:r>
-        <w:rPr>
-          <w:rFonts w:ascii="Arial" w:hAnsi="Arial" w:cs="Arial"/>
-          <w:sz w:val="20"/>
-        </w:rPr>
-        <w:t>": {</w:t>
+        <w:t xml:space="preserve">  "shippingMethod": {</w:t>
       </w:r>
     </w:p>
     <w:p>
@@ -11173,23 +10412,7 @@
           <w:rFonts w:ascii="Arial" w:hAnsi="Arial" w:cs="Arial"/>
           <w:sz w:val="20"/>
         </w:rPr>
-        <w:t xml:space="preserve">  "</w:t>
-      </w:r>
-      <w:proofErr w:type="spellStart"/>
-      <w:r>
-        <w:rPr>
-          <w:rFonts w:ascii="Arial" w:hAnsi="Arial" w:cs="Arial"/>
-          <w:sz w:val="20"/>
-        </w:rPr>
-        <w:t>countryCode</w:t>
-      </w:r>
-      <w:proofErr w:type="spellEnd"/>
-      <w:r>
-        <w:rPr>
-          <w:rFonts w:ascii="Arial" w:hAnsi="Arial" w:cs="Arial"/>
-          <w:sz w:val="20"/>
-        </w:rPr>
-        <w:t>": "US",</w:t>
+        <w:t xml:space="preserve">  "countryCode": "US",</w:t>
       </w:r>
     </w:p>
     <w:p>
@@ -11205,23 +10428,7 @@
           <w:rFonts w:ascii="Arial" w:hAnsi="Arial" w:cs="Arial"/>
           <w:sz w:val="20"/>
         </w:rPr>
-        <w:t xml:space="preserve">  "</w:t>
-      </w:r>
-      <w:proofErr w:type="spellStart"/>
-      <w:r>
-        <w:rPr>
-          <w:rFonts w:ascii="Arial" w:hAnsi="Arial" w:cs="Arial"/>
-          <w:sz w:val="20"/>
-        </w:rPr>
-        <w:t>shippingMethod</w:t>
-      </w:r>
-      <w:proofErr w:type="spellEnd"/>
-      <w:r>
-        <w:rPr>
-          <w:rFonts w:ascii="Arial" w:hAnsi="Arial" w:cs="Arial"/>
-          <w:sz w:val="20"/>
-        </w:rPr>
-        <w:t>": {</w:t>
+        <w:t xml:space="preserve">  "shippingMethod": {</w:t>
       </w:r>
     </w:p>
     <w:p>
@@ -11301,23 +10508,7 @@
           <w:rFonts w:ascii="Arial" w:hAnsi="Arial" w:cs="Arial"/>
           <w:sz w:val="20"/>
         </w:rPr>
-        <w:t xml:space="preserve">  "</w:t>
-      </w:r>
-      <w:proofErr w:type="spellStart"/>
-      <w:r>
-        <w:rPr>
-          <w:rFonts w:ascii="Arial" w:hAnsi="Arial" w:cs="Arial"/>
-          <w:sz w:val="20"/>
-        </w:rPr>
-        <w:t>countryCode</w:t>
-      </w:r>
-      <w:proofErr w:type="spellEnd"/>
-      <w:r>
-        <w:rPr>
-          <w:rFonts w:ascii="Arial" w:hAnsi="Arial" w:cs="Arial"/>
-          <w:sz w:val="20"/>
-        </w:rPr>
-        <w:t>": "NL",</w:t>
+        <w:t xml:space="preserve">  "countryCode": "NL",</w:t>
       </w:r>
     </w:p>
     <w:p>
@@ -11342,7 +10533,6 @@
         </w:rPr>
         <w:t>"</w:t>
       </w:r>
-      <w:proofErr w:type="spellStart"/>
       <w:r>
         <w:rPr>
           <w:rFonts w:ascii="Arial" w:hAnsi="Arial" w:cs="Arial"/>
@@ -11350,7 +10540,6 @@
         </w:rPr>
         <w:t>disableConversion</w:t>
       </w:r>
-      <w:proofErr w:type="spellEnd"/>
       <w:r>
         <w:rPr>
           <w:rFonts w:ascii="Arial" w:hAnsi="Arial" w:cs="Arial"/>
@@ -11386,23 +10575,7 @@
           <w:rFonts w:ascii="Arial" w:hAnsi="Arial" w:cs="Arial"/>
           <w:sz w:val="20"/>
         </w:rPr>
-        <w:t xml:space="preserve">  "</w:t>
-      </w:r>
-      <w:proofErr w:type="spellStart"/>
-      <w:r>
-        <w:rPr>
-          <w:rFonts w:ascii="Arial" w:hAnsi="Arial" w:cs="Arial"/>
-          <w:sz w:val="20"/>
-        </w:rPr>
-        <w:t>shippingMethod</w:t>
-      </w:r>
-      <w:proofErr w:type="spellEnd"/>
-      <w:r>
-        <w:rPr>
-          <w:rFonts w:ascii="Arial" w:hAnsi="Arial" w:cs="Arial"/>
-          <w:sz w:val="20"/>
-        </w:rPr>
-        <w:t>": {</w:t>
+        <w:t xml:space="preserve">  "shippingMethod": {</w:t>
       </w:r>
     </w:p>
     <w:p>
@@ -11511,7 +10684,6 @@
         <w:lastRenderedPageBreak/>
         <w:t xml:space="preserve">If optional attribute </w:t>
       </w:r>
-      <w:proofErr w:type="spellStart"/>
       <w:r>
         <w:rPr>
           <w:b/>
@@ -11521,7 +10693,6 @@
         </w:rPr>
         <w:t>disableConversion</w:t>
       </w:r>
-      <w:proofErr w:type="spellEnd"/>
       <w:r>
         <w:rPr>
           <w:sz w:val="20"/>
@@ -11622,23 +10793,7 @@
           <w:sz w:val="20"/>
           <w:szCs w:val="20"/>
         </w:rPr>
-        <w:t xml:space="preserve"> is configured for a country, then the shipping methods matching the override </w:t>
-      </w:r>
-      <w:proofErr w:type="spellStart"/>
-      <w:r>
-        <w:rPr>
-          <w:sz w:val="20"/>
-          <w:szCs w:val="20"/>
-        </w:rPr>
-        <w:t>pricebook</w:t>
-      </w:r>
-      <w:proofErr w:type="spellEnd"/>
-      <w:r>
-        <w:rPr>
-          <w:sz w:val="20"/>
-          <w:szCs w:val="20"/>
-        </w:rPr>
-        <w:t xml:space="preserve"> currency must be configured in </w:t>
+        <w:t xml:space="preserve"> is configured for a country, then the shipping methods matching the override pricebook currency must be configured in </w:t>
       </w:r>
       <w:r>
         <w:rPr>
@@ -11682,23 +10837,7 @@
           <w:sz w:val="20"/>
           <w:szCs w:val="20"/>
         </w:rPr>
-        <w:t xml:space="preserve">: This option allows you to select the default </w:t>
-      </w:r>
-      <w:proofErr w:type="spellStart"/>
-      <w:r>
-        <w:rPr>
-          <w:sz w:val="20"/>
-          <w:szCs w:val="20"/>
-        </w:rPr>
-        <w:t>behavior</w:t>
-      </w:r>
-      <w:proofErr w:type="spellEnd"/>
-      <w:r>
-        <w:rPr>
-          <w:sz w:val="20"/>
-          <w:szCs w:val="20"/>
-        </w:rPr>
-        <w:t xml:space="preserve"> of the </w:t>
+        <w:t>: This option allows you to select the default behavior of the </w:t>
       </w:r>
       <w:r>
         <w:rPr>
@@ -11788,23 +10927,7 @@
           <w:sz w:val="20"/>
           <w:szCs w:val="20"/>
         </w:rPr>
-        <w:t xml:space="preserve"> This </w:t>
-      </w:r>
-      <w:proofErr w:type="spellStart"/>
-      <w:r>
-        <w:rPr>
-          <w:sz w:val="20"/>
-          <w:szCs w:val="20"/>
-        </w:rPr>
-        <w:t>Url</w:t>
-      </w:r>
-      <w:proofErr w:type="spellEnd"/>
-      <w:r>
-        <w:rPr>
-          <w:sz w:val="20"/>
-          <w:szCs w:val="20"/>
-        </w:rPr>
-        <w:t xml:space="preserve"> value will be provided by ESW onboarding team</w:t>
+        <w:t xml:space="preserve"> This Url value will be provided by ESW onboarding team</w:t>
       </w:r>
       <w:r>
         <w:rPr>
@@ -12007,37 +11130,12 @@
         </w:rPr>
         <w:t xml:space="preserve">: This preference indicates the </w:t>
       </w:r>
-      <w:proofErr w:type="spellStart"/>
       <w:r>
         <w:rPr>
           <w:rFonts w:ascii="Arial" w:hAnsi="Arial" w:cs="Arial"/>
           <w:shd w:val="clear" w:color="auto" w:fill="FFFFFF"/>
         </w:rPr>
-        <w:t>key|value</w:t>
-      </w:r>
-      <w:proofErr w:type="spellEnd"/>
-      <w:r>
-        <w:rPr>
-          <w:rFonts w:ascii="Arial" w:hAnsi="Arial" w:cs="Arial"/>
-          <w:shd w:val="clear" w:color="auto" w:fill="FFFFFF"/>
-        </w:rPr>
-        <w:t xml:space="preserve"> pairs for </w:t>
-      </w:r>
-      <w:proofErr w:type="spellStart"/>
-      <w:r>
-        <w:rPr>
-          <w:rFonts w:ascii="Arial" w:hAnsi="Arial" w:cs="Arial"/>
-          <w:shd w:val="clear" w:color="auto" w:fill="FFFFFF"/>
-        </w:rPr>
-        <w:t>esw</w:t>
-      </w:r>
-      <w:proofErr w:type="spellEnd"/>
-      <w:r>
-        <w:rPr>
-          <w:rFonts w:ascii="Arial" w:hAnsi="Arial" w:cs="Arial"/>
-          <w:shd w:val="clear" w:color="auto" w:fill="FFFFFF"/>
-        </w:rPr>
-        <w:t xml:space="preserve"> customer metadata.</w:t>
+        <w:t>key|value pairs for esw customer metadata.</w:t>
       </w:r>
     </w:p>
     <w:p>
@@ -12105,37 +11203,12 @@
         </w:rPr>
         <w:t xml:space="preserve">: The preference indicates the </w:t>
       </w:r>
-      <w:proofErr w:type="spellStart"/>
       <w:r>
         <w:rPr>
           <w:rFonts w:ascii="Arial" w:hAnsi="Arial" w:cs="Arial"/>
           <w:shd w:val="clear" w:color="auto" w:fill="FFFFFF"/>
         </w:rPr>
-        <w:t>key|value</w:t>
-      </w:r>
-      <w:proofErr w:type="spellEnd"/>
-      <w:r>
-        <w:rPr>
-          <w:rFonts w:ascii="Arial" w:hAnsi="Arial" w:cs="Arial"/>
-          <w:shd w:val="clear" w:color="auto" w:fill="FFFFFF"/>
-        </w:rPr>
-        <w:t xml:space="preserve"> for </w:t>
-      </w:r>
-      <w:proofErr w:type="spellStart"/>
-      <w:r>
-        <w:rPr>
-          <w:rFonts w:ascii="Arial" w:hAnsi="Arial" w:cs="Arial"/>
-          <w:shd w:val="clear" w:color="auto" w:fill="FFFFFF"/>
-        </w:rPr>
-        <w:t>esw</w:t>
-      </w:r>
-      <w:proofErr w:type="spellEnd"/>
-      <w:r>
-        <w:rPr>
-          <w:rFonts w:ascii="Arial" w:hAnsi="Arial" w:cs="Arial"/>
-          <w:shd w:val="clear" w:color="auto" w:fill="FFFFFF"/>
-        </w:rPr>
-        <w:t xml:space="preserve"> basket metadata.</w:t>
+        <w:t>key|value for esw basket metadata.</w:t>
       </w:r>
     </w:p>
     <w:p>
@@ -12345,25 +11418,7 @@
           <w:color w:val="000000"/>
           <w:lang w:val="en-PK" w:eastAsia="en-PK"/>
         </w:rPr>
-        <w:t xml:space="preserve">This preference enables/disables the email marketing </w:t>
-      </w:r>
-      <w:proofErr w:type="spellStart"/>
-      <w:r>
-        <w:rPr>
-          <w:rFonts w:ascii="Arial" w:eastAsia="Times New Roman" w:hAnsi="Arial" w:cs="Arial"/>
-          <w:color w:val="000000"/>
-          <w:lang w:val="en-PK" w:eastAsia="en-PK"/>
-        </w:rPr>
-        <w:t>optin</w:t>
-      </w:r>
-      <w:proofErr w:type="spellEnd"/>
-      <w:r>
-        <w:rPr>
-          <w:rFonts w:ascii="Arial" w:eastAsia="Times New Roman" w:hAnsi="Arial" w:cs="Arial"/>
-          <w:color w:val="000000"/>
-          <w:lang w:val="en-PK" w:eastAsia="en-PK"/>
-        </w:rPr>
-        <w:t xml:space="preserve"> on Site level. By default, it is enabled.</w:t>
+        <w:t>This preference enables/disables the email marketing optin on Site level. By default, it is enabled.</w:t>
       </w:r>
     </w:p>
     <w:p>
@@ -12423,43 +11478,7 @@
           <w:color w:val="000000"/>
           <w:lang w:val="en-PK" w:eastAsia="en-PK"/>
         </w:rPr>
-        <w:t xml:space="preserve">This preference enables/disables the </w:t>
-      </w:r>
-      <w:proofErr w:type="spellStart"/>
-      <w:r>
-        <w:rPr>
-          <w:rFonts w:ascii="Arial" w:eastAsia="Times New Roman" w:hAnsi="Arial" w:cs="Arial"/>
-          <w:color w:val="000000"/>
-          <w:lang w:val="en-PK" w:eastAsia="en-PK"/>
-        </w:rPr>
-        <w:t>sms</w:t>
-      </w:r>
-      <w:proofErr w:type="spellEnd"/>
-      <w:r>
-        <w:rPr>
-          <w:rFonts w:ascii="Arial" w:eastAsia="Times New Roman" w:hAnsi="Arial" w:cs="Arial"/>
-          <w:color w:val="000000"/>
-          <w:lang w:val="en-PK" w:eastAsia="en-PK"/>
-        </w:rPr>
-        <w:t xml:space="preserve"> marketing </w:t>
-      </w:r>
-      <w:proofErr w:type="spellStart"/>
-      <w:r>
-        <w:rPr>
-          <w:rFonts w:ascii="Arial" w:eastAsia="Times New Roman" w:hAnsi="Arial" w:cs="Arial"/>
-          <w:color w:val="000000"/>
-          <w:lang w:val="en-PK" w:eastAsia="en-PK"/>
-        </w:rPr>
-        <w:t>optin</w:t>
-      </w:r>
-      <w:proofErr w:type="spellEnd"/>
-      <w:r>
-        <w:rPr>
-          <w:rFonts w:ascii="Arial" w:eastAsia="Times New Roman" w:hAnsi="Arial" w:cs="Arial"/>
-          <w:color w:val="000000"/>
-          <w:lang w:val="en-PK" w:eastAsia="en-PK"/>
-        </w:rPr>
-        <w:t xml:space="preserve"> on Site level. By default, it is disabled.</w:t>
+        <w:t>This preference enables/disables the sms marketing optin on Site level. By default, it is disabled.</w:t>
       </w:r>
     </w:p>
     <w:p>
@@ -12539,25 +11558,7 @@
           <w:color w:val="000000"/>
           <w:lang w:val="en-PK" w:eastAsia="en-PK"/>
         </w:rPr>
-        <w:t xml:space="preserve">This preference enables/disables the Phone marketing </w:t>
-      </w:r>
-      <w:proofErr w:type="spellStart"/>
-      <w:r>
-        <w:rPr>
-          <w:rFonts w:ascii="Arial" w:eastAsia="Times New Roman" w:hAnsi="Arial" w:cs="Arial"/>
-          <w:color w:val="000000"/>
-          <w:lang w:val="en-PK" w:eastAsia="en-PK"/>
-        </w:rPr>
-        <w:t>optin</w:t>
-      </w:r>
-      <w:proofErr w:type="spellEnd"/>
-      <w:r>
-        <w:rPr>
-          <w:rFonts w:ascii="Arial" w:eastAsia="Times New Roman" w:hAnsi="Arial" w:cs="Arial"/>
-          <w:color w:val="000000"/>
-          <w:lang w:val="en-PK" w:eastAsia="en-PK"/>
-        </w:rPr>
-        <w:t xml:space="preserve"> on Site level. By default, it is disabled.</w:t>
+        <w:t>This preference enables/disables the Phone marketing optin on Site level. By default, it is disabled.</w:t>
       </w:r>
     </w:p>
     <w:p>
@@ -12617,25 +11618,7 @@
           <w:color w:val="000000"/>
           <w:lang w:val="en-PK" w:eastAsia="en-PK"/>
         </w:rPr>
-        <w:t xml:space="preserve">This preference enables/disables the Post marketing </w:t>
-      </w:r>
-      <w:proofErr w:type="spellStart"/>
-      <w:r>
-        <w:rPr>
-          <w:rFonts w:ascii="Arial" w:eastAsia="Times New Roman" w:hAnsi="Arial" w:cs="Arial"/>
-          <w:color w:val="000000"/>
-          <w:lang w:val="en-PK" w:eastAsia="en-PK"/>
-        </w:rPr>
-        <w:t>optin</w:t>
-      </w:r>
-      <w:proofErr w:type="spellEnd"/>
-      <w:r>
-        <w:rPr>
-          <w:rFonts w:ascii="Arial" w:eastAsia="Times New Roman" w:hAnsi="Arial" w:cs="Arial"/>
-          <w:color w:val="000000"/>
-          <w:lang w:val="en-PK" w:eastAsia="en-PK"/>
-        </w:rPr>
-        <w:t xml:space="preserve"> on Site level. By default, it is disabled.</w:t>
+        <w:t>This preference enables/disables the Post marketing optin on Site level. By default, it is disabled.</w:t>
       </w:r>
     </w:p>
     <w:p>
@@ -12691,7 +11674,6 @@
           <w:szCs w:val="20"/>
         </w:rPr>
       </w:pPr>
-      <w:proofErr w:type="spellStart"/>
       <w:r>
         <w:rPr>
           <w:b/>
@@ -12699,17 +11681,7 @@
           <w:sz w:val="20"/>
           <w:szCs w:val="20"/>
         </w:rPr>
-        <w:t>EswOAuthService</w:t>
-      </w:r>
-      <w:proofErr w:type="spellEnd"/>
-      <w:r>
-        <w:rPr>
-          <w:b/>
-          <w:bCs/>
-          <w:sz w:val="20"/>
-          <w:szCs w:val="20"/>
-        </w:rPr>
-        <w:t>:</w:t>
+        <w:t>EswOAuthService:</w:t>
       </w:r>
       <w:r>
         <w:rPr>
@@ -15333,39 +14305,12 @@
   </w:num>
   <w:num w:numId="22" w16cid:durableId="1837374710">
     <w:abstractNumId w:val="11"/>
-    <w:lvlOverride w:ilvl="0"/>
-    <w:lvlOverride w:ilvl="1"/>
-    <w:lvlOverride w:ilvl="2"/>
-    <w:lvlOverride w:ilvl="3"/>
-    <w:lvlOverride w:ilvl="4"/>
-    <w:lvlOverride w:ilvl="5"/>
-    <w:lvlOverride w:ilvl="6"/>
-    <w:lvlOverride w:ilvl="7"/>
-    <w:lvlOverride w:ilvl="8"/>
   </w:num>
   <w:num w:numId="23" w16cid:durableId="1737362869">
     <w:abstractNumId w:val="2"/>
-    <w:lvlOverride w:ilvl="0"/>
-    <w:lvlOverride w:ilvl="1"/>
-    <w:lvlOverride w:ilvl="2"/>
-    <w:lvlOverride w:ilvl="3"/>
-    <w:lvlOverride w:ilvl="4"/>
-    <w:lvlOverride w:ilvl="5"/>
-    <w:lvlOverride w:ilvl="6"/>
-    <w:lvlOverride w:ilvl="7"/>
-    <w:lvlOverride w:ilvl="8"/>
   </w:num>
   <w:num w:numId="24" w16cid:durableId="1223251267">
     <w:abstractNumId w:val="13"/>
-    <w:lvlOverride w:ilvl="0"/>
-    <w:lvlOverride w:ilvl="1"/>
-    <w:lvlOverride w:ilvl="2"/>
-    <w:lvlOverride w:ilvl="3"/>
-    <w:lvlOverride w:ilvl="4"/>
-    <w:lvlOverride w:ilvl="5"/>
-    <w:lvlOverride w:ilvl="6"/>
-    <w:lvlOverride w:ilvl="7"/>
-    <w:lvlOverride w:ilvl="8"/>
   </w:num>
 </w:numbering>
 </file>
@@ -15989,6 +14934,7 @@
   <w:style w:type="character" w:default="1" w:styleId="DefaultParagraphFont">
     <w:name w:val="Default Paragraph Font"/>
     <w:uiPriority w:val="1"/>
+    <w:semiHidden/>
     <w:unhideWhenUsed/>
   </w:style>
   <w:style w:type="table" w:default="1" w:styleId="TableNormal">

--- a/link_eshopworld/Documentation/eShopWorld_Checkout_Integration.docx
+++ b/link_eshopworld/Documentation/eShopWorld_Checkout_Integration.docx
@@ -306,7 +306,14 @@
                                     <w:sz w:val="20"/>
                                     <w:szCs w:val="20"/>
                                   </w:rPr>
-                                  <w:t>.0</w:t>
+                                  <w:t>.</w:t>
+                                </w:r>
+                                <w:r>
+                                  <w:rPr>
+                                    <w:sz w:val="20"/>
+                                    <w:szCs w:val="20"/>
+                                  </w:rPr>
+                                  <w:t>1</w:t>
                                 </w:r>
                               </w:p>
                               <w:p>
@@ -338,14 +345,21 @@
                                     <w:sz w:val="20"/>
                                     <w:szCs w:val="20"/>
                                   </w:rPr>
-                                  <w:t>May</w:t>
+                                  <w:t>June</w:t>
                                 </w:r>
                                 <w:r>
                                   <w:rPr>
                                     <w:sz w:val="20"/>
                                     <w:szCs w:val="20"/>
                                   </w:rPr>
-                                  <w:t xml:space="preserve"> 202</w:t>
+                                  <w:t xml:space="preserve"> </w:t>
+                                </w:r>
+                                <w:r>
+                                  <w:rPr>
+                                    <w:sz w:val="20"/>
+                                    <w:szCs w:val="20"/>
+                                  </w:rPr>
+                                  <w:t>202</w:t>
                                 </w:r>
                                 <w:r>
                                   <w:rPr>
@@ -464,7 +478,14 @@
                               <w:sz w:val="20"/>
                               <w:szCs w:val="20"/>
                             </w:rPr>
-                            <w:t>.0</w:t>
+                            <w:t>.</w:t>
+                          </w:r>
+                          <w:r>
+                            <w:rPr>
+                              <w:sz w:val="20"/>
+                              <w:szCs w:val="20"/>
+                            </w:rPr>
+                            <w:t>1</w:t>
                           </w:r>
                         </w:p>
                         <w:p>
@@ -496,14 +517,21 @@
                               <w:sz w:val="20"/>
                               <w:szCs w:val="20"/>
                             </w:rPr>
-                            <w:t>May</w:t>
+                            <w:t>June</w:t>
                           </w:r>
                           <w:r>
                             <w:rPr>
                               <w:sz w:val="20"/>
                               <w:szCs w:val="20"/>
                             </w:rPr>
-                            <w:t xml:space="preserve"> 202</w:t>
+                            <w:t xml:space="preserve"> </w:t>
+                          </w:r>
+                          <w:r>
+                            <w:rPr>
+                              <w:sz w:val="20"/>
+                              <w:szCs w:val="20"/>
+                            </w:rPr>
+                            <w:t>202</w:t>
                           </w:r>
                           <w:r>
                             <w:rPr>
@@ -8686,7 +8714,7 @@
         </w:rPr>
         <w:lastRenderedPageBreak/>
         <w:drawing>
-          <wp:inline distT="0" distB="0" distL="0" distR="0" wp14:anchorId="277855D4" wp14:editId="6DA648EC">
+          <wp:inline distT="0" distB="0" distL="0" distR="0" wp14:anchorId="277855D4" wp14:editId="4B31D444">
             <wp:extent cx="5267568" cy="3795913"/>
             <wp:effectExtent l="0" t="0" r="0" b="0"/>
             <wp:docPr id="6" name="Picture 6"/>

--- a/link_eshopworld/Documentation/eShopWorld_Checkout_Integration.docx
+++ b/link_eshopworld/Documentation/eShopWorld_Checkout_Integration.docx
@@ -292,7 +292,28 @@
                                     <w:sz w:val="20"/>
                                     <w:szCs w:val="20"/>
                                   </w:rPr>
-                                  <w:t>5.0.0</w:t>
+                                  <w:t>5.</w:t>
+                                </w:r>
+                                <w:r>
+                                  <w:rPr>
+                                    <w:sz w:val="20"/>
+                                    <w:szCs w:val="20"/>
+                                  </w:rPr>
+                                  <w:t>1</w:t>
+                                </w:r>
+                                <w:r>
+                                  <w:rPr>
+                                    <w:sz w:val="20"/>
+                                    <w:szCs w:val="20"/>
+                                  </w:rPr>
+                                  <w:t>.</w:t>
+                                </w:r>
+                                <w:r>
+                                  <w:rPr>
+                                    <w:sz w:val="20"/>
+                                    <w:szCs w:val="20"/>
+                                  </w:rPr>
+                                  <w:t>1</w:t>
                                 </w:r>
                               </w:p>
                               <w:p>
@@ -324,14 +345,21 @@
                                     <w:sz w:val="20"/>
                                     <w:szCs w:val="20"/>
                                   </w:rPr>
-                                  <w:t>February</w:t>
+                                  <w:t>June</w:t>
                                 </w:r>
                                 <w:r>
                                   <w:rPr>
                                     <w:sz w:val="20"/>
                                     <w:szCs w:val="20"/>
                                   </w:rPr>
-                                  <w:t xml:space="preserve"> 202</w:t>
+                                  <w:t xml:space="preserve"> </w:t>
+                                </w:r>
+                                <w:r>
+                                  <w:rPr>
+                                    <w:sz w:val="20"/>
+                                    <w:szCs w:val="20"/>
+                                  </w:rPr>
+                                  <w:t>202</w:t>
                                 </w:r>
                                 <w:r>
                                   <w:rPr>
@@ -436,7 +464,28 @@
                               <w:sz w:val="20"/>
                               <w:szCs w:val="20"/>
                             </w:rPr>
-                            <w:t>5.0.0</w:t>
+                            <w:t>5.</w:t>
+                          </w:r>
+                          <w:r>
+                            <w:rPr>
+                              <w:sz w:val="20"/>
+                              <w:szCs w:val="20"/>
+                            </w:rPr>
+                            <w:t>1</w:t>
+                          </w:r>
+                          <w:r>
+                            <w:rPr>
+                              <w:sz w:val="20"/>
+                              <w:szCs w:val="20"/>
+                            </w:rPr>
+                            <w:t>.</w:t>
+                          </w:r>
+                          <w:r>
+                            <w:rPr>
+                              <w:sz w:val="20"/>
+                              <w:szCs w:val="20"/>
+                            </w:rPr>
+                            <w:t>1</w:t>
                           </w:r>
                         </w:p>
                         <w:p>
@@ -468,14 +517,21 @@
                               <w:sz w:val="20"/>
                               <w:szCs w:val="20"/>
                             </w:rPr>
-                            <w:t>February</w:t>
+                            <w:t>June</w:t>
                           </w:r>
                           <w:r>
                             <w:rPr>
                               <w:sz w:val="20"/>
                               <w:szCs w:val="20"/>
                             </w:rPr>
-                            <w:t xml:space="preserve"> 202</w:t>
+                            <w:t xml:space="preserve"> </w:t>
+                          </w:r>
+                          <w:r>
+                            <w:rPr>
+                              <w:sz w:val="20"/>
+                              <w:szCs w:val="20"/>
+                            </w:rPr>
+                            <w:t>202</w:t>
                           </w:r>
                           <w:r>
                             <w:rPr>
@@ -2478,23 +2534,7 @@
           <w:sz w:val="20"/>
           <w:szCs w:val="20"/>
         </w:rPr>
-        <w:t xml:space="preserve">The shopper visits the retailer site where the shopper's country and localized product prices are set automatically through </w:t>
-      </w:r>
-      <w:proofErr w:type="spellStart"/>
-      <w:r>
-        <w:rPr>
-          <w:sz w:val="20"/>
-          <w:szCs w:val="20"/>
-        </w:rPr>
-        <w:t>GeoIP</w:t>
-      </w:r>
-      <w:proofErr w:type="spellEnd"/>
-      <w:r>
-        <w:rPr>
-          <w:sz w:val="20"/>
-          <w:szCs w:val="20"/>
-        </w:rPr>
-        <w:t xml:space="preserve"> lookup. The localized prices are native to SFCC and taken from the price book. </w:t>
+        <w:t xml:space="preserve">The shopper visits the retailer site where the shopper's country and localized product prices are set automatically through GeoIP lookup. The localized prices are native to SFCC and taken from the price book. </w:t>
       </w:r>
     </w:p>
     <w:p>
@@ -2588,7 +2628,6 @@
         </w:rPr>
         <w:t>Checkout disclaimer message under the checkout button can be enabled through “</w:t>
       </w:r>
-      <w:proofErr w:type="spellStart"/>
       <w:r>
         <w:rPr>
           <w:b/>
@@ -2596,17 +2635,7 @@
           <w:sz w:val="20"/>
           <w:szCs w:val="20"/>
         </w:rPr>
-        <w:t>esw</w:t>
-      </w:r>
-      <w:proofErr w:type="spellEnd"/>
-      <w:r>
-        <w:rPr>
-          <w:b/>
-          <w:bCs/>
-          <w:sz w:val="20"/>
-          <w:szCs w:val="20"/>
-        </w:rPr>
-        <w:t>-checkout-disclaimer-message</w:t>
+        <w:t>esw-checkout-disclaimer-message</w:t>
       </w:r>
       <w:r>
         <w:rPr>
@@ -2683,39 +2712,7 @@
           <w:sz w:val="20"/>
           <w:szCs w:val="20"/>
         </w:rPr>
-        <w:t>The ESW checkout supports only the valid locales with Language ISO and Country ISO in the Checkout API call, for example, '</w:t>
-      </w:r>
-      <w:proofErr w:type="spellStart"/>
-      <w:r>
-        <w:rPr>
-          <w:sz w:val="20"/>
-          <w:szCs w:val="20"/>
-        </w:rPr>
-        <w:t>en</w:t>
-      </w:r>
-      <w:proofErr w:type="spellEnd"/>
-      <w:r>
-        <w:rPr>
-          <w:sz w:val="20"/>
-          <w:szCs w:val="20"/>
-        </w:rPr>
-        <w:t>-US' or '</w:t>
-      </w:r>
-      <w:proofErr w:type="spellStart"/>
-      <w:r>
-        <w:rPr>
-          <w:sz w:val="20"/>
-          <w:szCs w:val="20"/>
-        </w:rPr>
-        <w:t>fr</w:t>
-      </w:r>
-      <w:proofErr w:type="spellEnd"/>
-      <w:r>
-        <w:rPr>
-          <w:sz w:val="20"/>
-          <w:szCs w:val="20"/>
-        </w:rPr>
-        <w:t>-FR'. In SFCC, these locales exist with an underscore ( _ ).</w:t>
+        <w:t>The ESW checkout supports only the valid locales with Language ISO and Country ISO in the Checkout API call, for example, 'en-US' or 'fr-FR'. In SFCC, these locales exist with an underscore ( _ ).</w:t>
       </w:r>
     </w:p>
     <w:p>
@@ -5084,50 +5081,14 @@
           <w:bCs/>
           <w:color w:val="000000"/>
         </w:rPr>
-        <w:t xml:space="preserve">ESW Enable </w:t>
-      </w:r>
-      <w:proofErr w:type="spellStart"/>
-      <w:r>
-        <w:rPr>
-          <w:rFonts w:ascii="Arial" w:eastAsia="Times New Roman" w:hAnsi="Arial" w:cs="Arial"/>
-          <w:b/>
-          <w:bCs/>
-          <w:color w:val="000000"/>
-        </w:rPr>
-        <w:t>Optins</w:t>
-      </w:r>
-      <w:proofErr w:type="spellEnd"/>
-      <w:r>
-        <w:rPr>
-          <w:rFonts w:ascii="Arial" w:eastAsia="Times New Roman" w:hAnsi="Arial" w:cs="Arial"/>
-          <w:b/>
-          <w:bCs/>
-          <w:color w:val="000000"/>
-        </w:rPr>
-        <w:t xml:space="preserve">: </w:t>
+        <w:t xml:space="preserve">ESW Enable Optins: </w:t>
       </w:r>
       <w:r>
         <w:rPr>
           <w:rFonts w:ascii="Arial" w:eastAsia="Times New Roman" w:hAnsi="Arial" w:cs="Arial"/>
           <w:color w:val="000000"/>
         </w:rPr>
-        <w:t>When enabled, this preferences unlocks the granular level control for the marketing opt-ins (</w:t>
-      </w:r>
-      <w:proofErr w:type="spellStart"/>
-      <w:r>
-        <w:rPr>
-          <w:rFonts w:ascii="Arial" w:eastAsia="Times New Roman" w:hAnsi="Arial" w:cs="Arial"/>
-          <w:color w:val="000000"/>
-        </w:rPr>
-        <w:t>Email,SMS,Phone</w:t>
-      </w:r>
-      <w:proofErr w:type="spellEnd"/>
-      <w:r>
-        <w:rPr>
-          <w:rFonts w:ascii="Arial" w:eastAsia="Times New Roman" w:hAnsi="Arial" w:cs="Arial"/>
-          <w:color w:val="000000"/>
-        </w:rPr>
-        <w:t xml:space="preserve"> &amp; Post). When disabled, the flow falls back to default behaviour which is Email &amp; SMS opt-in. By Default, this preference will be disabled.</w:t>
+        <w:t>When enabled, this preferences unlocks the granular level control for the marketing opt-ins (Email,SMS,Phone &amp; Post). When disabled, the flow falls back to default behaviour which is Email &amp; SMS opt-in. By Default, this preference will be disabled.</w:t>
       </w:r>
     </w:p>
     <w:p>
@@ -5163,32 +5124,14 @@
           <w:color w:val="1F1F1F"/>
           <w:lang w:val="en-PK"/>
         </w:rPr>
-        <w:t xml:space="preserve">This value dictates if the default Opt-in legal hint text will be overridden on the ESW checkout. To override the default legal hint text, the retailers can turn the above preference on and edit the marketing sign text in the file </w:t>
-      </w:r>
-      <w:proofErr w:type="spellStart"/>
+        <w:t>This value dictates if the default Opt-in legal hint text will be overridden on the ESW checkout. To override the default legal hint text, the retailers can turn the above preference on and edit the marketing sign text in the file esw.properties.</w:t>
+      </w:r>
       <w:r>
         <w:rPr>
           <w:rFonts w:ascii="Arial" w:eastAsia="Times New Roman" w:hAnsi="Arial" w:cs="Arial"/>
           <w:color w:val="1F1F1F"/>
           <w:lang w:val="en-PK"/>
         </w:rPr>
-        <w:t>esw.properties</w:t>
-      </w:r>
-      <w:proofErr w:type="spellEnd"/>
-      <w:r>
-        <w:rPr>
-          <w:rFonts w:ascii="Arial" w:eastAsia="Times New Roman" w:hAnsi="Arial" w:cs="Arial"/>
-          <w:color w:val="1F1F1F"/>
-          <w:lang w:val="en-PK"/>
-        </w:rPr>
-        <w:t>.</w:t>
-      </w:r>
-      <w:r>
-        <w:rPr>
-          <w:rFonts w:ascii="Arial" w:eastAsia="Times New Roman" w:hAnsi="Arial" w:cs="Arial"/>
-          <w:color w:val="1F1F1F"/>
-          <w:lang w:val="en-PK"/>
-        </w:rPr>
         <w:t xml:space="preserve"> </w:t>
       </w:r>
       <w:r>
@@ -5197,25 +5140,7 @@
           <w:color w:val="000000"/>
           <w:lang w:val="en-PK" w:eastAsia="en-PK"/>
         </w:rPr>
-        <w:t xml:space="preserve">This toggle will only take place if ESW Enable </w:t>
-      </w:r>
-      <w:proofErr w:type="spellStart"/>
-      <w:r>
-        <w:rPr>
-          <w:rFonts w:ascii="Arial" w:eastAsia="Times New Roman" w:hAnsi="Arial" w:cs="Arial"/>
-          <w:color w:val="000000"/>
-          <w:lang w:val="en-PK" w:eastAsia="en-PK"/>
-        </w:rPr>
-        <w:t>Optins</w:t>
-      </w:r>
-      <w:proofErr w:type="spellEnd"/>
-      <w:r>
-        <w:rPr>
-          <w:rFonts w:ascii="Arial" w:eastAsia="Times New Roman" w:hAnsi="Arial" w:cs="Arial"/>
-          <w:color w:val="000000"/>
-          <w:lang w:val="en-PK" w:eastAsia="en-PK"/>
-        </w:rPr>
-        <w:t xml:space="preserve"> is enabled</w:t>
+        <w:t>This toggle will only take place if ESW Enable Optins is enabled</w:t>
       </w:r>
     </w:p>
     <w:p>
@@ -5262,51 +5187,23 @@
           <w:color w:val="000000"/>
           <w:lang w:val="en-PK" w:eastAsia="en-PK"/>
         </w:rPr>
-        <w:t xml:space="preserve">This preference enables/disables the email marketing </w:t>
-      </w:r>
-      <w:proofErr w:type="spellStart"/>
+        <w:t xml:space="preserve">This preference enables/disables the email marketing optin on Site level. By default, it is enabled. This toggle will only take place if ESW </w:t>
+      </w:r>
       <w:r>
         <w:rPr>
           <w:rFonts w:ascii="Arial" w:eastAsia="Times New Roman" w:hAnsi="Arial" w:cs="Arial"/>
           <w:color w:val="000000"/>
           <w:lang w:val="en-PK" w:eastAsia="en-PK"/>
         </w:rPr>
-        <w:t>optin</w:t>
-      </w:r>
-      <w:proofErr w:type="spellEnd"/>
+        <w:t xml:space="preserve">Enable </w:t>
+      </w:r>
       <w:r>
         <w:rPr>
           <w:rFonts w:ascii="Arial" w:eastAsia="Times New Roman" w:hAnsi="Arial" w:cs="Arial"/>
           <w:color w:val="000000"/>
           <w:lang w:val="en-PK" w:eastAsia="en-PK"/>
         </w:rPr>
-        <w:t xml:space="preserve"> on Site level. By default, it is enabled. This toggle will only take place if ESW </w:t>
-      </w:r>
-      <w:r>
-        <w:rPr>
-          <w:rFonts w:ascii="Arial" w:eastAsia="Times New Roman" w:hAnsi="Arial" w:cs="Arial"/>
-          <w:color w:val="000000"/>
-          <w:lang w:val="en-PK" w:eastAsia="en-PK"/>
-        </w:rPr>
-        <w:t xml:space="preserve">Enable </w:t>
-      </w:r>
-      <w:proofErr w:type="spellStart"/>
-      <w:r>
-        <w:rPr>
-          <w:rFonts w:ascii="Arial" w:eastAsia="Times New Roman" w:hAnsi="Arial" w:cs="Arial"/>
-          <w:color w:val="000000"/>
-          <w:lang w:val="en-PK" w:eastAsia="en-PK"/>
-        </w:rPr>
-        <w:t>Optins</w:t>
-      </w:r>
-      <w:proofErr w:type="spellEnd"/>
-      <w:r>
-        <w:rPr>
-          <w:rFonts w:ascii="Arial" w:eastAsia="Times New Roman" w:hAnsi="Arial" w:cs="Arial"/>
-          <w:color w:val="000000"/>
-          <w:lang w:val="en-PK" w:eastAsia="en-PK"/>
-        </w:rPr>
-        <w:t xml:space="preserve"> is enabled</w:t>
+        <w:t>Optins is enabled</w:t>
       </w:r>
     </w:p>
     <w:p>
@@ -5352,85 +5249,39 @@
           <w:color w:val="000000"/>
           <w:lang w:val="en-PK" w:eastAsia="en-PK"/>
         </w:rPr>
-        <w:t xml:space="preserve">This preference enables/disables the </w:t>
-      </w:r>
-      <w:proofErr w:type="spellStart"/>
+        <w:t>This preference enables/disables the sms marketing optin on Site level. By default, it is disabled.</w:t>
+      </w:r>
+      <w:r>
+        <w:rPr>
+          <w:rFonts w:eastAsia="Times New Roman"/>
+          <w:color w:val="000000"/>
+          <w:lang w:val="en-PK" w:eastAsia="en-PK"/>
+        </w:rPr>
+        <w:t xml:space="preserve"> </w:t>
+      </w:r>
       <w:r>
         <w:rPr>
           <w:rFonts w:ascii="Arial" w:eastAsia="Times New Roman" w:hAnsi="Arial" w:cs="Arial"/>
           <w:color w:val="000000"/>
           <w:lang w:val="en-PK" w:eastAsia="en-PK"/>
         </w:rPr>
-        <w:t>sms</w:t>
-      </w:r>
-      <w:proofErr w:type="spellEnd"/>
+        <w:t xml:space="preserve">This toggle will only take place if ESW </w:t>
+      </w:r>
       <w:r>
         <w:rPr>
           <w:rFonts w:ascii="Arial" w:eastAsia="Times New Roman" w:hAnsi="Arial" w:cs="Arial"/>
           <w:color w:val="000000"/>
           <w:lang w:val="en-PK" w:eastAsia="en-PK"/>
         </w:rPr>
-        <w:t xml:space="preserve"> marketing </w:t>
-      </w:r>
-      <w:proofErr w:type="spellStart"/>
+        <w:t xml:space="preserve">Enable </w:t>
+      </w:r>
       <w:r>
         <w:rPr>
           <w:rFonts w:ascii="Arial" w:eastAsia="Times New Roman" w:hAnsi="Arial" w:cs="Arial"/>
           <w:color w:val="000000"/>
           <w:lang w:val="en-PK" w:eastAsia="en-PK"/>
         </w:rPr>
-        <w:t>optin</w:t>
-      </w:r>
-      <w:proofErr w:type="spellEnd"/>
-      <w:r>
-        <w:rPr>
-          <w:rFonts w:ascii="Arial" w:eastAsia="Times New Roman" w:hAnsi="Arial" w:cs="Arial"/>
-          <w:color w:val="000000"/>
-          <w:lang w:val="en-PK" w:eastAsia="en-PK"/>
-        </w:rPr>
-        <w:t xml:space="preserve"> on Site level. By default, it is disabled.</w:t>
-      </w:r>
-      <w:r>
-        <w:rPr>
-          <w:rFonts w:eastAsia="Times New Roman"/>
-          <w:color w:val="000000"/>
-          <w:lang w:val="en-PK" w:eastAsia="en-PK"/>
-        </w:rPr>
-        <w:t xml:space="preserve"> </w:t>
-      </w:r>
-      <w:r>
-        <w:rPr>
-          <w:rFonts w:ascii="Arial" w:eastAsia="Times New Roman" w:hAnsi="Arial" w:cs="Arial"/>
-          <w:color w:val="000000"/>
-          <w:lang w:val="en-PK" w:eastAsia="en-PK"/>
-        </w:rPr>
-        <w:t xml:space="preserve">This toggle will only take place if ESW </w:t>
-      </w:r>
-      <w:r>
-        <w:rPr>
-          <w:rFonts w:ascii="Arial" w:eastAsia="Times New Roman" w:hAnsi="Arial" w:cs="Arial"/>
-          <w:color w:val="000000"/>
-          <w:lang w:val="en-PK" w:eastAsia="en-PK"/>
-        </w:rPr>
-        <w:t xml:space="preserve">Enable </w:t>
-      </w:r>
-      <w:proofErr w:type="spellStart"/>
-      <w:r>
-        <w:rPr>
-          <w:rFonts w:ascii="Arial" w:eastAsia="Times New Roman" w:hAnsi="Arial" w:cs="Arial"/>
-          <w:color w:val="000000"/>
-          <w:lang w:val="en-PK" w:eastAsia="en-PK"/>
-        </w:rPr>
-        <w:t>Optins</w:t>
-      </w:r>
-      <w:proofErr w:type="spellEnd"/>
-      <w:r>
-        <w:rPr>
-          <w:rFonts w:ascii="Arial" w:eastAsia="Times New Roman" w:hAnsi="Arial" w:cs="Arial"/>
-          <w:color w:val="000000"/>
-          <w:lang w:val="en-PK" w:eastAsia="en-PK"/>
-        </w:rPr>
-        <w:t xml:space="preserve"> is enabled</w:t>
+        <w:t>Optins is enabled</w:t>
       </w:r>
     </w:p>
     <w:p>
@@ -5496,51 +5347,23 @@
           <w:color w:val="000000"/>
           <w:lang w:val="en-PK" w:eastAsia="en-PK"/>
         </w:rPr>
-        <w:t xml:space="preserve">This preference enables/disables the Phone marketing </w:t>
-      </w:r>
-      <w:proofErr w:type="spellStart"/>
+        <w:t xml:space="preserve">This preference enables/disables the Phone marketing optin on Site level. By default, it is disabled. This toggle will only take place if ESW </w:t>
+      </w:r>
       <w:r>
         <w:rPr>
           <w:rFonts w:ascii="Arial" w:eastAsia="Times New Roman" w:hAnsi="Arial" w:cs="Arial"/>
           <w:color w:val="000000"/>
           <w:lang w:val="en-PK" w:eastAsia="en-PK"/>
         </w:rPr>
-        <w:t>optin</w:t>
-      </w:r>
-      <w:proofErr w:type="spellEnd"/>
+        <w:t xml:space="preserve">Enable </w:t>
+      </w:r>
       <w:r>
         <w:rPr>
           <w:rFonts w:ascii="Arial" w:eastAsia="Times New Roman" w:hAnsi="Arial" w:cs="Arial"/>
           <w:color w:val="000000"/>
           <w:lang w:val="en-PK" w:eastAsia="en-PK"/>
         </w:rPr>
-        <w:t xml:space="preserve"> on Site level. By default, it is disabled. This toggle will only take place if ESW </w:t>
-      </w:r>
-      <w:r>
-        <w:rPr>
-          <w:rFonts w:ascii="Arial" w:eastAsia="Times New Roman" w:hAnsi="Arial" w:cs="Arial"/>
-          <w:color w:val="000000"/>
-          <w:lang w:val="en-PK" w:eastAsia="en-PK"/>
-        </w:rPr>
-        <w:t xml:space="preserve">Enable </w:t>
-      </w:r>
-      <w:proofErr w:type="spellStart"/>
-      <w:r>
-        <w:rPr>
-          <w:rFonts w:ascii="Arial" w:eastAsia="Times New Roman" w:hAnsi="Arial" w:cs="Arial"/>
-          <w:color w:val="000000"/>
-          <w:lang w:val="en-PK" w:eastAsia="en-PK"/>
-        </w:rPr>
-        <w:t>Optins</w:t>
-      </w:r>
-      <w:proofErr w:type="spellEnd"/>
-      <w:r>
-        <w:rPr>
-          <w:rFonts w:ascii="Arial" w:eastAsia="Times New Roman" w:hAnsi="Arial" w:cs="Arial"/>
-          <w:color w:val="000000"/>
-          <w:lang w:val="en-PK" w:eastAsia="en-PK"/>
-        </w:rPr>
-        <w:t xml:space="preserve"> is enabled</w:t>
+        <w:t>Optins is enabled</w:t>
       </w:r>
     </w:p>
     <w:p>
@@ -5586,51 +5409,23 @@
           <w:color w:val="000000"/>
           <w:lang w:val="en-PK" w:eastAsia="en-PK"/>
         </w:rPr>
-        <w:t xml:space="preserve">This preference enables/disables the Post marketing </w:t>
-      </w:r>
-      <w:proofErr w:type="spellStart"/>
+        <w:t xml:space="preserve">This preference enables/disables the Post marketing optin on Site level. By default, it is disabled. This toggle will only take place if ESW </w:t>
+      </w:r>
       <w:r>
         <w:rPr>
           <w:rFonts w:ascii="Arial" w:eastAsia="Times New Roman" w:hAnsi="Arial" w:cs="Arial"/>
           <w:color w:val="000000"/>
           <w:lang w:val="en-PK" w:eastAsia="en-PK"/>
         </w:rPr>
-        <w:t>optin</w:t>
-      </w:r>
-      <w:proofErr w:type="spellEnd"/>
+        <w:t xml:space="preserve">Enable </w:t>
+      </w:r>
       <w:r>
         <w:rPr>
           <w:rFonts w:ascii="Arial" w:eastAsia="Times New Roman" w:hAnsi="Arial" w:cs="Arial"/>
           <w:color w:val="000000"/>
           <w:lang w:val="en-PK" w:eastAsia="en-PK"/>
         </w:rPr>
-        <w:t xml:space="preserve"> on Site level. By default, it is disabled. This toggle will only take place if ESW </w:t>
-      </w:r>
-      <w:r>
-        <w:rPr>
-          <w:rFonts w:ascii="Arial" w:eastAsia="Times New Roman" w:hAnsi="Arial" w:cs="Arial"/>
-          <w:color w:val="000000"/>
-          <w:lang w:val="en-PK" w:eastAsia="en-PK"/>
-        </w:rPr>
-        <w:t xml:space="preserve">Enable </w:t>
-      </w:r>
-      <w:proofErr w:type="spellStart"/>
-      <w:r>
-        <w:rPr>
-          <w:rFonts w:ascii="Arial" w:eastAsia="Times New Roman" w:hAnsi="Arial" w:cs="Arial"/>
-          <w:color w:val="000000"/>
-          <w:lang w:val="en-PK" w:eastAsia="en-PK"/>
-        </w:rPr>
-        <w:t>Optins</w:t>
-      </w:r>
-      <w:proofErr w:type="spellEnd"/>
-      <w:r>
-        <w:rPr>
-          <w:rFonts w:ascii="Arial" w:eastAsia="Times New Roman" w:hAnsi="Arial" w:cs="Arial"/>
-          <w:color w:val="000000"/>
-          <w:lang w:val="en-PK" w:eastAsia="en-PK"/>
-        </w:rPr>
-        <w:t xml:space="preserve"> is enabled</w:t>
+        <w:t>Optins is enabled</w:t>
       </w:r>
     </w:p>
     <w:bookmarkEnd w:id="11"/>
@@ -6097,31 +5892,25 @@
           <w:szCs w:val="20"/>
           <w:shd w:val="clear" w:color="auto" w:fill="FFFFFF"/>
         </w:rPr>
-        <w:t xml:space="preserve">ESW Fixed List </w:t>
-      </w:r>
-      <w:proofErr w:type="spellStart"/>
-      <w:r>
-        <w:rPr>
-          <w:b/>
-          <w:bCs/>
+        <w:t>ESW Fixed List PriceBook Pattern</w:t>
+      </w:r>
+      <w:r>
+        <w:rPr>
           <w:color w:val="000000"/>
           <w:sz w:val="20"/>
           <w:szCs w:val="20"/>
           <w:shd w:val="clear" w:color="auto" w:fill="FFFFFF"/>
         </w:rPr>
-        <w:t>PriceBook</w:t>
-      </w:r>
-      <w:proofErr w:type="spellEnd"/>
-      <w:r>
-        <w:rPr>
-          <w:b/>
-          <w:bCs/>
+        <w:t xml:space="preserve"> This site preference sets the list price books Id pattern for fixed price model countries. i.e.  </w:t>
+      </w:r>
+      <w:r>
+        <w:rPr>
           <w:color w:val="000000"/>
           <w:sz w:val="20"/>
           <w:szCs w:val="20"/>
           <w:shd w:val="clear" w:color="auto" w:fill="FFFFFF"/>
         </w:rPr>
-        <w:t xml:space="preserve"> Pattern</w:t>
+        <w:t>{countryCode}-list-price-book</w:t>
       </w:r>
       <w:r>
         <w:rPr>
@@ -6130,65 +5919,7 @@
           <w:szCs w:val="20"/>
           <w:shd w:val="clear" w:color="auto" w:fill="FFFFFF"/>
         </w:rPr>
-        <w:t xml:space="preserve"> This site preference sets the list price books Id pattern for fixed price model countries. i.e.  </w:t>
-      </w:r>
-      <w:r>
-        <w:rPr>
-          <w:color w:val="000000"/>
-          <w:sz w:val="20"/>
-          <w:szCs w:val="20"/>
-          <w:shd w:val="clear" w:color="auto" w:fill="FFFFFF"/>
-        </w:rPr>
-        <w:t>{</w:t>
-      </w:r>
-      <w:proofErr w:type="spellStart"/>
-      <w:r>
-        <w:rPr>
-          <w:color w:val="000000"/>
-          <w:sz w:val="20"/>
-          <w:szCs w:val="20"/>
-          <w:shd w:val="clear" w:color="auto" w:fill="FFFFFF"/>
-        </w:rPr>
-        <w:t>countryCode</w:t>
-      </w:r>
-      <w:proofErr w:type="spellEnd"/>
-      <w:r>
-        <w:rPr>
-          <w:color w:val="000000"/>
-          <w:sz w:val="20"/>
-          <w:szCs w:val="20"/>
-          <w:shd w:val="clear" w:color="auto" w:fill="FFFFFF"/>
-        </w:rPr>
-        <w:t>}-list-price-book</w:t>
-      </w:r>
-      <w:r>
-        <w:rPr>
-          <w:color w:val="000000"/>
-          <w:sz w:val="20"/>
-          <w:szCs w:val="20"/>
-          <w:shd w:val="clear" w:color="auto" w:fill="FFFFFF"/>
-        </w:rPr>
-        <w:t>. Pattern must have {</w:t>
-      </w:r>
-      <w:proofErr w:type="spellStart"/>
-      <w:r>
-        <w:rPr>
-          <w:color w:val="000000"/>
-          <w:sz w:val="20"/>
-          <w:szCs w:val="20"/>
-          <w:shd w:val="clear" w:color="auto" w:fill="FFFFFF"/>
-        </w:rPr>
-        <w:t>countryCode</w:t>
-      </w:r>
-      <w:proofErr w:type="spellEnd"/>
-      <w:r>
-        <w:rPr>
-          <w:color w:val="000000"/>
-          <w:sz w:val="20"/>
-          <w:szCs w:val="20"/>
-          <w:shd w:val="clear" w:color="auto" w:fill="FFFFFF"/>
-        </w:rPr>
-        <w:t>} string part in this value.</w:t>
+        <w:t>. Pattern must have {countryCode} string part in this value.</w:t>
       </w:r>
     </w:p>
     <w:p>
@@ -6238,31 +5969,25 @@
           <w:szCs w:val="20"/>
           <w:shd w:val="clear" w:color="auto" w:fill="FFFFFF"/>
         </w:rPr>
-        <w:t xml:space="preserve"> </w:t>
-      </w:r>
-      <w:proofErr w:type="spellStart"/>
-      <w:r>
-        <w:rPr>
-          <w:b/>
-          <w:bCs/>
+        <w:t xml:space="preserve"> PriceBook Pattern</w:t>
+      </w:r>
+      <w:r>
+        <w:rPr>
           <w:color w:val="000000"/>
           <w:sz w:val="20"/>
           <w:szCs w:val="20"/>
           <w:shd w:val="clear" w:color="auto" w:fill="FFFFFF"/>
         </w:rPr>
-        <w:t>PriceBook</w:t>
-      </w:r>
-      <w:proofErr w:type="spellEnd"/>
-      <w:r>
-        <w:rPr>
-          <w:b/>
-          <w:bCs/>
+        <w:t xml:space="preserve"> This site preference sets the sale price books Id pattern for fixed price model countries. i.e.  </w:t>
+      </w:r>
+      <w:r>
+        <w:rPr>
           <w:color w:val="000000"/>
           <w:sz w:val="20"/>
           <w:szCs w:val="20"/>
           <w:shd w:val="clear" w:color="auto" w:fill="FFFFFF"/>
         </w:rPr>
-        <w:t xml:space="preserve"> Pattern</w:t>
+        <w:t>{countryCode}-</w:t>
       </w:r>
       <w:r>
         <w:rPr>
@@ -6271,7 +5996,7 @@
           <w:szCs w:val="20"/>
           <w:shd w:val="clear" w:color="auto" w:fill="FFFFFF"/>
         </w:rPr>
-        <w:t xml:space="preserve"> This site preference sets the sale price books Id pattern for fixed price model countries. i.e.  </w:t>
+        <w:t>sale</w:t>
       </w:r>
       <w:r>
         <w:rPr>
@@ -6280,9 +6005,8 @@
           <w:szCs w:val="20"/>
           <w:shd w:val="clear" w:color="auto" w:fill="FFFFFF"/>
         </w:rPr>
-        <w:t>{</w:t>
-      </w:r>
-      <w:proofErr w:type="spellStart"/>
+        <w:t>-price-book</w:t>
+      </w:r>
       <w:r>
         <w:rPr>
           <w:color w:val="000000"/>
@@ -6290,64 +6014,7 @@
           <w:szCs w:val="20"/>
           <w:shd w:val="clear" w:color="auto" w:fill="FFFFFF"/>
         </w:rPr>
-        <w:t>countryCode</w:t>
-      </w:r>
-      <w:proofErr w:type="spellEnd"/>
-      <w:r>
-        <w:rPr>
-          <w:color w:val="000000"/>
-          <w:sz w:val="20"/>
-          <w:szCs w:val="20"/>
-          <w:shd w:val="clear" w:color="auto" w:fill="FFFFFF"/>
-        </w:rPr>
-        <w:t>}-</w:t>
-      </w:r>
-      <w:r>
-        <w:rPr>
-          <w:color w:val="000000"/>
-          <w:sz w:val="20"/>
-          <w:szCs w:val="20"/>
-          <w:shd w:val="clear" w:color="auto" w:fill="FFFFFF"/>
-        </w:rPr>
-        <w:t>sale</w:t>
-      </w:r>
-      <w:r>
-        <w:rPr>
-          <w:color w:val="000000"/>
-          <w:sz w:val="20"/>
-          <w:szCs w:val="20"/>
-          <w:shd w:val="clear" w:color="auto" w:fill="FFFFFF"/>
-        </w:rPr>
-        <w:t>-price-book</w:t>
-      </w:r>
-      <w:r>
-        <w:rPr>
-          <w:color w:val="000000"/>
-          <w:sz w:val="20"/>
-          <w:szCs w:val="20"/>
-          <w:shd w:val="clear" w:color="auto" w:fill="FFFFFF"/>
-        </w:rPr>
-        <w:t>. Pattern must have {</w:t>
-      </w:r>
-      <w:proofErr w:type="spellStart"/>
-      <w:r>
-        <w:rPr>
-          <w:color w:val="000000"/>
-          <w:sz w:val="20"/>
-          <w:szCs w:val="20"/>
-          <w:shd w:val="clear" w:color="auto" w:fill="FFFFFF"/>
-        </w:rPr>
-        <w:t>countryCode</w:t>
-      </w:r>
-      <w:proofErr w:type="spellEnd"/>
-      <w:r>
-        <w:rPr>
-          <w:color w:val="000000"/>
-          <w:sz w:val="20"/>
-          <w:szCs w:val="20"/>
-          <w:shd w:val="clear" w:color="auto" w:fill="FFFFFF"/>
-        </w:rPr>
-        <w:t>} string part in this value.</w:t>
+        <w:t>. Pattern must have {countryCode} string part in this value.</w:t>
       </w:r>
     </w:p>
     <w:bookmarkEnd w:id="16"/>
@@ -6416,18 +6083,8 @@
           <w:sz w:val="20"/>
           <w:szCs w:val="20"/>
         </w:rPr>
-        <w:t xml:space="preserve">ESW Enable </w:t>
-      </w:r>
-      <w:proofErr w:type="spellStart"/>
-      <w:r>
-        <w:rPr>
-          <w:rStyle w:val="Strong"/>
-          <w:sz w:val="20"/>
-          <w:szCs w:val="20"/>
-        </w:rPr>
-        <w:t>Roundings</w:t>
-      </w:r>
-      <w:proofErr w:type="spellEnd"/>
+        <w:t>ESW Enable Roundings</w:t>
+      </w:r>
       <w:r>
         <w:rPr>
           <w:sz w:val="20"/>
@@ -6787,7 +6444,6 @@
                 <w:szCs w:val="20"/>
               </w:rPr>
             </w:pPr>
-            <w:proofErr w:type="spellStart"/>
             <w:r>
               <w:rPr>
                 <w:rFonts w:cs="Arial"/>
@@ -6796,7 +6452,6 @@
               </w:rPr>
               <w:t>countryCode</w:t>
             </w:r>
-            <w:proofErr w:type="spellEnd"/>
           </w:p>
         </w:tc>
         <w:tc>
@@ -6869,7 +6524,6 @@
                 <w:szCs w:val="20"/>
               </w:rPr>
             </w:pPr>
-            <w:proofErr w:type="spellStart"/>
             <w:r>
               <w:rPr>
                 <w:rFonts w:cs="Arial"/>
@@ -6878,7 +6532,6 @@
               </w:rPr>
               <w:t>currencyCode</w:t>
             </w:r>
-            <w:proofErr w:type="spellEnd"/>
           </w:p>
         </w:tc>
         <w:tc>
@@ -6951,7 +6604,6 @@
                 <w:szCs w:val="20"/>
               </w:rPr>
             </w:pPr>
-            <w:proofErr w:type="spellStart"/>
             <w:r>
               <w:rPr>
                 <w:rFonts w:cs="Arial"/>
@@ -6960,7 +6612,6 @@
               </w:rPr>
               <w:t>localListPriceBook</w:t>
             </w:r>
-            <w:proofErr w:type="spellEnd"/>
           </w:p>
         </w:tc>
         <w:tc>
@@ -7033,7 +6684,6 @@
                 <w:szCs w:val="20"/>
               </w:rPr>
             </w:pPr>
-            <w:proofErr w:type="spellStart"/>
             <w:r>
               <w:rPr>
                 <w:rFonts w:cs="Arial"/>
@@ -7042,7 +6692,6 @@
               </w:rPr>
               <w:t>localSalePriceBook</w:t>
             </w:r>
-            <w:proofErr w:type="spellEnd"/>
           </w:p>
         </w:tc>
         <w:tc>
@@ -7115,7 +6764,6 @@
                 <w:szCs w:val="20"/>
               </w:rPr>
             </w:pPr>
-            <w:proofErr w:type="spellStart"/>
             <w:r>
               <w:rPr>
                 <w:rFonts w:cs="Arial"/>
@@ -7124,7 +6772,6 @@
               </w:rPr>
               <w:t>baseListPriceBook</w:t>
             </w:r>
-            <w:proofErr w:type="spellEnd"/>
           </w:p>
         </w:tc>
         <w:tc>
@@ -7197,7 +6844,6 @@
                 <w:szCs w:val="20"/>
               </w:rPr>
             </w:pPr>
-            <w:proofErr w:type="spellStart"/>
             <w:r>
               <w:rPr>
                 <w:rFonts w:cs="Arial"/>
@@ -7206,7 +6852,6 @@
               </w:rPr>
               <w:t>baseSalePriceBook</w:t>
             </w:r>
-            <w:proofErr w:type="spellEnd"/>
           </w:p>
         </w:tc>
         <w:tc>
@@ -7242,25 +6887,7 @@
                 <w:sz w:val="20"/>
                 <w:szCs w:val="20"/>
               </w:rPr>
-              <w:t>(Required if '</w:t>
-            </w:r>
-            <w:proofErr w:type="spellStart"/>
-            <w:r>
-              <w:rPr>
-                <w:rFonts w:cs="Arial"/>
-                <w:sz w:val="20"/>
-                <w:szCs w:val="20"/>
-              </w:rPr>
-              <w:t>localSalePriceBook</w:t>
-            </w:r>
-            <w:proofErr w:type="spellEnd"/>
-            <w:r>
-              <w:rPr>
-                <w:rFonts w:cs="Arial"/>
-                <w:sz w:val="20"/>
-                <w:szCs w:val="20"/>
-              </w:rPr>
-              <w:t>' is provided) The price book ID of the base sale price. The price book currency must match the tenant base currency.</w:t>
+              <w:t>(Required if 'localSalePriceBook' is provided) The price book ID of the base sale price. The price book currency must match the tenant base currency.</w:t>
             </w:r>
           </w:p>
         </w:tc>
@@ -7297,7 +6924,6 @@
                 <w:szCs w:val="20"/>
               </w:rPr>
             </w:pPr>
-            <w:proofErr w:type="spellStart"/>
             <w:r>
               <w:rPr>
                 <w:rFonts w:cs="Arial"/>
@@ -7306,7 +6932,6 @@
               </w:rPr>
               <w:t>applyCountryAdjustments</w:t>
             </w:r>
-            <w:proofErr w:type="spellEnd"/>
           </w:p>
         </w:tc>
         <w:tc>
@@ -7379,7 +7004,6 @@
                 <w:szCs w:val="20"/>
               </w:rPr>
             </w:pPr>
-            <w:proofErr w:type="spellStart"/>
             <w:r>
               <w:rPr>
                 <w:rFonts w:cs="Arial"/>
@@ -7388,7 +7012,6 @@
               </w:rPr>
               <w:t>applyRoundingModel</w:t>
             </w:r>
-            <w:proofErr w:type="spellEnd"/>
           </w:p>
         </w:tc>
         <w:tc>
@@ -7521,23 +7144,7 @@
           <w:rFonts w:ascii="Arial" w:hAnsi="Arial" w:cs="Arial"/>
           <w:sz w:val="20"/>
         </w:rPr>
-        <w:t xml:space="preserve">      "</w:t>
-      </w:r>
-      <w:proofErr w:type="spellStart"/>
-      <w:r>
-        <w:rPr>
-          <w:rFonts w:ascii="Arial" w:hAnsi="Arial" w:cs="Arial"/>
-          <w:sz w:val="20"/>
-        </w:rPr>
-        <w:t>campaignId</w:t>
-      </w:r>
-      <w:proofErr w:type="spellEnd"/>
-      <w:r>
-        <w:rPr>
-          <w:rFonts w:ascii="Arial" w:hAnsi="Arial" w:cs="Arial"/>
-          <w:sz w:val="20"/>
-        </w:rPr>
-        <w:t>":"",</w:t>
+        <w:t xml:space="preserve">      "campaignId":"",</w:t>
       </w:r>
     </w:p>
     <w:p>
@@ -7553,23 +7160,7 @@
           <w:rFonts w:ascii="Arial" w:hAnsi="Arial" w:cs="Arial"/>
           <w:sz w:val="20"/>
         </w:rPr>
-        <w:t xml:space="preserve">      "</w:t>
-      </w:r>
-      <w:proofErr w:type="spellStart"/>
-      <w:r>
-        <w:rPr>
-          <w:rFonts w:ascii="Arial" w:hAnsi="Arial" w:cs="Arial"/>
-          <w:sz w:val="20"/>
-        </w:rPr>
-        <w:t>excludeCurrencies</w:t>
-      </w:r>
-      <w:proofErr w:type="spellEnd"/>
-      <w:r>
-        <w:rPr>
-          <w:rFonts w:ascii="Arial" w:hAnsi="Arial" w:cs="Arial"/>
-          <w:sz w:val="20"/>
-        </w:rPr>
-        <w:t>":[</w:t>
+        <w:t xml:space="preserve">      "excludeCurrencies":[</w:t>
       </w:r>
     </w:p>
     <w:p>
@@ -7682,23 +7273,7 @@
           <w:rFonts w:ascii="Arial" w:hAnsi="Arial" w:cs="Arial"/>
           <w:sz w:val="20"/>
         </w:rPr>
-        <w:t xml:space="preserve">      "</w:t>
-      </w:r>
-      <w:proofErr w:type="spellStart"/>
-      <w:r>
-        <w:rPr>
-          <w:rFonts w:ascii="Arial" w:hAnsi="Arial" w:cs="Arial"/>
-          <w:sz w:val="20"/>
-        </w:rPr>
-        <w:t>campaignId</w:t>
-      </w:r>
-      <w:proofErr w:type="spellEnd"/>
-      <w:r>
-        <w:rPr>
-          <w:rFonts w:ascii="Arial" w:hAnsi="Arial" w:cs="Arial"/>
-          <w:sz w:val="20"/>
-        </w:rPr>
-        <w:t>":"Automation",</w:t>
+        <w:t xml:space="preserve">      "campaignId":"Automation",</w:t>
       </w:r>
     </w:p>
     <w:p>
@@ -7714,23 +7289,7 @@
           <w:rFonts w:ascii="Arial" w:hAnsi="Arial" w:cs="Arial"/>
           <w:sz w:val="20"/>
         </w:rPr>
-        <w:t xml:space="preserve">      "</w:t>
-      </w:r>
-      <w:proofErr w:type="spellStart"/>
-      <w:r>
-        <w:rPr>
-          <w:rFonts w:ascii="Arial" w:hAnsi="Arial" w:cs="Arial"/>
-          <w:sz w:val="20"/>
-        </w:rPr>
-        <w:t>excludeCurrencies</w:t>
-      </w:r>
-      <w:proofErr w:type="spellEnd"/>
-      <w:r>
-        <w:rPr>
-          <w:rFonts w:ascii="Arial" w:hAnsi="Arial" w:cs="Arial"/>
-          <w:sz w:val="20"/>
-        </w:rPr>
-        <w:t>":""</w:t>
+        <w:t xml:space="preserve">      "excludeCurrencies":""</w:t>
       </w:r>
     </w:p>
     <w:p>
@@ -7932,23 +7491,13 @@
                 <w:szCs w:val="20"/>
               </w:rPr>
             </w:pPr>
-            <w:proofErr w:type="spellStart"/>
             <w:r>
               <w:rPr>
                 <w:rFonts w:cs="Arial"/>
                 <w:sz w:val="20"/>
                 <w:szCs w:val="20"/>
               </w:rPr>
-              <w:t>basePromoId</w:t>
-            </w:r>
-            <w:proofErr w:type="spellEnd"/>
-            <w:r>
-              <w:rPr>
-                <w:rFonts w:cs="Arial"/>
-                <w:sz w:val="20"/>
-                <w:szCs w:val="20"/>
-              </w:rPr>
-              <w:t> </w:t>
+              <w:t>basePromoId </w:t>
             </w:r>
           </w:p>
         </w:tc>
@@ -8022,23 +7571,13 @@
                 <w:szCs w:val="20"/>
               </w:rPr>
             </w:pPr>
-            <w:proofErr w:type="spellStart"/>
             <w:r>
               <w:rPr>
                 <w:rFonts w:cs="Arial"/>
                 <w:sz w:val="20"/>
                 <w:szCs w:val="20"/>
               </w:rPr>
-              <w:t>campaignId</w:t>
-            </w:r>
-            <w:proofErr w:type="spellEnd"/>
-            <w:r>
-              <w:rPr>
-                <w:rFonts w:cs="Arial"/>
-                <w:sz w:val="20"/>
-                <w:szCs w:val="20"/>
-              </w:rPr>
-              <w:t> </w:t>
+              <w:t>campaignId </w:t>
             </w:r>
           </w:p>
         </w:tc>
@@ -8148,23 +7687,13 @@
                 <w:szCs w:val="20"/>
               </w:rPr>
             </w:pPr>
-            <w:proofErr w:type="spellStart"/>
             <w:r>
               <w:rPr>
                 <w:rFonts w:cs="Arial"/>
                 <w:sz w:val="20"/>
                 <w:szCs w:val="20"/>
               </w:rPr>
-              <w:t>excludeCurrencies</w:t>
-            </w:r>
-            <w:proofErr w:type="spellEnd"/>
-            <w:r>
-              <w:rPr>
-                <w:rFonts w:cs="Arial"/>
-                <w:sz w:val="20"/>
-                <w:szCs w:val="20"/>
-              </w:rPr>
-              <w:t> </w:t>
+              <w:t>excludeCurrencies </w:t>
             </w:r>
           </w:p>
         </w:tc>
@@ -8247,35 +7776,7 @@
         <w:rPr>
           <w:rFonts w:ascii="Arial" w:hAnsi="Arial" w:cs="Arial"/>
         </w:rPr>
-        <w:t xml:space="preserve"> This flag indicates the inclusion of flagged products' localized prices in the localized </w:t>
-      </w:r>
-      <w:proofErr w:type="spellStart"/>
-      <w:r>
-        <w:rPr>
-          <w:rFonts w:ascii="Arial" w:hAnsi="Arial" w:cs="Arial"/>
-        </w:rPr>
-        <w:t>pricebook</w:t>
-      </w:r>
-      <w:proofErr w:type="spellEnd"/>
-      <w:r>
-        <w:rPr>
-          <w:rFonts w:ascii="Arial" w:hAnsi="Arial" w:cs="Arial"/>
-        </w:rPr>
-        <w:t xml:space="preserve"> generation. When a product is marked as price freeze, and this option is enabled, the base price will be included in the localized </w:t>
-      </w:r>
-      <w:proofErr w:type="spellStart"/>
-      <w:r>
-        <w:rPr>
-          <w:rFonts w:ascii="Arial" w:hAnsi="Arial" w:cs="Arial"/>
-        </w:rPr>
-        <w:t>pricebook</w:t>
-      </w:r>
-      <w:proofErr w:type="spellEnd"/>
-      <w:r>
-        <w:rPr>
-          <w:rFonts w:ascii="Arial" w:hAnsi="Arial" w:cs="Arial"/>
-        </w:rPr>
-        <w:t>. If this option is disabled, the prices for price freeze products will be retained as they are.</w:t>
+        <w:t xml:space="preserve"> This flag indicates the inclusion of flagged products' localized prices in the localized pricebook generation. When a product is marked as price freeze, and this option is enabled, the base price will be included in the localized pricebook. If this option is disabled, the prices for price freeze products will be retained as they are.</w:t>
       </w:r>
     </w:p>
     <w:p>
@@ -8547,21 +8048,12 @@
         </w:rPr>
         <w:t xml:space="preserve">: This option sets the URL that ESW will redirect to. The following URLs must be set in </w:t>
       </w:r>
-      <w:proofErr w:type="spellStart"/>
-      <w:r>
-        <w:rPr>
-          <w:sz w:val="20"/>
-          <w:szCs w:val="20"/>
-        </w:rPr>
-        <w:t>key|value</w:t>
-      </w:r>
-      <w:proofErr w:type="spellEnd"/>
-      <w:r>
-        <w:rPr>
-          <w:sz w:val="20"/>
-          <w:szCs w:val="20"/>
-        </w:rPr>
-        <w:t xml:space="preserve"> pair format</w:t>
+      <w:r>
+        <w:rPr>
+          <w:sz w:val="20"/>
+          <w:szCs w:val="20"/>
+        </w:rPr>
+        <w:t>key|value pair format</w:t>
       </w:r>
       <w:r>
         <w:rPr>
@@ -8584,7 +8076,6 @@
           <w:szCs w:val="20"/>
         </w:rPr>
       </w:pPr>
-      <w:proofErr w:type="spellStart"/>
       <w:r>
         <w:rPr>
           <w:b/>
@@ -8601,7 +8092,6 @@
         </w:rPr>
         <w:t>|Home-Show</w:t>
       </w:r>
-      <w:proofErr w:type="spellEnd"/>
     </w:p>
     <w:p>
       <w:pPr>
@@ -8616,7 +8106,6 @@
           <w:szCs w:val="20"/>
         </w:rPr>
       </w:pPr>
-      <w:proofErr w:type="spellStart"/>
       <w:r>
         <w:rPr>
           <w:b/>
@@ -8633,7 +8122,6 @@
         </w:rPr>
         <w:t>|Home-Show</w:t>
       </w:r>
-      <w:proofErr w:type="spellEnd"/>
     </w:p>
     <w:p>
       <w:pPr>
@@ -8648,7 +8136,6 @@
           <w:szCs w:val="20"/>
         </w:rPr>
       </w:pPr>
-      <w:proofErr w:type="spellStart"/>
       <w:r>
         <w:rPr>
           <w:b/>
@@ -8672,7 +8159,6 @@
         </w:rPr>
         <w:t>EShopWorld-GetCart</w:t>
       </w:r>
-      <w:proofErr w:type="spellEnd"/>
     </w:p>
     <w:p>
       <w:pPr>
@@ -8687,7 +8173,6 @@
           <w:szCs w:val="20"/>
         </w:rPr>
       </w:pPr>
-      <w:proofErr w:type="spellStart"/>
       <w:r>
         <w:rPr>
           <w:b/>
@@ -8722,7 +8207,6 @@
         </w:rPr>
         <w:t>|EShopWorld-GetCart</w:t>
       </w:r>
-      <w:proofErr w:type="spellEnd"/>
     </w:p>
     <w:p>
       <w:pPr>
@@ -8906,17 +8390,7 @@
                 <w:sz w:val="20"/>
                 <w:szCs w:val="20"/>
               </w:rPr>
-              <w:t xml:space="preserve">Name of </w:t>
-            </w:r>
-            <w:proofErr w:type="spellStart"/>
-            <w:r>
-              <w:rPr>
-                <w:rStyle w:val="Strong"/>
-                <w:rFonts w:cs="Arial"/>
-                <w:sz w:val="20"/>
-                <w:szCs w:val="20"/>
-              </w:rPr>
-              <w:t>URL|</w:t>
+              <w:t>Name of URL|</w:t>
             </w:r>
             <w:r>
               <w:rPr>
@@ -8929,7 +8403,6 @@
               </w:rPr>
               <w:t>url</w:t>
             </w:r>
-            <w:proofErr w:type="spellEnd"/>
           </w:p>
         </w:tc>
         <w:tc>
@@ -8959,7 +8432,6 @@
                 <w:szCs w:val="20"/>
               </w:rPr>
             </w:pPr>
-            <w:proofErr w:type="spellStart"/>
             <w:r>
               <w:rPr>
                 <w:b/>
@@ -8968,11 +8440,7 @@
               <w:t>ContinueShoppingUrl</w:t>
             </w:r>
             <w:r>
-              <w:t>|Home</w:t>
-            </w:r>
-            <w:proofErr w:type="spellEnd"/>
-            <w:r>
-              <w:t xml:space="preserve"> page URL</w:t>
+              <w:t>|Home page URL</w:t>
             </w:r>
           </w:p>
         </w:tc>
@@ -9050,7 +8518,6 @@
           <w:szCs w:val="20"/>
         </w:rPr>
       </w:pPr>
-      <w:proofErr w:type="spellStart"/>
       <w:r>
         <w:rPr>
           <w:b/>
@@ -9074,16 +8541,7 @@
             <w:sz w:val="20"/>
             <w:szCs w:val="20"/>
           </w:rPr>
-          <w:t>https</w:t>
-        </w:r>
-        <w:proofErr w:type="spellEnd"/>
-        <w:r>
-          <w:rPr>
-            <w:rStyle w:val="Hyperlink"/>
-            <w:sz w:val="20"/>
-            <w:szCs w:val="20"/>
-          </w:rPr>
-          <w:t>://externalurl.com</w:t>
+          <w:t>https://externalurl.com</w:t>
         </w:r>
       </w:hyperlink>
     </w:p>
@@ -9100,7 +8558,6 @@
           <w:szCs w:val="20"/>
         </w:rPr>
       </w:pPr>
-      <w:proofErr w:type="spellStart"/>
       <w:r>
         <w:rPr>
           <w:b/>
@@ -9124,16 +8581,7 @@
             <w:sz w:val="20"/>
             <w:szCs w:val="20"/>
           </w:rPr>
-          <w:t>https</w:t>
-        </w:r>
-        <w:proofErr w:type="spellEnd"/>
-        <w:r>
-          <w:rPr>
-            <w:rStyle w:val="Hyperlink"/>
-            <w:sz w:val="20"/>
-            <w:szCs w:val="20"/>
-          </w:rPr>
-          <w:t>://externalurl.com</w:t>
+          <w:t>https://externalurl.com</w:t>
         </w:r>
       </w:hyperlink>
     </w:p>
@@ -9150,7 +8598,6 @@
           <w:szCs w:val="20"/>
         </w:rPr>
       </w:pPr>
-      <w:proofErr w:type="spellStart"/>
       <w:r>
         <w:rPr>
           <w:b/>
@@ -9174,16 +8621,7 @@
             <w:sz w:val="20"/>
             <w:szCs w:val="20"/>
           </w:rPr>
-          <w:t>https</w:t>
-        </w:r>
-        <w:proofErr w:type="spellEnd"/>
-        <w:r>
-          <w:rPr>
-            <w:rStyle w:val="Hyperlink"/>
-            <w:sz w:val="20"/>
-            <w:szCs w:val="20"/>
-          </w:rPr>
-          <w:t>://externalurl.com</w:t>
+          <w:t>https://externalurl.com</w:t>
         </w:r>
       </w:hyperlink>
     </w:p>
@@ -9200,7 +8638,6 @@
           <w:szCs w:val="20"/>
         </w:rPr>
       </w:pPr>
-      <w:proofErr w:type="spellStart"/>
       <w:r>
         <w:rPr>
           <w:b/>
@@ -9242,16 +8679,7 @@
             <w:sz w:val="20"/>
             <w:szCs w:val="20"/>
           </w:rPr>
-          <w:t>https</w:t>
-        </w:r>
-        <w:proofErr w:type="spellEnd"/>
-        <w:r>
-          <w:rPr>
-            <w:rStyle w:val="Hyperlink"/>
-            <w:sz w:val="20"/>
-            <w:szCs w:val="20"/>
-          </w:rPr>
-          <w:t>://externalurl.com</w:t>
+          <w:t>https://externalurl.com</w:t>
         </w:r>
       </w:hyperlink>
     </w:p>
@@ -9268,23 +8696,7 @@
           <w:sz w:val="20"/>
           <w:szCs w:val="20"/>
         </w:rPr>
-        <w:t xml:space="preserve">The </w:t>
-      </w:r>
-      <w:proofErr w:type="spellStart"/>
-      <w:r>
-        <w:rPr>
-          <w:sz w:val="20"/>
-          <w:szCs w:val="20"/>
-        </w:rPr>
-        <w:t>BackToCartUrl</w:t>
-      </w:r>
-      <w:proofErr w:type="spellEnd"/>
-      <w:r>
-        <w:rPr>
-          <w:sz w:val="20"/>
-          <w:szCs w:val="20"/>
-        </w:rPr>
-        <w:t xml:space="preserve"> feature enables you to redirect the shopper to the cart so that the shopper can add or remove the items from their cart. The ‘BACK TO CART’ button on the Checkout page facilitates this functionality:</w:t>
+        <w:t>The BackToCartUrl feature enables you to redirect the shopper to the cart so that the shopper can add or remove the items from their cart. The ‘BACK TO CART’ button on the Checkout page facilitates this functionality:</w:t>
       </w:r>
     </w:p>
     <w:p>
@@ -9302,7 +8714,7 @@
         </w:rPr>
         <w:lastRenderedPageBreak/>
         <w:drawing>
-          <wp:inline distT="0" distB="0" distL="0" distR="0" wp14:anchorId="277855D4" wp14:editId="064F3B97">
+          <wp:inline distT="0" distB="0" distL="0" distR="0" wp14:anchorId="277855D4" wp14:editId="4B31D444">
             <wp:extent cx="5267568" cy="3795913"/>
             <wp:effectExtent l="0" t="0" r="0" b="0"/>
             <wp:docPr id="6" name="Picture 6"/>
@@ -9365,39 +8777,7 @@
           <w:sz w:val="20"/>
           <w:szCs w:val="20"/>
         </w:rPr>
-        <w:t xml:space="preserve">The </w:t>
-      </w:r>
-      <w:proofErr w:type="spellStart"/>
-      <w:r>
-        <w:rPr>
-          <w:sz w:val="20"/>
-          <w:szCs w:val="20"/>
-        </w:rPr>
-        <w:t>ContinueShoppingUrl</w:t>
-      </w:r>
-      <w:proofErr w:type="spellEnd"/>
-      <w:r>
-        <w:rPr>
-          <w:sz w:val="20"/>
-          <w:szCs w:val="20"/>
-        </w:rPr>
-        <w:t xml:space="preserve"> (URL of the home page) and </w:t>
-      </w:r>
-      <w:proofErr w:type="spellStart"/>
-      <w:r>
-        <w:rPr>
-          <w:sz w:val="20"/>
-          <w:szCs w:val="20"/>
-        </w:rPr>
-        <w:t>BackToCartUrl</w:t>
-      </w:r>
-      <w:proofErr w:type="spellEnd"/>
-      <w:r>
-        <w:rPr>
-          <w:sz w:val="20"/>
-          <w:szCs w:val="20"/>
-        </w:rPr>
-        <w:t xml:space="preserve"> (URL of the Cart page) attributes must be sent with all requests:</w:t>
+        <w:t>The ContinueShoppingUrl (URL of the home page) and BackToCartUrl (URL of the Cart page) attributes must be sent with all requests:</w:t>
       </w:r>
     </w:p>
     <w:p>
@@ -9409,21 +8789,12 @@
           <w:szCs w:val="20"/>
         </w:rPr>
       </w:pPr>
-      <w:proofErr w:type="spellStart"/>
-      <w:r>
-        <w:rPr>
-          <w:sz w:val="20"/>
-          <w:szCs w:val="20"/>
-        </w:rPr>
-        <w:t>EShopWorld</w:t>
-      </w:r>
-      <w:proofErr w:type="spellEnd"/>
-      <w:r>
-        <w:rPr>
-          <w:sz w:val="20"/>
-          <w:szCs w:val="20"/>
-        </w:rPr>
-        <w:t xml:space="preserve"> suggests r</w:t>
+      <w:r>
+        <w:rPr>
+          <w:sz w:val="20"/>
+          <w:szCs w:val="20"/>
+        </w:rPr>
+        <w:t>EShopWorld suggests r</w:t>
       </w:r>
       <w:r>
         <w:rPr>
@@ -9446,7 +8817,6 @@
         </w:rPr>
         <w:t xml:space="preserve"> add </w:t>
       </w:r>
-      <w:proofErr w:type="spellStart"/>
       <w:r>
         <w:rPr>
           <w:b/>
@@ -9454,17 +8824,7 @@
           <w:sz w:val="20"/>
           <w:szCs w:val="20"/>
         </w:rPr>
-        <w:t>EShopWorld</w:t>
-      </w:r>
-      <w:proofErr w:type="spellEnd"/>
-      <w:r>
-        <w:rPr>
-          <w:b/>
-          <w:bCs/>
-          <w:sz w:val="20"/>
-          <w:szCs w:val="20"/>
-        </w:rPr>
-        <w:t>-Home</w:t>
+        <w:t>EShopWorld-Home</w:t>
       </w:r>
       <w:r>
         <w:rPr>
@@ -9579,7 +8939,6 @@
         </w:rPr>
         <w:t>The </w:t>
       </w:r>
-      <w:proofErr w:type="spellStart"/>
       <w:r>
         <w:rPr>
           <w:rStyle w:val="HTMLCode"/>
@@ -9596,7 +8955,6 @@
         </w:rPr>
         <w:t>Notify</w:t>
       </w:r>
-      <w:proofErr w:type="spellEnd"/>
       <w:r>
         <w:rPr>
           <w:sz w:val="20"/>
@@ -9626,7 +8984,6 @@
         </w:rPr>
         <w:t xml:space="preserve">, </w:t>
       </w:r>
-      <w:proofErr w:type="spellStart"/>
       <w:r>
         <w:rPr>
           <w:sz w:val="20"/>
@@ -9634,7 +8991,6 @@
         </w:rPr>
         <w:t>InventoryCheckUri_TestOnly|EShopWorld-ValidateInventory</w:t>
       </w:r>
-      <w:proofErr w:type="spellEnd"/>
     </w:p>
     <w:p>
       <w:pPr>
@@ -9880,7 +9236,6 @@
                 <w:szCs w:val="20"/>
               </w:rPr>
             </w:pPr>
-            <w:proofErr w:type="spellStart"/>
             <w:r>
               <w:rPr>
                 <w:rStyle w:val="Strong"/>
@@ -9898,7 +9253,6 @@
               </w:rPr>
               <w:t>|ProductLineItemCustomAttributeID</w:t>
             </w:r>
-            <w:proofErr w:type="spellEnd"/>
           </w:p>
         </w:tc>
         <w:tc>
@@ -9935,17 +9289,7 @@
                 <w:sz w:val="20"/>
                 <w:szCs w:val="20"/>
               </w:rPr>
-              <w:t xml:space="preserve">Gift </w:t>
-            </w:r>
-            <w:proofErr w:type="spellStart"/>
-            <w:r>
-              <w:rPr>
-                <w:rStyle w:val="Strong"/>
-                <w:rFonts w:cs="Arial"/>
-                <w:sz w:val="20"/>
-                <w:szCs w:val="20"/>
-              </w:rPr>
-              <w:t>Message</w:t>
+              <w:t>Gift Message</w:t>
             </w:r>
             <w:r>
               <w:rPr>
@@ -9955,7 +9299,6 @@
               </w:rPr>
               <w:t>|GiftWrapMessage</w:t>
             </w:r>
-            <w:proofErr w:type="spellEnd"/>
           </w:p>
         </w:tc>
       </w:tr>
@@ -10015,7 +9358,6 @@
         </w:rPr>
         <w:t xml:space="preserve"> in the </w:t>
       </w:r>
-      <w:proofErr w:type="spellStart"/>
       <w:r>
         <w:rPr>
           <w:rStyle w:val="HTMLCode"/>
@@ -10024,7 +9366,6 @@
         </w:rPr>
         <w:t>metadataItems</w:t>
       </w:r>
-      <w:proofErr w:type="spellEnd"/>
       <w:r>
         <w:rPr>
           <w:sz w:val="20"/>
@@ -10032,7 +9373,6 @@
         </w:rPr>
         <w:t xml:space="preserve"> object. For the </w:t>
       </w:r>
-      <w:proofErr w:type="spellStart"/>
       <w:r>
         <w:rPr>
           <w:rStyle w:val="HTMLCode"/>
@@ -10041,7 +9381,6 @@
         </w:rPr>
         <w:t>GiftWrapMessage</w:t>
       </w:r>
-      <w:proofErr w:type="spellEnd"/>
       <w:r>
         <w:rPr>
           <w:sz w:val="20"/>
@@ -10064,7 +9403,6 @@
         </w:rPr>
         <w:t xml:space="preserve"> in the </w:t>
       </w:r>
-      <w:proofErr w:type="spellStart"/>
       <w:r>
         <w:rPr>
           <w:rStyle w:val="HTMLCode"/>
@@ -10073,7 +9411,6 @@
         </w:rPr>
         <w:t>metadataItems</w:t>
       </w:r>
-      <w:proofErr w:type="spellEnd"/>
       <w:r>
         <w:rPr>
           <w:sz w:val="20"/>
@@ -10081,7 +9418,6 @@
         </w:rPr>
         <w:t xml:space="preserve"> object. The </w:t>
       </w:r>
-      <w:proofErr w:type="spellStart"/>
       <w:r>
         <w:rPr>
           <w:rStyle w:val="HTMLCode"/>
@@ -10090,7 +9426,6 @@
         </w:rPr>
         <w:t>metadataItems</w:t>
       </w:r>
-      <w:proofErr w:type="spellEnd"/>
       <w:r>
         <w:rPr>
           <w:sz w:val="20"/>
@@ -10112,23 +9447,7 @@
           <w:rFonts w:ascii="Arial" w:hAnsi="Arial" w:cs="Arial"/>
           <w:sz w:val="20"/>
         </w:rPr>
-        <w:t>"</w:t>
-      </w:r>
-      <w:proofErr w:type="spellStart"/>
-      <w:r>
-        <w:rPr>
-          <w:rFonts w:ascii="Arial" w:hAnsi="Arial" w:cs="Arial"/>
-          <w:sz w:val="20"/>
-        </w:rPr>
-        <w:t>cartItems</w:t>
-      </w:r>
-      <w:proofErr w:type="spellEnd"/>
-      <w:r>
-        <w:rPr>
-          <w:rFonts w:ascii="Arial" w:hAnsi="Arial" w:cs="Arial"/>
-          <w:sz w:val="20"/>
-        </w:rPr>
-        <w:t>": [ {</w:t>
+        <w:t>"cartItems": [ {</w:t>
       </w:r>
     </w:p>
     <w:p>
@@ -10224,23 +9543,7 @@
           <w:rFonts w:ascii="Arial" w:hAnsi="Arial" w:cs="Arial"/>
           <w:sz w:val="20"/>
         </w:rPr>
-        <w:t xml:space="preserve">        "</w:t>
-      </w:r>
-      <w:proofErr w:type="spellStart"/>
-      <w:r>
-        <w:rPr>
-          <w:rFonts w:ascii="Arial" w:hAnsi="Arial" w:cs="Arial"/>
-          <w:sz w:val="20"/>
-        </w:rPr>
-        <w:t>metadataItems</w:t>
-      </w:r>
-      <w:proofErr w:type="spellEnd"/>
-      <w:r>
-        <w:rPr>
-          <w:rFonts w:ascii="Arial" w:hAnsi="Arial" w:cs="Arial"/>
-          <w:sz w:val="20"/>
-        </w:rPr>
-        <w:t>": [ {</w:t>
+        <w:t xml:space="preserve">        "metadataItems": [ {</w:t>
       </w:r>
     </w:p>
     <w:p>
@@ -10371,7 +9674,6 @@
         </w:rPr>
         <w:t xml:space="preserve">If you want to send any product information under </w:t>
       </w:r>
-      <w:proofErr w:type="spellStart"/>
       <w:r>
         <w:rPr>
           <w:rStyle w:val="HTMLCode"/>
@@ -10380,7 +9682,6 @@
         </w:rPr>
         <w:t>metadataItems</w:t>
       </w:r>
-      <w:proofErr w:type="spellEnd"/>
       <w:r>
         <w:rPr>
           <w:sz w:val="20"/>
@@ -10388,7 +9689,6 @@
         </w:rPr>
         <w:t xml:space="preserve"> in the Checkout request, you can do so by copying the product information in the product line item and by configuring that </w:t>
       </w:r>
-      <w:proofErr w:type="spellStart"/>
       <w:r>
         <w:rPr>
           <w:rStyle w:val="HTMLCode"/>
@@ -10397,7 +9697,6 @@
         </w:rPr>
         <w:t>productLineItem</w:t>
       </w:r>
-      <w:proofErr w:type="spellEnd"/>
       <w:r>
         <w:rPr>
           <w:sz w:val="20"/>
@@ -11045,23 +10344,7 @@
           <w:rFonts w:ascii="Arial" w:hAnsi="Arial" w:cs="Arial"/>
           <w:sz w:val="20"/>
         </w:rPr>
-        <w:t xml:space="preserve">  "</w:t>
-      </w:r>
-      <w:proofErr w:type="spellStart"/>
-      <w:r>
-        <w:rPr>
-          <w:rFonts w:ascii="Arial" w:hAnsi="Arial" w:cs="Arial"/>
-          <w:sz w:val="20"/>
-        </w:rPr>
-        <w:t>countryCode</w:t>
-      </w:r>
-      <w:proofErr w:type="spellEnd"/>
-      <w:r>
-        <w:rPr>
-          <w:rFonts w:ascii="Arial" w:hAnsi="Arial" w:cs="Arial"/>
-          <w:sz w:val="20"/>
-        </w:rPr>
-        <w:t>": "GB",</w:t>
+        <w:t xml:space="preserve">  "countryCode": "GB",</w:t>
       </w:r>
     </w:p>
     <w:p>
@@ -11077,23 +10360,7 @@
           <w:rFonts w:ascii="Arial" w:hAnsi="Arial" w:cs="Arial"/>
           <w:sz w:val="20"/>
         </w:rPr>
-        <w:t xml:space="preserve">  "</w:t>
-      </w:r>
-      <w:proofErr w:type="spellStart"/>
-      <w:r>
-        <w:rPr>
-          <w:rFonts w:ascii="Arial" w:hAnsi="Arial" w:cs="Arial"/>
-          <w:sz w:val="20"/>
-        </w:rPr>
-        <w:t>shippingMethod</w:t>
-      </w:r>
-      <w:proofErr w:type="spellEnd"/>
-      <w:r>
-        <w:rPr>
-          <w:rFonts w:ascii="Arial" w:hAnsi="Arial" w:cs="Arial"/>
-          <w:sz w:val="20"/>
-        </w:rPr>
-        <w:t>": {</w:t>
+        <w:t xml:space="preserve">  "shippingMethod": {</w:t>
       </w:r>
     </w:p>
     <w:p>
@@ -11173,23 +10440,7 @@
           <w:rFonts w:ascii="Arial" w:hAnsi="Arial" w:cs="Arial"/>
           <w:sz w:val="20"/>
         </w:rPr>
-        <w:t xml:space="preserve">  "</w:t>
-      </w:r>
-      <w:proofErr w:type="spellStart"/>
-      <w:r>
-        <w:rPr>
-          <w:rFonts w:ascii="Arial" w:hAnsi="Arial" w:cs="Arial"/>
-          <w:sz w:val="20"/>
-        </w:rPr>
-        <w:t>countryCode</w:t>
-      </w:r>
-      <w:proofErr w:type="spellEnd"/>
-      <w:r>
-        <w:rPr>
-          <w:rFonts w:ascii="Arial" w:hAnsi="Arial" w:cs="Arial"/>
-          <w:sz w:val="20"/>
-        </w:rPr>
-        <w:t>": "US",</w:t>
+        <w:t xml:space="preserve">  "countryCode": "US",</w:t>
       </w:r>
     </w:p>
     <w:p>
@@ -11205,23 +10456,7 @@
           <w:rFonts w:ascii="Arial" w:hAnsi="Arial" w:cs="Arial"/>
           <w:sz w:val="20"/>
         </w:rPr>
-        <w:t xml:space="preserve">  "</w:t>
-      </w:r>
-      <w:proofErr w:type="spellStart"/>
-      <w:r>
-        <w:rPr>
-          <w:rFonts w:ascii="Arial" w:hAnsi="Arial" w:cs="Arial"/>
-          <w:sz w:val="20"/>
-        </w:rPr>
-        <w:t>shippingMethod</w:t>
-      </w:r>
-      <w:proofErr w:type="spellEnd"/>
-      <w:r>
-        <w:rPr>
-          <w:rFonts w:ascii="Arial" w:hAnsi="Arial" w:cs="Arial"/>
-          <w:sz w:val="20"/>
-        </w:rPr>
-        <w:t>": {</w:t>
+        <w:t xml:space="preserve">  "shippingMethod": {</w:t>
       </w:r>
     </w:p>
     <w:p>
@@ -11301,23 +10536,7 @@
           <w:rFonts w:ascii="Arial" w:hAnsi="Arial" w:cs="Arial"/>
           <w:sz w:val="20"/>
         </w:rPr>
-        <w:t xml:space="preserve">  "</w:t>
-      </w:r>
-      <w:proofErr w:type="spellStart"/>
-      <w:r>
-        <w:rPr>
-          <w:rFonts w:ascii="Arial" w:hAnsi="Arial" w:cs="Arial"/>
-          <w:sz w:val="20"/>
-        </w:rPr>
-        <w:t>countryCode</w:t>
-      </w:r>
-      <w:proofErr w:type="spellEnd"/>
-      <w:r>
-        <w:rPr>
-          <w:rFonts w:ascii="Arial" w:hAnsi="Arial" w:cs="Arial"/>
-          <w:sz w:val="20"/>
-        </w:rPr>
-        <w:t>": "NL",</w:t>
+        <w:t xml:space="preserve">  "countryCode": "NL",</w:t>
       </w:r>
     </w:p>
     <w:p>
@@ -11342,7 +10561,6 @@
         </w:rPr>
         <w:t>"</w:t>
       </w:r>
-      <w:proofErr w:type="spellStart"/>
       <w:r>
         <w:rPr>
           <w:rFonts w:ascii="Arial" w:hAnsi="Arial" w:cs="Arial"/>
@@ -11350,7 +10568,6 @@
         </w:rPr>
         <w:t>disableConversion</w:t>
       </w:r>
-      <w:proofErr w:type="spellEnd"/>
       <w:r>
         <w:rPr>
           <w:rFonts w:ascii="Arial" w:hAnsi="Arial" w:cs="Arial"/>
@@ -11386,23 +10603,7 @@
           <w:rFonts w:ascii="Arial" w:hAnsi="Arial" w:cs="Arial"/>
           <w:sz w:val="20"/>
         </w:rPr>
-        <w:t xml:space="preserve">  "</w:t>
-      </w:r>
-      <w:proofErr w:type="spellStart"/>
-      <w:r>
-        <w:rPr>
-          <w:rFonts w:ascii="Arial" w:hAnsi="Arial" w:cs="Arial"/>
-          <w:sz w:val="20"/>
-        </w:rPr>
-        <w:t>shippingMethod</w:t>
-      </w:r>
-      <w:proofErr w:type="spellEnd"/>
-      <w:r>
-        <w:rPr>
-          <w:rFonts w:ascii="Arial" w:hAnsi="Arial" w:cs="Arial"/>
-          <w:sz w:val="20"/>
-        </w:rPr>
-        <w:t>": {</w:t>
+        <w:t xml:space="preserve">  "shippingMethod": {</w:t>
       </w:r>
     </w:p>
     <w:p>
@@ -11511,7 +10712,6 @@
         <w:lastRenderedPageBreak/>
         <w:t xml:space="preserve">If optional attribute </w:t>
       </w:r>
-      <w:proofErr w:type="spellStart"/>
       <w:r>
         <w:rPr>
           <w:b/>
@@ -11521,7 +10721,6 @@
         </w:rPr>
         <w:t>disableConversion</w:t>
       </w:r>
-      <w:proofErr w:type="spellEnd"/>
       <w:r>
         <w:rPr>
           <w:sz w:val="20"/>
@@ -11622,23 +10821,7 @@
           <w:sz w:val="20"/>
           <w:szCs w:val="20"/>
         </w:rPr>
-        <w:t xml:space="preserve"> is configured for a country, then the shipping methods matching the override </w:t>
-      </w:r>
-      <w:proofErr w:type="spellStart"/>
-      <w:r>
-        <w:rPr>
-          <w:sz w:val="20"/>
-          <w:szCs w:val="20"/>
-        </w:rPr>
-        <w:t>pricebook</w:t>
-      </w:r>
-      <w:proofErr w:type="spellEnd"/>
-      <w:r>
-        <w:rPr>
-          <w:sz w:val="20"/>
-          <w:szCs w:val="20"/>
-        </w:rPr>
-        <w:t xml:space="preserve"> currency must be configured in </w:t>
+        <w:t xml:space="preserve"> is configured for a country, then the shipping methods matching the override pricebook currency must be configured in </w:t>
       </w:r>
       <w:r>
         <w:rPr>
@@ -11682,23 +10865,7 @@
           <w:sz w:val="20"/>
           <w:szCs w:val="20"/>
         </w:rPr>
-        <w:t xml:space="preserve">: This option allows you to select the default </w:t>
-      </w:r>
-      <w:proofErr w:type="spellStart"/>
-      <w:r>
-        <w:rPr>
-          <w:sz w:val="20"/>
-          <w:szCs w:val="20"/>
-        </w:rPr>
-        <w:t>behavior</w:t>
-      </w:r>
-      <w:proofErr w:type="spellEnd"/>
-      <w:r>
-        <w:rPr>
-          <w:sz w:val="20"/>
-          <w:szCs w:val="20"/>
-        </w:rPr>
-        <w:t xml:space="preserve"> of the </w:t>
+        <w:t>: This option allows you to select the default behavior of the </w:t>
       </w:r>
       <w:r>
         <w:rPr>
@@ -11788,23 +10955,7 @@
           <w:sz w:val="20"/>
           <w:szCs w:val="20"/>
         </w:rPr>
-        <w:t xml:space="preserve"> This </w:t>
-      </w:r>
-      <w:proofErr w:type="spellStart"/>
-      <w:r>
-        <w:rPr>
-          <w:sz w:val="20"/>
-          <w:szCs w:val="20"/>
-        </w:rPr>
-        <w:t>Url</w:t>
-      </w:r>
-      <w:proofErr w:type="spellEnd"/>
-      <w:r>
-        <w:rPr>
-          <w:sz w:val="20"/>
-          <w:szCs w:val="20"/>
-        </w:rPr>
-        <w:t xml:space="preserve"> value will be provided by ESW onboarding team</w:t>
+        <w:t xml:space="preserve"> This Url value will be provided by ESW onboarding team</w:t>
       </w:r>
       <w:r>
         <w:rPr>
@@ -12007,37 +11158,12 @@
         </w:rPr>
         <w:t xml:space="preserve">: This preference indicates the </w:t>
       </w:r>
-      <w:proofErr w:type="spellStart"/>
       <w:r>
         <w:rPr>
           <w:rFonts w:ascii="Arial" w:hAnsi="Arial" w:cs="Arial"/>
           <w:shd w:val="clear" w:color="auto" w:fill="FFFFFF"/>
         </w:rPr>
-        <w:t>key|value</w:t>
-      </w:r>
-      <w:proofErr w:type="spellEnd"/>
-      <w:r>
-        <w:rPr>
-          <w:rFonts w:ascii="Arial" w:hAnsi="Arial" w:cs="Arial"/>
-          <w:shd w:val="clear" w:color="auto" w:fill="FFFFFF"/>
-        </w:rPr>
-        <w:t xml:space="preserve"> pairs for </w:t>
-      </w:r>
-      <w:proofErr w:type="spellStart"/>
-      <w:r>
-        <w:rPr>
-          <w:rFonts w:ascii="Arial" w:hAnsi="Arial" w:cs="Arial"/>
-          <w:shd w:val="clear" w:color="auto" w:fill="FFFFFF"/>
-        </w:rPr>
-        <w:t>esw</w:t>
-      </w:r>
-      <w:proofErr w:type="spellEnd"/>
-      <w:r>
-        <w:rPr>
-          <w:rFonts w:ascii="Arial" w:hAnsi="Arial" w:cs="Arial"/>
-          <w:shd w:val="clear" w:color="auto" w:fill="FFFFFF"/>
-        </w:rPr>
-        <w:t xml:space="preserve"> customer metadata.</w:t>
+        <w:t>key|value pairs for esw customer metadata.</w:t>
       </w:r>
     </w:p>
     <w:p>
@@ -12105,37 +11231,12 @@
         </w:rPr>
         <w:t xml:space="preserve">: The preference indicates the </w:t>
       </w:r>
-      <w:proofErr w:type="spellStart"/>
       <w:r>
         <w:rPr>
           <w:rFonts w:ascii="Arial" w:hAnsi="Arial" w:cs="Arial"/>
           <w:shd w:val="clear" w:color="auto" w:fill="FFFFFF"/>
         </w:rPr>
-        <w:t>key|value</w:t>
-      </w:r>
-      <w:proofErr w:type="spellEnd"/>
-      <w:r>
-        <w:rPr>
-          <w:rFonts w:ascii="Arial" w:hAnsi="Arial" w:cs="Arial"/>
-          <w:shd w:val="clear" w:color="auto" w:fill="FFFFFF"/>
-        </w:rPr>
-        <w:t xml:space="preserve"> for </w:t>
-      </w:r>
-      <w:proofErr w:type="spellStart"/>
-      <w:r>
-        <w:rPr>
-          <w:rFonts w:ascii="Arial" w:hAnsi="Arial" w:cs="Arial"/>
-          <w:shd w:val="clear" w:color="auto" w:fill="FFFFFF"/>
-        </w:rPr>
-        <w:t>esw</w:t>
-      </w:r>
-      <w:proofErr w:type="spellEnd"/>
-      <w:r>
-        <w:rPr>
-          <w:rFonts w:ascii="Arial" w:hAnsi="Arial" w:cs="Arial"/>
-          <w:shd w:val="clear" w:color="auto" w:fill="FFFFFF"/>
-        </w:rPr>
-        <w:t xml:space="preserve"> basket metadata.</w:t>
+        <w:t>key|value for esw basket metadata.</w:t>
       </w:r>
     </w:p>
     <w:p>
@@ -12345,25 +11446,7 @@
           <w:color w:val="000000"/>
           <w:lang w:val="en-PK" w:eastAsia="en-PK"/>
         </w:rPr>
-        <w:t xml:space="preserve">This preference enables/disables the email marketing </w:t>
-      </w:r>
-      <w:proofErr w:type="spellStart"/>
-      <w:r>
-        <w:rPr>
-          <w:rFonts w:ascii="Arial" w:eastAsia="Times New Roman" w:hAnsi="Arial" w:cs="Arial"/>
-          <w:color w:val="000000"/>
-          <w:lang w:val="en-PK" w:eastAsia="en-PK"/>
-        </w:rPr>
-        <w:t>optin</w:t>
-      </w:r>
-      <w:proofErr w:type="spellEnd"/>
-      <w:r>
-        <w:rPr>
-          <w:rFonts w:ascii="Arial" w:eastAsia="Times New Roman" w:hAnsi="Arial" w:cs="Arial"/>
-          <w:color w:val="000000"/>
-          <w:lang w:val="en-PK" w:eastAsia="en-PK"/>
-        </w:rPr>
-        <w:t xml:space="preserve"> on Site level. By default, it is enabled.</w:t>
+        <w:t>This preference enables/disables the email marketing optin on Site level. By default, it is enabled.</w:t>
       </w:r>
     </w:p>
     <w:p>
@@ -12423,43 +11506,7 @@
           <w:color w:val="000000"/>
           <w:lang w:val="en-PK" w:eastAsia="en-PK"/>
         </w:rPr>
-        <w:t xml:space="preserve">This preference enables/disables the </w:t>
-      </w:r>
-      <w:proofErr w:type="spellStart"/>
-      <w:r>
-        <w:rPr>
-          <w:rFonts w:ascii="Arial" w:eastAsia="Times New Roman" w:hAnsi="Arial" w:cs="Arial"/>
-          <w:color w:val="000000"/>
-          <w:lang w:val="en-PK" w:eastAsia="en-PK"/>
-        </w:rPr>
-        <w:t>sms</w:t>
-      </w:r>
-      <w:proofErr w:type="spellEnd"/>
-      <w:r>
-        <w:rPr>
-          <w:rFonts w:ascii="Arial" w:eastAsia="Times New Roman" w:hAnsi="Arial" w:cs="Arial"/>
-          <w:color w:val="000000"/>
-          <w:lang w:val="en-PK" w:eastAsia="en-PK"/>
-        </w:rPr>
-        <w:t xml:space="preserve"> marketing </w:t>
-      </w:r>
-      <w:proofErr w:type="spellStart"/>
-      <w:r>
-        <w:rPr>
-          <w:rFonts w:ascii="Arial" w:eastAsia="Times New Roman" w:hAnsi="Arial" w:cs="Arial"/>
-          <w:color w:val="000000"/>
-          <w:lang w:val="en-PK" w:eastAsia="en-PK"/>
-        </w:rPr>
-        <w:t>optin</w:t>
-      </w:r>
-      <w:proofErr w:type="spellEnd"/>
-      <w:r>
-        <w:rPr>
-          <w:rFonts w:ascii="Arial" w:eastAsia="Times New Roman" w:hAnsi="Arial" w:cs="Arial"/>
-          <w:color w:val="000000"/>
-          <w:lang w:val="en-PK" w:eastAsia="en-PK"/>
-        </w:rPr>
-        <w:t xml:space="preserve"> on Site level. By default, it is disabled.</w:t>
+        <w:t>This preference enables/disables the sms marketing optin on Site level. By default, it is disabled.</w:t>
       </w:r>
     </w:p>
     <w:p>
@@ -12539,25 +11586,7 @@
           <w:color w:val="000000"/>
           <w:lang w:val="en-PK" w:eastAsia="en-PK"/>
         </w:rPr>
-        <w:t xml:space="preserve">This preference enables/disables the Phone marketing </w:t>
-      </w:r>
-      <w:proofErr w:type="spellStart"/>
-      <w:r>
-        <w:rPr>
-          <w:rFonts w:ascii="Arial" w:eastAsia="Times New Roman" w:hAnsi="Arial" w:cs="Arial"/>
-          <w:color w:val="000000"/>
-          <w:lang w:val="en-PK" w:eastAsia="en-PK"/>
-        </w:rPr>
-        <w:t>optin</w:t>
-      </w:r>
-      <w:proofErr w:type="spellEnd"/>
-      <w:r>
-        <w:rPr>
-          <w:rFonts w:ascii="Arial" w:eastAsia="Times New Roman" w:hAnsi="Arial" w:cs="Arial"/>
-          <w:color w:val="000000"/>
-          <w:lang w:val="en-PK" w:eastAsia="en-PK"/>
-        </w:rPr>
-        <w:t xml:space="preserve"> on Site level. By default, it is disabled.</w:t>
+        <w:t>This preference enables/disables the Phone marketing optin on Site level. By default, it is disabled.</w:t>
       </w:r>
     </w:p>
     <w:p>
@@ -12617,25 +11646,7 @@
           <w:color w:val="000000"/>
           <w:lang w:val="en-PK" w:eastAsia="en-PK"/>
         </w:rPr>
-        <w:t xml:space="preserve">This preference enables/disables the Post marketing </w:t>
-      </w:r>
-      <w:proofErr w:type="spellStart"/>
-      <w:r>
-        <w:rPr>
-          <w:rFonts w:ascii="Arial" w:eastAsia="Times New Roman" w:hAnsi="Arial" w:cs="Arial"/>
-          <w:color w:val="000000"/>
-          <w:lang w:val="en-PK" w:eastAsia="en-PK"/>
-        </w:rPr>
-        <w:t>optin</w:t>
-      </w:r>
-      <w:proofErr w:type="spellEnd"/>
-      <w:r>
-        <w:rPr>
-          <w:rFonts w:ascii="Arial" w:eastAsia="Times New Roman" w:hAnsi="Arial" w:cs="Arial"/>
-          <w:color w:val="000000"/>
-          <w:lang w:val="en-PK" w:eastAsia="en-PK"/>
-        </w:rPr>
-        <w:t xml:space="preserve"> on Site level. By default, it is disabled.</w:t>
+        <w:t>This preference enables/disables the Post marketing optin on Site level. By default, it is disabled.</w:t>
       </w:r>
     </w:p>
     <w:p>
@@ -12691,7 +11702,6 @@
           <w:szCs w:val="20"/>
         </w:rPr>
       </w:pPr>
-      <w:proofErr w:type="spellStart"/>
       <w:r>
         <w:rPr>
           <w:b/>
@@ -12699,17 +11709,7 @@
           <w:sz w:val="20"/>
           <w:szCs w:val="20"/>
         </w:rPr>
-        <w:t>EswOAuthService</w:t>
-      </w:r>
-      <w:proofErr w:type="spellEnd"/>
-      <w:r>
-        <w:rPr>
-          <w:b/>
-          <w:bCs/>
-          <w:sz w:val="20"/>
-          <w:szCs w:val="20"/>
-        </w:rPr>
-        <w:t>:</w:t>
+        <w:t>EswOAuthService:</w:t>
       </w:r>
       <w:r>
         <w:rPr>
@@ -15333,39 +14333,12 @@
   </w:num>
   <w:num w:numId="22" w16cid:durableId="1837374710">
     <w:abstractNumId w:val="11"/>
-    <w:lvlOverride w:ilvl="0"/>
-    <w:lvlOverride w:ilvl="1"/>
-    <w:lvlOverride w:ilvl="2"/>
-    <w:lvlOverride w:ilvl="3"/>
-    <w:lvlOverride w:ilvl="4"/>
-    <w:lvlOverride w:ilvl="5"/>
-    <w:lvlOverride w:ilvl="6"/>
-    <w:lvlOverride w:ilvl="7"/>
-    <w:lvlOverride w:ilvl="8"/>
   </w:num>
   <w:num w:numId="23" w16cid:durableId="1737362869">
     <w:abstractNumId w:val="2"/>
-    <w:lvlOverride w:ilvl="0"/>
-    <w:lvlOverride w:ilvl="1"/>
-    <w:lvlOverride w:ilvl="2"/>
-    <w:lvlOverride w:ilvl="3"/>
-    <w:lvlOverride w:ilvl="4"/>
-    <w:lvlOverride w:ilvl="5"/>
-    <w:lvlOverride w:ilvl="6"/>
-    <w:lvlOverride w:ilvl="7"/>
-    <w:lvlOverride w:ilvl="8"/>
   </w:num>
   <w:num w:numId="24" w16cid:durableId="1223251267">
     <w:abstractNumId w:val="13"/>
-    <w:lvlOverride w:ilvl="0"/>
-    <w:lvlOverride w:ilvl="1"/>
-    <w:lvlOverride w:ilvl="2"/>
-    <w:lvlOverride w:ilvl="3"/>
-    <w:lvlOverride w:ilvl="4"/>
-    <w:lvlOverride w:ilvl="5"/>
-    <w:lvlOverride w:ilvl="6"/>
-    <w:lvlOverride w:ilvl="7"/>
-    <w:lvlOverride w:ilvl="8"/>
   </w:num>
 </w:numbering>
 </file>
@@ -15989,6 +14962,7 @@
   <w:style w:type="character" w:default="1" w:styleId="DefaultParagraphFont">
     <w:name w:val="Default Paragraph Font"/>
     <w:uiPriority w:val="1"/>
+    <w:semiHidden/>
     <w:unhideWhenUsed/>
   </w:style>
   <w:style w:type="table" w:default="1" w:styleId="TableNormal">
